--- a/lci_eso_scca.docx
+++ b/lci_eso_scca.docx
@@ -2632,13 +2632,312 @@
       </w:r>
     </w:p>
     <w:bookmarkEnd w:id="56"/>
-    <w:bookmarkStart w:id="57" w:name="surgery-for-esophageal-cancer"/>
-    <w:p>
-      <w:pPr>
-        <w:pStyle w:val="Heading2"/>
-      </w:pPr>
-      <w:r>
-        <w:t xml:space="preserve">49 Surgery for Esophageal Cancer</w:t>
+    <w:bookmarkStart w:id="57" w:name="preparation-for-surgery"/>
+    <w:p>
+      <w:pPr>
+        <w:pStyle w:val="Heading2"/>
+      </w:pPr>
+      <w:r>
+        <w:t xml:space="preserve">49 Preparation for Surgery</w:t>
+      </w:r>
+    </w:p>
+    <w:p>
+      <w:pPr>
+        <w:pStyle w:val="FirstParagraph"/>
+      </w:pPr>
+      <w:r>
+        <w:t xml:space="preserve">Medical evaluation may be needed before surgery:</w:t>
+      </w:r>
+    </w:p>
+    <w:p>
+      <w:pPr>
+        <w:pStyle w:val="Compact"/>
+        <w:numPr>
+          <w:ilvl w:val="0"/>
+          <w:numId w:val="1032"/>
+        </w:numPr>
+      </w:pPr>
+      <w:r>
+        <w:t xml:space="preserve">Pulmonary Function Tests to test lung function</w:t>
+      </w:r>
+    </w:p>
+    <w:p>
+      <w:pPr>
+        <w:pStyle w:val="Compact"/>
+        <w:numPr>
+          <w:ilvl w:val="0"/>
+          <w:numId w:val="1032"/>
+        </w:numPr>
+      </w:pPr>
+      <w:r>
+        <w:t xml:space="preserve">Cardiology evaluation to test heart function</w:t>
+      </w:r>
+    </w:p>
+    <w:p>
+      <w:pPr>
+        <w:pStyle w:val="Compact"/>
+        <w:numPr>
+          <w:ilvl w:val="1"/>
+          <w:numId w:val="1033"/>
+        </w:numPr>
+      </w:pPr>
+      <w:r>
+        <w:t xml:space="preserve">Echocardiogram</w:t>
+      </w:r>
+    </w:p>
+    <w:p>
+      <w:pPr>
+        <w:pStyle w:val="Compact"/>
+        <w:numPr>
+          <w:ilvl w:val="1"/>
+          <w:numId w:val="1033"/>
+        </w:numPr>
+      </w:pPr>
+      <w:r>
+        <w:t xml:space="preserve">Stress Test</w:t>
+      </w:r>
+    </w:p>
+    <w:p>
+      <w:pPr>
+        <w:pStyle w:val="Compact"/>
+        <w:numPr>
+          <w:ilvl w:val="1"/>
+          <w:numId w:val="1033"/>
+        </w:numPr>
+      </w:pPr>
+      <w:r>
+        <w:t xml:space="preserve">Holter monitor</w:t>
+      </w:r>
+    </w:p>
+    <w:bookmarkEnd w:id="57"/>
+    <w:bookmarkStart w:id="58" w:name="Xf67b705436da6c4d37fd48e811c204bd6bb7290"/>
+    <w:p>
+      <w:pPr>
+        <w:pStyle w:val="Heading2"/>
+      </w:pPr>
+      <w:r>
+        <w:t xml:space="preserve">50 Esophagectomy for Cancers of the Esophagus or GE Junction</w:t>
+      </w:r>
+    </w:p>
+    <w:p>
+      <w:pPr>
+        <w:pStyle w:val="FirstParagraph"/>
+      </w:pPr>
+      <w:r>
+        <w:t xml:space="preserve">Primary Surgery</w:t>
+      </w:r>
+    </w:p>
+    <w:p>
+      <w:pPr>
+        <w:pStyle w:val="Compact"/>
+        <w:numPr>
+          <w:ilvl w:val="0"/>
+          <w:numId w:val="1034"/>
+        </w:numPr>
+      </w:pPr>
+      <w:r>
+        <w:t xml:space="preserve">Superficial Tumors (T1) not completely removed by endoscopy</w:t>
+      </w:r>
+    </w:p>
+    <w:p>
+      <w:pPr>
+        <w:pStyle w:val="Compact"/>
+        <w:numPr>
+          <w:ilvl w:val="0"/>
+          <w:numId w:val="1034"/>
+        </w:numPr>
+      </w:pPr>
+      <w:r>
+        <w:t xml:space="preserve">Localized Tumors (T2 N0 M0)</w:t>
+      </w:r>
+    </w:p>
+    <w:p>
+      <w:pPr>
+        <w:pStyle w:val="Compact"/>
+        <w:numPr>
+          <w:ilvl w:val="0"/>
+          <w:numId w:val="1034"/>
+        </w:numPr>
+      </w:pPr>
+      <w:r>
+        <w:t xml:space="preserve">Surgery scheduled after medical evaluation</w:t>
+      </w:r>
+    </w:p>
+    <w:p>
+      <w:pPr>
+        <w:pStyle w:val="FirstParagraph"/>
+      </w:pPr>
+      <w:r>
+        <w:t xml:space="preserve">Preoperative Therapy</w:t>
+      </w:r>
+      <w:r>
+        <w:t xml:space="preserve"> </w:t>
+      </w:r>
+      <m:oMath>
+        <m:r>
+          <m:rPr>
+            <m:sty m:val="p"/>
+          </m:rPr>
+          <m:t>→</m:t>
+        </m:r>
+      </m:oMath>
+      <w:r>
+        <w:t xml:space="preserve"> </w:t>
+      </w:r>
+      <w:r>
+        <w:t xml:space="preserve">Surgery</w:t>
+      </w:r>
+    </w:p>
+    <w:p>
+      <w:pPr>
+        <w:pStyle w:val="Compact"/>
+        <w:numPr>
+          <w:ilvl w:val="0"/>
+          <w:numId w:val="1035"/>
+        </w:numPr>
+      </w:pPr>
+      <w:r>
+        <w:t xml:space="preserve">Locally Advanced (T3 Nx M0)</w:t>
+      </w:r>
+    </w:p>
+    <w:p>
+      <w:pPr>
+        <w:pStyle w:val="Compact"/>
+        <w:numPr>
+          <w:ilvl w:val="0"/>
+          <w:numId w:val="1035"/>
+        </w:numPr>
+      </w:pPr>
+      <w:r>
+        <w:t xml:space="preserve">Surgery scheduled after</w:t>
+      </w:r>
+    </w:p>
+    <w:p>
+      <w:pPr>
+        <w:pStyle w:val="Compact"/>
+        <w:numPr>
+          <w:ilvl w:val="1"/>
+          <w:numId w:val="1036"/>
+        </w:numPr>
+      </w:pPr>
+      <w:r>
+        <w:t xml:space="preserve">Recovery from preoperative therapy</w:t>
+      </w:r>
+    </w:p>
+    <w:p>
+      <w:pPr>
+        <w:pStyle w:val="Compact"/>
+        <w:numPr>
+          <w:ilvl w:val="1"/>
+          <w:numId w:val="1036"/>
+        </w:numPr>
+      </w:pPr>
+      <w:r>
+        <w:t xml:space="preserve">Restaging scans (CT or PET)</w:t>
+      </w:r>
+    </w:p>
+    <w:p>
+      <w:pPr>
+        <w:pStyle w:val="Compact"/>
+        <w:numPr>
+          <w:ilvl w:val="1"/>
+          <w:numId w:val="1036"/>
+        </w:numPr>
+      </w:pPr>
+      <w:r>
+        <w:t xml:space="preserve">Medical evaluation</w:t>
+      </w:r>
+    </w:p>
+    <w:bookmarkEnd w:id="58"/>
+    <w:bookmarkStart w:id="59" w:name="preoperative-visits"/>
+    <w:p>
+      <w:pPr>
+        <w:pStyle w:val="Heading2"/>
+      </w:pPr>
+      <w:r>
+        <w:t xml:space="preserve">51 Preoperative Visits</w:t>
+      </w:r>
+    </w:p>
+    <w:p>
+      <w:pPr>
+        <w:pStyle w:val="FirstParagraph"/>
+      </w:pPr>
+      <w:r>
+        <w:t xml:space="preserve">Medical Oncology - Monitor chemotherapy and side effects</w:t>
+      </w:r>
+    </w:p>
+    <w:p>
+      <w:pPr>
+        <w:pStyle w:val="BodyText"/>
+      </w:pPr>
+      <w:r>
+        <w:t xml:space="preserve">Radiation Oncology - Monitor radiation and side effects</w:t>
+      </w:r>
+    </w:p>
+    <w:p>
+      <w:pPr>
+        <w:pStyle w:val="BodyText"/>
+      </w:pPr>
+      <w:r>
+        <w:t xml:space="preserve">Surgical Oncology</w:t>
+      </w:r>
+    </w:p>
+    <w:p>
+      <w:pPr>
+        <w:pStyle w:val="Compact"/>
+        <w:numPr>
+          <w:ilvl w:val="0"/>
+          <w:numId w:val="1037"/>
+        </w:numPr>
+      </w:pPr>
+      <w:r>
+        <w:t xml:space="preserve">Consult visit with Dr Salo</w:t>
+      </w:r>
+    </w:p>
+    <w:p>
+      <w:pPr>
+        <w:pStyle w:val="Compact"/>
+        <w:numPr>
+          <w:ilvl w:val="0"/>
+          <w:numId w:val="1037"/>
+        </w:numPr>
+      </w:pPr>
+      <w:r>
+        <w:t xml:space="preserve">Mid-treatment visits with Dr Salo / Kate Duncan</w:t>
+      </w:r>
+    </w:p>
+    <w:p>
+      <w:pPr>
+        <w:pStyle w:val="Compact"/>
+        <w:numPr>
+          <w:ilvl w:val="0"/>
+          <w:numId w:val="1037"/>
+        </w:numPr>
+      </w:pPr>
+      <w:r>
+        <w:t xml:space="preserve">Preop visit with Dr Salo (may be virtual)</w:t>
+      </w:r>
+    </w:p>
+    <w:p>
+      <w:pPr>
+        <w:pStyle w:val="Compact"/>
+        <w:numPr>
+          <w:ilvl w:val="0"/>
+          <w:numId w:val="1037"/>
+        </w:numPr>
+      </w:pPr>
+      <w:r>
+        <w:t xml:space="preserve">In-person preop visit with Kate Duncan and Liz Koch</w:t>
+      </w:r>
+    </w:p>
+    <w:bookmarkEnd w:id="59"/>
+    <w:bookmarkStart w:id="60" w:name="surgery-for-esophageal-cancer"/>
+    <w:p>
+      <w:pPr>
+        <w:pStyle w:val="Heading2"/>
+      </w:pPr>
+      <w:r>
+        <w:t xml:space="preserve">52 Surgery for Esophageal Cancer</w:t>
       </w:r>
     </w:p>
     <w:p>
@@ -2654,7 +2953,7 @@
         <w:pStyle w:val="Compact"/>
         <w:numPr>
           <w:ilvl w:val="0"/>
-          <w:numId w:val="1032"/>
+          <w:numId w:val="1038"/>
         </w:numPr>
       </w:pPr>
       <w:r>
@@ -2666,7 +2965,7 @@
         <w:pStyle w:val="Compact"/>
         <w:numPr>
           <w:ilvl w:val="0"/>
-          <w:numId w:val="1032"/>
+          <w:numId w:val="1038"/>
         </w:numPr>
       </w:pPr>
       <w:r>
@@ -2678,29 +2977,29 @@
         <w:pStyle w:val="Compact"/>
         <w:numPr>
           <w:ilvl w:val="0"/>
-          <w:numId w:val="1032"/>
+          <w:numId w:val="1038"/>
         </w:numPr>
       </w:pPr>
       <w:r>
         <w:t xml:space="preserve">Locally Advanced (T3 M0) after preop therapy</w:t>
       </w:r>
     </w:p>
-    <w:bookmarkEnd w:id="57"/>
-    <w:bookmarkStart w:id="61" w:name="goals-of-surgery"/>
-    <w:p>
-      <w:pPr>
-        <w:pStyle w:val="Heading2"/>
-      </w:pPr>
-      <w:r>
-        <w:t xml:space="preserve">50 Goals of Surgery</w:t>
-      </w:r>
-    </w:p>
-    <w:p>
-      <w:pPr>
-        <w:pStyle w:val="Compact"/>
-        <w:numPr>
-          <w:ilvl w:val="0"/>
-          <w:numId w:val="1033"/>
+    <w:bookmarkEnd w:id="60"/>
+    <w:bookmarkStart w:id="64" w:name="goals-of-surgery"/>
+    <w:p>
+      <w:pPr>
+        <w:pStyle w:val="Heading2"/>
+      </w:pPr>
+      <w:r>
+        <w:t xml:space="preserve">53 Goals of Surgery</w:t>
+      </w:r>
+    </w:p>
+    <w:p>
+      <w:pPr>
+        <w:pStyle w:val="Compact"/>
+        <w:numPr>
+          <w:ilvl w:val="0"/>
+          <w:numId w:val="1039"/>
         </w:numPr>
       </w:pPr>
       <w:r>
@@ -2712,7 +3011,7 @@
         <w:pStyle w:val="Compact"/>
         <w:numPr>
           <w:ilvl w:val="0"/>
-          <w:numId w:val="1033"/>
+          <w:numId w:val="1039"/>
         </w:numPr>
       </w:pPr>
       <w:r>
@@ -2724,7 +3023,7 @@
         <w:pStyle w:val="Compact"/>
         <w:numPr>
           <w:ilvl w:val="0"/>
-          <w:numId w:val="1033"/>
+          <w:numId w:val="1039"/>
         </w:numPr>
       </w:pPr>
       <w:r>
@@ -2740,18 +3039,18 @@
           <wp:inline>
             <wp:extent cx="5334000" cy="5481674"/>
             <wp:effectExtent b="0" l="0" r="0" t="0"/>
-            <wp:docPr descr="" title="" id="59" name="Picture"/>
+            <wp:docPr descr="" title="" id="62" name="Picture"/>
             <a:graphic>
               <a:graphicData uri="http://schemas.openxmlformats.org/drawingml/2006/picture">
                 <pic:pic>
                   <pic:nvPicPr>
-                    <pic:cNvPr descr="images/Eso_Resection1_ai.png" id="60" name="Picture"/>
+                    <pic:cNvPr descr="images/Eso_Resection1_ai.png" id="63" name="Picture"/>
                     <pic:cNvPicPr>
                       <a:picLocks noChangeArrowheads="1" noChangeAspect="1"/>
                     </pic:cNvPicPr>
                   </pic:nvPicPr>
                   <pic:blipFill>
-                    <a:blip r:embed="rId58"/>
+                    <a:blip r:embed="rId61"/>
                     <a:stretch>
                       <a:fillRect/>
                     </a:stretch>
@@ -2778,22 +3077,22 @@
         </w:drawing>
       </w:r>
     </w:p>
-    <w:bookmarkEnd w:id="61"/>
-    <w:bookmarkStart w:id="65" w:name="ivor-lewis-transthoracic-esophagectomy"/>
-    <w:p>
-      <w:pPr>
-        <w:pStyle w:val="Heading2"/>
-      </w:pPr>
-      <w:r>
-        <w:t xml:space="preserve">51 Ivor Lewis (Transthoracic) Esophagectomy</w:t>
-      </w:r>
-    </w:p>
-    <w:p>
-      <w:pPr>
-        <w:pStyle w:val="Compact"/>
-        <w:numPr>
-          <w:ilvl w:val="0"/>
-          <w:numId w:val="1034"/>
+    <w:bookmarkEnd w:id="64"/>
+    <w:bookmarkStart w:id="68" w:name="ivor-lewis-transthoracic-esophagectomy"/>
+    <w:p>
+      <w:pPr>
+        <w:pStyle w:val="Heading2"/>
+      </w:pPr>
+      <w:r>
+        <w:t xml:space="preserve">54 Ivor Lewis (Transthoracic) Esophagectomy</w:t>
+      </w:r>
+    </w:p>
+    <w:p>
+      <w:pPr>
+        <w:pStyle w:val="Compact"/>
+        <w:numPr>
+          <w:ilvl w:val="0"/>
+          <w:numId w:val="1040"/>
         </w:numPr>
       </w:pPr>
       <w:r>
@@ -2805,7 +3104,7 @@
         <w:pStyle w:val="Compact"/>
         <w:numPr>
           <w:ilvl w:val="0"/>
-          <w:numId w:val="1034"/>
+          <w:numId w:val="1040"/>
         </w:numPr>
       </w:pPr>
       <w:r>
@@ -2817,7 +3116,7 @@
         <w:pStyle w:val="Compact"/>
         <w:numPr>
           <w:ilvl w:val="0"/>
-          <w:numId w:val="1034"/>
+          <w:numId w:val="1040"/>
         </w:numPr>
       </w:pPr>
       <w:r>
@@ -2833,18 +3132,18 @@
           <wp:inline>
             <wp:extent cx="5334000" cy="5481674"/>
             <wp:effectExtent b="0" l="0" r="0" t="0"/>
-            <wp:docPr descr="" title="" id="63" name="Picture"/>
+            <wp:docPr descr="" title="" id="66" name="Picture"/>
             <a:graphic>
               <a:graphicData uri="http://schemas.openxmlformats.org/drawingml/2006/picture">
                 <pic:pic>
                   <pic:nvPicPr>
-                    <pic:cNvPr descr="images/Eso_Resection2_ai.png" id="64" name="Picture"/>
+                    <pic:cNvPr descr="images/Eso_Resection2_ai.png" id="67" name="Picture"/>
                     <pic:cNvPicPr>
                       <a:picLocks noChangeArrowheads="1" noChangeAspect="1"/>
                     </pic:cNvPicPr>
                   </pic:nvPicPr>
                   <pic:blipFill>
-                    <a:blip r:embed="rId62"/>
+                    <a:blip r:embed="rId65"/>
                     <a:stretch>
                       <a:fillRect/>
                     </a:stretch>
@@ -2871,14 +3170,14 @@
         </w:drawing>
       </w:r>
     </w:p>
-    <w:bookmarkEnd w:id="65"/>
-    <w:bookmarkStart w:id="69" w:name="reconstruction"/>
-    <w:p>
-      <w:pPr>
-        <w:pStyle w:val="Heading2"/>
-      </w:pPr>
-      <w:r>
-        <w:t xml:space="preserve">52 Reconstruction</w:t>
+    <w:bookmarkEnd w:id="68"/>
+    <w:bookmarkStart w:id="72" w:name="reconstruction"/>
+    <w:p>
+      <w:pPr>
+        <w:pStyle w:val="Heading2"/>
+      </w:pPr>
+      <w:r>
+        <w:t xml:space="preserve">55 Reconstruction</w:t>
       </w:r>
     </w:p>
     <w:p>
@@ -2898,18 +3197,18 @@
           <wp:inline>
             <wp:extent cx="5334000" cy="5481674"/>
             <wp:effectExtent b="0" l="0" r="0" t="0"/>
-            <wp:docPr descr="" title="" id="67" name="Picture"/>
+            <wp:docPr descr="" title="" id="70" name="Picture"/>
             <a:graphic>
               <a:graphicData uri="http://schemas.openxmlformats.org/drawingml/2006/picture">
                 <pic:pic>
                   <pic:nvPicPr>
-                    <pic:cNvPr descr="images/Eso_Resection3_ai.png" id="68" name="Picture"/>
+                    <pic:cNvPr descr="images/Eso_Resection3_ai.png" id="71" name="Picture"/>
                     <pic:cNvPicPr>
                       <a:picLocks noChangeArrowheads="1" noChangeAspect="1"/>
                     </pic:cNvPicPr>
                   </pic:nvPicPr>
                   <pic:blipFill>
-                    <a:blip r:embed="rId66"/>
+                    <a:blip r:embed="rId69"/>
                     <a:stretch>
                       <a:fillRect/>
                     </a:stretch>
@@ -2936,14 +3235,14 @@
         </w:drawing>
       </w:r>
     </w:p>
-    <w:bookmarkEnd w:id="69"/>
-    <w:bookmarkStart w:id="73" w:name="ivor-lewis-esophagectomy"/>
-    <w:p>
-      <w:pPr>
-        <w:pStyle w:val="Heading2"/>
-      </w:pPr>
-      <w:r>
-        <w:t xml:space="preserve">53 Ivor Lewis esophagectomy</w:t>
+    <w:bookmarkEnd w:id="72"/>
+    <w:bookmarkStart w:id="76" w:name="ivor-lewis-esophagectomy"/>
+    <w:p>
+      <w:pPr>
+        <w:pStyle w:val="Heading2"/>
+      </w:pPr>
+      <w:r>
+        <w:t xml:space="preserve">56 Ivor Lewis esophagectomy</w:t>
       </w:r>
     </w:p>
     <w:p>
@@ -2976,18 +3275,18 @@
           <wp:inline>
             <wp:extent cx="5334000" cy="5478622"/>
             <wp:effectExtent b="0" l="0" r="0" t="0"/>
-            <wp:docPr descr="" title="" id="71" name="Picture"/>
+            <wp:docPr descr="" title="" id="74" name="Picture"/>
             <a:graphic>
               <a:graphicData uri="http://schemas.openxmlformats.org/drawingml/2006/picture">
                 <pic:pic>
                   <pic:nvPicPr>
-                    <pic:cNvPr descr="images/Eso_IvorLewis_Anastomosis.png" id="72" name="Picture"/>
+                    <pic:cNvPr descr="images/Eso_IvorLewis_Anastomosis.png" id="75" name="Picture"/>
                     <pic:cNvPicPr>
                       <a:picLocks noChangeArrowheads="1" noChangeAspect="1"/>
                     </pic:cNvPicPr>
                   </pic:nvPicPr>
                   <pic:blipFill>
-                    <a:blip r:embed="rId70"/>
+                    <a:blip r:embed="rId73"/>
                     <a:stretch>
                       <a:fillRect/>
                     </a:stretch>
@@ -3014,22 +3313,22 @@
         </w:drawing>
       </w:r>
     </w:p>
-    <w:bookmarkEnd w:id="73"/>
-    <w:bookmarkStart w:id="77" w:name="minimally-invasive-ivor-lewis"/>
-    <w:p>
-      <w:pPr>
-        <w:pStyle w:val="Heading2"/>
-      </w:pPr>
-      <w:r>
-        <w:t xml:space="preserve">54 Minimally-invasive Ivor Lewis</w:t>
-      </w:r>
-    </w:p>
-    <w:p>
-      <w:pPr>
-        <w:pStyle w:val="Compact"/>
-        <w:numPr>
-          <w:ilvl w:val="0"/>
-          <w:numId w:val="1035"/>
+    <w:bookmarkEnd w:id="76"/>
+    <w:bookmarkStart w:id="80" w:name="minimally-invasive-ivor-lewis"/>
+    <w:p>
+      <w:pPr>
+        <w:pStyle w:val="Heading2"/>
+      </w:pPr>
+      <w:r>
+        <w:t xml:space="preserve">57 Minimally-invasive Ivor Lewis</w:t>
+      </w:r>
+    </w:p>
+    <w:p>
+      <w:pPr>
+        <w:pStyle w:val="Compact"/>
+        <w:numPr>
+          <w:ilvl w:val="0"/>
+          <w:numId w:val="1041"/>
         </w:numPr>
       </w:pPr>
       <w:r>
@@ -3041,7 +3340,7 @@
         <w:pStyle w:val="Compact"/>
         <w:numPr>
           <w:ilvl w:val="0"/>
-          <w:numId w:val="1035"/>
+          <w:numId w:val="1041"/>
         </w:numPr>
       </w:pPr>
       <w:r>
@@ -3053,7 +3352,7 @@
         <w:pStyle w:val="Compact"/>
         <w:numPr>
           <w:ilvl w:val="0"/>
-          <w:numId w:val="1035"/>
+          <w:numId w:val="1041"/>
         </w:numPr>
       </w:pPr>
       <w:r>
@@ -3086,18 +3385,18 @@
           <wp:inline>
             <wp:extent cx="5334000" cy="5481674"/>
             <wp:effectExtent b="0" l="0" r="0" t="0"/>
-            <wp:docPr descr="" title="" id="75" name="Picture"/>
+            <wp:docPr descr="" title="" id="78" name="Picture"/>
             <a:graphic>
               <a:graphicData uri="http://schemas.openxmlformats.org/drawingml/2006/picture">
                 <pic:pic>
                   <pic:nvPicPr>
-                    <pic:cNvPr descr="images/MIE_IvorLewisArtboard.png" id="76" name="Picture"/>
+                    <pic:cNvPr descr="images/MIE_IvorLewisArtboard.png" id="79" name="Picture"/>
                     <pic:cNvPicPr>
                       <a:picLocks noChangeArrowheads="1" noChangeAspect="1"/>
                     </pic:cNvPicPr>
                   </pic:nvPicPr>
                   <pic:blipFill>
-                    <a:blip r:embed="rId74"/>
+                    <a:blip r:embed="rId77"/>
                     <a:stretch>
                       <a:fillRect/>
                     </a:stretch>
@@ -3124,14 +3423,14 @@
         </w:drawing>
       </w:r>
     </w:p>
-    <w:bookmarkEnd w:id="77"/>
-    <w:bookmarkStart w:id="81" w:name="open-ivor-lewis"/>
-    <w:p>
-      <w:pPr>
-        <w:pStyle w:val="Heading2"/>
-      </w:pPr>
-      <w:r>
-        <w:t xml:space="preserve">55 Open Ivor Lewis</w:t>
+    <w:bookmarkEnd w:id="80"/>
+    <w:bookmarkStart w:id="84" w:name="open-ivor-lewis"/>
+    <w:p>
+      <w:pPr>
+        <w:pStyle w:val="Heading2"/>
+      </w:pPr>
+      <w:r>
+        <w:t xml:space="preserve">58 Open Ivor Lewis</w:t>
       </w:r>
     </w:p>
     <w:p>
@@ -3159,18 +3458,18 @@
           <wp:inline>
             <wp:extent cx="5334000" cy="5481674"/>
             <wp:effectExtent b="0" l="0" r="0" t="0"/>
-            <wp:docPr descr="" title="" id="79" name="Picture"/>
+            <wp:docPr descr="" title="" id="82" name="Picture"/>
             <a:graphic>
               <a:graphicData uri="http://schemas.openxmlformats.org/drawingml/2006/picture">
                 <pic:pic>
                   <pic:nvPicPr>
-                    <pic:cNvPr descr="images/IvorLewisArtboard.png" id="80" name="Picture"/>
+                    <pic:cNvPr descr="images/IvorLewisArtboard.png" id="83" name="Picture"/>
                     <pic:cNvPicPr>
                       <a:picLocks noChangeArrowheads="1" noChangeAspect="1"/>
                     </pic:cNvPicPr>
                   </pic:nvPicPr>
                   <pic:blipFill>
-                    <a:blip r:embed="rId78"/>
+                    <a:blip r:embed="rId81"/>
                     <a:stretch>
                       <a:fillRect/>
                     </a:stretch>
@@ -3197,14 +3496,14 @@
         </w:drawing>
       </w:r>
     </w:p>
-    <w:bookmarkEnd w:id="81"/>
-    <w:bookmarkStart w:id="85" w:name="total-esophagectomy"/>
-    <w:p>
-      <w:pPr>
-        <w:pStyle w:val="Heading2"/>
-      </w:pPr>
-      <w:r>
-        <w:t xml:space="preserve">56 Total Esophagectomy</w:t>
+    <w:bookmarkEnd w:id="84"/>
+    <w:bookmarkStart w:id="88" w:name="total-esophagectomy"/>
+    <w:p>
+      <w:pPr>
+        <w:pStyle w:val="Heading2"/>
+      </w:pPr>
+      <w:r>
+        <w:t xml:space="preserve">59 Total Esophagectomy</w:t>
       </w:r>
     </w:p>
     <w:p>
@@ -3232,18 +3531,18 @@
           <wp:inline>
             <wp:extent cx="5334000" cy="5481674"/>
             <wp:effectExtent b="0" l="0" r="0" t="0"/>
-            <wp:docPr descr="" title="" id="83" name="Picture"/>
+            <wp:docPr descr="" title="" id="86" name="Picture"/>
             <a:graphic>
               <a:graphicData uri="http://schemas.openxmlformats.org/drawingml/2006/picture">
                 <pic:pic>
                   <pic:nvPicPr>
-                    <pic:cNvPr descr="images/Eso_ProxTumorArtboard.png" id="84" name="Picture"/>
+                    <pic:cNvPr descr="images/Eso_ProxTumorArtboard.png" id="87" name="Picture"/>
                     <pic:cNvPicPr>
                       <a:picLocks noChangeArrowheads="1" noChangeAspect="1"/>
                     </pic:cNvPicPr>
                   </pic:nvPicPr>
                   <pic:blipFill>
-                    <a:blip r:embed="rId82"/>
+                    <a:blip r:embed="rId85"/>
                     <a:stretch>
                       <a:fillRect/>
                     </a:stretch>
@@ -3270,72 +3569,19 @@
         </w:drawing>
       </w:r>
     </w:p>
-    <w:bookmarkEnd w:id="85"/>
-    <w:bookmarkStart w:id="92" w:name="mckeown-esophagectomy"/>
-    <w:p>
-      <w:pPr>
-        <w:pStyle w:val="Heading2"/>
-      </w:pPr>
-      <w:r>
-        <w:t xml:space="preserve">57 McKeown Esophagectomy</w:t>
-      </w:r>
-    </w:p>
-    <w:p>
-      <w:pPr>
-        <w:pStyle w:val="FirstParagraph"/>
-      </w:pPr>
-      <w:r>
-        <w:drawing>
-          <wp:inline>
-            <wp:extent cx="5334000" cy="5481674"/>
-            <wp:effectExtent b="0" l="0" r="0" t="0"/>
-            <wp:docPr descr="" title="" id="87" name="Picture"/>
-            <a:graphic>
-              <a:graphicData uri="http://schemas.openxmlformats.org/drawingml/2006/picture">
-                <pic:pic>
-                  <pic:nvPicPr>
-                    <pic:cNvPr descr="images/Eso_ResectionTotalArtboard.png" id="88" name="Picture"/>
-                    <pic:cNvPicPr>
-                      <a:picLocks noChangeArrowheads="1" noChangeAspect="1"/>
-                    </pic:cNvPicPr>
-                  </pic:nvPicPr>
-                  <pic:blipFill>
-                    <a:blip r:embed="rId86"/>
-                    <a:stretch>
-                      <a:fillRect/>
-                    </a:stretch>
-                  </pic:blipFill>
-                  <pic:spPr bwMode="auto">
-                    <a:xfrm>
-                      <a:off x="0" y="0"/>
-                      <a:ext cx="5334000" cy="5481674"/>
-                    </a:xfrm>
-                    <a:prstGeom prst="rect">
-                      <a:avLst/>
-                    </a:prstGeom>
-                    <a:noFill/>
-                    <a:ln w="9525">
-                      <a:noFill/>
-                      <a:headEnd/>
-                      <a:tailEnd/>
-                    </a:ln>
-                  </pic:spPr>
-                </pic:pic>
-              </a:graphicData>
-            </a:graphic>
-          </wp:inline>
-        </w:drawing>
-      </w:r>
-      <w:r>
-        <w:t xml:space="preserve"> </w:t>
-      </w:r>
-      <w:r>
-        <w:t xml:space="preserve">All of esophagus removed</w:t>
-      </w:r>
-    </w:p>
-    <w:p>
-      <w:pPr>
-        <w:pStyle w:val="BodyText"/>
+    <w:bookmarkEnd w:id="88"/>
+    <w:bookmarkStart w:id="95" w:name="mckeown-esophagectomy"/>
+    <w:p>
+      <w:pPr>
+        <w:pStyle w:val="Heading2"/>
+      </w:pPr>
+      <w:r>
+        <w:t xml:space="preserve">60 McKeown Esophagectomy</w:t>
+      </w:r>
+    </w:p>
+    <w:p>
+      <w:pPr>
+        <w:pStyle w:val="FirstParagraph"/>
       </w:pPr>
       <w:r>
         <w:drawing>
@@ -3347,7 +3593,7 @@
               <a:graphicData uri="http://schemas.openxmlformats.org/drawingml/2006/picture">
                 <pic:pic>
                   <pic:nvPicPr>
-                    <pic:cNvPr descr="images/Eso_MIE_McKeownArtboard.png" id="91" name="Picture"/>
+                    <pic:cNvPr descr="images/Eso_ResectionTotalArtboard.png" id="91" name="Picture"/>
                     <pic:cNvPicPr>
                       <a:picLocks noChangeArrowheads="1" noChangeAspect="1"/>
                     </pic:cNvPicPr>
@@ -3383,75 +3629,7 @@
         <w:t xml:space="preserve"> </w:t>
       </w:r>
       <w:r>
-        <w:t xml:space="preserve">Connection made in the neck</w:t>
-      </w:r>
-    </w:p>
-    <w:bookmarkEnd w:id="92"/>
-    <w:bookmarkStart w:id="93" w:name="risks-of-esophagectomy"/>
-    <w:p>
-      <w:pPr>
-        <w:pStyle w:val="Heading2"/>
-      </w:pPr>
-      <w:r>
-        <w:t xml:space="preserve">58 Risks of Esophagectomy</w:t>
-      </w:r>
-    </w:p>
-    <w:p>
-      <w:pPr>
-        <w:pStyle w:val="FirstParagraph"/>
-      </w:pPr>
-      <w:r>
-        <w:t xml:space="preserve">Esophagectomy is a complex operation, with a real risk of complications.</w:t>
-      </w:r>
-    </w:p>
-    <w:p>
-      <w:pPr>
-        <w:pStyle w:val="BodyText"/>
-      </w:pPr>
-      <w:r>
-        <w:t xml:space="preserve">Two significant complications:</w:t>
-      </w:r>
-    </w:p>
-    <w:p>
-      <w:pPr>
-        <w:pStyle w:val="Compact"/>
-        <w:numPr>
-          <w:ilvl w:val="0"/>
-          <w:numId w:val="1036"/>
-        </w:numPr>
-      </w:pPr>
-      <w:r>
-        <w:t xml:space="preserve">Anastomotic leak</w:t>
-      </w:r>
-    </w:p>
-    <w:p>
-      <w:pPr>
-        <w:pStyle w:val="Compact"/>
-        <w:numPr>
-          <w:ilvl w:val="0"/>
-          <w:numId w:val="1036"/>
-        </w:numPr>
-      </w:pPr>
-      <w:r>
-        <w:t xml:space="preserve">Pneumonia</w:t>
-      </w:r>
-    </w:p>
-    <w:bookmarkEnd w:id="93"/>
-    <w:bookmarkStart w:id="96" w:name="anastomotic-leak"/>
-    <w:p>
-      <w:pPr>
-        <w:pStyle w:val="Heading2"/>
-      </w:pPr>
-      <w:r>
-        <w:t xml:space="preserve">59 Anastomotic Leak</w:t>
-      </w:r>
-    </w:p>
-    <w:p>
-      <w:pPr>
-        <w:pStyle w:val="FirstParagraph"/>
-      </w:pPr>
-      <w:r>
-        <w:t xml:space="preserve">The anastomosis is surgical connection between the esophagus and the stomach.</w:t>
+        <w:t xml:space="preserve">All of esophagus removed</w:t>
       </w:r>
     </w:p>
     <w:p>
@@ -3461,20 +3639,141 @@
       <w:r>
         <w:drawing>
           <wp:inline>
-            <wp:extent cx="5334000" cy="5478622"/>
+            <wp:extent cx="5334000" cy="5481674"/>
             <wp:effectExtent b="0" l="0" r="0" t="0"/>
-            <wp:docPr descr="" title="" id="94" name="Picture"/>
+            <wp:docPr descr="" title="" id="93" name="Picture"/>
             <a:graphic>
               <a:graphicData uri="http://schemas.openxmlformats.org/drawingml/2006/picture">
                 <pic:pic>
                   <pic:nvPicPr>
-                    <pic:cNvPr descr="images/Eso_IvorLewis_Anastomosis.png" id="95" name="Picture"/>
+                    <pic:cNvPr descr="images/Eso_MIE_McKeownArtboard.png" id="94" name="Picture"/>
                     <pic:cNvPicPr>
                       <a:picLocks noChangeArrowheads="1" noChangeAspect="1"/>
                     </pic:cNvPicPr>
                   </pic:nvPicPr>
                   <pic:blipFill>
-                    <a:blip r:embed="rId70"/>
+                    <a:blip r:embed="rId92"/>
+                    <a:stretch>
+                      <a:fillRect/>
+                    </a:stretch>
+                  </pic:blipFill>
+                  <pic:spPr bwMode="auto">
+                    <a:xfrm>
+                      <a:off x="0" y="0"/>
+                      <a:ext cx="5334000" cy="5481674"/>
+                    </a:xfrm>
+                    <a:prstGeom prst="rect">
+                      <a:avLst/>
+                    </a:prstGeom>
+                    <a:noFill/>
+                    <a:ln w="9525">
+                      <a:noFill/>
+                      <a:headEnd/>
+                      <a:tailEnd/>
+                    </a:ln>
+                  </pic:spPr>
+                </pic:pic>
+              </a:graphicData>
+            </a:graphic>
+          </wp:inline>
+        </w:drawing>
+      </w:r>
+      <w:r>
+        <w:t xml:space="preserve"> </w:t>
+      </w:r>
+      <w:r>
+        <w:t xml:space="preserve">Connection made in the neck</w:t>
+      </w:r>
+    </w:p>
+    <w:bookmarkEnd w:id="95"/>
+    <w:bookmarkStart w:id="96" w:name="risks-of-esophagectomy"/>
+    <w:p>
+      <w:pPr>
+        <w:pStyle w:val="Heading2"/>
+      </w:pPr>
+      <w:r>
+        <w:t xml:space="preserve">61 Risks of Esophagectomy</w:t>
+      </w:r>
+    </w:p>
+    <w:p>
+      <w:pPr>
+        <w:pStyle w:val="FirstParagraph"/>
+      </w:pPr>
+      <w:r>
+        <w:t xml:space="preserve">Esophagectomy is a complex operation, with a real risk of complications.</w:t>
+      </w:r>
+    </w:p>
+    <w:p>
+      <w:pPr>
+        <w:pStyle w:val="BodyText"/>
+      </w:pPr>
+      <w:r>
+        <w:t xml:space="preserve">Two significant complications:</w:t>
+      </w:r>
+    </w:p>
+    <w:p>
+      <w:pPr>
+        <w:pStyle w:val="Compact"/>
+        <w:numPr>
+          <w:ilvl w:val="0"/>
+          <w:numId w:val="1042"/>
+        </w:numPr>
+      </w:pPr>
+      <w:r>
+        <w:t xml:space="preserve">Anastomotic leak</w:t>
+      </w:r>
+    </w:p>
+    <w:p>
+      <w:pPr>
+        <w:pStyle w:val="Compact"/>
+        <w:numPr>
+          <w:ilvl w:val="0"/>
+          <w:numId w:val="1042"/>
+        </w:numPr>
+      </w:pPr>
+      <w:r>
+        <w:t xml:space="preserve">Pneumonia</w:t>
+      </w:r>
+    </w:p>
+    <w:bookmarkEnd w:id="96"/>
+    <w:bookmarkStart w:id="99" w:name="anastomotic-leak"/>
+    <w:p>
+      <w:pPr>
+        <w:pStyle w:val="Heading2"/>
+      </w:pPr>
+      <w:r>
+        <w:t xml:space="preserve">62 Anastomotic Leak</w:t>
+      </w:r>
+    </w:p>
+    <w:p>
+      <w:pPr>
+        <w:pStyle w:val="FirstParagraph"/>
+      </w:pPr>
+      <w:r>
+        <w:t xml:space="preserve">The anastomosis is surgical connection between the esophagus and the stomach.</w:t>
+      </w:r>
+    </w:p>
+    <w:p>
+      <w:pPr>
+        <w:pStyle w:val="BodyText"/>
+      </w:pPr>
+      <w:r>
+        <w:drawing>
+          <wp:inline>
+            <wp:extent cx="5334000" cy="5478622"/>
+            <wp:effectExtent b="0" l="0" r="0" t="0"/>
+            <wp:docPr descr="" title="" id="97" name="Picture"/>
+            <a:graphic>
+              <a:graphicData uri="http://schemas.openxmlformats.org/drawingml/2006/picture">
+                <pic:pic>
+                  <pic:nvPicPr>
+                    <pic:cNvPr descr="images/Eso_IvorLewis_Anastomosis.png" id="98" name="Picture"/>
+                    <pic:cNvPicPr>
+                      <a:picLocks noChangeArrowheads="1" noChangeAspect="1"/>
+                    </pic:cNvPicPr>
+                  </pic:nvPicPr>
+                  <pic:blipFill>
+                    <a:blip r:embed="rId73"/>
                     <a:stretch>
                       <a:fillRect/>
                     </a:stretch>
@@ -3501,14 +3800,14 @@
         </w:drawing>
       </w:r>
     </w:p>
-    <w:bookmarkEnd w:id="96"/>
-    <w:bookmarkStart w:id="100" w:name="anastomotic-leak-1"/>
-    <w:p>
-      <w:pPr>
-        <w:pStyle w:val="Heading2"/>
-      </w:pPr>
-      <w:r>
-        <w:t xml:space="preserve">60 Anastomotic Leak</w:t>
+    <w:bookmarkEnd w:id="99"/>
+    <w:bookmarkStart w:id="103" w:name="anastomotic-leak-1"/>
+    <w:p>
+      <w:pPr>
+        <w:pStyle w:val="Heading2"/>
+      </w:pPr>
+      <w:r>
+        <w:t xml:space="preserve">63 Anastomotic Leak</w:t>
       </w:r>
     </w:p>
     <w:p>
@@ -3524,7 +3823,7 @@
         <w:pStyle w:val="Compact"/>
         <w:numPr>
           <w:ilvl w:val="0"/>
-          <w:numId w:val="1037"/>
+          <w:numId w:val="1043"/>
         </w:numPr>
       </w:pPr>
       <w:r>
@@ -3536,7 +3835,7 @@
         <w:pStyle w:val="Compact"/>
         <w:numPr>
           <w:ilvl w:val="0"/>
-          <w:numId w:val="1037"/>
+          <w:numId w:val="1043"/>
         </w:numPr>
       </w:pPr>
       <w:r>
@@ -3548,7 +3847,7 @@
         <w:pStyle w:val="Compact"/>
         <w:numPr>
           <w:ilvl w:val="0"/>
-          <w:numId w:val="1037"/>
+          <w:numId w:val="1043"/>
         </w:numPr>
       </w:pPr>
       <w:r>
@@ -3564,18 +3863,18 @@
           <wp:inline>
             <wp:extent cx="5334000" cy="5478622"/>
             <wp:effectExtent b="0" l="0" r="0" t="0"/>
-            <wp:docPr descr="" title="" id="98" name="Picture"/>
+            <wp:docPr descr="" title="" id="101" name="Picture"/>
             <a:graphic>
               <a:graphicData uri="http://schemas.openxmlformats.org/drawingml/2006/picture">
                 <pic:pic>
                   <pic:nvPicPr>
-                    <pic:cNvPr descr="images/Eso_IvorLewis_Leak.png" id="99" name="Picture"/>
+                    <pic:cNvPr descr="images/Eso_IvorLewis_Leak.png" id="102" name="Picture"/>
                     <pic:cNvPicPr>
                       <a:picLocks noChangeArrowheads="1" noChangeAspect="1"/>
                     </pic:cNvPicPr>
                   </pic:nvPicPr>
                   <pic:blipFill>
-                    <a:blip r:embed="rId97"/>
+                    <a:blip r:embed="rId100"/>
                     <a:stretch>
                       <a:fillRect/>
                     </a:stretch>
@@ -3602,14 +3901,14 @@
         </w:drawing>
       </w:r>
     </w:p>
-    <w:bookmarkEnd w:id="100"/>
-    <w:bookmarkStart w:id="103" w:name="anastomotic-leak-2"/>
-    <w:p>
-      <w:pPr>
-        <w:pStyle w:val="Heading2"/>
-      </w:pPr>
-      <w:r>
-        <w:t xml:space="preserve">61 Anastomotic Leak</w:t>
+    <w:bookmarkEnd w:id="103"/>
+    <w:bookmarkStart w:id="106" w:name="anastomotic-leak-2"/>
+    <w:p>
+      <w:pPr>
+        <w:pStyle w:val="Heading2"/>
+      </w:pPr>
+      <w:r>
+        <w:t xml:space="preserve">64 Anastomotic Leak</w:t>
       </w:r>
     </w:p>
     <w:p>
@@ -3625,7 +3924,7 @@
         <w:pStyle w:val="Compact"/>
         <w:numPr>
           <w:ilvl w:val="0"/>
-          <w:numId w:val="1038"/>
+          <w:numId w:val="1044"/>
         </w:numPr>
       </w:pPr>
       <w:r>
@@ -3637,7 +3936,7 @@
         <w:pStyle w:val="Compact"/>
         <w:numPr>
           <w:ilvl w:val="0"/>
-          <w:numId w:val="1038"/>
+          <w:numId w:val="1044"/>
         </w:numPr>
       </w:pPr>
       <w:r>
@@ -3649,7 +3948,7 @@
         <w:pStyle w:val="Compact"/>
         <w:numPr>
           <w:ilvl w:val="0"/>
-          <w:numId w:val="1038"/>
+          <w:numId w:val="1044"/>
         </w:numPr>
       </w:pPr>
       <w:r>
@@ -3665,18 +3964,18 @@
           <wp:inline>
             <wp:extent cx="5334000" cy="5478622"/>
             <wp:effectExtent b="0" l="0" r="0" t="0"/>
-            <wp:docPr descr="" title="" id="101" name="Picture"/>
+            <wp:docPr descr="" title="" id="104" name="Picture"/>
             <a:graphic>
               <a:graphicData uri="http://schemas.openxmlformats.org/drawingml/2006/picture">
                 <pic:pic>
                   <pic:nvPicPr>
-                    <pic:cNvPr descr="images/Eso_IvorLewis_Leak.png" id="102" name="Picture"/>
+                    <pic:cNvPr descr="images/Eso_IvorLewis_Leak.png" id="105" name="Picture"/>
                     <pic:cNvPicPr>
                       <a:picLocks noChangeArrowheads="1" noChangeAspect="1"/>
                     </pic:cNvPicPr>
                   </pic:nvPicPr>
                   <pic:blipFill>
-                    <a:blip r:embed="rId97"/>
+                    <a:blip r:embed="rId100"/>
                     <a:stretch>
                       <a:fillRect/>
                     </a:stretch>
@@ -3703,14 +4002,14 @@
         </w:drawing>
       </w:r>
     </w:p>
-    <w:bookmarkEnd w:id="103"/>
-    <w:bookmarkStart w:id="106" w:name="anastomotic-leak-3"/>
-    <w:p>
-      <w:pPr>
-        <w:pStyle w:val="Heading2"/>
-      </w:pPr>
-      <w:r>
-        <w:t xml:space="preserve">62 Anastomotic Leak</w:t>
+    <w:bookmarkEnd w:id="106"/>
+    <w:bookmarkStart w:id="109" w:name="anastomotic-leak-3"/>
+    <w:p>
+      <w:pPr>
+        <w:pStyle w:val="Heading2"/>
+      </w:pPr>
+      <w:r>
+        <w:t xml:space="preserve">65 Anastomotic Leak</w:t>
       </w:r>
     </w:p>
     <w:p>
@@ -3726,7 +4025,7 @@
         <w:pStyle w:val="Compact"/>
         <w:numPr>
           <w:ilvl w:val="0"/>
-          <w:numId w:val="1039"/>
+          <w:numId w:val="1045"/>
         </w:numPr>
       </w:pPr>
       <w:r>
@@ -3738,7 +4037,7 @@
         <w:pStyle w:val="Compact"/>
         <w:numPr>
           <w:ilvl w:val="0"/>
-          <w:numId w:val="1039"/>
+          <w:numId w:val="1045"/>
         </w:numPr>
       </w:pPr>
       <w:r>
@@ -3750,7 +4049,7 @@
         <w:pStyle w:val="Compact"/>
         <w:numPr>
           <w:ilvl w:val="0"/>
-          <w:numId w:val="1039"/>
+          <w:numId w:val="1045"/>
         </w:numPr>
       </w:pPr>
       <w:r>
@@ -3766,18 +4065,18 @@
           <wp:inline>
             <wp:extent cx="5334000" cy="5478622"/>
             <wp:effectExtent b="0" l="0" r="0" t="0"/>
-            <wp:docPr descr="" title="" id="104" name="Picture"/>
+            <wp:docPr descr="" title="" id="107" name="Picture"/>
             <a:graphic>
               <a:graphicData uri="http://schemas.openxmlformats.org/drawingml/2006/picture">
                 <pic:pic>
                   <pic:nvPicPr>
-                    <pic:cNvPr descr="images/Eso_IvorLewis_Leak.png" id="105" name="Picture"/>
+                    <pic:cNvPr descr="images/Eso_IvorLewis_Leak.png" id="108" name="Picture"/>
                     <pic:cNvPicPr>
                       <a:picLocks noChangeArrowheads="1" noChangeAspect="1"/>
                     </pic:cNvPicPr>
                   </pic:nvPicPr>
                   <pic:blipFill>
-                    <a:blip r:embed="rId97"/>
+                    <a:blip r:embed="rId100"/>
                     <a:stretch>
                       <a:fillRect/>
                     </a:stretch>
@@ -3804,21 +4103,21 @@
         </w:drawing>
       </w:r>
     </w:p>
-    <w:bookmarkEnd w:id="106"/>
-    <w:bookmarkStart w:id="110" w:name="pneumonia"/>
-    <w:p>
-      <w:pPr>
-        <w:pStyle w:val="Heading2"/>
-      </w:pPr>
-      <w:r>
-        <w:t xml:space="preserve">63 Pneumonia</w:t>
-      </w:r>
-    </w:p>
-    <w:p>
-      <w:pPr>
-        <w:numPr>
-          <w:ilvl w:val="0"/>
-          <w:numId w:val="1040"/>
+    <w:bookmarkEnd w:id="109"/>
+    <w:bookmarkStart w:id="113" w:name="pneumonia"/>
+    <w:p>
+      <w:pPr>
+        <w:pStyle w:val="Heading2"/>
+      </w:pPr>
+      <w:r>
+        <w:t xml:space="preserve">66 Pneumonia</w:t>
+      </w:r>
+    </w:p>
+    <w:p>
+      <w:pPr>
+        <w:numPr>
+          <w:ilvl w:val="0"/>
+          <w:numId w:val="1046"/>
         </w:numPr>
       </w:pPr>
       <w:r>
@@ -3829,7 +4128,7 @@
       <w:pPr>
         <w:numPr>
           <w:ilvl w:val="0"/>
-          <w:numId w:val="1040"/>
+          <w:numId w:val="1046"/>
         </w:numPr>
       </w:pPr>
       <w:r>
@@ -3840,7 +4139,7 @@
       <w:pPr>
         <w:numPr>
           <w:ilvl w:val="0"/>
-          <w:numId w:val="1040"/>
+          <w:numId w:val="1046"/>
         </w:numPr>
       </w:pPr>
       <w:r>
@@ -3856,18 +4155,18 @@
           <wp:inline>
             <wp:extent cx="5334000" cy="5481674"/>
             <wp:effectExtent b="0" l="0" r="0" t="0"/>
-            <wp:docPr descr="" title="" id="108" name="Picture"/>
+            <wp:docPr descr="" title="" id="111" name="Picture"/>
             <a:graphic>
               <a:graphicData uri="http://schemas.openxmlformats.org/drawingml/2006/picture">
                 <pic:pic>
                   <pic:nvPicPr>
-                    <pic:cNvPr descr="images/Eso_LungsArtboard.png" id="109" name="Picture"/>
+                    <pic:cNvPr descr="images/Eso_LungsArtboard.png" id="112" name="Picture"/>
                     <pic:cNvPicPr>
                       <a:picLocks noChangeArrowheads="1" noChangeAspect="1"/>
                     </pic:cNvPicPr>
                   </pic:nvPicPr>
                   <pic:blipFill>
-                    <a:blip r:embed="rId107"/>
+                    <a:blip r:embed="rId110"/>
                     <a:stretch>
                       <a:fillRect/>
                     </a:stretch>
@@ -3894,14 +4193,14 @@
         </w:drawing>
       </w:r>
     </w:p>
-    <w:bookmarkEnd w:id="110"/>
-    <w:bookmarkStart w:id="111" w:name="preventing-pneumonia"/>
-    <w:p>
-      <w:pPr>
-        <w:pStyle w:val="Heading2"/>
-      </w:pPr>
-      <w:r>
-        <w:t xml:space="preserve">64 Preventing Pneumonia</w:t>
+    <w:bookmarkEnd w:id="113"/>
+    <w:bookmarkStart w:id="114" w:name="preventing-pneumonia"/>
+    <w:p>
+      <w:pPr>
+        <w:pStyle w:val="Heading2"/>
+      </w:pPr>
+      <w:r>
+        <w:t xml:space="preserve">67 Preventing Pneumonia</w:t>
       </w:r>
     </w:p>
     <w:p>
@@ -3917,7 +4216,7 @@
         <w:pStyle w:val="Compact"/>
         <w:numPr>
           <w:ilvl w:val="0"/>
-          <w:numId w:val="1041"/>
+          <w:numId w:val="1047"/>
         </w:numPr>
       </w:pPr>
       <w:r>
@@ -3929,7 +4228,7 @@
         <w:pStyle w:val="Compact"/>
         <w:numPr>
           <w:ilvl w:val="0"/>
-          <w:numId w:val="1041"/>
+          <w:numId w:val="1047"/>
         </w:numPr>
       </w:pPr>
       <w:r>
@@ -3941,7 +4240,7 @@
         <w:pStyle w:val="Compact"/>
         <w:numPr>
           <w:ilvl w:val="0"/>
-          <w:numId w:val="1041"/>
+          <w:numId w:val="1047"/>
         </w:numPr>
       </w:pPr>
       <w:r>
@@ -3961,7 +4260,7 @@
         <w:pStyle w:val="Compact"/>
         <w:numPr>
           <w:ilvl w:val="0"/>
-          <w:numId w:val="1042"/>
+          <w:numId w:val="1048"/>
         </w:numPr>
       </w:pPr>
       <w:r>
@@ -3973,73 +4272,26 @@
         <w:pStyle w:val="Compact"/>
         <w:numPr>
           <w:ilvl w:val="0"/>
-          <w:numId w:val="1042"/>
+          <w:numId w:val="1048"/>
         </w:numPr>
       </w:pPr>
       <w:r>
         <w:t xml:space="preserve">Walking in the halls as soon as possible</w:t>
       </w:r>
     </w:p>
-    <w:bookmarkEnd w:id="111"/>
-    <w:bookmarkStart w:id="118" w:name="minimally-invasive-esophagectomy"/>
-    <w:p>
-      <w:pPr>
-        <w:pStyle w:val="Heading2"/>
-      </w:pPr>
-      <w:r>
-        <w:t xml:space="preserve">65 Minimally-invasive Esophagectomy</w:t>
-      </w:r>
-    </w:p>
-    <w:p>
-      <w:pPr>
-        <w:pStyle w:val="FirstParagraph"/>
-      </w:pPr>
-      <w:r>
-        <w:drawing>
-          <wp:inline>
-            <wp:extent cx="5334000" cy="4000500"/>
-            <wp:effectExtent b="0" l="0" r="0" t="0"/>
-            <wp:docPr descr="" title="" id="113" name="Picture"/>
-            <a:graphic>
-              <a:graphicData uri="http://schemas.openxmlformats.org/drawingml/2006/picture">
-                <pic:pic>
-                  <pic:nvPicPr>
-                    <pic:cNvPr descr="images/mie_abd.png" id="114" name="Picture"/>
-                    <pic:cNvPicPr>
-                      <a:picLocks noChangeArrowheads="1" noChangeAspect="1"/>
-                    </pic:cNvPicPr>
-                  </pic:nvPicPr>
-                  <pic:blipFill>
-                    <a:blip r:embed="rId112"/>
-                    <a:stretch>
-                      <a:fillRect/>
-                    </a:stretch>
-                  </pic:blipFill>
-                  <pic:spPr bwMode="auto">
-                    <a:xfrm>
-                      <a:off x="0" y="0"/>
-                      <a:ext cx="5334000" cy="4000500"/>
-                    </a:xfrm>
-                    <a:prstGeom prst="rect">
-                      <a:avLst/>
-                    </a:prstGeom>
-                    <a:noFill/>
-                    <a:ln w="9525">
-                      <a:noFill/>
-                      <a:headEnd/>
-                      <a:tailEnd/>
-                    </a:ln>
-                  </pic:spPr>
-                </pic:pic>
-              </a:graphicData>
-            </a:graphic>
-          </wp:inline>
-        </w:drawing>
-      </w:r>
-    </w:p>
-    <w:p>
-      <w:pPr>
-        <w:pStyle w:val="BodyText"/>
+    <w:bookmarkEnd w:id="114"/>
+    <w:bookmarkStart w:id="121" w:name="minimally-invasive-esophagectomy"/>
+    <w:p>
+      <w:pPr>
+        <w:pStyle w:val="Heading2"/>
+      </w:pPr>
+      <w:r>
+        <w:t xml:space="preserve">68 Minimally-invasive Esophagectomy</w:t>
+      </w:r>
+    </w:p>
+    <w:p>
+      <w:pPr>
+        <w:pStyle w:val="FirstParagraph"/>
       </w:pPr>
       <w:r>
         <w:drawing>
@@ -4051,7 +4303,7 @@
               <a:graphicData uri="http://schemas.openxmlformats.org/drawingml/2006/picture">
                 <pic:pic>
                   <pic:nvPicPr>
-                    <pic:cNvPr descr="images/mie_chest.png" id="117" name="Picture"/>
+                    <pic:cNvPr descr="images/mie_abd.png" id="117" name="Picture"/>
                     <pic:cNvPicPr>
                       <a:picLocks noChangeArrowheads="1" noChangeAspect="1"/>
                     </pic:cNvPicPr>
@@ -4084,14 +4336,61 @@
         </w:drawing>
       </w:r>
     </w:p>
-    <w:bookmarkEnd w:id="118"/>
-    <w:bookmarkStart w:id="119" w:name="risks-of-surgery"/>
-    <w:p>
-      <w:pPr>
-        <w:pStyle w:val="Heading2"/>
-      </w:pPr>
-      <w:r>
-        <w:t xml:space="preserve">66 Risks of Surgery</w:t>
+    <w:p>
+      <w:pPr>
+        <w:pStyle w:val="BodyText"/>
+      </w:pPr>
+      <w:r>
+        <w:drawing>
+          <wp:inline>
+            <wp:extent cx="5334000" cy="4000500"/>
+            <wp:effectExtent b="0" l="0" r="0" t="0"/>
+            <wp:docPr descr="" title="" id="119" name="Picture"/>
+            <a:graphic>
+              <a:graphicData uri="http://schemas.openxmlformats.org/drawingml/2006/picture">
+                <pic:pic>
+                  <pic:nvPicPr>
+                    <pic:cNvPr descr="images/mie_chest.png" id="120" name="Picture"/>
+                    <pic:cNvPicPr>
+                      <a:picLocks noChangeArrowheads="1" noChangeAspect="1"/>
+                    </pic:cNvPicPr>
+                  </pic:nvPicPr>
+                  <pic:blipFill>
+                    <a:blip r:embed="rId118"/>
+                    <a:stretch>
+                      <a:fillRect/>
+                    </a:stretch>
+                  </pic:blipFill>
+                  <pic:spPr bwMode="auto">
+                    <a:xfrm>
+                      <a:off x="0" y="0"/>
+                      <a:ext cx="5334000" cy="4000500"/>
+                    </a:xfrm>
+                    <a:prstGeom prst="rect">
+                      <a:avLst/>
+                    </a:prstGeom>
+                    <a:noFill/>
+                    <a:ln w="9525">
+                      <a:noFill/>
+                      <a:headEnd/>
+                      <a:tailEnd/>
+                    </a:ln>
+                  </pic:spPr>
+                </pic:pic>
+              </a:graphicData>
+            </a:graphic>
+          </wp:inline>
+        </w:drawing>
+      </w:r>
+    </w:p>
+    <w:bookmarkEnd w:id="121"/>
+    <w:bookmarkStart w:id="122" w:name="risks-of-surgery"/>
+    <w:p>
+      <w:pPr>
+        <w:pStyle w:val="Heading2"/>
+      </w:pPr>
+      <w:r>
+        <w:t xml:space="preserve">69 Risks of Surgery</w:t>
       </w:r>
     </w:p>
     <w:p>
@@ -4107,7 +4406,7 @@
         <w:pStyle w:val="Compact"/>
         <w:numPr>
           <w:ilvl w:val="0"/>
-          <w:numId w:val="1043"/>
+          <w:numId w:val="1049"/>
         </w:numPr>
       </w:pPr>
       <w:r>
@@ -4119,7 +4418,7 @@
         <w:pStyle w:val="Compact"/>
         <w:numPr>
           <w:ilvl w:val="0"/>
-          <w:numId w:val="1043"/>
+          <w:numId w:val="1049"/>
         </w:numPr>
       </w:pPr>
       <w:r>
@@ -4131,7 +4430,7 @@
         <w:pStyle w:val="Compact"/>
         <w:numPr>
           <w:ilvl w:val="0"/>
-          <w:numId w:val="1043"/>
+          <w:numId w:val="1049"/>
         </w:numPr>
       </w:pPr>
       <w:r>
@@ -4143,7 +4442,7 @@
         <w:pStyle w:val="Compact"/>
         <w:numPr>
           <w:ilvl w:val="0"/>
-          <w:numId w:val="1043"/>
+          <w:numId w:val="1049"/>
         </w:numPr>
       </w:pPr>
       <w:r>
@@ -4155,21 +4454,21 @@
         <w:pStyle w:val="Compact"/>
         <w:numPr>
           <w:ilvl w:val="0"/>
-          <w:numId w:val="1043"/>
+          <w:numId w:val="1049"/>
         </w:numPr>
       </w:pPr>
       <w:r>
         <w:t xml:space="preserve">Pulmonary embolism (2%)</w:t>
       </w:r>
     </w:p>
-    <w:bookmarkEnd w:id="119"/>
-    <w:bookmarkStart w:id="120" w:name="risks-of-surgery-1"/>
-    <w:p>
-      <w:pPr>
-        <w:pStyle w:val="Heading2"/>
-      </w:pPr>
-      <w:r>
-        <w:t xml:space="preserve">67 Risks of Surgery</w:t>
+    <w:bookmarkEnd w:id="122"/>
+    <w:bookmarkStart w:id="123" w:name="risks-of-surgery-1"/>
+    <w:p>
+      <w:pPr>
+        <w:pStyle w:val="Heading2"/>
+      </w:pPr>
+      <w:r>
+        <w:t xml:space="preserve">70 Risks of Surgery</w:t>
       </w:r>
     </w:p>
     <w:p>
@@ -4185,7 +4484,7 @@
         <w:pStyle w:val="Compact"/>
         <w:numPr>
           <w:ilvl w:val="0"/>
-          <w:numId w:val="1044"/>
+          <w:numId w:val="1050"/>
         </w:numPr>
       </w:pPr>
       <w:r>
@@ -4197,7 +4496,7 @@
         <w:pStyle w:val="Compact"/>
         <w:numPr>
           <w:ilvl w:val="0"/>
-          <w:numId w:val="1044"/>
+          <w:numId w:val="1050"/>
         </w:numPr>
       </w:pPr>
       <w:r>
@@ -4209,7 +4508,7 @@
         <w:pStyle w:val="Compact"/>
         <w:numPr>
           <w:ilvl w:val="0"/>
-          <w:numId w:val="1044"/>
+          <w:numId w:val="1050"/>
         </w:numPr>
       </w:pPr>
       <w:r>
@@ -4221,7 +4520,7 @@
         <w:pStyle w:val="Compact"/>
         <w:numPr>
           <w:ilvl w:val="1"/>
-          <w:numId w:val="1045"/>
+          <w:numId w:val="1051"/>
         </w:numPr>
       </w:pPr>
       <w:r>
@@ -4233,7 +4532,7 @@
         <w:pStyle w:val="Compact"/>
         <w:numPr>
           <w:ilvl w:val="1"/>
-          <w:numId w:val="1045"/>
+          <w:numId w:val="1051"/>
         </w:numPr>
       </w:pPr>
       <w:r>
@@ -4245,21 +4544,21 @@
         <w:pStyle w:val="Compact"/>
         <w:numPr>
           <w:ilvl w:val="1"/>
-          <w:numId w:val="1045"/>
+          <w:numId w:val="1051"/>
         </w:numPr>
       </w:pPr>
       <w:r>
         <w:t xml:space="preserve">High risk = 30%</w:t>
       </w:r>
     </w:p>
-    <w:bookmarkEnd w:id="120"/>
-    <w:bookmarkStart w:id="121" w:name="risks-of-surgery-2"/>
-    <w:p>
-      <w:pPr>
-        <w:pStyle w:val="Heading2"/>
-      </w:pPr>
-      <w:r>
-        <w:t xml:space="preserve">68 Risks of Surgery</w:t>
+    <w:bookmarkEnd w:id="123"/>
+    <w:bookmarkStart w:id="124" w:name="risks-of-surgery-2"/>
+    <w:p>
+      <w:pPr>
+        <w:pStyle w:val="Heading2"/>
+      </w:pPr>
+      <w:r>
+        <w:t xml:space="preserve">71 Risks of Surgery</w:t>
       </w:r>
     </w:p>
     <w:p>
@@ -4394,22 +4693,22 @@
         </w:tc>
       </w:tr>
     </w:tbl>
-    <w:bookmarkEnd w:id="121"/>
-    <w:bookmarkStart w:id="122" w:name="day-prior-to-surgery"/>
-    <w:p>
-      <w:pPr>
-        <w:pStyle w:val="Heading2"/>
-      </w:pPr>
-      <w:r>
-        <w:t xml:space="preserve">69 Day Prior to Surgery</w:t>
-      </w:r>
-    </w:p>
-    <w:p>
-      <w:pPr>
-        <w:pStyle w:val="Compact"/>
-        <w:numPr>
-          <w:ilvl w:val="0"/>
-          <w:numId w:val="1046"/>
+    <w:bookmarkEnd w:id="124"/>
+    <w:bookmarkStart w:id="125" w:name="day-prior-to-surgery"/>
+    <w:p>
+      <w:pPr>
+        <w:pStyle w:val="Heading2"/>
+      </w:pPr>
+      <w:r>
+        <w:t xml:space="preserve">72 Day Prior to Surgery</w:t>
+      </w:r>
+    </w:p>
+    <w:p>
+      <w:pPr>
+        <w:pStyle w:val="Compact"/>
+        <w:numPr>
+          <w:ilvl w:val="0"/>
+          <w:numId w:val="1052"/>
         </w:numPr>
       </w:pPr>
       <w:r>
@@ -4421,7 +4720,7 @@
         <w:pStyle w:val="Compact"/>
         <w:numPr>
           <w:ilvl w:val="0"/>
-          <w:numId w:val="1046"/>
+          <w:numId w:val="1052"/>
         </w:numPr>
       </w:pPr>
       <w:r>
@@ -4433,29 +4732,29 @@
         <w:pStyle w:val="Compact"/>
         <w:numPr>
           <w:ilvl w:val="0"/>
-          <w:numId w:val="1046"/>
+          <w:numId w:val="1052"/>
         </w:numPr>
       </w:pPr>
       <w:r>
         <w:t xml:space="preserve">No tube feedings the night before surgery</w:t>
       </w:r>
     </w:p>
-    <w:bookmarkEnd w:id="122"/>
-    <w:bookmarkStart w:id="123" w:name="day-of-surgery"/>
-    <w:p>
-      <w:pPr>
-        <w:pStyle w:val="Heading2"/>
-      </w:pPr>
-      <w:r>
-        <w:t xml:space="preserve">70 Day of Surgery</w:t>
-      </w:r>
-    </w:p>
-    <w:p>
-      <w:pPr>
-        <w:pStyle w:val="Compact"/>
-        <w:numPr>
-          <w:ilvl w:val="0"/>
-          <w:numId w:val="1047"/>
+    <w:bookmarkEnd w:id="125"/>
+    <w:bookmarkStart w:id="126" w:name="day-of-surgery"/>
+    <w:p>
+      <w:pPr>
+        <w:pStyle w:val="Heading2"/>
+      </w:pPr>
+      <w:r>
+        <w:t xml:space="preserve">73 Day of Surgery</w:t>
+      </w:r>
+    </w:p>
+    <w:p>
+      <w:pPr>
+        <w:pStyle w:val="Compact"/>
+        <w:numPr>
+          <w:ilvl w:val="0"/>
+          <w:numId w:val="1053"/>
         </w:numPr>
       </w:pPr>
       <w:r>
@@ -4467,7 +4766,7 @@
         <w:pStyle w:val="Compact"/>
         <w:numPr>
           <w:ilvl w:val="0"/>
-          <w:numId w:val="1047"/>
+          <w:numId w:val="1053"/>
         </w:numPr>
       </w:pPr>
       <w:r>
@@ -4479,7 +4778,7 @@
         <w:pStyle w:val="Compact"/>
         <w:numPr>
           <w:ilvl w:val="0"/>
-          <w:numId w:val="1047"/>
+          <w:numId w:val="1053"/>
         </w:numPr>
       </w:pPr>
       <w:r>
@@ -4504,7 +4803,7 @@
         <w:pStyle w:val="Compact"/>
         <w:numPr>
           <w:ilvl w:val="0"/>
-          <w:numId w:val="1047"/>
+          <w:numId w:val="1053"/>
         </w:numPr>
       </w:pPr>
       <w:r>
@@ -4516,29 +4815,29 @@
         <w:pStyle w:val="Compact"/>
         <w:numPr>
           <w:ilvl w:val="0"/>
-          <w:numId w:val="1047"/>
+          <w:numId w:val="1053"/>
         </w:numPr>
       </w:pPr>
       <w:r>
         <w:t xml:space="preserve">Waiting room for family and friends on 5th floor</w:t>
       </w:r>
     </w:p>
-    <w:bookmarkEnd w:id="123"/>
-    <w:bookmarkStart w:id="124" w:name="epidural-catheter-for-pain-control"/>
-    <w:p>
-      <w:pPr>
-        <w:pStyle w:val="Heading2"/>
-      </w:pPr>
-      <w:r>
-        <w:t xml:space="preserve">71 Epidural Catheter for Pain Control</w:t>
-      </w:r>
-    </w:p>
-    <w:p>
-      <w:pPr>
-        <w:pStyle w:val="Compact"/>
-        <w:numPr>
-          <w:ilvl w:val="0"/>
-          <w:numId w:val="1048"/>
+    <w:bookmarkEnd w:id="126"/>
+    <w:bookmarkStart w:id="127" w:name="epidural-catheter-for-pain-control"/>
+    <w:p>
+      <w:pPr>
+        <w:pStyle w:val="Heading2"/>
+      </w:pPr>
+      <w:r>
+        <w:t xml:space="preserve">74 Epidural Catheter for Pain Control</w:t>
+      </w:r>
+    </w:p>
+    <w:p>
+      <w:pPr>
+        <w:pStyle w:val="Compact"/>
+        <w:numPr>
+          <w:ilvl w:val="0"/>
+          <w:numId w:val="1054"/>
         </w:numPr>
       </w:pPr>
       <w:r>
@@ -4550,7 +4849,7 @@
         <w:pStyle w:val="Compact"/>
         <w:numPr>
           <w:ilvl w:val="0"/>
-          <w:numId w:val="1048"/>
+          <w:numId w:val="1054"/>
         </w:numPr>
       </w:pPr>
       <w:r>
@@ -4562,7 +4861,7 @@
         <w:pStyle w:val="Compact"/>
         <w:numPr>
           <w:ilvl w:val="0"/>
-          <w:numId w:val="1048"/>
+          <w:numId w:val="1054"/>
         </w:numPr>
       </w:pPr>
       <w:r>
@@ -4574,7 +4873,7 @@
         <w:pStyle w:val="Compact"/>
         <w:numPr>
           <w:ilvl w:val="0"/>
-          <w:numId w:val="1048"/>
+          <w:numId w:val="1054"/>
         </w:numPr>
       </w:pPr>
       <w:r>
@@ -4586,29 +4885,29 @@
         <w:pStyle w:val="Compact"/>
         <w:numPr>
           <w:ilvl w:val="0"/>
-          <w:numId w:val="1048"/>
+          <w:numId w:val="1054"/>
         </w:numPr>
       </w:pPr>
       <w:r>
         <w:t xml:space="preserve">Foley catheter removed after epidural removed</w:t>
       </w:r>
     </w:p>
-    <w:bookmarkEnd w:id="124"/>
-    <w:bookmarkStart w:id="125" w:name="intensive-care-unit-icu-2-4-days"/>
-    <w:p>
-      <w:pPr>
-        <w:pStyle w:val="Heading2"/>
-      </w:pPr>
-      <w:r>
-        <w:t xml:space="preserve">72 Intensive Care Unit (ICU) (2-4 days)</w:t>
-      </w:r>
-    </w:p>
-    <w:p>
-      <w:pPr>
-        <w:pStyle w:val="Compact"/>
-        <w:numPr>
-          <w:ilvl w:val="0"/>
-          <w:numId w:val="1049"/>
+    <w:bookmarkEnd w:id="127"/>
+    <w:bookmarkStart w:id="128" w:name="intensive-care-unit-icu-2-4-days"/>
+    <w:p>
+      <w:pPr>
+        <w:pStyle w:val="Heading2"/>
+      </w:pPr>
+      <w:r>
+        <w:t xml:space="preserve">75 Intensive Care Unit (ICU) (2-4 days)</w:t>
+      </w:r>
+    </w:p>
+    <w:p>
+      <w:pPr>
+        <w:pStyle w:val="Compact"/>
+        <w:numPr>
+          <w:ilvl w:val="0"/>
+          <w:numId w:val="1055"/>
         </w:numPr>
       </w:pPr>
       <w:r>
@@ -4620,7 +4919,7 @@
         <w:pStyle w:val="Compact"/>
         <w:numPr>
           <w:ilvl w:val="0"/>
-          <w:numId w:val="1049"/>
+          <w:numId w:val="1055"/>
         </w:numPr>
       </w:pPr>
       <w:r>
@@ -4632,7 +4931,7 @@
         <w:pStyle w:val="Compact"/>
         <w:numPr>
           <w:ilvl w:val="0"/>
-          <w:numId w:val="1049"/>
+          <w:numId w:val="1055"/>
         </w:numPr>
       </w:pPr>
       <w:r>
@@ -4644,7 +4943,7 @@
         <w:pStyle w:val="Compact"/>
         <w:numPr>
           <w:ilvl w:val="0"/>
-          <w:numId w:val="1049"/>
+          <w:numId w:val="1055"/>
         </w:numPr>
       </w:pPr>
       <w:r>
@@ -4656,7 +4955,7 @@
         <w:pStyle w:val="Compact"/>
         <w:numPr>
           <w:ilvl w:val="0"/>
-          <w:numId w:val="1049"/>
+          <w:numId w:val="1055"/>
         </w:numPr>
       </w:pPr>
       <w:r>
@@ -4668,29 +4967,29 @@
         <w:pStyle w:val="Compact"/>
         <w:numPr>
           <w:ilvl w:val="0"/>
-          <w:numId w:val="1049"/>
+          <w:numId w:val="1055"/>
         </w:numPr>
       </w:pPr>
       <w:r>
         <w:t xml:space="preserve">Feeding jejunostomy (usually stays in 8 wks)</w:t>
       </w:r>
     </w:p>
-    <w:bookmarkEnd w:id="125"/>
-    <w:bookmarkStart w:id="126" w:name="intensive-care-unit-icu"/>
-    <w:p>
-      <w:pPr>
-        <w:pStyle w:val="Heading2"/>
-      </w:pPr>
-      <w:r>
-        <w:t xml:space="preserve">73 Intensive Care Unit (ICU)</w:t>
-      </w:r>
-    </w:p>
-    <w:p>
-      <w:pPr>
-        <w:pStyle w:val="Compact"/>
-        <w:numPr>
-          <w:ilvl w:val="0"/>
-          <w:numId w:val="1050"/>
+    <w:bookmarkEnd w:id="128"/>
+    <w:bookmarkStart w:id="129" w:name="intensive-care-unit-icu"/>
+    <w:p>
+      <w:pPr>
+        <w:pStyle w:val="Heading2"/>
+      </w:pPr>
+      <w:r>
+        <w:t xml:space="preserve">76 Intensive Care Unit (ICU)</w:t>
+      </w:r>
+    </w:p>
+    <w:p>
+      <w:pPr>
+        <w:pStyle w:val="Compact"/>
+        <w:numPr>
+          <w:ilvl w:val="0"/>
+          <w:numId w:val="1056"/>
         </w:numPr>
       </w:pPr>
       <w:r>
@@ -4702,7 +5001,7 @@
         <w:pStyle w:val="Compact"/>
         <w:numPr>
           <w:ilvl w:val="0"/>
-          <w:numId w:val="1050"/>
+          <w:numId w:val="1056"/>
         </w:numPr>
       </w:pPr>
       <w:r>
@@ -4714,7 +5013,7 @@
         <w:pStyle w:val="Compact"/>
         <w:numPr>
           <w:ilvl w:val="0"/>
-          <w:numId w:val="1050"/>
+          <w:numId w:val="1056"/>
         </w:numPr>
       </w:pPr>
       <w:r>
@@ -4726,7 +5025,7 @@
         <w:pStyle w:val="Compact"/>
         <w:numPr>
           <w:ilvl w:val="0"/>
-          <w:numId w:val="1050"/>
+          <w:numId w:val="1056"/>
         </w:numPr>
       </w:pPr>
       <w:r>
@@ -4738,29 +5037,29 @@
         <w:pStyle w:val="Compact"/>
         <w:numPr>
           <w:ilvl w:val="0"/>
-          <w:numId w:val="1050"/>
+          <w:numId w:val="1056"/>
         </w:numPr>
       </w:pPr>
       <w:r>
         <w:t xml:space="preserve">Feeding jejunostomy (stays in 8 weeks)</w:t>
       </w:r>
     </w:p>
-    <w:bookmarkEnd w:id="126"/>
-    <w:bookmarkStart w:id="127" w:name="ward---6tower"/>
-    <w:p>
-      <w:pPr>
-        <w:pStyle w:val="Heading2"/>
-      </w:pPr>
-      <w:r>
-        <w:t xml:space="preserve">74 Ward - 6Tower</w:t>
-      </w:r>
-    </w:p>
-    <w:p>
-      <w:pPr>
-        <w:pStyle w:val="Compact"/>
-        <w:numPr>
-          <w:ilvl w:val="0"/>
-          <w:numId w:val="1051"/>
+    <w:bookmarkEnd w:id="129"/>
+    <w:bookmarkStart w:id="130" w:name="ward---6tower"/>
+    <w:p>
+      <w:pPr>
+        <w:pStyle w:val="Heading2"/>
+      </w:pPr>
+      <w:r>
+        <w:t xml:space="preserve">77 Ward - 6Tower</w:t>
+      </w:r>
+    </w:p>
+    <w:p>
+      <w:pPr>
+        <w:pStyle w:val="Compact"/>
+        <w:numPr>
+          <w:ilvl w:val="0"/>
+          <w:numId w:val="1057"/>
         </w:numPr>
       </w:pPr>
       <w:r>
@@ -4772,7 +5071,7 @@
         <w:pStyle w:val="Compact"/>
         <w:numPr>
           <w:ilvl w:val="0"/>
-          <w:numId w:val="1051"/>
+          <w:numId w:val="1057"/>
         </w:numPr>
       </w:pPr>
       <w:r>
@@ -4784,7 +5083,7 @@
         <w:pStyle w:val="Compact"/>
         <w:numPr>
           <w:ilvl w:val="0"/>
-          <w:numId w:val="1051"/>
+          <w:numId w:val="1057"/>
         </w:numPr>
       </w:pPr>
       <w:r>
@@ -4796,7 +5095,7 @@
         <w:pStyle w:val="Compact"/>
         <w:numPr>
           <w:ilvl w:val="1"/>
-          <w:numId w:val="1052"/>
+          <w:numId w:val="1058"/>
         </w:numPr>
       </w:pPr>
       <w:r>
@@ -4808,7 +5107,7 @@
         <w:pStyle w:val="Compact"/>
         <w:numPr>
           <w:ilvl w:val="1"/>
-          <w:numId w:val="1052"/>
+          <w:numId w:val="1058"/>
         </w:numPr>
       </w:pPr>
       <w:r>
@@ -4820,21 +5119,21 @@
         <w:pStyle w:val="Compact"/>
         <w:numPr>
           <w:ilvl w:val="1"/>
-          <w:numId w:val="1052"/>
+          <w:numId w:val="1058"/>
         </w:numPr>
       </w:pPr>
       <w:r>
         <w:t xml:space="preserve">Prevents loss of muscle strength</w:t>
       </w:r>
     </w:p>
-    <w:bookmarkEnd w:id="127"/>
-    <w:bookmarkStart w:id="128" w:name="jejunostomy-feeds"/>
-    <w:p>
-      <w:pPr>
-        <w:pStyle w:val="Heading2"/>
-      </w:pPr>
-      <w:r>
-        <w:t xml:space="preserve">75 Jejunostomy Feeds</w:t>
+    <w:bookmarkEnd w:id="130"/>
+    <w:bookmarkStart w:id="131" w:name="jejunostomy-feeds"/>
+    <w:p>
+      <w:pPr>
+        <w:pStyle w:val="Heading2"/>
+      </w:pPr>
+      <w:r>
+        <w:t xml:space="preserve">78 Jejunostomy Feeds</w:t>
       </w:r>
     </w:p>
     <w:p>
@@ -4850,7 +5149,7 @@
         <w:pStyle w:val="Compact"/>
         <w:numPr>
           <w:ilvl w:val="0"/>
-          <w:numId w:val="1053"/>
+          <w:numId w:val="1059"/>
         </w:numPr>
       </w:pPr>
       <w:r>
@@ -4862,7 +5161,7 @@
         <w:pStyle w:val="Compact"/>
         <w:numPr>
           <w:ilvl w:val="0"/>
-          <w:numId w:val="1053"/>
+          <w:numId w:val="1059"/>
         </w:numPr>
       </w:pPr>
       <w:r>
@@ -4882,7 +5181,7 @@
         <w:pStyle w:val="Compact"/>
         <w:numPr>
           <w:ilvl w:val="0"/>
-          <w:numId w:val="1054"/>
+          <w:numId w:val="1060"/>
         </w:numPr>
       </w:pPr>
       <w:r>
@@ -4894,39 +5193,39 @@
         <w:pStyle w:val="Compact"/>
         <w:numPr>
           <w:ilvl w:val="0"/>
-          <w:numId w:val="1054"/>
+          <w:numId w:val="1060"/>
         </w:numPr>
       </w:pPr>
       <w:r>
         <w:t xml:space="preserve">Important to prevent dehydration</w:t>
       </w:r>
     </w:p>
-    <w:bookmarkEnd w:id="128"/>
-    <w:bookmarkStart w:id="129" w:name="jejunostomy-tube"/>
-    <w:p>
-      <w:pPr>
-        <w:pStyle w:val="Heading2"/>
-      </w:pPr>
-      <w:r>
-        <w:t xml:space="preserve">76 Jejunostomy Tube</w:t>
-      </w:r>
-    </w:p>
-    <w:bookmarkEnd w:id="129"/>
-    <w:bookmarkStart w:id="130" w:name="jejunostomy-typical-regimen"/>
-    <w:p>
-      <w:pPr>
-        <w:pStyle w:val="Heading2"/>
-      </w:pPr>
-      <w:r>
-        <w:t xml:space="preserve">77 Jejunostomy Typical Regimen</w:t>
-      </w:r>
-    </w:p>
-    <w:p>
-      <w:pPr>
-        <w:pStyle w:val="Compact"/>
-        <w:numPr>
-          <w:ilvl w:val="0"/>
-          <w:numId w:val="1055"/>
+    <w:bookmarkEnd w:id="131"/>
+    <w:bookmarkStart w:id="132" w:name="jejunostomy-tube"/>
+    <w:p>
+      <w:pPr>
+        <w:pStyle w:val="Heading2"/>
+      </w:pPr>
+      <w:r>
+        <w:t xml:space="preserve">79 Jejunostomy Tube</w:t>
+      </w:r>
+    </w:p>
+    <w:bookmarkEnd w:id="132"/>
+    <w:bookmarkStart w:id="133" w:name="jejunostomy-typical-regimen"/>
+    <w:p>
+      <w:pPr>
+        <w:pStyle w:val="Heading2"/>
+      </w:pPr>
+      <w:r>
+        <w:t xml:space="preserve">80 Jejunostomy Typical Regimen</w:t>
+      </w:r>
+    </w:p>
+    <w:p>
+      <w:pPr>
+        <w:pStyle w:val="Compact"/>
+        <w:numPr>
+          <w:ilvl w:val="0"/>
+          <w:numId w:val="1061"/>
         </w:numPr>
       </w:pPr>
       <w:r>
@@ -4938,7 +5237,7 @@
         <w:pStyle w:val="Compact"/>
         <w:numPr>
           <w:ilvl w:val="1"/>
-          <w:numId w:val="1056"/>
+          <w:numId w:val="1062"/>
         </w:numPr>
       </w:pPr>
       <w:r>
@@ -4950,7 +5249,7 @@
         <w:pStyle w:val="Compact"/>
         <w:numPr>
           <w:ilvl w:val="1"/>
-          <w:numId w:val="1056"/>
+          <w:numId w:val="1062"/>
         </w:numPr>
       </w:pPr>
       <w:r>
@@ -4962,7 +5261,7 @@
         <w:pStyle w:val="Compact"/>
         <w:numPr>
           <w:ilvl w:val="0"/>
-          <w:numId w:val="1055"/>
+          <w:numId w:val="1061"/>
         </w:numPr>
       </w:pPr>
       <w:r>
@@ -4977,14 +5276,14 @@
         <w:t xml:space="preserve">Hospital nurses will teach use of the feeding tube</w:t>
       </w:r>
     </w:p>
-    <w:bookmarkEnd w:id="130"/>
-    <w:bookmarkStart w:id="131" w:name="jejunostomy-feeds-with-diabetes"/>
-    <w:p>
-      <w:pPr>
-        <w:pStyle w:val="Heading2"/>
-      </w:pPr>
-      <w:r>
-        <w:t xml:space="preserve">78 Jejunostomy Feeds with Diabetes</w:t>
+    <w:bookmarkEnd w:id="133"/>
+    <w:bookmarkStart w:id="134" w:name="jejunostomy-feeds-with-diabetes"/>
+    <w:p>
+      <w:pPr>
+        <w:pStyle w:val="Heading2"/>
+      </w:pPr>
+      <w:r>
+        <w:t xml:space="preserve">81 Jejunostomy Feeds with Diabetes</w:t>
       </w:r>
     </w:p>
     <w:p>
@@ -5000,7 +5299,7 @@
         <w:pStyle w:val="Compact"/>
         <w:numPr>
           <w:ilvl w:val="0"/>
-          <w:numId w:val="1057"/>
+          <w:numId w:val="1063"/>
         </w:numPr>
       </w:pPr>
       <w:r>
@@ -5020,7 +5319,7 @@
         <w:pStyle w:val="Compact"/>
         <w:numPr>
           <w:ilvl w:val="0"/>
-          <w:numId w:val="1058"/>
+          <w:numId w:val="1064"/>
         </w:numPr>
       </w:pPr>
       <w:r>
@@ -5032,7 +5331,7 @@
         <w:pStyle w:val="Compact"/>
         <w:numPr>
           <w:ilvl w:val="0"/>
-          <w:numId w:val="1058"/>
+          <w:numId w:val="1064"/>
         </w:numPr>
       </w:pPr>
       <w:r>
@@ -5044,7 +5343,7 @@
         <w:pStyle w:val="Compact"/>
         <w:numPr>
           <w:ilvl w:val="0"/>
-          <w:numId w:val="1058"/>
+          <w:numId w:val="1064"/>
         </w:numPr>
       </w:pPr>
       <w:r>
@@ -5056,39 +5355,39 @@
         <w:pStyle w:val="Compact"/>
         <w:numPr>
           <w:ilvl w:val="0"/>
-          <w:numId w:val="1058"/>
+          <w:numId w:val="1064"/>
         </w:numPr>
       </w:pPr>
       <w:r>
         <w:t xml:space="preserve">No insulin if tube feedings are not run</w:t>
       </w:r>
     </w:p>
-    <w:bookmarkEnd w:id="131"/>
-    <w:bookmarkStart w:id="132" w:name="jejunostomy-video"/>
-    <w:p>
-      <w:pPr>
-        <w:pStyle w:val="Heading2"/>
-      </w:pPr>
-      <w:r>
-        <w:t xml:space="preserve">79 Jejunostomy Video</w:t>
-      </w:r>
-    </w:p>
-    <w:bookmarkEnd w:id="132"/>
-    <w:bookmarkStart w:id="133" w:name="activity-after-surgery"/>
-    <w:p>
-      <w:pPr>
-        <w:pStyle w:val="Heading2"/>
-      </w:pPr>
-      <w:r>
-        <w:t xml:space="preserve">80 Activity after Surgery</w:t>
-      </w:r>
-    </w:p>
-    <w:p>
-      <w:pPr>
-        <w:pStyle w:val="Compact"/>
-        <w:numPr>
-          <w:ilvl w:val="0"/>
-          <w:numId w:val="1059"/>
+    <w:bookmarkEnd w:id="134"/>
+    <w:bookmarkStart w:id="135" w:name="jejunostomy-video"/>
+    <w:p>
+      <w:pPr>
+        <w:pStyle w:val="Heading2"/>
+      </w:pPr>
+      <w:r>
+        <w:t xml:space="preserve">82 Jejunostomy Video</w:t>
+      </w:r>
+    </w:p>
+    <w:bookmarkEnd w:id="135"/>
+    <w:bookmarkStart w:id="136" w:name="activity-after-surgery"/>
+    <w:p>
+      <w:pPr>
+        <w:pStyle w:val="Heading2"/>
+      </w:pPr>
+      <w:r>
+        <w:t xml:space="preserve">83 Activity after Surgery</w:t>
+      </w:r>
+    </w:p>
+    <w:p>
+      <w:pPr>
+        <w:pStyle w:val="Compact"/>
+        <w:numPr>
+          <w:ilvl w:val="0"/>
+          <w:numId w:val="1065"/>
         </w:numPr>
       </w:pPr>
       <w:r>
@@ -5100,7 +5399,7 @@
         <w:pStyle w:val="Compact"/>
         <w:numPr>
           <w:ilvl w:val="0"/>
-          <w:numId w:val="1059"/>
+          <w:numId w:val="1065"/>
         </w:numPr>
       </w:pPr>
       <w:r>
@@ -5112,7 +5411,7 @@
         <w:pStyle w:val="Compact"/>
         <w:numPr>
           <w:ilvl w:val="0"/>
-          <w:numId w:val="1059"/>
+          <w:numId w:val="1065"/>
         </w:numPr>
       </w:pPr>
       <w:r>
@@ -5124,7 +5423,7 @@
         <w:pStyle w:val="Compact"/>
         <w:numPr>
           <w:ilvl w:val="1"/>
-          <w:numId w:val="1060"/>
+          <w:numId w:val="1066"/>
         </w:numPr>
       </w:pPr>
       <w:r>
@@ -5136,21 +5435,21 @@
         <w:pStyle w:val="Compact"/>
         <w:numPr>
           <w:ilvl w:val="1"/>
-          <w:numId w:val="1060"/>
+          <w:numId w:val="1066"/>
         </w:numPr>
       </w:pPr>
       <w:r>
         <w:t xml:space="preserve">Prevent muscle loss</w:t>
       </w:r>
     </w:p>
-    <w:bookmarkEnd w:id="133"/>
-    <w:bookmarkStart w:id="134" w:name="nasogastric-ng-tube"/>
-    <w:p>
-      <w:pPr>
-        <w:pStyle w:val="Heading2"/>
-      </w:pPr>
-      <w:r>
-        <w:t xml:space="preserve">81 Nasogastric (NG) Tube</w:t>
+    <w:bookmarkEnd w:id="136"/>
+    <w:bookmarkStart w:id="137" w:name="nasogastric-ng-tube"/>
+    <w:p>
+      <w:pPr>
+        <w:pStyle w:val="Heading2"/>
+      </w:pPr>
+      <w:r>
+        <w:t xml:space="preserve">84 Nasogastric (NG) Tube</w:t>
       </w:r>
     </w:p>
     <w:p>
@@ -5166,7 +5465,7 @@
         <w:pStyle w:val="Compact"/>
         <w:numPr>
           <w:ilvl w:val="0"/>
-          <w:numId w:val="1061"/>
+          <w:numId w:val="1067"/>
         </w:numPr>
       </w:pPr>
       <w:r>
@@ -5178,7 +5477,7 @@
         <w:pStyle w:val="Compact"/>
         <w:numPr>
           <w:ilvl w:val="0"/>
-          <w:numId w:val="1061"/>
+          <w:numId w:val="1067"/>
         </w:numPr>
       </w:pPr>
       <w:r>
@@ -5198,7 +5497,7 @@
         <w:pStyle w:val="Compact"/>
         <w:numPr>
           <w:ilvl w:val="0"/>
-          <w:numId w:val="1062"/>
+          <w:numId w:val="1068"/>
         </w:numPr>
       </w:pPr>
       <w:r>
@@ -5227,21 +5526,21 @@
         <w:pStyle w:val="Compact"/>
         <w:numPr>
           <w:ilvl w:val="0"/>
-          <w:numId w:val="1062"/>
+          <w:numId w:val="1068"/>
         </w:numPr>
       </w:pPr>
       <w:r>
         <w:t xml:space="preserve">Otherwise, X-ray repeated 2-3 days later</w:t>
       </w:r>
     </w:p>
-    <w:bookmarkEnd w:id="134"/>
-    <w:bookmarkStart w:id="135" w:name="swallowing-evaluation"/>
-    <w:p>
-      <w:pPr>
-        <w:pStyle w:val="Heading2"/>
-      </w:pPr>
-      <w:r>
-        <w:t xml:space="preserve">82 Swallowing Evaluation</w:t>
+    <w:bookmarkEnd w:id="137"/>
+    <w:bookmarkStart w:id="138" w:name="swallowing-evaluation"/>
+    <w:p>
+      <w:pPr>
+        <w:pStyle w:val="Heading2"/>
+      </w:pPr>
+      <w:r>
+        <w:t xml:space="preserve">85 Swallowing Evaluation</w:t>
       </w:r>
     </w:p>
     <w:p>
@@ -5265,7 +5564,7 @@
         <w:pStyle w:val="Compact"/>
         <w:numPr>
           <w:ilvl w:val="0"/>
-          <w:numId w:val="1063"/>
+          <w:numId w:val="1069"/>
         </w:numPr>
       </w:pPr>
       <w:r>
@@ -5277,7 +5576,7 @@
         <w:pStyle w:val="Compact"/>
         <w:numPr>
           <w:ilvl w:val="0"/>
-          <w:numId w:val="1063"/>
+          <w:numId w:val="1069"/>
         </w:numPr>
       </w:pPr>
       <w:r>
@@ -5289,7 +5588,7 @@
         <w:pStyle w:val="Compact"/>
         <w:numPr>
           <w:ilvl w:val="0"/>
-          <w:numId w:val="1063"/>
+          <w:numId w:val="1069"/>
         </w:numPr>
       </w:pPr>
       <w:r>
@@ -5313,14 +5612,14 @@
         <w:t xml:space="preserve">liquids started by mouth</w:t>
       </w:r>
     </w:p>
-    <w:bookmarkEnd w:id="135"/>
-    <w:bookmarkStart w:id="136" w:name="oral-intake-at-home"/>
-    <w:p>
-      <w:pPr>
-        <w:pStyle w:val="Heading2"/>
-      </w:pPr>
-      <w:r>
-        <w:t xml:space="preserve">83 Oral Intake at Home</w:t>
+    <w:bookmarkEnd w:id="138"/>
+    <w:bookmarkStart w:id="139" w:name="oral-intake-at-home"/>
+    <w:p>
+      <w:pPr>
+        <w:pStyle w:val="Heading2"/>
+      </w:pPr>
+      <w:r>
+        <w:t xml:space="preserve">86 Oral Intake at Home</w:t>
       </w:r>
     </w:p>
     <w:p>
@@ -5347,7 +5646,7 @@
         <w:pStyle w:val="Compact"/>
         <w:numPr>
           <w:ilvl w:val="0"/>
-          <w:numId w:val="1064"/>
+          <w:numId w:val="1070"/>
         </w:numPr>
       </w:pPr>
       <w:r>
@@ -5359,21 +5658,21 @@
         <w:pStyle w:val="Compact"/>
         <w:numPr>
           <w:ilvl w:val="0"/>
-          <w:numId w:val="1064"/>
+          <w:numId w:val="1070"/>
         </w:numPr>
       </w:pPr>
       <w:r>
         <w:t xml:space="preserve">4 oz per hour if 2oz are tolerated well</w:t>
       </w:r>
     </w:p>
-    <w:bookmarkEnd w:id="136"/>
-    <w:bookmarkStart w:id="137" w:name="discharge"/>
-    <w:p>
-      <w:pPr>
-        <w:pStyle w:val="Heading2"/>
-      </w:pPr>
-      <w:r>
-        <w:t xml:space="preserve">84 Discharge</w:t>
+    <w:bookmarkEnd w:id="139"/>
+    <w:bookmarkStart w:id="140" w:name="discharge"/>
+    <w:p>
+      <w:pPr>
+        <w:pStyle w:val="Heading2"/>
+      </w:pPr>
+      <w:r>
+        <w:t xml:space="preserve">87 Discharge</w:t>
       </w:r>
     </w:p>
     <w:p>
@@ -5389,7 +5688,7 @@
         <w:pStyle w:val="Compact"/>
         <w:numPr>
           <w:ilvl w:val="0"/>
-          <w:numId w:val="1065"/>
+          <w:numId w:val="1071"/>
         </w:numPr>
       </w:pPr>
       <w:r>
@@ -5401,7 +5700,7 @@
         <w:pStyle w:val="Compact"/>
         <w:numPr>
           <w:ilvl w:val="0"/>
-          <w:numId w:val="1065"/>
+          <w:numId w:val="1071"/>
         </w:numPr>
       </w:pPr>
       <w:r>
@@ -5413,7 +5712,7 @@
         <w:pStyle w:val="Compact"/>
         <w:numPr>
           <w:ilvl w:val="1"/>
-          <w:numId w:val="1066"/>
+          <w:numId w:val="1072"/>
         </w:numPr>
       </w:pPr>
       <w:r>
@@ -5425,7 +5724,7 @@
         <w:pStyle w:val="Compact"/>
         <w:numPr>
           <w:ilvl w:val="1"/>
-          <w:numId w:val="1066"/>
+          <w:numId w:val="1072"/>
         </w:numPr>
       </w:pPr>
       <w:r>
@@ -5437,7 +5736,7 @@
         <w:pStyle w:val="Compact"/>
         <w:numPr>
           <w:ilvl w:val="0"/>
-          <w:numId w:val="1065"/>
+          <w:numId w:val="1071"/>
         </w:numPr>
       </w:pPr>
       <w:r>
@@ -5449,7 +5748,7 @@
         <w:pStyle w:val="Compact"/>
         <w:numPr>
           <w:ilvl w:val="0"/>
-          <w:numId w:val="1065"/>
+          <w:numId w:val="1071"/>
         </w:numPr>
       </w:pPr>
       <w:r>
@@ -5461,21 +5760,21 @@
         <w:pStyle w:val="Compact"/>
         <w:numPr>
           <w:ilvl w:val="0"/>
-          <w:numId w:val="1065"/>
+          <w:numId w:val="1071"/>
         </w:numPr>
       </w:pPr>
       <w:r>
         <w:t xml:space="preserve">Home infusion (tube feeding supplies)</w:t>
       </w:r>
     </w:p>
-    <w:bookmarkEnd w:id="137"/>
-    <w:bookmarkStart w:id="138" w:name="nutrition-after-surgery"/>
-    <w:p>
-      <w:pPr>
-        <w:pStyle w:val="Heading2"/>
-      </w:pPr>
-      <w:r>
-        <w:t xml:space="preserve">85 Nutrition after Surgery</w:t>
+    <w:bookmarkEnd w:id="140"/>
+    <w:bookmarkStart w:id="141" w:name="nutrition-after-surgery"/>
+    <w:p>
+      <w:pPr>
+        <w:pStyle w:val="Heading2"/>
+      </w:pPr>
+      <w:r>
+        <w:t xml:space="preserve">88 Nutrition after Surgery</w:t>
       </w:r>
     </w:p>
     <w:p>
@@ -5491,7 +5790,7 @@
         <w:pStyle w:val="Compact"/>
         <w:numPr>
           <w:ilvl w:val="0"/>
-          <w:numId w:val="1067"/>
+          <w:numId w:val="1073"/>
         </w:numPr>
       </w:pPr>
       <w:r>
@@ -5503,7 +5802,7 @@
         <w:pStyle w:val="Compact"/>
         <w:numPr>
           <w:ilvl w:val="0"/>
-          <w:numId w:val="1067"/>
+          <w:numId w:val="1073"/>
         </w:numPr>
       </w:pPr>
       <w:r>
@@ -5523,7 +5822,7 @@
         <w:pStyle w:val="Compact"/>
         <w:numPr>
           <w:ilvl w:val="0"/>
-          <w:numId w:val="1068"/>
+          <w:numId w:val="1074"/>
         </w:numPr>
       </w:pPr>
       <w:r>
@@ -5546,14 +5845,14 @@
         <w:t xml:space="preserve">8-12 weeks: Remove feeding tube (in office)</w:t>
       </w:r>
     </w:p>
-    <w:bookmarkEnd w:id="138"/>
-    <w:bookmarkStart w:id="139" w:name="X15701f9deabaab366e08b73bd1ea6f1240694c5"/>
-    <w:p>
-      <w:pPr>
-        <w:pStyle w:val="Heading2"/>
-      </w:pPr>
-      <w:r>
-        <w:t xml:space="preserve">86 Transition from Tube Feeds</w:t>
+    <w:bookmarkEnd w:id="141"/>
+    <w:bookmarkStart w:id="142" w:name="X15701f9deabaab366e08b73bd1ea6f1240694c5"/>
+    <w:p>
+      <w:pPr>
+        <w:pStyle w:val="Heading2"/>
+      </w:pPr>
+      <w:r>
+        <w:t xml:space="preserve">89 Transition from Tube Feeds</w:t>
       </w:r>
       <w:r>
         <w:t xml:space="preserve"> </w:t>
@@ -5586,7 +5885,7 @@
         <w:pStyle w:val="Compact"/>
         <w:numPr>
           <w:ilvl w:val="0"/>
-          <w:numId w:val="1069"/>
+          <w:numId w:val="1075"/>
         </w:numPr>
       </w:pPr>
       <w:r>
@@ -5598,7 +5897,7 @@
         <w:pStyle w:val="Compact"/>
         <w:numPr>
           <w:ilvl w:val="0"/>
-          <w:numId w:val="1069"/>
+          <w:numId w:val="1075"/>
         </w:numPr>
       </w:pPr>
       <w:r>
@@ -5610,7 +5909,7 @@
         <w:pStyle w:val="Compact"/>
         <w:numPr>
           <w:ilvl w:val="1"/>
-          <w:numId w:val="1070"/>
+          <w:numId w:val="1076"/>
         </w:numPr>
       </w:pPr>
       <w:r>
@@ -5622,7 +5921,7 @@
         <w:pStyle w:val="Compact"/>
         <w:numPr>
           <w:ilvl w:val="0"/>
-          <w:numId w:val="1069"/>
+          <w:numId w:val="1075"/>
         </w:numPr>
       </w:pPr>
       <w:r>
@@ -5659,29 +5958,29 @@
         <w:pStyle w:val="Compact"/>
         <w:numPr>
           <w:ilvl w:val="0"/>
-          <w:numId w:val="1071"/>
+          <w:numId w:val="1077"/>
         </w:numPr>
       </w:pPr>
       <w:r>
         <w:t xml:space="preserve">Three meals + 2-3 high-protein snacks</w:t>
       </w:r>
     </w:p>
-    <w:bookmarkEnd w:id="139"/>
-    <w:bookmarkStart w:id="140" w:name="post-esophagectomy-diet"/>
-    <w:p>
-      <w:pPr>
-        <w:pStyle w:val="Heading2"/>
-      </w:pPr>
-      <w:r>
-        <w:t xml:space="preserve">87 Post-esophagectomy Diet</w:t>
-      </w:r>
-    </w:p>
-    <w:p>
-      <w:pPr>
-        <w:pStyle w:val="Compact"/>
-        <w:numPr>
-          <w:ilvl w:val="0"/>
-          <w:numId w:val="1072"/>
+    <w:bookmarkEnd w:id="142"/>
+    <w:bookmarkStart w:id="143" w:name="post-esophagectomy-diet"/>
+    <w:p>
+      <w:pPr>
+        <w:pStyle w:val="Heading2"/>
+      </w:pPr>
+      <w:r>
+        <w:t xml:space="preserve">90 Post-esophagectomy Diet</w:t>
+      </w:r>
+    </w:p>
+    <w:p>
+      <w:pPr>
+        <w:pStyle w:val="Compact"/>
+        <w:numPr>
+          <w:ilvl w:val="0"/>
+          <w:numId w:val="1078"/>
         </w:numPr>
       </w:pPr>
       <w:r>
@@ -5693,7 +5992,7 @@
         <w:pStyle w:val="Compact"/>
         <w:numPr>
           <w:ilvl w:val="0"/>
-          <w:numId w:val="1072"/>
+          <w:numId w:val="1078"/>
         </w:numPr>
       </w:pPr>
       <w:r>
@@ -5705,7 +6004,7 @@
         <w:pStyle w:val="Compact"/>
         <w:numPr>
           <w:ilvl w:val="0"/>
-          <w:numId w:val="1072"/>
+          <w:numId w:val="1078"/>
         </w:numPr>
       </w:pPr>
       <w:r>
@@ -5717,7 +6016,7 @@
         <w:pStyle w:val="Compact"/>
         <w:numPr>
           <w:ilvl w:val="0"/>
-          <w:numId w:val="1072"/>
+          <w:numId w:val="1078"/>
         </w:numPr>
       </w:pPr>
       <w:r>
@@ -5729,7 +6028,7 @@
         <w:pStyle w:val="Compact"/>
         <w:numPr>
           <w:ilvl w:val="0"/>
-          <w:numId w:val="1072"/>
+          <w:numId w:val="1078"/>
         </w:numPr>
       </w:pPr>
       <w:r>
@@ -5741,7 +6040,7 @@
         <w:pStyle w:val="Compact"/>
         <w:numPr>
           <w:ilvl w:val="1"/>
-          <w:numId w:val="1073"/>
+          <w:numId w:val="1079"/>
         </w:numPr>
       </w:pPr>
       <w:r>
@@ -5753,7 +6052,7 @@
         <w:pStyle w:val="Compact"/>
         <w:numPr>
           <w:ilvl w:val="1"/>
-          <w:numId w:val="1073"/>
+          <w:numId w:val="1079"/>
         </w:numPr>
       </w:pPr>
       <w:r>
@@ -5765,21 +6064,21 @@
         <w:pStyle w:val="Compact"/>
         <w:numPr>
           <w:ilvl w:val="1"/>
-          <w:numId w:val="1073"/>
+          <w:numId w:val="1079"/>
         </w:numPr>
       </w:pPr>
       <w:r>
         <w:t xml:space="preserve">Avoid eating within 2 hours of bedtime</w:t>
       </w:r>
     </w:p>
-    <w:bookmarkEnd w:id="140"/>
-    <w:bookmarkStart w:id="141" w:name="medicines-at-home---pain"/>
-    <w:p>
-      <w:pPr>
-        <w:pStyle w:val="Heading2"/>
-      </w:pPr>
-      <w:r>
-        <w:t xml:space="preserve">88 Medicines at Home - Pain</w:t>
+    <w:bookmarkEnd w:id="143"/>
+    <w:bookmarkStart w:id="144" w:name="medicines-at-home---pain"/>
+    <w:p>
+      <w:pPr>
+        <w:pStyle w:val="Heading2"/>
+      </w:pPr>
+      <w:r>
+        <w:t xml:space="preserve">91 Medicines at Home - Pain</w:t>
       </w:r>
     </w:p>
     <w:p>
@@ -5811,7 +6110,7 @@
         <w:pStyle w:val="Compact"/>
         <w:numPr>
           <w:ilvl w:val="0"/>
-          <w:numId w:val="1074"/>
+          <w:numId w:val="1080"/>
         </w:numPr>
       </w:pPr>
       <w:r>
@@ -5823,7 +6122,7 @@
         <w:pStyle w:val="Compact"/>
         <w:numPr>
           <w:ilvl w:val="0"/>
-          <w:numId w:val="1074"/>
+          <w:numId w:val="1080"/>
         </w:numPr>
       </w:pPr>
       <w:r>
@@ -5835,7 +6134,7 @@
         <w:pStyle w:val="Compact"/>
         <w:numPr>
           <w:ilvl w:val="0"/>
-          <w:numId w:val="1074"/>
+          <w:numId w:val="1080"/>
         </w:numPr>
       </w:pPr>
       <w:r>
@@ -5847,21 +6146,21 @@
         <w:pStyle w:val="Compact"/>
         <w:numPr>
           <w:ilvl w:val="0"/>
-          <w:numId w:val="1074"/>
+          <w:numId w:val="1080"/>
         </w:numPr>
       </w:pPr>
       <w:r>
         <w:t xml:space="preserve">NO DRIVING WHILE ON OXYCODONE</w:t>
       </w:r>
     </w:p>
-    <w:bookmarkEnd w:id="141"/>
-    <w:bookmarkStart w:id="142" w:name="non-steroidals-anti-inflammatory-nsaid"/>
-    <w:p>
-      <w:pPr>
-        <w:pStyle w:val="Heading2"/>
-      </w:pPr>
-      <w:r>
-        <w:t xml:space="preserve">89 Non-steroidals Anti Inflammatory (NSAID)</w:t>
+    <w:bookmarkEnd w:id="144"/>
+    <w:bookmarkStart w:id="145" w:name="non-steroidals-anti-inflammatory-nsaid"/>
+    <w:p>
+      <w:pPr>
+        <w:pStyle w:val="Heading2"/>
+      </w:pPr>
+      <w:r>
+        <w:t xml:space="preserve">92 Non-steroidals Anti Inflammatory (NSAID)</w:t>
       </w:r>
     </w:p>
     <w:p>
@@ -5877,7 +6176,7 @@
         <w:pStyle w:val="Compact"/>
         <w:numPr>
           <w:ilvl w:val="0"/>
-          <w:numId w:val="1075"/>
+          <w:numId w:val="1081"/>
         </w:numPr>
       </w:pPr>
       <w:r>
@@ -5897,21 +6196,21 @@
         <w:pStyle w:val="Compact"/>
         <w:numPr>
           <w:ilvl w:val="0"/>
-          <w:numId w:val="1076"/>
+          <w:numId w:val="1082"/>
         </w:numPr>
       </w:pPr>
       <w:r>
         <w:t xml:space="preserve">(Can cause permanent scarring at the surgery site)</w:t>
       </w:r>
     </w:p>
-    <w:bookmarkEnd w:id="142"/>
-    <w:bookmarkStart w:id="143" w:name="acid-blockers-proton-pump-inhibitors"/>
-    <w:p>
-      <w:pPr>
-        <w:pStyle w:val="Heading2"/>
-      </w:pPr>
-      <w:r>
-        <w:t xml:space="preserve">90 Acid Blockers = Proton Pump Inhibitors</w:t>
+    <w:bookmarkEnd w:id="145"/>
+    <w:bookmarkStart w:id="146" w:name="acid-blockers-proton-pump-inhibitors"/>
+    <w:p>
+      <w:pPr>
+        <w:pStyle w:val="Heading2"/>
+      </w:pPr>
+      <w:r>
+        <w:t xml:space="preserve">93 Acid Blockers = Proton Pump Inhibitors</w:t>
       </w:r>
     </w:p>
     <w:p>
@@ -5927,7 +6226,7 @@
         <w:pStyle w:val="Compact"/>
         <w:numPr>
           <w:ilvl w:val="0"/>
-          <w:numId w:val="1077"/>
+          <w:numId w:val="1083"/>
         </w:numPr>
       </w:pPr>
       <w:r>
@@ -5939,7 +6238,7 @@
         <w:pStyle w:val="Compact"/>
         <w:numPr>
           <w:ilvl w:val="0"/>
-          <w:numId w:val="1077"/>
+          <w:numId w:val="1083"/>
         </w:numPr>
       </w:pPr>
       <w:r>
@@ -5951,21 +6250,21 @@
         <w:pStyle w:val="Compact"/>
         <w:numPr>
           <w:ilvl w:val="0"/>
-          <w:numId w:val="1077"/>
+          <w:numId w:val="1083"/>
         </w:numPr>
       </w:pPr>
       <w:r>
         <w:t xml:space="preserve">To administer through feeding tube, open capsule and resuspend beads in 60mL (2oz) of water</w:t>
       </w:r>
     </w:p>
-    <w:bookmarkEnd w:id="143"/>
-    <w:bookmarkStart w:id="144" w:name="medicines-at-home"/>
-    <w:p>
-      <w:pPr>
-        <w:pStyle w:val="Heading2"/>
-      </w:pPr>
-      <w:r>
-        <w:t xml:space="preserve">91 Medicines at Home</w:t>
+    <w:bookmarkEnd w:id="146"/>
+    <w:bookmarkStart w:id="147" w:name="medicines-at-home"/>
+    <w:p>
+      <w:pPr>
+        <w:pStyle w:val="Heading2"/>
+      </w:pPr>
+      <w:r>
+        <w:t xml:space="preserve">94 Medicines at Home</w:t>
       </w:r>
     </w:p>
     <w:p>
@@ -5981,7 +6280,7 @@
         <w:pStyle w:val="Compact"/>
         <w:numPr>
           <w:ilvl w:val="0"/>
-          <w:numId w:val="1078"/>
+          <w:numId w:val="1084"/>
         </w:numPr>
       </w:pPr>
       <w:r>
@@ -5993,7 +6292,7 @@
         <w:pStyle w:val="Compact"/>
         <w:numPr>
           <w:ilvl w:val="0"/>
-          <w:numId w:val="1078"/>
+          <w:numId w:val="1084"/>
         </w:numPr>
       </w:pPr>
       <w:r>
@@ -6013,7 +6312,7 @@
         <w:pStyle w:val="Compact"/>
         <w:numPr>
           <w:ilvl w:val="0"/>
-          <w:numId w:val="1079"/>
+          <w:numId w:val="1085"/>
         </w:numPr>
       </w:pPr>
       <w:r>
@@ -6025,7 +6324,7 @@
         <w:pStyle w:val="Compact"/>
         <w:numPr>
           <w:ilvl w:val="0"/>
-          <w:numId w:val="1079"/>
+          <w:numId w:val="1085"/>
         </w:numPr>
       </w:pPr>
       <w:r>
@@ -6037,29 +6336,29 @@
         <w:pStyle w:val="Compact"/>
         <w:numPr>
           <w:ilvl w:val="0"/>
-          <w:numId w:val="1079"/>
+          <w:numId w:val="1085"/>
         </w:numPr>
       </w:pPr>
       <w:r>
         <w:t xml:space="preserve">Will stop within first three months of surgery</w:t>
       </w:r>
     </w:p>
-    <w:bookmarkEnd w:id="144"/>
-    <w:bookmarkStart w:id="145" w:name="metoprolol-beta-blockers"/>
-    <w:p>
-      <w:pPr>
-        <w:pStyle w:val="Heading2"/>
-      </w:pPr>
-      <w:r>
-        <w:t xml:space="preserve">92 Metoprolol = Beta Blockers</w:t>
-      </w:r>
-    </w:p>
-    <w:p>
-      <w:pPr>
-        <w:pStyle w:val="Compact"/>
-        <w:numPr>
-          <w:ilvl w:val="0"/>
-          <w:numId w:val="1080"/>
+    <w:bookmarkEnd w:id="147"/>
+    <w:bookmarkStart w:id="148" w:name="metoprolol-beta-blockers"/>
+    <w:p>
+      <w:pPr>
+        <w:pStyle w:val="Heading2"/>
+      </w:pPr>
+      <w:r>
+        <w:t xml:space="preserve">95 Metoprolol = Beta Blockers</w:t>
+      </w:r>
+    </w:p>
+    <w:p>
+      <w:pPr>
+        <w:pStyle w:val="Compact"/>
+        <w:numPr>
+          <w:ilvl w:val="0"/>
+          <w:numId w:val="1086"/>
         </w:numPr>
       </w:pPr>
       <w:r>
@@ -6074,7 +6373,7 @@
         <w:pStyle w:val="Compact"/>
         <w:numPr>
           <w:ilvl w:val="0"/>
-          <w:numId w:val="1080"/>
+          <w:numId w:val="1086"/>
         </w:numPr>
       </w:pPr>
       <w:r>
@@ -6086,7 +6385,7 @@
         <w:pStyle w:val="Compact"/>
         <w:numPr>
           <w:ilvl w:val="0"/>
-          <w:numId w:val="1080"/>
+          <w:numId w:val="1086"/>
         </w:numPr>
       </w:pPr>
       <w:r>
@@ -6115,7 +6414,7 @@
         <w:pStyle w:val="Compact"/>
         <w:numPr>
           <w:ilvl w:val="0"/>
-          <w:numId w:val="1080"/>
+          <w:numId w:val="1086"/>
         </w:numPr>
       </w:pPr>
       <w:r>
@@ -6139,14 +6438,14 @@
         <w:t xml:space="preserve">return to prior dose and drug after surgery</w:t>
       </w:r>
     </w:p>
-    <w:bookmarkEnd w:id="145"/>
-    <w:bookmarkStart w:id="149" w:name="sleeping-at-home"/>
-    <w:p>
-      <w:pPr>
-        <w:pStyle w:val="Heading2"/>
-      </w:pPr>
-      <w:r>
-        <w:t xml:space="preserve">93 Sleeping at Home</w:t>
+    <w:bookmarkEnd w:id="148"/>
+    <w:bookmarkStart w:id="152" w:name="sleeping-at-home"/>
+    <w:p>
+      <w:pPr>
+        <w:pStyle w:val="Heading2"/>
+      </w:pPr>
+      <w:r>
+        <w:t xml:space="preserve">96 Sleeping at Home</w:t>
       </w:r>
     </w:p>
     <w:p>
@@ -6182,18 +6481,18 @@
           <wp:inline>
             <wp:extent cx="5334000" cy="5334000"/>
             <wp:effectExtent b="0" l="0" r="0" t="0"/>
-            <wp:docPr descr="" title="" id="147" name="Picture"/>
+            <wp:docPr descr="" title="" id="150" name="Picture"/>
             <a:graphic>
               <a:graphicData uri="http://schemas.openxmlformats.org/drawingml/2006/picture">
                 <pic:pic>
                   <pic:nvPicPr>
-                    <pic:cNvPr descr="images/wedge_pillow_comm.jpg" id="148" name="Picture"/>
+                    <pic:cNvPr descr="images/wedge_pillow_comm.jpg" id="151" name="Picture"/>
                     <pic:cNvPicPr>
                       <a:picLocks noChangeArrowheads="1" noChangeAspect="1"/>
                     </pic:cNvPicPr>
                   </pic:nvPicPr>
                   <pic:blipFill>
-                    <a:blip r:embed="rId146"/>
+                    <a:blip r:embed="rId149"/>
                     <a:stretch>
                       <a:fillRect/>
                     </a:stretch>
@@ -6220,14 +6519,14 @@
         </w:drawing>
       </w:r>
     </w:p>
-    <w:bookmarkEnd w:id="149"/>
-    <w:bookmarkStart w:id="150" w:name="postoperative-visit-at-7-10-days"/>
-    <w:p>
-      <w:pPr>
-        <w:pStyle w:val="Heading2"/>
-      </w:pPr>
-      <w:r>
-        <w:t xml:space="preserve">94 Postoperative Visit at 7-10 Days</w:t>
+    <w:bookmarkEnd w:id="152"/>
+    <w:bookmarkStart w:id="153" w:name="postoperative-visit-at-7-10-days"/>
+    <w:p>
+      <w:pPr>
+        <w:pStyle w:val="Heading2"/>
+      </w:pPr>
+      <w:r>
+        <w:t xml:space="preserve">97 Postoperative Visit at 7-10 Days</w:t>
       </w:r>
     </w:p>
     <w:p>
@@ -6243,7 +6542,7 @@
         <w:pStyle w:val="Compact"/>
         <w:numPr>
           <w:ilvl w:val="0"/>
-          <w:numId w:val="1081"/>
+          <w:numId w:val="1087"/>
         </w:numPr>
       </w:pPr>
       <w:r>
@@ -6263,7 +6562,7 @@
         <w:pStyle w:val="Compact"/>
         <w:numPr>
           <w:ilvl w:val="0"/>
-          <w:numId w:val="1082"/>
+          <w:numId w:val="1088"/>
         </w:numPr>
       </w:pPr>
       <w:r>
@@ -6275,7 +6574,7 @@
         <w:pStyle w:val="Compact"/>
         <w:numPr>
           <w:ilvl w:val="0"/>
-          <w:numId w:val="1082"/>
+          <w:numId w:val="1088"/>
         </w:numPr>
       </w:pPr>
       <w:r>
@@ -6298,14 +6597,14 @@
         <w:t xml:space="preserve">Reduce tube feeds</w:t>
       </w:r>
     </w:p>
-    <w:bookmarkEnd w:id="150"/>
-    <w:bookmarkStart w:id="151" w:name="after-surgery"/>
-    <w:p>
-      <w:pPr>
-        <w:pStyle w:val="Heading2"/>
-      </w:pPr>
-      <w:r>
-        <w:t xml:space="preserve">95 After surgery</w:t>
+    <w:bookmarkEnd w:id="153"/>
+    <w:bookmarkStart w:id="154" w:name="after-surgery"/>
+    <w:p>
+      <w:pPr>
+        <w:pStyle w:val="Heading2"/>
+      </w:pPr>
+      <w:r>
+        <w:t xml:space="preserve">98 After surgery</w:t>
       </w:r>
     </w:p>
     <w:p>
@@ -6321,7 +6620,7 @@
         <w:pStyle w:val="Compact"/>
         <w:numPr>
           <w:ilvl w:val="0"/>
-          <w:numId w:val="1083"/>
+          <w:numId w:val="1089"/>
         </w:numPr>
       </w:pPr>
       <w:r>
@@ -6333,7 +6632,7 @@
         <w:pStyle w:val="Compact"/>
         <w:numPr>
           <w:ilvl w:val="0"/>
-          <w:numId w:val="1083"/>
+          <w:numId w:val="1089"/>
         </w:numPr>
       </w:pPr>
       <w:r>
@@ -6345,7 +6644,7 @@
         <w:pStyle w:val="Compact"/>
         <w:numPr>
           <w:ilvl w:val="0"/>
-          <w:numId w:val="1083"/>
+          <w:numId w:val="1089"/>
         </w:numPr>
       </w:pPr>
       <w:r>
@@ -6360,14 +6659,14 @@
         <w:t xml:space="preserve">Continue acid blockers for at least 1 year</w:t>
       </w:r>
     </w:p>
-    <w:bookmarkEnd w:id="151"/>
-    <w:bookmarkStart w:id="152" w:name="jejunostomy-removal"/>
-    <w:p>
-      <w:pPr>
-        <w:pStyle w:val="Heading2"/>
-      </w:pPr>
-      <w:r>
-        <w:t xml:space="preserve">96 Jejunostomy Removal</w:t>
+    <w:bookmarkEnd w:id="154"/>
+    <w:bookmarkStart w:id="155" w:name="jejunostomy-removal"/>
+    <w:p>
+      <w:pPr>
+        <w:pStyle w:val="Heading2"/>
+      </w:pPr>
+      <w:r>
+        <w:t xml:space="preserve">99 Jejunostomy Removal</w:t>
       </w:r>
     </w:p>
     <w:p>
@@ -6394,14 +6693,14 @@
         <w:t xml:space="preserve">May take 30 minutes and some local anesthetic to loosen up the tube for removal.</w:t>
       </w:r>
     </w:p>
-    <w:bookmarkEnd w:id="152"/>
-    <w:bookmarkStart w:id="153" w:name="nutritional-monitoring-after-surgery"/>
-    <w:p>
-      <w:pPr>
-        <w:pStyle w:val="Heading2"/>
-      </w:pPr>
-      <w:r>
-        <w:t xml:space="preserve">97 Nutritional Monitoring after Surgery</w:t>
+    <w:bookmarkEnd w:id="155"/>
+    <w:bookmarkStart w:id="156" w:name="nutritional-monitoring-after-surgery"/>
+    <w:p>
+      <w:pPr>
+        <w:pStyle w:val="Heading2"/>
+      </w:pPr>
+      <w:r>
+        <w:t xml:space="preserve">100 Nutritional Monitoring after Surgery</w:t>
       </w:r>
     </w:p>
     <w:p>
@@ -6417,7 +6716,7 @@
         <w:pStyle w:val="Compact"/>
         <w:numPr>
           <w:ilvl w:val="0"/>
-          <w:numId w:val="1084"/>
+          <w:numId w:val="1090"/>
         </w:numPr>
       </w:pPr>
       <w:r>
@@ -6429,7 +6728,7 @@
         <w:pStyle w:val="Compact"/>
         <w:numPr>
           <w:ilvl w:val="0"/>
-          <w:numId w:val="1084"/>
+          <w:numId w:val="1090"/>
         </w:numPr>
       </w:pPr>
       <w:r>
@@ -6441,21 +6740,21 @@
         <w:pStyle w:val="Compact"/>
         <w:numPr>
           <w:ilvl w:val="0"/>
-          <w:numId w:val="1084"/>
+          <w:numId w:val="1090"/>
         </w:numPr>
       </w:pPr>
       <w:r>
         <w:t xml:space="preserve">Vitamin D</w:t>
       </w:r>
     </w:p>
-    <w:bookmarkEnd w:id="153"/>
-    <w:bookmarkStart w:id="154" w:name="nutritional-monitoring-after-surgery-1"/>
-    <w:p>
-      <w:pPr>
-        <w:pStyle w:val="Heading2"/>
-      </w:pPr>
-      <w:r>
-        <w:t xml:space="preserve">98 Nutritional Monitoring after Surgery</w:t>
+    <w:bookmarkEnd w:id="156"/>
+    <w:bookmarkStart w:id="157" w:name="nutritional-monitoring-after-surgery-1"/>
+    <w:p>
+      <w:pPr>
+        <w:pStyle w:val="Heading2"/>
+      </w:pPr>
+      <w:r>
+        <w:t xml:space="preserve">101 Nutritional Monitoring after Surgery</w:t>
       </w:r>
     </w:p>
     <w:p>
@@ -6471,7 +6770,7 @@
         <w:pStyle w:val="Compact"/>
         <w:numPr>
           <w:ilvl w:val="0"/>
-          <w:numId w:val="1085"/>
+          <w:numId w:val="1091"/>
         </w:numPr>
       </w:pPr>
       <w:r>
@@ -6483,7 +6782,7 @@
         <w:pStyle w:val="Compact"/>
         <w:numPr>
           <w:ilvl w:val="0"/>
-          <w:numId w:val="1085"/>
+          <w:numId w:val="1091"/>
         </w:numPr>
       </w:pPr>
       <w:r>
@@ -6495,21 +6794,21 @@
         <w:pStyle w:val="Compact"/>
         <w:numPr>
           <w:ilvl w:val="0"/>
-          <w:numId w:val="1085"/>
+          <w:numId w:val="1091"/>
         </w:numPr>
       </w:pPr>
       <w:r>
         <w:t xml:space="preserve">Vitamin D</w:t>
       </w:r>
     </w:p>
-    <w:bookmarkEnd w:id="154"/>
-    <w:bookmarkStart w:id="155" w:name="nutritional-replacements-after-surgery"/>
-    <w:p>
-      <w:pPr>
-        <w:pStyle w:val="Heading2"/>
-      </w:pPr>
-      <w:r>
-        <w:t xml:space="preserve">99 Nutritional Replacements after Surgery</w:t>
+    <w:bookmarkEnd w:id="157"/>
+    <w:bookmarkStart w:id="158" w:name="nutritional-replacements-after-surgery"/>
+    <w:p>
+      <w:pPr>
+        <w:pStyle w:val="Heading2"/>
+      </w:pPr>
+      <w:r>
+        <w:t xml:space="preserve">102 Nutritional Replacements after Surgery</w:t>
       </w:r>
     </w:p>
     <w:p>
@@ -6525,7 +6824,7 @@
         <w:pStyle w:val="Compact"/>
         <w:numPr>
           <w:ilvl w:val="0"/>
-          <w:numId w:val="1086"/>
+          <w:numId w:val="1092"/>
         </w:numPr>
       </w:pPr>
       <w:r>
@@ -6537,7 +6836,7 @@
         <w:pStyle w:val="Compact"/>
         <w:numPr>
           <w:ilvl w:val="0"/>
-          <w:numId w:val="1086"/>
+          <w:numId w:val="1092"/>
         </w:numPr>
       </w:pPr>
       <w:r>
@@ -6549,7 +6848,7 @@
         <w:pStyle w:val="Compact"/>
         <w:numPr>
           <w:ilvl w:val="0"/>
-          <w:numId w:val="1086"/>
+          <w:numId w:val="1092"/>
         </w:numPr>
       </w:pPr>
       <w:r>
@@ -6569,7 +6868,7 @@
         <w:pStyle w:val="Compact"/>
         <w:numPr>
           <w:ilvl w:val="0"/>
-          <w:numId w:val="1087"/>
+          <w:numId w:val="1093"/>
         </w:numPr>
       </w:pPr>
       <w:r>
@@ -6581,21 +6880,21 @@
         <w:pStyle w:val="Compact"/>
         <w:numPr>
           <w:ilvl w:val="0"/>
-          <w:numId w:val="1087"/>
+          <w:numId w:val="1093"/>
         </w:numPr>
       </w:pPr>
       <w:r>
         <w:t xml:space="preserve">Repeat testing in 3-6 months</w:t>
       </w:r>
     </w:p>
-    <w:bookmarkEnd w:id="155"/>
-    <w:bookmarkStart w:id="156" w:name="team-members---physicians"/>
-    <w:p>
-      <w:pPr>
-        <w:pStyle w:val="Heading2"/>
-      </w:pPr>
-      <w:r>
-        <w:t xml:space="preserve">100 Team Members - Physicians</w:t>
+    <w:bookmarkEnd w:id="158"/>
+    <w:bookmarkStart w:id="159" w:name="team-members---physicians"/>
+    <w:p>
+      <w:pPr>
+        <w:pStyle w:val="Heading2"/>
+      </w:pPr>
+      <w:r>
+        <w:t xml:space="preserve">103 Team Members - Physicians</w:t>
       </w:r>
     </w:p>
     <w:p>
@@ -6643,7 +6942,7 @@
         <w:pStyle w:val="Compact"/>
         <w:numPr>
           <w:ilvl w:val="0"/>
-          <w:numId w:val="1088"/>
+          <w:numId w:val="1094"/>
         </w:numPr>
       </w:pPr>
       <w:r>
@@ -6655,33 +6954,33 @@
         <w:pStyle w:val="Compact"/>
         <w:numPr>
           <w:ilvl w:val="0"/>
-          <w:numId w:val="1088"/>
-        </w:numPr>
-      </w:pPr>
-      <w:r>
-        <w:t xml:space="preserve">Jeffrey Hagen MD</w:t>
-      </w:r>
-    </w:p>
-    <w:p>
-      <w:pPr>
-        <w:pStyle w:val="Compact"/>
-        <w:numPr>
-          <w:ilvl w:val="0"/>
-          <w:numId w:val="1088"/>
+          <w:numId w:val="1094"/>
+        </w:numPr>
+      </w:pPr>
+      <w:r>
+        <w:t xml:space="preserve">Kelli Salter MD</w:t>
+      </w:r>
+    </w:p>
+    <w:p>
+      <w:pPr>
+        <w:pStyle w:val="Compact"/>
+        <w:numPr>
+          <w:ilvl w:val="0"/>
+          <w:numId w:val="1094"/>
         </w:numPr>
       </w:pPr>
       <w:r>
         <w:t xml:space="preserve">Michael Roach MD</w:t>
       </w:r>
     </w:p>
-    <w:bookmarkEnd w:id="156"/>
-    <w:bookmarkStart w:id="157" w:name="team-members---support-staff"/>
-    <w:p>
-      <w:pPr>
-        <w:pStyle w:val="Heading2"/>
-      </w:pPr>
-      <w:r>
-        <w:t xml:space="preserve">101 Team Members - Support Staff</w:t>
+    <w:bookmarkEnd w:id="159"/>
+    <w:bookmarkStart w:id="160" w:name="team-members---support-staff"/>
+    <w:p>
+      <w:pPr>
+        <w:pStyle w:val="Heading2"/>
+      </w:pPr>
+      <w:r>
+        <w:t xml:space="preserve">104 Team Members - Support Staff</w:t>
       </w:r>
     </w:p>
     <w:p>
@@ -6713,7 +7012,7 @@
         <w:pStyle w:val="Compact"/>
         <w:numPr>
           <w:ilvl w:val="0"/>
-          <w:numId w:val="1089"/>
+          <w:numId w:val="1095"/>
         </w:numPr>
       </w:pPr>
       <w:r>
@@ -6725,7 +7024,7 @@
         <w:pStyle w:val="Compact"/>
         <w:numPr>
           <w:ilvl w:val="0"/>
-          <w:numId w:val="1089"/>
+          <w:numId w:val="1095"/>
         </w:numPr>
       </w:pPr>
       <w:r>
@@ -6745,7 +7044,7 @@
         <w:pStyle w:val="Compact"/>
         <w:numPr>
           <w:ilvl w:val="0"/>
-          <w:numId w:val="1090"/>
+          <w:numId w:val="1096"/>
         </w:numPr>
       </w:pPr>
       <w:r>
@@ -6757,7 +7056,7 @@
         <w:pStyle w:val="Compact"/>
         <w:numPr>
           <w:ilvl w:val="0"/>
-          <w:numId w:val="1090"/>
+          <w:numId w:val="1096"/>
         </w:numPr>
       </w:pPr>
       <w:r>
@@ -6772,7 +7071,7 @@
         <w:t xml:space="preserve">Care Coordinator - Karen Julian-Martinez</w:t>
       </w:r>
     </w:p>
-    <w:bookmarkEnd w:id="157"/>
+    <w:bookmarkEnd w:id="160"/>
     <w:sectPr>
       <w:footnotePr>
         <w:numRestart w:val="eachSect"/>
@@ -7257,6 +7556,24 @@
     <w:abstractNumId w:val="991"/>
   </w:num>
   <w:num w:numId="1090">
+    <w:abstractNumId w:val="991"/>
+  </w:num>
+  <w:num w:numId="1091">
+    <w:abstractNumId w:val="991"/>
+  </w:num>
+  <w:num w:numId="1092">
+    <w:abstractNumId w:val="991"/>
+  </w:num>
+  <w:num w:numId="1093">
+    <w:abstractNumId w:val="991"/>
+  </w:num>
+  <w:num w:numId="1094">
+    <w:abstractNumId w:val="991"/>
+  </w:num>
+  <w:num w:numId="1095">
+    <w:abstractNumId w:val="991"/>
+  </w:num>
+  <w:num w:numId="1096">
     <w:abstractNumId w:val="991"/>
   </w:num>
 </w:numbering>

--- a/lci_eso_scca.docx
+++ b/lci_eso_scca.docx
@@ -2765,6 +2765,18 @@
     </w:p>
     <w:p>
       <w:pPr>
+        <w:pStyle w:val="Compact"/>
+        <w:numPr>
+          <w:ilvl w:val="0"/>
+          <w:numId w:val="1034"/>
+        </w:numPr>
+      </w:pPr>
+      <w:r>
+        <w:t xml:space="preserve">Aim for surgery within 6 weeks of consultation</w:t>
+      </w:r>
+    </w:p>
+    <w:p>
+      <w:pPr>
         <w:pStyle w:val="FirstParagraph"/>
       </w:pPr>
       <w:r>
@@ -2848,6 +2860,42 @@
         <w:t xml:space="preserve">Medical evaluation</w:t>
       </w:r>
     </w:p>
+    <w:p>
+      <w:pPr>
+        <w:pStyle w:val="Compact"/>
+        <w:numPr>
+          <w:ilvl w:val="0"/>
+          <w:numId w:val="1035"/>
+        </w:numPr>
+      </w:pPr>
+      <w:r>
+        <w:t xml:space="preserve">Timing between end of preoperative therapy and surgery</w:t>
+      </w:r>
+    </w:p>
+    <w:p>
+      <w:pPr>
+        <w:pStyle w:val="Compact"/>
+        <w:numPr>
+          <w:ilvl w:val="1"/>
+          <w:numId w:val="1037"/>
+        </w:numPr>
+      </w:pPr>
+      <w:r>
+        <w:t xml:space="preserve">Chemotherapy + radiation: 6-8 weeks</w:t>
+      </w:r>
+    </w:p>
+    <w:p>
+      <w:pPr>
+        <w:pStyle w:val="Compact"/>
+        <w:numPr>
+          <w:ilvl w:val="1"/>
+          <w:numId w:val="1037"/>
+        </w:numPr>
+      </w:pPr>
+      <w:r>
+        <w:t xml:space="preserve">Chemotherapy: 4-8 weeks</w:t>
+      </w:r>
+    </w:p>
     <w:bookmarkEnd w:id="58"/>
     <w:bookmarkStart w:id="59" w:name="preoperative-visits"/>
     <w:p>
@@ -2887,7 +2935,7 @@
         <w:pStyle w:val="Compact"/>
         <w:numPr>
           <w:ilvl w:val="0"/>
-          <w:numId w:val="1037"/>
+          <w:numId w:val="1038"/>
         </w:numPr>
       </w:pPr>
       <w:r>
@@ -2899,7 +2947,7 @@
         <w:pStyle w:val="Compact"/>
         <w:numPr>
           <w:ilvl w:val="0"/>
-          <w:numId w:val="1037"/>
+          <w:numId w:val="1038"/>
         </w:numPr>
       </w:pPr>
       <w:r>
@@ -2911,7 +2959,7 @@
         <w:pStyle w:val="Compact"/>
         <w:numPr>
           <w:ilvl w:val="0"/>
-          <w:numId w:val="1037"/>
+          <w:numId w:val="1038"/>
         </w:numPr>
       </w:pPr>
       <w:r>
@@ -2923,7 +2971,7 @@
         <w:pStyle w:val="Compact"/>
         <w:numPr>
           <w:ilvl w:val="0"/>
-          <w:numId w:val="1037"/>
+          <w:numId w:val="1038"/>
         </w:numPr>
       </w:pPr>
       <w:r>
@@ -2953,7 +3001,7 @@
         <w:pStyle w:val="Compact"/>
         <w:numPr>
           <w:ilvl w:val="0"/>
-          <w:numId w:val="1038"/>
+          <w:numId w:val="1039"/>
         </w:numPr>
       </w:pPr>
       <w:r>
@@ -2965,7 +3013,7 @@
         <w:pStyle w:val="Compact"/>
         <w:numPr>
           <w:ilvl w:val="0"/>
-          <w:numId w:val="1038"/>
+          <w:numId w:val="1039"/>
         </w:numPr>
       </w:pPr>
       <w:r>
@@ -2977,7 +3025,7 @@
         <w:pStyle w:val="Compact"/>
         <w:numPr>
           <w:ilvl w:val="0"/>
-          <w:numId w:val="1038"/>
+          <w:numId w:val="1039"/>
         </w:numPr>
       </w:pPr>
       <w:r>
@@ -2999,7 +3047,7 @@
         <w:pStyle w:val="Compact"/>
         <w:numPr>
           <w:ilvl w:val="0"/>
-          <w:numId w:val="1039"/>
+          <w:numId w:val="1040"/>
         </w:numPr>
       </w:pPr>
       <w:r>
@@ -3011,7 +3059,7 @@
         <w:pStyle w:val="Compact"/>
         <w:numPr>
           <w:ilvl w:val="0"/>
-          <w:numId w:val="1039"/>
+          <w:numId w:val="1040"/>
         </w:numPr>
       </w:pPr>
       <w:r>
@@ -3023,7 +3071,7 @@
         <w:pStyle w:val="Compact"/>
         <w:numPr>
           <w:ilvl w:val="0"/>
-          <w:numId w:val="1039"/>
+          <w:numId w:val="1040"/>
         </w:numPr>
       </w:pPr>
       <w:r>
@@ -3092,19 +3140,19 @@
         <w:pStyle w:val="Compact"/>
         <w:numPr>
           <w:ilvl w:val="0"/>
-          <w:numId w:val="1040"/>
-        </w:numPr>
-      </w:pPr>
-      <w:r>
-        <w:t xml:space="preserve">Removes tumor and lower 1/3 esophagus</w:t>
-      </w:r>
-    </w:p>
-    <w:p>
-      <w:pPr>
-        <w:pStyle w:val="Compact"/>
-        <w:numPr>
-          <w:ilvl w:val="0"/>
-          <w:numId w:val="1040"/>
+          <w:numId w:val="1041"/>
+        </w:numPr>
+      </w:pPr>
+      <w:r>
+        <w:t xml:space="preserve">Removes tumor and lower 1/2 esophagus</w:t>
+      </w:r>
+    </w:p>
+    <w:p>
+      <w:pPr>
+        <w:pStyle w:val="Compact"/>
+        <w:numPr>
+          <w:ilvl w:val="0"/>
+          <w:numId w:val="1041"/>
         </w:numPr>
       </w:pPr>
       <w:r>
@@ -3116,7 +3164,7 @@
         <w:pStyle w:val="Compact"/>
         <w:numPr>
           <w:ilvl w:val="0"/>
-          <w:numId w:val="1040"/>
+          <w:numId w:val="1041"/>
         </w:numPr>
       </w:pPr>
       <w:r>
@@ -3328,7 +3376,7 @@
         <w:pStyle w:val="Compact"/>
         <w:numPr>
           <w:ilvl w:val="0"/>
-          <w:numId w:val="1041"/>
+          <w:numId w:val="1042"/>
         </w:numPr>
       </w:pPr>
       <w:r>
@@ -3340,7 +3388,7 @@
         <w:pStyle w:val="Compact"/>
         <w:numPr>
           <w:ilvl w:val="0"/>
-          <w:numId w:val="1041"/>
+          <w:numId w:val="1042"/>
         </w:numPr>
       </w:pPr>
       <w:r>
@@ -3352,7 +3400,7 @@
         <w:pStyle w:val="Compact"/>
         <w:numPr>
           <w:ilvl w:val="0"/>
-          <w:numId w:val="1041"/>
+          <w:numId w:val="1042"/>
         </w:numPr>
       </w:pPr>
       <w:r>
@@ -3438,7 +3486,7 @@
         <w:pStyle w:val="FirstParagraph"/>
       </w:pPr>
       <w:r>
-        <w:t xml:space="preserve">Mininally-invasive approach feasible in 95% of cases</w:t>
+        <w:t xml:space="preserve">Mininally-invasive approach feasible in 98% of cases</w:t>
       </w:r>
     </w:p>
     <w:p>
@@ -3446,7 +3494,7 @@
         <w:pStyle w:val="BodyText"/>
       </w:pPr>
       <w:r>
-        <w:t xml:space="preserve">In some cases, an open approach is still necessary.</w:t>
+        <w:t xml:space="preserve">In some cases, an open approach is still necessary (2%)</w:t>
       </w:r>
     </w:p>
     <w:p>
@@ -3716,7 +3764,7 @@
         <w:pStyle w:val="Compact"/>
         <w:numPr>
           <w:ilvl w:val="0"/>
-          <w:numId w:val="1042"/>
+          <w:numId w:val="1043"/>
         </w:numPr>
       </w:pPr>
       <w:r>
@@ -3728,7 +3776,7 @@
         <w:pStyle w:val="Compact"/>
         <w:numPr>
           <w:ilvl w:val="0"/>
-          <w:numId w:val="1042"/>
+          <w:numId w:val="1043"/>
         </w:numPr>
       </w:pPr>
       <w:r>
@@ -3823,7 +3871,7 @@
         <w:pStyle w:val="Compact"/>
         <w:numPr>
           <w:ilvl w:val="0"/>
-          <w:numId w:val="1043"/>
+          <w:numId w:val="1044"/>
         </w:numPr>
       </w:pPr>
       <w:r>
@@ -3835,7 +3883,7 @@
         <w:pStyle w:val="Compact"/>
         <w:numPr>
           <w:ilvl w:val="0"/>
-          <w:numId w:val="1043"/>
+          <w:numId w:val="1044"/>
         </w:numPr>
       </w:pPr>
       <w:r>
@@ -3847,7 +3895,7 @@
         <w:pStyle w:val="Compact"/>
         <w:numPr>
           <w:ilvl w:val="0"/>
-          <w:numId w:val="1043"/>
+          <w:numId w:val="1044"/>
         </w:numPr>
       </w:pPr>
       <w:r>
@@ -3924,7 +3972,7 @@
         <w:pStyle w:val="Compact"/>
         <w:numPr>
           <w:ilvl w:val="0"/>
-          <w:numId w:val="1044"/>
+          <w:numId w:val="1045"/>
         </w:numPr>
       </w:pPr>
       <w:r>
@@ -3936,7 +3984,7 @@
         <w:pStyle w:val="Compact"/>
         <w:numPr>
           <w:ilvl w:val="0"/>
-          <w:numId w:val="1044"/>
+          <w:numId w:val="1045"/>
         </w:numPr>
       </w:pPr>
       <w:r>
@@ -3948,7 +3996,7 @@
         <w:pStyle w:val="Compact"/>
         <w:numPr>
           <w:ilvl w:val="0"/>
-          <w:numId w:val="1044"/>
+          <w:numId w:val="1045"/>
         </w:numPr>
       </w:pPr>
       <w:r>
@@ -4025,7 +4073,7 @@
         <w:pStyle w:val="Compact"/>
         <w:numPr>
           <w:ilvl w:val="0"/>
-          <w:numId w:val="1045"/>
+          <w:numId w:val="1046"/>
         </w:numPr>
       </w:pPr>
       <w:r>
@@ -4037,7 +4085,7 @@
         <w:pStyle w:val="Compact"/>
         <w:numPr>
           <w:ilvl w:val="0"/>
-          <w:numId w:val="1045"/>
+          <w:numId w:val="1046"/>
         </w:numPr>
       </w:pPr>
       <w:r>
@@ -4049,7 +4097,7 @@
         <w:pStyle w:val="Compact"/>
         <w:numPr>
           <w:ilvl w:val="0"/>
-          <w:numId w:val="1045"/>
+          <w:numId w:val="1046"/>
         </w:numPr>
       </w:pPr>
       <w:r>
@@ -4117,7 +4165,7 @@
       <w:pPr>
         <w:numPr>
           <w:ilvl w:val="0"/>
-          <w:numId w:val="1046"/>
+          <w:numId w:val="1047"/>
         </w:numPr>
       </w:pPr>
       <w:r>
@@ -4128,7 +4176,7 @@
       <w:pPr>
         <w:numPr>
           <w:ilvl w:val="0"/>
-          <w:numId w:val="1046"/>
+          <w:numId w:val="1047"/>
         </w:numPr>
       </w:pPr>
       <w:r>
@@ -4139,7 +4187,7 @@
       <w:pPr>
         <w:numPr>
           <w:ilvl w:val="0"/>
-          <w:numId w:val="1046"/>
+          <w:numId w:val="1047"/>
         </w:numPr>
       </w:pPr>
       <w:r>
@@ -4216,7 +4264,7 @@
         <w:pStyle w:val="Compact"/>
         <w:numPr>
           <w:ilvl w:val="0"/>
-          <w:numId w:val="1047"/>
+          <w:numId w:val="1048"/>
         </w:numPr>
       </w:pPr>
       <w:r>
@@ -4228,7 +4276,7 @@
         <w:pStyle w:val="Compact"/>
         <w:numPr>
           <w:ilvl w:val="0"/>
-          <w:numId w:val="1047"/>
+          <w:numId w:val="1048"/>
         </w:numPr>
       </w:pPr>
       <w:r>
@@ -4240,7 +4288,7 @@
         <w:pStyle w:val="Compact"/>
         <w:numPr>
           <w:ilvl w:val="0"/>
-          <w:numId w:val="1047"/>
+          <w:numId w:val="1048"/>
         </w:numPr>
       </w:pPr>
       <w:r>
@@ -4260,7 +4308,7 @@
         <w:pStyle w:val="Compact"/>
         <w:numPr>
           <w:ilvl w:val="0"/>
-          <w:numId w:val="1048"/>
+          <w:numId w:val="1049"/>
         </w:numPr>
       </w:pPr>
       <w:r>
@@ -4272,7 +4320,7 @@
         <w:pStyle w:val="Compact"/>
         <w:numPr>
           <w:ilvl w:val="0"/>
-          <w:numId w:val="1048"/>
+          <w:numId w:val="1049"/>
         </w:numPr>
       </w:pPr>
       <w:r>
@@ -4406,7 +4454,7 @@
         <w:pStyle w:val="Compact"/>
         <w:numPr>
           <w:ilvl w:val="0"/>
-          <w:numId w:val="1049"/>
+          <w:numId w:val="1050"/>
         </w:numPr>
       </w:pPr>
       <w:r>
@@ -4418,7 +4466,7 @@
         <w:pStyle w:val="Compact"/>
         <w:numPr>
           <w:ilvl w:val="0"/>
-          <w:numId w:val="1049"/>
+          <w:numId w:val="1050"/>
         </w:numPr>
       </w:pPr>
       <w:r>
@@ -4430,7 +4478,7 @@
         <w:pStyle w:val="Compact"/>
         <w:numPr>
           <w:ilvl w:val="0"/>
-          <w:numId w:val="1049"/>
+          <w:numId w:val="1050"/>
         </w:numPr>
       </w:pPr>
       <w:r>
@@ -4442,7 +4490,7 @@
         <w:pStyle w:val="Compact"/>
         <w:numPr>
           <w:ilvl w:val="0"/>
-          <w:numId w:val="1049"/>
+          <w:numId w:val="1050"/>
         </w:numPr>
       </w:pPr>
       <w:r>
@@ -4454,7 +4502,7 @@
         <w:pStyle w:val="Compact"/>
         <w:numPr>
           <w:ilvl w:val="0"/>
-          <w:numId w:val="1049"/>
+          <w:numId w:val="1050"/>
         </w:numPr>
       </w:pPr>
       <w:r>
@@ -4484,7 +4532,7 @@
         <w:pStyle w:val="Compact"/>
         <w:numPr>
           <w:ilvl w:val="0"/>
-          <w:numId w:val="1050"/>
+          <w:numId w:val="1051"/>
         </w:numPr>
       </w:pPr>
       <w:r>
@@ -4496,7 +4544,7 @@
         <w:pStyle w:val="Compact"/>
         <w:numPr>
           <w:ilvl w:val="0"/>
-          <w:numId w:val="1050"/>
+          <w:numId w:val="1051"/>
         </w:numPr>
       </w:pPr>
       <w:r>
@@ -4508,7 +4556,7 @@
         <w:pStyle w:val="Compact"/>
         <w:numPr>
           <w:ilvl w:val="0"/>
-          <w:numId w:val="1050"/>
+          <w:numId w:val="1051"/>
         </w:numPr>
       </w:pPr>
       <w:r>
@@ -4520,7 +4568,7 @@
         <w:pStyle w:val="Compact"/>
         <w:numPr>
           <w:ilvl w:val="1"/>
-          <w:numId w:val="1051"/>
+          <w:numId w:val="1052"/>
         </w:numPr>
       </w:pPr>
       <w:r>
@@ -4532,7 +4580,7 @@
         <w:pStyle w:val="Compact"/>
         <w:numPr>
           <w:ilvl w:val="1"/>
-          <w:numId w:val="1051"/>
+          <w:numId w:val="1052"/>
         </w:numPr>
       </w:pPr>
       <w:r>
@@ -4544,7 +4592,7 @@
         <w:pStyle w:val="Compact"/>
         <w:numPr>
           <w:ilvl w:val="1"/>
-          <w:numId w:val="1051"/>
+          <w:numId w:val="1052"/>
         </w:numPr>
       </w:pPr>
       <w:r>
@@ -4694,400 +4742,413 @@
       </w:tr>
     </w:tbl>
     <w:bookmarkEnd w:id="124"/>
-    <w:bookmarkStart w:id="125" w:name="day-prior-to-surgery"/>
-    <w:p>
-      <w:pPr>
-        <w:pStyle w:val="Heading2"/>
-      </w:pPr>
-      <w:r>
-        <w:t xml:space="preserve">72 Day Prior to Surgery</w:t>
-      </w:r>
-    </w:p>
-    <w:p>
-      <w:pPr>
-        <w:pStyle w:val="Compact"/>
-        <w:numPr>
-          <w:ilvl w:val="0"/>
-          <w:numId w:val="1052"/>
-        </w:numPr>
-      </w:pPr>
-      <w:r>
-        <w:t xml:space="preserve">Clear liquids for 24 hours prior to surgery</w:t>
-      </w:r>
-    </w:p>
-    <w:p>
-      <w:pPr>
-        <w:pStyle w:val="Compact"/>
-        <w:numPr>
-          <w:ilvl w:val="0"/>
-          <w:numId w:val="1052"/>
-        </w:numPr>
-      </w:pPr>
-      <w:r>
-        <w:t xml:space="preserve">Check with Pre-op nurse regarding medicines day prior to surgery</w:t>
-      </w:r>
-    </w:p>
-    <w:p>
-      <w:pPr>
-        <w:pStyle w:val="Compact"/>
-        <w:numPr>
-          <w:ilvl w:val="0"/>
-          <w:numId w:val="1052"/>
-        </w:numPr>
-      </w:pPr>
-      <w:r>
-        <w:t xml:space="preserve">No tube feedings the night before surgery</w:t>
+    <w:bookmarkStart w:id="125" w:name="epidural-catheter-for-pain-control"/>
+    <w:p>
+      <w:pPr>
+        <w:pStyle w:val="Heading2"/>
+      </w:pPr>
+      <w:r>
+        <w:t xml:space="preserve">72 Epidural Catheter for Pain Control</w:t>
+      </w:r>
+    </w:p>
+    <w:p>
+      <w:pPr>
+        <w:pStyle w:val="Compact"/>
+        <w:numPr>
+          <w:ilvl w:val="0"/>
+          <w:numId w:val="1053"/>
+        </w:numPr>
+      </w:pPr>
+      <w:r>
+        <w:t xml:space="preserve">Remains in place for 2-5 days</w:t>
+      </w:r>
+    </w:p>
+    <w:p>
+      <w:pPr>
+        <w:pStyle w:val="Compact"/>
+        <w:numPr>
+          <w:ilvl w:val="0"/>
+          <w:numId w:val="1053"/>
+        </w:numPr>
+      </w:pPr>
+      <w:r>
+        <w:t xml:space="preserve">Dosage can be adjusted as needed</w:t>
+      </w:r>
+    </w:p>
+    <w:p>
+      <w:pPr>
+        <w:pStyle w:val="Compact"/>
+        <w:numPr>
+          <w:ilvl w:val="0"/>
+          <w:numId w:val="1053"/>
+        </w:numPr>
+      </w:pPr>
+      <w:r>
+        <w:t xml:space="preserve">Can make it more difficult to urinate</w:t>
+      </w:r>
+    </w:p>
+    <w:p>
+      <w:pPr>
+        <w:pStyle w:val="Compact"/>
+        <w:numPr>
+          <w:ilvl w:val="0"/>
+          <w:numId w:val="1053"/>
+        </w:numPr>
+      </w:pPr>
+      <w:r>
+        <w:t xml:space="preserve">May require foley catheter in bladder</w:t>
+      </w:r>
+    </w:p>
+    <w:p>
+      <w:pPr>
+        <w:pStyle w:val="Compact"/>
+        <w:numPr>
+          <w:ilvl w:val="0"/>
+          <w:numId w:val="1053"/>
+        </w:numPr>
+      </w:pPr>
+      <w:r>
+        <w:t xml:space="preserve">Foley catheter removed after epidural removed</w:t>
       </w:r>
     </w:p>
     <w:bookmarkEnd w:id="125"/>
-    <w:bookmarkStart w:id="126" w:name="day-of-surgery"/>
-    <w:p>
-      <w:pPr>
-        <w:pStyle w:val="Heading2"/>
-      </w:pPr>
-      <w:r>
-        <w:t xml:space="preserve">73 Day of Surgery</w:t>
-      </w:r>
-    </w:p>
-    <w:p>
-      <w:pPr>
-        <w:pStyle w:val="Compact"/>
-        <w:numPr>
-          <w:ilvl w:val="0"/>
-          <w:numId w:val="1053"/>
-        </w:numPr>
-      </w:pPr>
-      <w:r>
-        <w:t xml:space="preserve">Arrive at 5am – nothing to eat or drink after midnight.</w:t>
-      </w:r>
-    </w:p>
-    <w:p>
-      <w:pPr>
-        <w:pStyle w:val="Compact"/>
-        <w:numPr>
-          <w:ilvl w:val="0"/>
-          <w:numId w:val="1053"/>
-        </w:numPr>
-      </w:pPr>
-      <w:r>
-        <w:t xml:space="preserve">Medicines OK w/ a sip of water</w:t>
-      </w:r>
-    </w:p>
-    <w:p>
-      <w:pPr>
-        <w:pStyle w:val="Compact"/>
-        <w:numPr>
-          <w:ilvl w:val="0"/>
-          <w:numId w:val="1053"/>
-        </w:numPr>
-      </w:pPr>
-      <w:r>
-        <w:t xml:space="preserve">sip of black coffee but</w:t>
-      </w:r>
-      <w:r>
-        <w:t xml:space="preserve"> </w:t>
-      </w:r>
-      <w:r>
-        <w:rPr>
-          <w:b/>
-          <w:bCs/>
-        </w:rPr>
-        <w:t xml:space="preserve">no cream</w:t>
-      </w:r>
-      <w:r>
-        <w:t xml:space="preserve">.</w:t>
-      </w:r>
-    </w:p>
-    <w:p>
-      <w:pPr>
-        <w:pStyle w:val="Compact"/>
-        <w:numPr>
-          <w:ilvl w:val="0"/>
-          <w:numId w:val="1053"/>
-        </w:numPr>
-      </w:pPr>
-      <w:r>
-        <w:t xml:space="preserve">Surgery will be cancelled if you have cream/milk</w:t>
-      </w:r>
-    </w:p>
-    <w:p>
-      <w:pPr>
-        <w:pStyle w:val="Compact"/>
-        <w:numPr>
-          <w:ilvl w:val="0"/>
-          <w:numId w:val="1053"/>
-        </w:numPr>
-      </w:pPr>
-      <w:r>
-        <w:t xml:space="preserve">Waiting room for family and friends on 5th floor</w:t>
+    <w:bookmarkStart w:id="126" w:name="intensive-care-unit-icu-2-4-days"/>
+    <w:p>
+      <w:pPr>
+        <w:pStyle w:val="Heading2"/>
+      </w:pPr>
+      <w:r>
+        <w:t xml:space="preserve">73 Intensive Care Unit (ICU) (2-4 days)</w:t>
+      </w:r>
+    </w:p>
+    <w:p>
+      <w:pPr>
+        <w:pStyle w:val="Compact"/>
+        <w:numPr>
+          <w:ilvl w:val="0"/>
+          <w:numId w:val="1054"/>
+        </w:numPr>
+      </w:pPr>
+      <w:r>
+        <w:t xml:space="preserve">Surgical ICU on 11th floor</w:t>
+      </w:r>
+    </w:p>
+    <w:p>
+      <w:pPr>
+        <w:pStyle w:val="Compact"/>
+        <w:numPr>
+          <w:ilvl w:val="0"/>
+          <w:numId w:val="1054"/>
+        </w:numPr>
+      </w:pPr>
+      <w:r>
+        <w:t xml:space="preserve">NG tube in nose to drain stomach and esophagus</w:t>
+      </w:r>
+    </w:p>
+    <w:p>
+      <w:pPr>
+        <w:pStyle w:val="Compact"/>
+        <w:numPr>
+          <w:ilvl w:val="0"/>
+          <w:numId w:val="1054"/>
+        </w:numPr>
+      </w:pPr>
+      <w:r>
+        <w:t xml:space="preserve">Catheter in bladder</w:t>
+      </w:r>
+    </w:p>
+    <w:p>
+      <w:pPr>
+        <w:pStyle w:val="Compact"/>
+        <w:numPr>
+          <w:ilvl w:val="0"/>
+          <w:numId w:val="1054"/>
+        </w:numPr>
+      </w:pPr>
+      <w:r>
+        <w:t xml:space="preserve">Chest tube right chest</w:t>
+      </w:r>
+    </w:p>
+    <w:p>
+      <w:pPr>
+        <w:pStyle w:val="Compact"/>
+        <w:numPr>
+          <w:ilvl w:val="0"/>
+          <w:numId w:val="1054"/>
+        </w:numPr>
+      </w:pPr>
+      <w:r>
+        <w:t xml:space="preserve">Abdominal drains (usually 2)</w:t>
+      </w:r>
+    </w:p>
+    <w:p>
+      <w:pPr>
+        <w:pStyle w:val="Compact"/>
+        <w:numPr>
+          <w:ilvl w:val="0"/>
+          <w:numId w:val="1054"/>
+        </w:numPr>
+      </w:pPr>
+      <w:r>
+        <w:t xml:space="preserve">Feeding jejunostomy (usually stays in 8 wks)</w:t>
       </w:r>
     </w:p>
     <w:bookmarkEnd w:id="126"/>
-    <w:bookmarkStart w:id="127" w:name="epidural-catheter-for-pain-control"/>
-    <w:p>
-      <w:pPr>
-        <w:pStyle w:val="Heading2"/>
-      </w:pPr>
-      <w:r>
-        <w:t xml:space="preserve">74 Epidural Catheter for Pain Control</w:t>
-      </w:r>
-    </w:p>
-    <w:p>
-      <w:pPr>
-        <w:pStyle w:val="Compact"/>
-        <w:numPr>
-          <w:ilvl w:val="0"/>
-          <w:numId w:val="1054"/>
-        </w:numPr>
-      </w:pPr>
-      <w:r>
-        <w:t xml:space="preserve">Remains in place for 2-5 days</w:t>
-      </w:r>
-    </w:p>
-    <w:p>
-      <w:pPr>
-        <w:pStyle w:val="Compact"/>
-        <w:numPr>
-          <w:ilvl w:val="0"/>
-          <w:numId w:val="1054"/>
-        </w:numPr>
-      </w:pPr>
-      <w:r>
-        <w:t xml:space="preserve">Dosage can be adjusted as needed</w:t>
-      </w:r>
-    </w:p>
-    <w:p>
-      <w:pPr>
-        <w:pStyle w:val="Compact"/>
-        <w:numPr>
-          <w:ilvl w:val="0"/>
-          <w:numId w:val="1054"/>
-        </w:numPr>
-      </w:pPr>
-      <w:r>
-        <w:t xml:space="preserve">Can make it more difficult to urinate</w:t>
-      </w:r>
-    </w:p>
-    <w:p>
-      <w:pPr>
-        <w:pStyle w:val="Compact"/>
-        <w:numPr>
-          <w:ilvl w:val="0"/>
-          <w:numId w:val="1054"/>
-        </w:numPr>
-      </w:pPr>
-      <w:r>
-        <w:t xml:space="preserve">May require foley catheter in bladder</w:t>
-      </w:r>
-    </w:p>
-    <w:p>
-      <w:pPr>
-        <w:pStyle w:val="Compact"/>
-        <w:numPr>
-          <w:ilvl w:val="0"/>
-          <w:numId w:val="1054"/>
-        </w:numPr>
-      </w:pPr>
-      <w:r>
-        <w:t xml:space="preserve">Foley catheter removed after epidural removed</w:t>
+    <w:bookmarkStart w:id="127" w:name="intensive-care-unit-icu"/>
+    <w:p>
+      <w:pPr>
+        <w:pStyle w:val="Heading2"/>
+      </w:pPr>
+      <w:r>
+        <w:t xml:space="preserve">74 Intensive Care Unit (ICU)</w:t>
+      </w:r>
+    </w:p>
+    <w:p>
+      <w:pPr>
+        <w:pStyle w:val="Compact"/>
+        <w:numPr>
+          <w:ilvl w:val="0"/>
+          <w:numId w:val="1055"/>
+        </w:numPr>
+      </w:pPr>
+      <w:r>
+        <w:t xml:space="preserve">Bladder catheter removed → check that bladder empties properly</w:t>
+      </w:r>
+    </w:p>
+    <w:p>
+      <w:pPr>
+        <w:pStyle w:val="Compact"/>
+        <w:numPr>
+          <w:ilvl w:val="0"/>
+          <w:numId w:val="1055"/>
+        </w:numPr>
+      </w:pPr>
+      <w:r>
+        <w:t xml:space="preserve">Chest tube removed (day 2-4) → follow-up x-ray</w:t>
+      </w:r>
+    </w:p>
+    <w:p>
+      <w:pPr>
+        <w:pStyle w:val="Compact"/>
+        <w:numPr>
+          <w:ilvl w:val="0"/>
+          <w:numId w:val="1055"/>
+        </w:numPr>
+      </w:pPr>
+      <w:r>
+        <w:t xml:space="preserve">Fluid emptied from drains every few hours</w:t>
+      </w:r>
+    </w:p>
+    <w:p>
+      <w:pPr>
+        <w:pStyle w:val="Compact"/>
+        <w:numPr>
+          <w:ilvl w:val="0"/>
+          <w:numId w:val="1055"/>
+        </w:numPr>
+      </w:pPr>
+      <w:r>
+        <w:t xml:space="preserve">Start tube feedings by feeding</w:t>
+      </w:r>
+    </w:p>
+    <w:p>
+      <w:pPr>
+        <w:pStyle w:val="Compact"/>
+        <w:numPr>
+          <w:ilvl w:val="0"/>
+          <w:numId w:val="1055"/>
+        </w:numPr>
+      </w:pPr>
+      <w:r>
+        <w:t xml:space="preserve">Feeding jejunostomy (stays in 8 weeks)</w:t>
       </w:r>
     </w:p>
     <w:bookmarkEnd w:id="127"/>
-    <w:bookmarkStart w:id="128" w:name="intensive-care-unit-icu-2-4-days"/>
-    <w:p>
-      <w:pPr>
-        <w:pStyle w:val="Heading2"/>
-      </w:pPr>
-      <w:r>
-        <w:t xml:space="preserve">75 Intensive Care Unit (ICU) (2-4 days)</w:t>
-      </w:r>
-    </w:p>
-    <w:p>
-      <w:pPr>
-        <w:pStyle w:val="Compact"/>
-        <w:numPr>
-          <w:ilvl w:val="0"/>
-          <w:numId w:val="1055"/>
-        </w:numPr>
-      </w:pPr>
-      <w:r>
-        <w:t xml:space="preserve">Surgical ICU on 11th floor</w:t>
-      </w:r>
-    </w:p>
-    <w:p>
-      <w:pPr>
-        <w:pStyle w:val="Compact"/>
-        <w:numPr>
-          <w:ilvl w:val="0"/>
-          <w:numId w:val="1055"/>
-        </w:numPr>
-      </w:pPr>
-      <w:r>
-        <w:t xml:space="preserve">NG tube in nose to drain stomach and esophagus</w:t>
-      </w:r>
-    </w:p>
-    <w:p>
-      <w:pPr>
-        <w:pStyle w:val="Compact"/>
-        <w:numPr>
-          <w:ilvl w:val="0"/>
-          <w:numId w:val="1055"/>
-        </w:numPr>
-      </w:pPr>
-      <w:r>
-        <w:t xml:space="preserve">Catheter in bladder</w:t>
-      </w:r>
-    </w:p>
-    <w:p>
-      <w:pPr>
-        <w:pStyle w:val="Compact"/>
-        <w:numPr>
-          <w:ilvl w:val="0"/>
-          <w:numId w:val="1055"/>
-        </w:numPr>
-      </w:pPr>
-      <w:r>
-        <w:t xml:space="preserve">Chest tube right chest</w:t>
-      </w:r>
-    </w:p>
-    <w:p>
-      <w:pPr>
-        <w:pStyle w:val="Compact"/>
-        <w:numPr>
-          <w:ilvl w:val="0"/>
-          <w:numId w:val="1055"/>
-        </w:numPr>
-      </w:pPr>
-      <w:r>
-        <w:t xml:space="preserve">Abdominal drains (usually 2)</w:t>
-      </w:r>
-    </w:p>
-    <w:p>
-      <w:pPr>
-        <w:pStyle w:val="Compact"/>
-        <w:numPr>
-          <w:ilvl w:val="0"/>
-          <w:numId w:val="1055"/>
-        </w:numPr>
-      </w:pPr>
-      <w:r>
-        <w:t xml:space="preserve">Feeding jejunostomy (usually stays in 8 wks)</w:t>
+    <w:bookmarkStart w:id="128" w:name="ward---6tower"/>
+    <w:p>
+      <w:pPr>
+        <w:pStyle w:val="Heading2"/>
+      </w:pPr>
+      <w:r>
+        <w:t xml:space="preserve">75 Ward - 6Tower</w:t>
+      </w:r>
+    </w:p>
+    <w:p>
+      <w:pPr>
+        <w:pStyle w:val="Compact"/>
+        <w:numPr>
+          <w:ilvl w:val="0"/>
+          <w:numId w:val="1056"/>
+        </w:numPr>
+      </w:pPr>
+      <w:r>
+        <w:t xml:space="preserve">Jejunostomy feeds started</w:t>
+      </w:r>
+    </w:p>
+    <w:p>
+      <w:pPr>
+        <w:pStyle w:val="Compact"/>
+        <w:numPr>
+          <w:ilvl w:val="0"/>
+          <w:numId w:val="1056"/>
+        </w:numPr>
+      </w:pPr>
+      <w:r>
+        <w:t xml:space="preserve">Up in a chair most of the day</w:t>
+      </w:r>
+    </w:p>
+    <w:p>
+      <w:pPr>
+        <w:pStyle w:val="Compact"/>
+        <w:numPr>
+          <w:ilvl w:val="0"/>
+          <w:numId w:val="1056"/>
+        </w:numPr>
+      </w:pPr>
+      <w:r>
+        <w:t xml:space="preserve">Walking in the halls</w:t>
+      </w:r>
+    </w:p>
+    <w:p>
+      <w:pPr>
+        <w:pStyle w:val="Compact"/>
+        <w:numPr>
+          <w:ilvl w:val="1"/>
+          <w:numId w:val="1057"/>
+        </w:numPr>
+      </w:pPr>
+      <w:r>
+        <w:t xml:space="preserve">Start with assistance</w:t>
+      </w:r>
+    </w:p>
+    <w:p>
+      <w:pPr>
+        <w:pStyle w:val="Compact"/>
+        <w:numPr>
+          <w:ilvl w:val="1"/>
+          <w:numId w:val="1057"/>
+        </w:numPr>
+      </w:pPr>
+      <w:r>
+        <w:t xml:space="preserve">Improves lung function</w:t>
+      </w:r>
+    </w:p>
+    <w:p>
+      <w:pPr>
+        <w:pStyle w:val="Compact"/>
+        <w:numPr>
+          <w:ilvl w:val="1"/>
+          <w:numId w:val="1057"/>
+        </w:numPr>
+      </w:pPr>
+      <w:r>
+        <w:t xml:space="preserve">Prevents loss of muscle strength</w:t>
       </w:r>
     </w:p>
     <w:bookmarkEnd w:id="128"/>
-    <w:bookmarkStart w:id="129" w:name="intensive-care-unit-icu"/>
-    <w:p>
-      <w:pPr>
-        <w:pStyle w:val="Heading2"/>
-      </w:pPr>
-      <w:r>
-        <w:t xml:space="preserve">76 Intensive Care Unit (ICU)</w:t>
-      </w:r>
-    </w:p>
-    <w:p>
-      <w:pPr>
-        <w:pStyle w:val="Compact"/>
-        <w:numPr>
-          <w:ilvl w:val="0"/>
-          <w:numId w:val="1056"/>
-        </w:numPr>
-      </w:pPr>
-      <w:r>
-        <w:t xml:space="preserve">Bladder catheter removed → check that bladder empties properly</w:t>
-      </w:r>
-    </w:p>
-    <w:p>
-      <w:pPr>
-        <w:pStyle w:val="Compact"/>
-        <w:numPr>
-          <w:ilvl w:val="0"/>
-          <w:numId w:val="1056"/>
-        </w:numPr>
-      </w:pPr>
-      <w:r>
-        <w:t xml:space="preserve">Chest tube removed (day 2-4) → follow-up x-ray</w:t>
-      </w:r>
-    </w:p>
-    <w:p>
-      <w:pPr>
-        <w:pStyle w:val="Compact"/>
-        <w:numPr>
-          <w:ilvl w:val="0"/>
-          <w:numId w:val="1056"/>
-        </w:numPr>
-      </w:pPr>
-      <w:r>
-        <w:t xml:space="preserve">Fluid emptied from drains every few hours</w:t>
-      </w:r>
-    </w:p>
-    <w:p>
-      <w:pPr>
-        <w:pStyle w:val="Compact"/>
-        <w:numPr>
-          <w:ilvl w:val="0"/>
-          <w:numId w:val="1056"/>
-        </w:numPr>
-      </w:pPr>
-      <w:r>
-        <w:t xml:space="preserve">Start tube feedings by feeding</w:t>
-      </w:r>
-    </w:p>
-    <w:p>
-      <w:pPr>
-        <w:pStyle w:val="Compact"/>
-        <w:numPr>
-          <w:ilvl w:val="0"/>
-          <w:numId w:val="1056"/>
-        </w:numPr>
-      </w:pPr>
-      <w:r>
-        <w:t xml:space="preserve">Feeding jejunostomy (stays in 8 weeks)</w:t>
+    <w:bookmarkStart w:id="129" w:name="jejunostomy-feeds"/>
+    <w:p>
+      <w:pPr>
+        <w:pStyle w:val="Heading2"/>
+      </w:pPr>
+      <w:r>
+        <w:t xml:space="preserve">76 Jejunostomy Feeds</w:t>
+      </w:r>
+    </w:p>
+    <w:p>
+      <w:pPr>
+        <w:pStyle w:val="FirstParagraph"/>
+      </w:pPr>
+      <w:r>
+        <w:t xml:space="preserve">Jejunostomy tube feeds</w:t>
+      </w:r>
+    </w:p>
+    <w:p>
+      <w:pPr>
+        <w:pStyle w:val="Compact"/>
+        <w:numPr>
+          <w:ilvl w:val="0"/>
+          <w:numId w:val="1058"/>
+        </w:numPr>
+      </w:pPr>
+      <w:r>
+        <w:t xml:space="preserve">Start continuous (24 hours)</w:t>
+      </w:r>
+    </w:p>
+    <w:p>
+      <w:pPr>
+        <w:pStyle w:val="Compact"/>
+        <w:numPr>
+          <w:ilvl w:val="0"/>
+          <w:numId w:val="1058"/>
+        </w:numPr>
+      </w:pPr>
+      <w:r>
+        <w:t xml:space="preserve">Convert to night-time only (16 hours)</w:t>
+      </w:r>
+    </w:p>
+    <w:p>
+      <w:pPr>
+        <w:pStyle w:val="FirstParagraph"/>
+      </w:pPr>
+      <w:r>
+        <w:t xml:space="preserve">Water administered through feeding tube</w:t>
+      </w:r>
+    </w:p>
+    <w:p>
+      <w:pPr>
+        <w:pStyle w:val="Compact"/>
+        <w:numPr>
+          <w:ilvl w:val="0"/>
+          <w:numId w:val="1059"/>
+        </w:numPr>
+      </w:pPr>
+      <w:r>
+        <w:t xml:space="preserve">Usually 8oz 4 times/day</w:t>
+      </w:r>
+    </w:p>
+    <w:p>
+      <w:pPr>
+        <w:pStyle w:val="Compact"/>
+        <w:numPr>
+          <w:ilvl w:val="0"/>
+          <w:numId w:val="1059"/>
+        </w:numPr>
+      </w:pPr>
+      <w:r>
+        <w:t xml:space="preserve">Important to prevent dehydration</w:t>
       </w:r>
     </w:p>
     <w:bookmarkEnd w:id="129"/>
-    <w:bookmarkStart w:id="130" w:name="ward---6tower"/>
-    <w:p>
-      <w:pPr>
-        <w:pStyle w:val="Heading2"/>
-      </w:pPr>
-      <w:r>
-        <w:t xml:space="preserve">77 Ward - 6Tower</w:t>
-      </w:r>
-    </w:p>
-    <w:p>
-      <w:pPr>
-        <w:pStyle w:val="Compact"/>
-        <w:numPr>
-          <w:ilvl w:val="0"/>
-          <w:numId w:val="1057"/>
-        </w:numPr>
-      </w:pPr>
-      <w:r>
-        <w:t xml:space="preserve">Jejunostomy feeds started</w:t>
-      </w:r>
-    </w:p>
-    <w:p>
-      <w:pPr>
-        <w:pStyle w:val="Compact"/>
-        <w:numPr>
-          <w:ilvl w:val="0"/>
-          <w:numId w:val="1057"/>
-        </w:numPr>
-      </w:pPr>
-      <w:r>
-        <w:t xml:space="preserve">Up in a chair most of the day</w:t>
-      </w:r>
-    </w:p>
-    <w:p>
-      <w:pPr>
-        <w:pStyle w:val="Compact"/>
-        <w:numPr>
-          <w:ilvl w:val="0"/>
-          <w:numId w:val="1057"/>
-        </w:numPr>
-      </w:pPr>
-      <w:r>
-        <w:t xml:space="preserve">Walking in the halls</w:t>
+    <w:bookmarkStart w:id="130" w:name="jejunostomy-tube"/>
+    <w:p>
+      <w:pPr>
+        <w:pStyle w:val="Heading2"/>
+      </w:pPr>
+      <w:r>
+        <w:t xml:space="preserve">77 Jejunostomy Tube</w:t>
+      </w:r>
+    </w:p>
+    <w:bookmarkEnd w:id="130"/>
+    <w:bookmarkStart w:id="131" w:name="jejunostomy-typical-regimen"/>
+    <w:p>
+      <w:pPr>
+        <w:pStyle w:val="Heading2"/>
+      </w:pPr>
+      <w:r>
+        <w:t xml:space="preserve">78 Jejunostomy Typical Regimen</w:t>
+      </w:r>
+    </w:p>
+    <w:p>
+      <w:pPr>
+        <w:pStyle w:val="Compact"/>
+        <w:numPr>
+          <w:ilvl w:val="0"/>
+          <w:numId w:val="1060"/>
+        </w:numPr>
+      </w:pPr>
+      <w:r>
+        <w:t xml:space="preserve">Jejunostomy tube feeds for 16 hours (6pm-10am)</w:t>
       </w:r>
     </w:p>
     <w:p>
@@ -5095,11 +5156,11 @@
         <w:pStyle w:val="Compact"/>
         <w:numPr>
           <w:ilvl w:val="1"/>
-          <w:numId w:val="1058"/>
-        </w:numPr>
-      </w:pPr>
-      <w:r>
-        <w:t xml:space="preserve">Start with assistance</w:t>
+          <w:numId w:val="1061"/>
+        </w:numPr>
+      </w:pPr>
+      <w:r>
+        <w:t xml:space="preserve">Men: 75mL/hour x 16 hours = 5 cartons</w:t>
       </w:r>
     </w:p>
     <w:p>
@@ -5107,11 +5168,173 @@
         <w:pStyle w:val="Compact"/>
         <w:numPr>
           <w:ilvl w:val="1"/>
-          <w:numId w:val="1058"/>
-        </w:numPr>
-      </w:pPr>
-      <w:r>
-        <w:t xml:space="preserve">Improves lung function</w:t>
+          <w:numId w:val="1061"/>
+        </w:numPr>
+      </w:pPr>
+      <w:r>
+        <w:t xml:space="preserve">Women: 60mL/hour x 16 hours = 4 cartons</w:t>
+      </w:r>
+    </w:p>
+    <w:p>
+      <w:pPr>
+        <w:pStyle w:val="Compact"/>
+        <w:numPr>
+          <w:ilvl w:val="0"/>
+          <w:numId w:val="1060"/>
+        </w:numPr>
+      </w:pPr>
+      <w:r>
+        <w:t xml:space="preserve">Water 240ml (8oz) via syringe 4x/day</w:t>
+      </w:r>
+    </w:p>
+    <w:p>
+      <w:pPr>
+        <w:pStyle w:val="FirstParagraph"/>
+      </w:pPr>
+      <w:r>
+        <w:t xml:space="preserve">Hospital nurses will teach use of the feeding tube</w:t>
+      </w:r>
+    </w:p>
+    <w:bookmarkEnd w:id="131"/>
+    <w:bookmarkStart w:id="132" w:name="jejunostomy-feeds-with-diabetes"/>
+    <w:p>
+      <w:pPr>
+        <w:pStyle w:val="Heading2"/>
+      </w:pPr>
+      <w:r>
+        <w:t xml:space="preserve">79 Jejunostomy Feeds with Diabetes</w:t>
+      </w:r>
+    </w:p>
+    <w:p>
+      <w:pPr>
+        <w:pStyle w:val="FirstParagraph"/>
+      </w:pPr>
+      <w:r>
+        <w:t xml:space="preserve">Jejunostomy feedings elevate blood sugars</w:t>
+      </w:r>
+    </w:p>
+    <w:p>
+      <w:pPr>
+        <w:pStyle w:val="Compact"/>
+        <w:numPr>
+          <w:ilvl w:val="0"/>
+          <w:numId w:val="1062"/>
+        </w:numPr>
+      </w:pPr>
+      <w:r>
+        <w:t xml:space="preserve">Insulin may be required along with feeds</w:t>
+      </w:r>
+    </w:p>
+    <w:p>
+      <w:pPr>
+        <w:pStyle w:val="FirstParagraph"/>
+      </w:pPr>
+      <w:r>
+        <w:t xml:space="preserve">Typical Pattern for tube feeds</w:t>
+      </w:r>
+    </w:p>
+    <w:p>
+      <w:pPr>
+        <w:pStyle w:val="Compact"/>
+        <w:numPr>
+          <w:ilvl w:val="0"/>
+          <w:numId w:val="1063"/>
+        </w:numPr>
+      </w:pPr>
+      <w:r>
+        <w:t xml:space="preserve">Feeds run via pump from 6pm to 10am</w:t>
+      </w:r>
+    </w:p>
+    <w:p>
+      <w:pPr>
+        <w:pStyle w:val="Compact"/>
+        <w:numPr>
+          <w:ilvl w:val="0"/>
+          <w:numId w:val="1063"/>
+        </w:numPr>
+      </w:pPr>
+      <w:r>
+        <w:t xml:space="preserve">Insulin at 6pm (70/30 insulin)</w:t>
+      </w:r>
+    </w:p>
+    <w:p>
+      <w:pPr>
+        <w:pStyle w:val="Compact"/>
+        <w:numPr>
+          <w:ilvl w:val="0"/>
+          <w:numId w:val="1063"/>
+        </w:numPr>
+      </w:pPr>
+      <w:r>
+        <w:t xml:space="preserve">Insulin at Midnight (70/30 insulin)</w:t>
+      </w:r>
+    </w:p>
+    <w:p>
+      <w:pPr>
+        <w:pStyle w:val="Compact"/>
+        <w:numPr>
+          <w:ilvl w:val="0"/>
+          <w:numId w:val="1063"/>
+        </w:numPr>
+      </w:pPr>
+      <w:r>
+        <w:t xml:space="preserve">No insulin if tube feedings are not run</w:t>
+      </w:r>
+    </w:p>
+    <w:bookmarkEnd w:id="132"/>
+    <w:bookmarkStart w:id="133" w:name="jejunostomy-video"/>
+    <w:p>
+      <w:pPr>
+        <w:pStyle w:val="Heading2"/>
+      </w:pPr>
+      <w:r>
+        <w:t xml:space="preserve">80 Jejunostomy Video</w:t>
+      </w:r>
+    </w:p>
+    <w:bookmarkEnd w:id="133"/>
+    <w:bookmarkStart w:id="134" w:name="activity-after-surgery"/>
+    <w:p>
+      <w:pPr>
+        <w:pStyle w:val="Heading2"/>
+      </w:pPr>
+      <w:r>
+        <w:t xml:space="preserve">81 Activity after Surgery</w:t>
+      </w:r>
+    </w:p>
+    <w:p>
+      <w:pPr>
+        <w:pStyle w:val="Compact"/>
+        <w:numPr>
+          <w:ilvl w:val="0"/>
+          <w:numId w:val="1064"/>
+        </w:numPr>
+      </w:pPr>
+      <w:r>
+        <w:t xml:space="preserve">Up in chair most of the day</w:t>
+      </w:r>
+    </w:p>
+    <w:p>
+      <w:pPr>
+        <w:pStyle w:val="Compact"/>
+        <w:numPr>
+          <w:ilvl w:val="0"/>
+          <w:numId w:val="1064"/>
+        </w:numPr>
+      </w:pPr>
+      <w:r>
+        <w:t xml:space="preserve">Walking with help from nurse/Physical Therapist</w:t>
+      </w:r>
+    </w:p>
+    <w:p>
+      <w:pPr>
+        <w:pStyle w:val="Compact"/>
+        <w:numPr>
+          <w:ilvl w:val="0"/>
+          <w:numId w:val="1064"/>
+        </w:numPr>
+      </w:pPr>
+      <w:r>
+        <w:t xml:space="preserve">Goals:</w:t>
       </w:r>
     </w:p>
     <w:p>
@@ -5119,117 +5342,11 @@
         <w:pStyle w:val="Compact"/>
         <w:numPr>
           <w:ilvl w:val="1"/>
-          <w:numId w:val="1058"/>
-        </w:numPr>
-      </w:pPr>
-      <w:r>
-        <w:t xml:space="preserve">Prevents loss of muscle strength</w:t>
-      </w:r>
-    </w:p>
-    <w:bookmarkEnd w:id="130"/>
-    <w:bookmarkStart w:id="131" w:name="jejunostomy-feeds"/>
-    <w:p>
-      <w:pPr>
-        <w:pStyle w:val="Heading2"/>
-      </w:pPr>
-      <w:r>
-        <w:t xml:space="preserve">78 Jejunostomy Feeds</w:t>
-      </w:r>
-    </w:p>
-    <w:p>
-      <w:pPr>
-        <w:pStyle w:val="FirstParagraph"/>
-      </w:pPr>
-      <w:r>
-        <w:t xml:space="preserve">Jejunostomy tube feeds</w:t>
-      </w:r>
-    </w:p>
-    <w:p>
-      <w:pPr>
-        <w:pStyle w:val="Compact"/>
-        <w:numPr>
-          <w:ilvl w:val="0"/>
-          <w:numId w:val="1059"/>
-        </w:numPr>
-      </w:pPr>
-      <w:r>
-        <w:t xml:space="preserve">Start continuous (24 hours)</w:t>
-      </w:r>
-    </w:p>
-    <w:p>
-      <w:pPr>
-        <w:pStyle w:val="Compact"/>
-        <w:numPr>
-          <w:ilvl w:val="0"/>
-          <w:numId w:val="1059"/>
-        </w:numPr>
-      </w:pPr>
-      <w:r>
-        <w:t xml:space="preserve">Convert to night-time only (16 hours)</w:t>
-      </w:r>
-    </w:p>
-    <w:p>
-      <w:pPr>
-        <w:pStyle w:val="FirstParagraph"/>
-      </w:pPr>
-      <w:r>
-        <w:t xml:space="preserve">Water administered through feeding tube</w:t>
-      </w:r>
-    </w:p>
-    <w:p>
-      <w:pPr>
-        <w:pStyle w:val="Compact"/>
-        <w:numPr>
-          <w:ilvl w:val="0"/>
-          <w:numId w:val="1060"/>
-        </w:numPr>
-      </w:pPr>
-      <w:r>
-        <w:t xml:space="preserve">Usually 8oz 4 times/day</w:t>
-      </w:r>
-    </w:p>
-    <w:p>
-      <w:pPr>
-        <w:pStyle w:val="Compact"/>
-        <w:numPr>
-          <w:ilvl w:val="0"/>
-          <w:numId w:val="1060"/>
-        </w:numPr>
-      </w:pPr>
-      <w:r>
-        <w:t xml:space="preserve">Important to prevent dehydration</w:t>
-      </w:r>
-    </w:p>
-    <w:bookmarkEnd w:id="131"/>
-    <w:bookmarkStart w:id="132" w:name="jejunostomy-tube"/>
-    <w:p>
-      <w:pPr>
-        <w:pStyle w:val="Heading2"/>
-      </w:pPr>
-      <w:r>
-        <w:t xml:space="preserve">79 Jejunostomy Tube</w:t>
-      </w:r>
-    </w:p>
-    <w:bookmarkEnd w:id="132"/>
-    <w:bookmarkStart w:id="133" w:name="jejunostomy-typical-regimen"/>
-    <w:p>
-      <w:pPr>
-        <w:pStyle w:val="Heading2"/>
-      </w:pPr>
-      <w:r>
-        <w:t xml:space="preserve">80 Jejunostomy Typical Regimen</w:t>
-      </w:r>
-    </w:p>
-    <w:p>
-      <w:pPr>
-        <w:pStyle w:val="Compact"/>
-        <w:numPr>
-          <w:ilvl w:val="0"/>
-          <w:numId w:val="1061"/>
-        </w:numPr>
-      </w:pPr>
-      <w:r>
-        <w:t xml:space="preserve">Jejunostomy tube feeds for 16 hours (6pm-10am)</w:t>
+          <w:numId w:val="1065"/>
+        </w:numPr>
+      </w:pPr>
+      <w:r>
+        <w:t xml:space="preserve">Improve lung function</w:t>
       </w:r>
     </w:p>
     <w:p>
@@ -5237,227 +5354,61 @@
         <w:pStyle w:val="Compact"/>
         <w:numPr>
           <w:ilvl w:val="1"/>
-          <w:numId w:val="1062"/>
-        </w:numPr>
-      </w:pPr>
-      <w:r>
-        <w:t xml:space="preserve">Men: 75mL/hour x 16 hours = 5 cartons</w:t>
-      </w:r>
-    </w:p>
-    <w:p>
-      <w:pPr>
-        <w:pStyle w:val="Compact"/>
-        <w:numPr>
-          <w:ilvl w:val="1"/>
-          <w:numId w:val="1062"/>
-        </w:numPr>
-      </w:pPr>
-      <w:r>
-        <w:t xml:space="preserve">Women: 60mL/hour x 16 hours = 4 cartons</w:t>
-      </w:r>
-    </w:p>
-    <w:p>
-      <w:pPr>
-        <w:pStyle w:val="Compact"/>
-        <w:numPr>
-          <w:ilvl w:val="0"/>
-          <w:numId w:val="1061"/>
-        </w:numPr>
-      </w:pPr>
-      <w:r>
-        <w:t xml:space="preserve">Water 240ml (8oz) via syringe 4x/day</w:t>
-      </w:r>
-    </w:p>
-    <w:p>
-      <w:pPr>
-        <w:pStyle w:val="FirstParagraph"/>
-      </w:pPr>
-      <w:r>
-        <w:t xml:space="preserve">Hospital nurses will teach use of the feeding tube</w:t>
-      </w:r>
-    </w:p>
-    <w:bookmarkEnd w:id="133"/>
-    <w:bookmarkStart w:id="134" w:name="jejunostomy-feeds-with-diabetes"/>
-    <w:p>
-      <w:pPr>
-        <w:pStyle w:val="Heading2"/>
-      </w:pPr>
-      <w:r>
-        <w:t xml:space="preserve">81 Jejunostomy Feeds with Diabetes</w:t>
-      </w:r>
-    </w:p>
-    <w:p>
-      <w:pPr>
-        <w:pStyle w:val="FirstParagraph"/>
-      </w:pPr>
-      <w:r>
-        <w:t xml:space="preserve">Jejunostomy feedings elevate blood sugars</w:t>
-      </w:r>
-    </w:p>
-    <w:p>
-      <w:pPr>
-        <w:pStyle w:val="Compact"/>
-        <w:numPr>
-          <w:ilvl w:val="0"/>
-          <w:numId w:val="1063"/>
-        </w:numPr>
-      </w:pPr>
-      <w:r>
-        <w:t xml:space="preserve">Insulin may be required along with feeds</w:t>
-      </w:r>
-    </w:p>
-    <w:p>
-      <w:pPr>
-        <w:pStyle w:val="FirstParagraph"/>
-      </w:pPr>
-      <w:r>
-        <w:t xml:space="preserve">Typical Pattern for tube feeds</w:t>
-      </w:r>
-    </w:p>
-    <w:p>
-      <w:pPr>
-        <w:pStyle w:val="Compact"/>
-        <w:numPr>
-          <w:ilvl w:val="0"/>
-          <w:numId w:val="1064"/>
-        </w:numPr>
-      </w:pPr>
-      <w:r>
-        <w:t xml:space="preserve">Feeds run via pump from 6pm to 10am</w:t>
-      </w:r>
-    </w:p>
-    <w:p>
-      <w:pPr>
-        <w:pStyle w:val="Compact"/>
-        <w:numPr>
-          <w:ilvl w:val="0"/>
-          <w:numId w:val="1064"/>
-        </w:numPr>
-      </w:pPr>
-      <w:r>
-        <w:t xml:space="preserve">Insulin at 6pm (70/30 insulin)</w:t>
-      </w:r>
-    </w:p>
-    <w:p>
-      <w:pPr>
-        <w:pStyle w:val="Compact"/>
-        <w:numPr>
-          <w:ilvl w:val="0"/>
-          <w:numId w:val="1064"/>
-        </w:numPr>
-      </w:pPr>
-      <w:r>
-        <w:t xml:space="preserve">Insulin at Midnight (70/30 insulin)</w:t>
-      </w:r>
-    </w:p>
-    <w:p>
-      <w:pPr>
-        <w:pStyle w:val="Compact"/>
-        <w:numPr>
-          <w:ilvl w:val="0"/>
-          <w:numId w:val="1064"/>
-        </w:numPr>
-      </w:pPr>
-      <w:r>
-        <w:t xml:space="preserve">No insulin if tube feedings are not run</w:t>
+          <w:numId w:val="1065"/>
+        </w:numPr>
+      </w:pPr>
+      <w:r>
+        <w:t xml:space="preserve">Prevent muscle loss</w:t>
       </w:r>
     </w:p>
     <w:bookmarkEnd w:id="134"/>
-    <w:bookmarkStart w:id="135" w:name="jejunostomy-video"/>
-    <w:p>
-      <w:pPr>
-        <w:pStyle w:val="Heading2"/>
-      </w:pPr>
-      <w:r>
-        <w:t xml:space="preserve">82 Jejunostomy Video</w:t>
-      </w:r>
-    </w:p>
-    <w:bookmarkEnd w:id="135"/>
-    <w:bookmarkStart w:id="136" w:name="activity-after-surgery"/>
-    <w:p>
-      <w:pPr>
-        <w:pStyle w:val="Heading2"/>
-      </w:pPr>
-      <w:r>
-        <w:t xml:space="preserve">83 Activity after Surgery</w:t>
-      </w:r>
-    </w:p>
-    <w:p>
-      <w:pPr>
-        <w:pStyle w:val="Compact"/>
-        <w:numPr>
-          <w:ilvl w:val="0"/>
-          <w:numId w:val="1065"/>
-        </w:numPr>
-      </w:pPr>
-      <w:r>
-        <w:t xml:space="preserve">Up in chair most of the day</w:t>
-      </w:r>
-    </w:p>
-    <w:p>
-      <w:pPr>
-        <w:pStyle w:val="Compact"/>
-        <w:numPr>
-          <w:ilvl w:val="0"/>
-          <w:numId w:val="1065"/>
-        </w:numPr>
-      </w:pPr>
-      <w:r>
-        <w:t xml:space="preserve">Walking with help from nurse/Physical Therapist</w:t>
-      </w:r>
-    </w:p>
-    <w:p>
-      <w:pPr>
-        <w:pStyle w:val="Compact"/>
-        <w:numPr>
-          <w:ilvl w:val="0"/>
-          <w:numId w:val="1065"/>
-        </w:numPr>
-      </w:pPr>
-      <w:r>
-        <w:t xml:space="preserve">Goals:</w:t>
-      </w:r>
-    </w:p>
-    <w:p>
-      <w:pPr>
-        <w:pStyle w:val="Compact"/>
-        <w:numPr>
-          <w:ilvl w:val="1"/>
+    <w:bookmarkStart w:id="135" w:name="nasogastric-ng-tube"/>
+    <w:p>
+      <w:pPr>
+        <w:pStyle w:val="Heading2"/>
+      </w:pPr>
+      <w:r>
+        <w:t xml:space="preserve">82 Nasogastric (NG) Tube</w:t>
+      </w:r>
+    </w:p>
+    <w:p>
+      <w:pPr>
+        <w:pStyle w:val="FirstParagraph"/>
+      </w:pPr>
+      <w:r>
+        <w:t xml:space="preserve">Tube passed through nose into stomach</w:t>
+      </w:r>
+    </w:p>
+    <w:p>
+      <w:pPr>
+        <w:pStyle w:val="Compact"/>
+        <w:numPr>
+          <w:ilvl w:val="0"/>
           <w:numId w:val="1066"/>
         </w:numPr>
       </w:pPr>
       <w:r>
-        <w:t xml:space="preserve">Improve lung function</w:t>
-      </w:r>
-    </w:p>
-    <w:p>
-      <w:pPr>
-        <w:pStyle w:val="Compact"/>
-        <w:numPr>
-          <w:ilvl w:val="1"/>
+        <w:t xml:space="preserve">Drains fluid from stomach</w:t>
+      </w:r>
+    </w:p>
+    <w:p>
+      <w:pPr>
+        <w:pStyle w:val="Compact"/>
+        <w:numPr>
+          <w:ilvl w:val="0"/>
           <w:numId w:val="1066"/>
         </w:numPr>
       </w:pPr>
       <w:r>
-        <w:t xml:space="preserve">Prevent muscle loss</w:t>
-      </w:r>
-    </w:p>
-    <w:bookmarkEnd w:id="136"/>
-    <w:bookmarkStart w:id="137" w:name="nasogastric-ng-tube"/>
-    <w:p>
-      <w:pPr>
-        <w:pStyle w:val="Heading2"/>
-      </w:pPr>
-      <w:r>
-        <w:t xml:space="preserve">84 Nasogastric (NG) Tube</w:t>
-      </w:r>
-    </w:p>
-    <w:p>
-      <w:pPr>
-        <w:pStyle w:val="FirstParagraph"/>
-      </w:pPr>
-      <w:r>
-        <w:t xml:space="preserve">Tube passed through nose into stomach</w:t>
+        <w:t xml:space="preserve">Prevents vomiting</w:t>
+      </w:r>
+    </w:p>
+    <w:p>
+      <w:pPr>
+        <w:pStyle w:val="FirstParagraph"/>
+      </w:pPr>
+      <w:r>
+        <w:t xml:space="preserve">Upper GI X-ray on 2nd or 3rd day after surgery</w:t>
       </w:r>
     </w:p>
     <w:p>
@@ -5466,38 +5417,6 @@
         <w:numPr>
           <w:ilvl w:val="0"/>
           <w:numId w:val="1067"/>
-        </w:numPr>
-      </w:pPr>
-      <w:r>
-        <w:t xml:space="preserve">Drains fluid from stomach</w:t>
-      </w:r>
-    </w:p>
-    <w:p>
-      <w:pPr>
-        <w:pStyle w:val="Compact"/>
-        <w:numPr>
-          <w:ilvl w:val="0"/>
-          <w:numId w:val="1067"/>
-        </w:numPr>
-      </w:pPr>
-      <w:r>
-        <w:t xml:space="preserve">Prevents vomiting</w:t>
-      </w:r>
-    </w:p>
-    <w:p>
-      <w:pPr>
-        <w:pStyle w:val="FirstParagraph"/>
-      </w:pPr>
-      <w:r>
-        <w:t xml:space="preserve">Upper GI X-ray on 2nd or 3rd day after surgery</w:t>
-      </w:r>
-    </w:p>
-    <w:p>
-      <w:pPr>
-        <w:pStyle w:val="Compact"/>
-        <w:numPr>
-          <w:ilvl w:val="0"/>
-          <w:numId w:val="1068"/>
         </w:numPr>
       </w:pPr>
       <w:r>
@@ -5526,48 +5445,48 @@
         <w:pStyle w:val="Compact"/>
         <w:numPr>
           <w:ilvl w:val="0"/>
+          <w:numId w:val="1067"/>
+        </w:numPr>
+      </w:pPr>
+      <w:r>
+        <w:t xml:space="preserve">Otherwise, X-ray repeated 2-3 days later</w:t>
+      </w:r>
+    </w:p>
+    <w:bookmarkEnd w:id="135"/>
+    <w:bookmarkStart w:id="136" w:name="swallowing-evaluation"/>
+    <w:p>
+      <w:pPr>
+        <w:pStyle w:val="Heading2"/>
+      </w:pPr>
+      <w:r>
+        <w:t xml:space="preserve">83 Swallowing Evaluation</w:t>
+      </w:r>
+    </w:p>
+    <w:p>
+      <w:pPr>
+        <w:pStyle w:val="FirstParagraph"/>
+      </w:pPr>
+      <w:r>
+        <w:t xml:space="preserve">Once NG tube has been removed:</w:t>
+      </w:r>
+    </w:p>
+    <w:p>
+      <w:pPr>
+        <w:pStyle w:val="BodyText"/>
+      </w:pPr>
+      <w:r>
+        <w:t xml:space="preserve">Modified barium swallow in radiology</w:t>
+      </w:r>
+    </w:p>
+    <w:p>
+      <w:pPr>
+        <w:pStyle w:val="Compact"/>
+        <w:numPr>
+          <w:ilvl w:val="0"/>
           <w:numId w:val="1068"/>
         </w:numPr>
       </w:pPr>
       <w:r>
-        <w:t xml:space="preserve">Otherwise, X-ray repeated 2-3 days later</w:t>
-      </w:r>
-    </w:p>
-    <w:bookmarkEnd w:id="137"/>
-    <w:bookmarkStart w:id="138" w:name="swallowing-evaluation"/>
-    <w:p>
-      <w:pPr>
-        <w:pStyle w:val="Heading2"/>
-      </w:pPr>
-      <w:r>
-        <w:t xml:space="preserve">85 Swallowing Evaluation</w:t>
-      </w:r>
-    </w:p>
-    <w:p>
-      <w:pPr>
-        <w:pStyle w:val="FirstParagraph"/>
-      </w:pPr>
-      <w:r>
-        <w:t xml:space="preserve">Once NG tube has been removed:</w:t>
-      </w:r>
-    </w:p>
-    <w:p>
-      <w:pPr>
-        <w:pStyle w:val="BodyText"/>
-      </w:pPr>
-      <w:r>
-        <w:t xml:space="preserve">Modified barium swallow in radiology</w:t>
-      </w:r>
-    </w:p>
-    <w:p>
-      <w:pPr>
-        <w:pStyle w:val="Compact"/>
-        <w:numPr>
-          <w:ilvl w:val="0"/>
-          <w:numId w:val="1069"/>
-        </w:numPr>
-      </w:pPr>
-      <w:r>
         <w:t xml:space="preserve">Drink a white chalky liquid (barium)</w:t>
       </w:r>
     </w:p>
@@ -5576,7 +5495,7 @@
         <w:pStyle w:val="Compact"/>
         <w:numPr>
           <w:ilvl w:val="0"/>
-          <w:numId w:val="1069"/>
+          <w:numId w:val="1068"/>
         </w:numPr>
       </w:pPr>
       <w:r>
@@ -5588,11 +5507,11 @@
         <w:pStyle w:val="Compact"/>
         <w:numPr>
           <w:ilvl w:val="0"/>
-          <w:numId w:val="1069"/>
-        </w:numPr>
-      </w:pPr>
-      <w:r>
-        <w:t xml:space="preserve">70% of patients</w:t>
+          <w:numId w:val="1068"/>
+        </w:numPr>
+      </w:pPr>
+      <w:r>
+        <w:t xml:space="preserve">80% of patients</w:t>
       </w:r>
       <w:r>
         <w:t xml:space="preserve"> </w:t>
@@ -5612,6 +5531,100 @@
         <w:t xml:space="preserve">liquids started by mouth</w:t>
       </w:r>
     </w:p>
+    <w:bookmarkEnd w:id="136"/>
+    <w:bookmarkStart w:id="137" w:name="jejunostomy-tube-1"/>
+    <w:p>
+      <w:pPr>
+        <w:pStyle w:val="Heading2"/>
+      </w:pPr>
+      <w:r>
+        <w:t xml:space="preserve">84 Jejunostomy tube</w:t>
+      </w:r>
+    </w:p>
+    <w:p>
+      <w:pPr>
+        <w:pStyle w:val="FirstParagraph"/>
+      </w:pPr>
+      <w:r>
+        <w:t xml:space="preserve">Jejunostomy tube bypasses the stomach and injects tube feeding formula directly in to the small intestine (jejunum)</w:t>
+      </w:r>
+    </w:p>
+    <w:p>
+      <w:pPr>
+        <w:pStyle w:val="BodyText"/>
+      </w:pPr>
+      <w:r>
+        <w:t xml:space="preserve">Pump administers the feedings slowly over hours</w:t>
+      </w:r>
+    </w:p>
+    <w:bookmarkEnd w:id="137"/>
+    <w:bookmarkStart w:id="138" w:name="jejunostomy-feeding"/>
+    <w:p>
+      <w:pPr>
+        <w:pStyle w:val="Heading2"/>
+      </w:pPr>
+      <w:r>
+        <w:t xml:space="preserve">85 Jejunostomy feeding</w:t>
+      </w:r>
+    </w:p>
+    <w:p>
+      <w:pPr>
+        <w:pStyle w:val="Compact"/>
+        <w:numPr>
+          <w:ilvl w:val="0"/>
+          <w:numId w:val="1069"/>
+        </w:numPr>
+      </w:pPr>
+      <w:r>
+        <w:t xml:space="preserve">Start with continuous feeds (24 hours/day)</w:t>
+      </w:r>
+    </w:p>
+    <w:p>
+      <w:pPr>
+        <w:pStyle w:val="Compact"/>
+        <w:numPr>
+          <w:ilvl w:val="0"/>
+          <w:numId w:val="1069"/>
+        </w:numPr>
+      </w:pPr>
+      <w:r>
+        <w:t xml:space="preserve">Convert to nocturnal (night-time): 6pm to 10pm</w:t>
+      </w:r>
+    </w:p>
+    <w:p>
+      <w:pPr>
+        <w:pStyle w:val="FirstParagraph"/>
+      </w:pPr>
+      <w:r>
+        <w:t xml:space="preserve">The feeding bag holds only 4 cartons of feeds</w:t>
+      </w:r>
+      <w:r>
+        <w:t xml:space="preserve"> </w:t>
+      </w:r>
+      <w:r>
+        <w:t xml:space="preserve">- May need to “top off’ bag after a few hours</w:t>
+      </w:r>
+    </w:p>
+    <w:p>
+      <w:pPr>
+        <w:pStyle w:val="BodyText"/>
+      </w:pPr>
+      <w:r>
+        <w:t xml:space="preserve">Water through the tube</w:t>
+      </w:r>
+      <w:r>
+        <w:t xml:space="preserve"> </w:t>
+      </w:r>
+      <w:r>
+        <w:t xml:space="preserve">- Important to prevent dehydration</w:t>
+      </w:r>
+      <w:r>
+        <w:t xml:space="preserve"> </w:t>
+      </w:r>
+      <w:r>
+        <w:t xml:space="preserve">- 250mL (8 oz) 4 times per day</w:t>
+      </w:r>
+    </w:p>
     <w:bookmarkEnd w:id="138"/>
     <w:bookmarkStart w:id="139" w:name="oral-intake-at-home"/>
     <w:p>
@@ -5666,21 +5679,63 @@
       </w:r>
     </w:p>
     <w:bookmarkEnd w:id="139"/>
-    <w:bookmarkStart w:id="140" w:name="discharge"/>
-    <w:p>
-      <w:pPr>
-        <w:pStyle w:val="Heading2"/>
-      </w:pPr>
-      <w:r>
-        <w:t xml:space="preserve">87 Discharge</w:t>
-      </w:r>
-    </w:p>
-    <w:p>
-      <w:pPr>
-        <w:pStyle w:val="FirstParagraph"/>
-      </w:pPr>
-      <w:r>
-        <w:t xml:space="preserve">Goal: ready to leave day #6/7 after surgery</w:t>
+    <w:bookmarkStart w:id="140" w:name="drains-and-tubes"/>
+    <w:p>
+      <w:pPr>
+        <w:pStyle w:val="Heading2"/>
+      </w:pPr>
+      <w:r>
+        <w:t xml:space="preserve">87 Drains and Tubes</w:t>
+      </w:r>
+    </w:p>
+    <w:p>
+      <w:pPr>
+        <w:pStyle w:val="FirstParagraph"/>
+      </w:pPr>
+      <w:r>
+        <w:t xml:space="preserve">Chest Tube (right side): Removed 4-6 days after surgery (depending upon output)</w:t>
+      </w:r>
+      <w:r>
+        <w:t xml:space="preserve"> </w:t>
+      </w:r>
+      <w:r>
+        <w:t xml:space="preserve">Abdomiaal drains: Removed 4-7 days after surgery</w:t>
+      </w:r>
+      <w:r>
+        <w:t xml:space="preserve"> </w:t>
+      </w:r>
+      <w:r>
+        <w:t xml:space="preserve">Discharge with 1 abdominal drain in 10% of cases</w:t>
+      </w:r>
+      <w:r>
+        <w:t xml:space="preserve"> </w:t>
+      </w:r>
+      <w:r>
+        <w:t xml:space="preserve">Epidural catheter: Removed 4-5 days after surgery</w:t>
+      </w:r>
+      <w:r>
+        <w:t xml:space="preserve"> </w:t>
+      </w:r>
+      <w:r>
+        <w:t xml:space="preserve">Bladder catheter: Removed after epicura catheter removed</w:t>
+      </w:r>
+    </w:p>
+    <w:bookmarkEnd w:id="140"/>
+    <w:bookmarkStart w:id="141" w:name="discharge"/>
+    <w:p>
+      <w:pPr>
+        <w:pStyle w:val="Heading2"/>
+      </w:pPr>
+      <w:r>
+        <w:t xml:space="preserve">88 Discharge</w:t>
+      </w:r>
+    </w:p>
+    <w:p>
+      <w:pPr>
+        <w:pStyle w:val="FirstParagraph"/>
+      </w:pPr>
+      <w:r>
+        <w:t xml:space="preserve">Goal: ready to leave day #7 after surgery</w:t>
       </w:r>
     </w:p>
     <w:p>
@@ -5704,7 +5759,7 @@
         </w:numPr>
       </w:pPr>
       <w:r>
-        <w:t xml:space="preserve">Nutrition by mouth (70% of patients)</w:t>
+        <w:t xml:space="preserve">Nutrition by mouth (90% of patients)</w:t>
       </w:r>
     </w:p>
     <w:p>
@@ -5716,19 +5771,7 @@
         </w:numPr>
       </w:pPr>
       <w:r>
-        <w:t xml:space="preserve">1 oz of water per hour by mouth OR</w:t>
-      </w:r>
-    </w:p>
-    <w:p>
-      <w:pPr>
-        <w:pStyle w:val="Compact"/>
-        <w:numPr>
-          <w:ilvl w:val="1"/>
-          <w:numId w:val="1072"/>
-        </w:numPr>
-      </w:pPr>
-      <w:r>
-        <w:t xml:space="preserve">Protein shakes 4oz every 2 hours</w:t>
+        <w:t xml:space="preserve">Protein shakes or water 4oz every 2 hours</w:t>
       </w:r>
     </w:p>
     <w:p>
@@ -5767,14 +5810,14 @@
         <w:t xml:space="preserve">Home infusion (tube feeding supplies)</w:t>
       </w:r>
     </w:p>
-    <w:bookmarkEnd w:id="140"/>
-    <w:bookmarkStart w:id="141" w:name="nutrition-after-surgery"/>
-    <w:p>
-      <w:pPr>
-        <w:pStyle w:val="Heading2"/>
-      </w:pPr>
-      <w:r>
-        <w:t xml:space="preserve">88 Nutrition after Surgery</w:t>
+    <w:bookmarkEnd w:id="141"/>
+    <w:bookmarkStart w:id="142" w:name="nutrition-after-surgery"/>
+    <w:p>
+      <w:pPr>
+        <w:pStyle w:val="Heading2"/>
+      </w:pPr>
+      <w:r>
+        <w:t xml:space="preserve">89 Nutrition after Surgery</w:t>
       </w:r>
     </w:p>
     <w:p>
@@ -5845,14 +5888,14 @@
         <w:t xml:space="preserve">8-12 weeks: Remove feeding tube (in office)</w:t>
       </w:r>
     </w:p>
-    <w:bookmarkEnd w:id="141"/>
-    <w:bookmarkStart w:id="142" w:name="X15701f9deabaab366e08b73bd1ea6f1240694c5"/>
-    <w:p>
-      <w:pPr>
-        <w:pStyle w:val="Heading2"/>
-      </w:pPr>
-      <w:r>
-        <w:t xml:space="preserve">89 Transition from Tube Feeds</w:t>
+    <w:bookmarkEnd w:id="142"/>
+    <w:bookmarkStart w:id="143" w:name="X15701f9deabaab366e08b73bd1ea6f1240694c5"/>
+    <w:p>
+      <w:pPr>
+        <w:pStyle w:val="Heading2"/>
+      </w:pPr>
+      <w:r>
+        <w:t xml:space="preserve">90 Transition from Tube Feeds</w:t>
       </w:r>
       <w:r>
         <w:t xml:space="preserve"> </w:t>
@@ -5965,14 +6008,14 @@
         <w:t xml:space="preserve">Three meals + 2-3 high-protein snacks</w:t>
       </w:r>
     </w:p>
-    <w:bookmarkEnd w:id="142"/>
-    <w:bookmarkStart w:id="143" w:name="post-esophagectomy-diet"/>
-    <w:p>
-      <w:pPr>
-        <w:pStyle w:val="Heading2"/>
-      </w:pPr>
-      <w:r>
-        <w:t xml:space="preserve">90 Post-esophagectomy Diet</w:t>
+    <w:bookmarkEnd w:id="143"/>
+    <w:bookmarkStart w:id="144" w:name="post-esophagectomy-diet"/>
+    <w:p>
+      <w:pPr>
+        <w:pStyle w:val="Heading2"/>
+      </w:pPr>
+      <w:r>
+        <w:t xml:space="preserve">91 Post-esophagectomy Diet</w:t>
       </w:r>
     </w:p>
     <w:p>
@@ -6071,14 +6114,14 @@
         <w:t xml:space="preserve">Avoid eating within 2 hours of bedtime</w:t>
       </w:r>
     </w:p>
-    <w:bookmarkEnd w:id="143"/>
-    <w:bookmarkStart w:id="144" w:name="medicines-at-home---pain"/>
-    <w:p>
-      <w:pPr>
-        <w:pStyle w:val="Heading2"/>
-      </w:pPr>
-      <w:r>
-        <w:t xml:space="preserve">91 Medicines at Home - Pain</w:t>
+    <w:bookmarkEnd w:id="144"/>
+    <w:bookmarkStart w:id="145" w:name="medicines-at-home---pain"/>
+    <w:p>
+      <w:pPr>
+        <w:pStyle w:val="Heading2"/>
+      </w:pPr>
+      <w:r>
+        <w:t xml:space="preserve">92 Medicines at Home - Pain</w:t>
       </w:r>
     </w:p>
     <w:p>
@@ -6153,14 +6196,14 @@
         <w:t xml:space="preserve">NO DRIVING WHILE ON OXYCODONE</w:t>
       </w:r>
     </w:p>
-    <w:bookmarkEnd w:id="144"/>
-    <w:bookmarkStart w:id="145" w:name="non-steroidals-anti-inflammatory-nsaid"/>
-    <w:p>
-      <w:pPr>
-        <w:pStyle w:val="Heading2"/>
-      </w:pPr>
-      <w:r>
-        <w:t xml:space="preserve">92 Non-steroidals Anti Inflammatory (NSAID)</w:t>
+    <w:bookmarkEnd w:id="145"/>
+    <w:bookmarkStart w:id="146" w:name="non-steroidals-anti-inflammatory-nsaid"/>
+    <w:p>
+      <w:pPr>
+        <w:pStyle w:val="Heading2"/>
+      </w:pPr>
+      <w:r>
+        <w:t xml:space="preserve">93 Non-steroidals Anti Inflammatory (NSAID)</w:t>
       </w:r>
     </w:p>
     <w:p>
@@ -6203,14 +6246,14 @@
         <w:t xml:space="preserve">(Can cause permanent scarring at the surgery site)</w:t>
       </w:r>
     </w:p>
-    <w:bookmarkEnd w:id="145"/>
-    <w:bookmarkStart w:id="146" w:name="acid-blockers-proton-pump-inhibitors"/>
-    <w:p>
-      <w:pPr>
-        <w:pStyle w:val="Heading2"/>
-      </w:pPr>
-      <w:r>
-        <w:t xml:space="preserve">93 Acid Blockers = Proton Pump Inhibitors</w:t>
+    <w:bookmarkEnd w:id="146"/>
+    <w:bookmarkStart w:id="147" w:name="acid-blockers-proton-pump-inhibitors"/>
+    <w:p>
+      <w:pPr>
+        <w:pStyle w:val="Heading2"/>
+      </w:pPr>
+      <w:r>
+        <w:t xml:space="preserve">94 Acid Blockers = Proton Pump Inhibitors</w:t>
       </w:r>
     </w:p>
     <w:p>
@@ -6257,14 +6300,14 @@
         <w:t xml:space="preserve">To administer through feeding tube, open capsule and resuspend beads in 60mL (2oz) of water</w:t>
       </w:r>
     </w:p>
-    <w:bookmarkEnd w:id="146"/>
-    <w:bookmarkStart w:id="147" w:name="medicines-at-home"/>
-    <w:p>
-      <w:pPr>
-        <w:pStyle w:val="Heading2"/>
-      </w:pPr>
-      <w:r>
-        <w:t xml:space="preserve">94 Medicines at Home</w:t>
+    <w:bookmarkEnd w:id="147"/>
+    <w:bookmarkStart w:id="148" w:name="medicines-at-home"/>
+    <w:p>
+      <w:pPr>
+        <w:pStyle w:val="Heading2"/>
+      </w:pPr>
+      <w:r>
+        <w:t xml:space="preserve">95 Medicines at Home</w:t>
       </w:r>
     </w:p>
     <w:p>
@@ -6343,14 +6386,14 @@
         <w:t xml:space="preserve">Will stop within first three months of surgery</w:t>
       </w:r>
     </w:p>
-    <w:bookmarkEnd w:id="147"/>
-    <w:bookmarkStart w:id="148" w:name="metoprolol-beta-blockers"/>
-    <w:p>
-      <w:pPr>
-        <w:pStyle w:val="Heading2"/>
-      </w:pPr>
-      <w:r>
-        <w:t xml:space="preserve">95 Metoprolol = Beta Blockers</w:t>
+    <w:bookmarkEnd w:id="148"/>
+    <w:bookmarkStart w:id="149" w:name="metoprolol-beta-blockers"/>
+    <w:p>
+      <w:pPr>
+        <w:pStyle w:val="Heading2"/>
+      </w:pPr>
+      <w:r>
+        <w:t xml:space="preserve">96 Metoprolol = Beta Blockers</w:t>
       </w:r>
     </w:p>
     <w:p>
@@ -6438,14 +6481,14 @@
         <w:t xml:space="preserve">return to prior dose and drug after surgery</w:t>
       </w:r>
     </w:p>
-    <w:bookmarkEnd w:id="148"/>
-    <w:bookmarkStart w:id="152" w:name="sleeping-at-home"/>
-    <w:p>
-      <w:pPr>
-        <w:pStyle w:val="Heading2"/>
-      </w:pPr>
-      <w:r>
-        <w:t xml:space="preserve">96 Sleeping at Home</w:t>
+    <w:bookmarkEnd w:id="149"/>
+    <w:bookmarkStart w:id="153" w:name="sleeping-at-home"/>
+    <w:p>
+      <w:pPr>
+        <w:pStyle w:val="Heading2"/>
+      </w:pPr>
+      <w:r>
+        <w:t xml:space="preserve">97 Sleeping at Home</w:t>
       </w:r>
     </w:p>
     <w:p>
@@ -6481,18 +6524,18 @@
           <wp:inline>
             <wp:extent cx="5334000" cy="5334000"/>
             <wp:effectExtent b="0" l="0" r="0" t="0"/>
-            <wp:docPr descr="" title="" id="150" name="Picture"/>
+            <wp:docPr descr="" title="" id="151" name="Picture"/>
             <a:graphic>
               <a:graphicData uri="http://schemas.openxmlformats.org/drawingml/2006/picture">
                 <pic:pic>
                   <pic:nvPicPr>
-                    <pic:cNvPr descr="images/wedge_pillow_comm.jpg" id="151" name="Picture"/>
+                    <pic:cNvPr descr="images/wedge_pillow_comm.jpg" id="152" name="Picture"/>
                     <pic:cNvPicPr>
                       <a:picLocks noChangeArrowheads="1" noChangeAspect="1"/>
                     </pic:cNvPicPr>
                   </pic:nvPicPr>
                   <pic:blipFill>
-                    <a:blip r:embed="rId149"/>
+                    <a:blip r:embed="rId150"/>
                     <a:stretch>
                       <a:fillRect/>
                     </a:stretch>
@@ -6519,19 +6562,31 @@
         </w:drawing>
       </w:r>
     </w:p>
-    <w:bookmarkEnd w:id="152"/>
-    <w:bookmarkStart w:id="153" w:name="postoperative-visit-at-7-10-days"/>
-    <w:p>
-      <w:pPr>
-        <w:pStyle w:val="Heading2"/>
-      </w:pPr>
-      <w:r>
-        <w:t xml:space="preserve">97 Postoperative Visit at 7-10 Days</w:t>
-      </w:r>
-    </w:p>
-    <w:p>
-      <w:pPr>
-        <w:pStyle w:val="FirstParagraph"/>
+    <w:bookmarkEnd w:id="153"/>
+    <w:bookmarkStart w:id="154" w:name="X35611bb316b2613f9071605f3026a0a23a88bbf"/>
+    <w:p>
+      <w:pPr>
+        <w:pStyle w:val="Heading2"/>
+      </w:pPr>
+      <w:r>
+        <w:t xml:space="preserve">98 Follow Up Clinic Visit 7-10 days after Discharge</w:t>
+      </w:r>
+    </w:p>
+    <w:p>
+      <w:pPr>
+        <w:pStyle w:val="FirstParagraph"/>
+      </w:pPr>
+      <w:r>
+        <w:t xml:space="preserve">In-person clinic visit with Dr Salo or Kate Duncan</w:t>
+      </w:r>
+    </w:p>
+    <w:p>
+      <w:pPr>
+        <w:pStyle w:val="Compact"/>
+        <w:numPr>
+          <w:ilvl w:val="0"/>
+          <w:numId w:val="1087"/>
+        </w:numPr>
       </w:pPr>
       <w:r>
         <w:t xml:space="preserve">Check surgical site</w:t>
@@ -6551,10 +6606,22 @@
     </w:p>
     <w:p>
       <w:pPr>
-        <w:pStyle w:val="FirstParagraph"/>
-      </w:pPr>
-      <w:r>
-        <w:t xml:space="preserve">Adjust medicines as needed</w:t>
+        <w:pStyle w:val="Compact"/>
+        <w:numPr>
+          <w:ilvl w:val="0"/>
+          <w:numId w:val="1087"/>
+        </w:numPr>
+      </w:pPr>
+      <w:r>
+        <w:t xml:space="preserve">Remove abdominal drains (if needed)</w:t>
+      </w:r>
+    </w:p>
+    <w:p>
+      <w:pPr>
+        <w:pStyle w:val="FirstParagraph"/>
+      </w:pPr>
+      <w:r>
+        <w:t xml:space="preserve">Meet with dietitian:</w:t>
       </w:r>
     </w:p>
     <w:p>
@@ -6566,7 +6633,7 @@
         </w:numPr>
       </w:pPr>
       <w:r>
-        <w:t xml:space="preserve">Insulin (for diabetic patients on insulin)</w:t>
+        <w:t xml:space="preserve">Reduce tube feeds</w:t>
       </w:r>
     </w:p>
     <w:p>
@@ -6578,15 +6645,69 @@
         </w:numPr>
       </w:pPr>
       <w:r>
-        <w:t xml:space="preserve">Reduce beta blocker medicines</w:t>
-      </w:r>
-    </w:p>
-    <w:p>
-      <w:pPr>
-        <w:pStyle w:val="FirstParagraph"/>
-      </w:pPr>
-      <w:r>
-        <w:t xml:space="preserve">Advance diet</w:t>
+        <w:t xml:space="preserve">Advance diet by mouth</w:t>
+      </w:r>
+    </w:p>
+    <w:bookmarkEnd w:id="154"/>
+    <w:bookmarkStart w:id="155" w:name="adjust-medicines-after-surgery"/>
+    <w:p>
+      <w:pPr>
+        <w:pStyle w:val="Heading2"/>
+      </w:pPr>
+      <w:r>
+        <w:t xml:space="preserve">99 Adjust Medicines after Surgery</w:t>
+      </w:r>
+    </w:p>
+    <w:p>
+      <w:pPr>
+        <w:pStyle w:val="FirstParagraph"/>
+      </w:pPr>
+      <w:r>
+        <w:t xml:space="preserve">Reglan: Discontinue 6 weeks after surgery</w:t>
+      </w:r>
+      <w:r>
+        <w:t xml:space="preserve"> </w:t>
+      </w:r>
+      <w:r>
+        <w:t xml:space="preserve">Remeron: Discontinue 12 weeks after surgery</w:t>
+      </w:r>
+      <w:r>
+        <w:t xml:space="preserve"> </w:t>
+      </w:r>
+      <w:r>
+        <w:t xml:space="preserve">Pain Medicines:</w:t>
+      </w:r>
+    </w:p>
+    <w:p>
+      <w:pPr>
+        <w:pStyle w:val="Compact"/>
+        <w:numPr>
+          <w:ilvl w:val="0"/>
+          <w:numId w:val="1089"/>
+        </w:numPr>
+      </w:pPr>
+      <w:r>
+        <w:t xml:space="preserve">Wean oxycodone within 6 weeks of surgery</w:t>
+      </w:r>
+    </w:p>
+    <w:p>
+      <w:pPr>
+        <w:pStyle w:val="Compact"/>
+        <w:numPr>
+          <w:ilvl w:val="0"/>
+          <w:numId w:val="1089"/>
+        </w:numPr>
+      </w:pPr>
+      <w:r>
+        <w:t xml:space="preserve">Discontinue gabapentin and acetaminophen (Tylenol) within 8 weeks</w:t>
+      </w:r>
+    </w:p>
+    <w:p>
+      <w:pPr>
+        <w:pStyle w:val="FirstParagraph"/>
+      </w:pPr>
+      <w:r>
+        <w:t xml:space="preserve">Continue acid blockers (PPI) for at least 1 year</w:t>
       </w:r>
     </w:p>
     <w:p>
@@ -6594,79 +6715,34 @@
         <w:pStyle w:val="BodyText"/>
       </w:pPr>
       <w:r>
-        <w:t xml:space="preserve">Reduce tube feeds</w:t>
-      </w:r>
-    </w:p>
-    <w:bookmarkEnd w:id="153"/>
-    <w:bookmarkStart w:id="154" w:name="after-surgery"/>
-    <w:p>
-      <w:pPr>
-        <w:pStyle w:val="Heading2"/>
-      </w:pPr>
-      <w:r>
-        <w:t xml:space="preserve">98 After surgery</w:t>
-      </w:r>
-    </w:p>
-    <w:p>
-      <w:pPr>
-        <w:pStyle w:val="FirstParagraph"/>
-      </w:pPr>
-      <w:r>
-        <w:t xml:space="preserve">Wean off medicines added after surgery</w:t>
-      </w:r>
-    </w:p>
-    <w:p>
-      <w:pPr>
-        <w:pStyle w:val="Compact"/>
-        <w:numPr>
-          <w:ilvl w:val="0"/>
-          <w:numId w:val="1089"/>
-        </w:numPr>
-      </w:pPr>
-      <w:r>
-        <w:t xml:space="preserve">Pain medicines</w:t>
-      </w:r>
-    </w:p>
-    <w:p>
-      <w:pPr>
-        <w:pStyle w:val="Compact"/>
-        <w:numPr>
-          <w:ilvl w:val="0"/>
-          <w:numId w:val="1089"/>
-        </w:numPr>
-      </w:pPr>
-      <w:r>
-        <w:t xml:space="preserve">Beta-blockers</w:t>
-      </w:r>
-    </w:p>
-    <w:p>
-      <w:pPr>
-        <w:pStyle w:val="Compact"/>
-        <w:numPr>
-          <w:ilvl w:val="0"/>
-          <w:numId w:val="1089"/>
-        </w:numPr>
-      </w:pPr>
-      <w:r>
-        <w:t xml:space="preserve">Reglan and Remeron</w:t>
-      </w:r>
-    </w:p>
-    <w:p>
-      <w:pPr>
-        <w:pStyle w:val="FirstParagraph"/>
-      </w:pPr>
-      <w:r>
-        <w:t xml:space="preserve">Continue acid blockers for at least 1 year</w:t>
-      </w:r>
-    </w:p>
-    <w:bookmarkEnd w:id="154"/>
-    <w:bookmarkStart w:id="155" w:name="jejunostomy-removal"/>
-    <w:p>
-      <w:pPr>
-        <w:pStyle w:val="Heading2"/>
-      </w:pPr>
-      <w:r>
-        <w:t xml:space="preserve">99 Jejunostomy Removal</w:t>
+        <w:t xml:space="preserve">Reduce metoprolol to once/day for 7 dayus</w:t>
+      </w:r>
+      <w:r>
+        <w:t xml:space="preserve"> </w:t>
+      </w:r>
+      <m:oMath>
+        <m:r>
+          <m:rPr>
+            <m:sty m:val="p"/>
+          </m:rPr>
+          <m:t>→</m:t>
+        </m:r>
+      </m:oMath>
+      <w:r>
+        <w:t xml:space="preserve"> </w:t>
+      </w:r>
+      <w:r>
+        <w:t xml:space="preserve">discontinue</w:t>
+      </w:r>
+    </w:p>
+    <w:bookmarkEnd w:id="155"/>
+    <w:bookmarkStart w:id="156" w:name="jejunostomy-removal"/>
+    <w:p>
+      <w:pPr>
+        <w:pStyle w:val="Heading2"/>
+      </w:pPr>
+      <w:r>
+        <w:t xml:space="preserve">100 Jejunostomy Removal</w:t>
       </w:r>
     </w:p>
     <w:p>
@@ -6690,17 +6766,17 @@
         <w:pStyle w:val="BodyText"/>
       </w:pPr>
       <w:r>
-        <w:t xml:space="preserve">May take 30 minutes and some local anesthetic to loosen up the tube for removal.</w:t>
-      </w:r>
-    </w:p>
-    <w:bookmarkEnd w:id="155"/>
-    <w:bookmarkStart w:id="156" w:name="nutritional-monitoring-after-surgery"/>
-    <w:p>
-      <w:pPr>
-        <w:pStyle w:val="Heading2"/>
-      </w:pPr>
-      <w:r>
-        <w:t xml:space="preserve">100 Nutritional Monitoring after Surgery</w:t>
+        <w:t xml:space="preserve">May take 5 minutes and some local anesthetic to loosen up the tube for removal.</w:t>
+      </w:r>
+    </w:p>
+    <w:bookmarkEnd w:id="156"/>
+    <w:bookmarkStart w:id="157" w:name="nutritional-monitoring-after-surgery"/>
+    <w:p>
+      <w:pPr>
+        <w:pStyle w:val="Heading2"/>
+      </w:pPr>
+      <w:r>
+        <w:t xml:space="preserve">101 Nutritional Monitoring after Surgery</w:t>
       </w:r>
     </w:p>
     <w:p>
@@ -6747,14 +6823,14 @@
         <w:t xml:space="preserve">Vitamin D</w:t>
       </w:r>
     </w:p>
-    <w:bookmarkEnd w:id="156"/>
-    <w:bookmarkStart w:id="157" w:name="nutritional-monitoring-after-surgery-1"/>
-    <w:p>
-      <w:pPr>
-        <w:pStyle w:val="Heading2"/>
-      </w:pPr>
-      <w:r>
-        <w:t xml:space="preserve">101 Nutritional Monitoring after Surgery</w:t>
+    <w:bookmarkEnd w:id="157"/>
+    <w:bookmarkStart w:id="158" w:name="nutritional-monitoring-after-surgery-1"/>
+    <w:p>
+      <w:pPr>
+        <w:pStyle w:val="Heading2"/>
+      </w:pPr>
+      <w:r>
+        <w:t xml:space="preserve">102 Nutritional Monitoring after Surgery</w:t>
       </w:r>
     </w:p>
     <w:p>
@@ -6801,14 +6877,14 @@
         <w:t xml:space="preserve">Vitamin D</w:t>
       </w:r>
     </w:p>
-    <w:bookmarkEnd w:id="157"/>
-    <w:bookmarkStart w:id="158" w:name="nutritional-replacements-after-surgery"/>
-    <w:p>
-      <w:pPr>
-        <w:pStyle w:val="Heading2"/>
-      </w:pPr>
-      <w:r>
-        <w:t xml:space="preserve">102 Nutritional Replacements after Surgery</w:t>
+    <w:bookmarkEnd w:id="158"/>
+    <w:bookmarkStart w:id="159" w:name="nutritional-replacements-after-surgery"/>
+    <w:p>
+      <w:pPr>
+        <w:pStyle w:val="Heading2"/>
+      </w:pPr>
+      <w:r>
+        <w:t xml:space="preserve">103 Nutritional Replacements after Surgery</w:t>
       </w:r>
     </w:p>
     <w:p>
@@ -6887,14 +6963,14 @@
         <w:t xml:space="preserve">Repeat testing in 3-6 months</w:t>
       </w:r>
     </w:p>
-    <w:bookmarkEnd w:id="158"/>
-    <w:bookmarkStart w:id="159" w:name="team-members---physicians"/>
-    <w:p>
-      <w:pPr>
-        <w:pStyle w:val="Heading2"/>
-      </w:pPr>
-      <w:r>
-        <w:t xml:space="preserve">103 Team Members - Physicians</w:t>
+    <w:bookmarkEnd w:id="159"/>
+    <w:bookmarkStart w:id="160" w:name="team-members---physicians"/>
+    <w:p>
+      <w:pPr>
+        <w:pStyle w:val="Heading2"/>
+      </w:pPr>
+      <w:r>
+        <w:t xml:space="preserve">104 Team Members - Physicians</w:t>
       </w:r>
     </w:p>
     <w:p>
@@ -6973,14 +7049,14 @@
         <w:t xml:space="preserve">Michael Roach MD</w:t>
       </w:r>
     </w:p>
-    <w:bookmarkEnd w:id="159"/>
-    <w:bookmarkStart w:id="160" w:name="team-members---support-staff"/>
-    <w:p>
-      <w:pPr>
-        <w:pStyle w:val="Heading2"/>
-      </w:pPr>
-      <w:r>
-        <w:t xml:space="preserve">104 Team Members - Support Staff</w:t>
+    <w:bookmarkEnd w:id="160"/>
+    <w:bookmarkStart w:id="161" w:name="team-members---support-staff"/>
+    <w:p>
+      <w:pPr>
+        <w:pStyle w:val="Heading2"/>
+      </w:pPr>
+      <w:r>
+        <w:t xml:space="preserve">105 Team Members - Support Staff</w:t>
       </w:r>
     </w:p>
     <w:p>
@@ -7036,42 +7112,18 @@
         <w:pStyle w:val="FirstParagraph"/>
       </w:pPr>
       <w:r>
-        <w:t xml:space="preserve">Navigators</w:t>
-      </w:r>
-    </w:p>
-    <w:p>
-      <w:pPr>
-        <w:pStyle w:val="Compact"/>
-        <w:numPr>
-          <w:ilvl w:val="0"/>
-          <w:numId w:val="1096"/>
-        </w:numPr>
-      </w:pPr>
-      <w:r>
-        <w:t xml:space="preserve">Laura Swift</w:t>
-      </w:r>
-    </w:p>
-    <w:p>
-      <w:pPr>
-        <w:pStyle w:val="Compact"/>
-        <w:numPr>
-          <w:ilvl w:val="0"/>
-          <w:numId w:val="1096"/>
-        </w:numPr>
-      </w:pPr>
-      <w:r>
-        <w:t xml:space="preserve">Lorna Espinal</w:t>
-      </w:r>
-    </w:p>
-    <w:p>
-      <w:pPr>
-        <w:pStyle w:val="FirstParagraph"/>
+        <w:t xml:space="preserve">Navigators: Laura Swift RN &amp; Lorna Espinal RN</w:t>
+      </w:r>
+    </w:p>
+    <w:p>
+      <w:pPr>
+        <w:pStyle w:val="BodyText"/>
       </w:pPr>
       <w:r>
         <w:t xml:space="preserve">Care Coordinator - Karen Julian-Martinez</w:t>
       </w:r>
     </w:p>
-    <w:bookmarkEnd w:id="160"/>
+    <w:bookmarkEnd w:id="161"/>
     <w:sectPr>
       <w:footnotePr>
         <w:numRestart w:val="eachSect"/>
@@ -7571,9 +7623,6 @@
     <w:abstractNumId w:val="991"/>
   </w:num>
   <w:num w:numId="1095">
-    <w:abstractNumId w:val="991"/>
-  </w:num>
-  <w:num w:numId="1096">
     <w:abstractNumId w:val="991"/>
   </w:num>
 </w:numbering>

--- a/lci_eso_scca.docx
+++ b/lci_eso_scca.docx
@@ -6736,13 +6736,113 @@
       </w:r>
     </w:p>
     <w:bookmarkEnd w:id="155"/>
-    <w:bookmarkStart w:id="156" w:name="jejunostomy-removal"/>
-    <w:p>
-      <w:pPr>
-        <w:pStyle w:val="Heading2"/>
-      </w:pPr>
-      <w:r>
-        <w:t xml:space="preserve">100 Jejunostomy Removal</w:t>
+    <w:bookmarkStart w:id="156" w:name="second-follow-up-visit"/>
+    <w:p>
+      <w:pPr>
+        <w:pStyle w:val="Heading2"/>
+      </w:pPr>
+      <w:r>
+        <w:t xml:space="preserve">100 Second Follow Up Visit</w:t>
+      </w:r>
+    </w:p>
+    <w:p>
+      <w:pPr>
+        <w:pStyle w:val="FirstParagraph"/>
+      </w:pPr>
+      <w:r>
+        <w:t xml:space="preserve">4-5 weeks after first post-operative visit</w:t>
+      </w:r>
+    </w:p>
+    <w:p>
+      <w:pPr>
+        <w:pStyle w:val="Compact"/>
+        <w:numPr>
+          <w:ilvl w:val="0"/>
+          <w:numId w:val="1090"/>
+        </w:numPr>
+      </w:pPr>
+      <w:r>
+        <w:t xml:space="preserve">Discuss diet</w:t>
+      </w:r>
+    </w:p>
+    <w:p>
+      <w:pPr>
+        <w:pStyle w:val="Compact"/>
+        <w:numPr>
+          <w:ilvl w:val="0"/>
+          <w:numId w:val="1090"/>
+        </w:numPr>
+      </w:pPr>
+      <w:r>
+        <w:t xml:space="preserve">Discuss medicines</w:t>
+      </w:r>
+    </w:p>
+    <w:p>
+      <w:pPr>
+        <w:pStyle w:val="Compact"/>
+        <w:numPr>
+          <w:ilvl w:val="0"/>
+          <w:numId w:val="1090"/>
+        </w:numPr>
+      </w:pPr>
+      <w:r>
+        <w:t xml:space="preserve">Plan for jejunostomy removal</w:t>
+      </w:r>
+    </w:p>
+    <w:p>
+      <w:pPr>
+        <w:pStyle w:val="Compact"/>
+        <w:numPr>
+          <w:ilvl w:val="0"/>
+          <w:numId w:val="1090"/>
+        </w:numPr>
+      </w:pPr>
+      <w:r>
+        <w:t xml:space="preserve">Evaluate readiness for chemotherapy after surgery (usually 6 weeks)</w:t>
+      </w:r>
+    </w:p>
+    <w:bookmarkEnd w:id="156"/>
+    <w:bookmarkStart w:id="157" w:name="eating-after-surgery"/>
+    <w:p>
+      <w:pPr>
+        <w:pStyle w:val="Heading2"/>
+      </w:pPr>
+      <w:r>
+        <w:t xml:space="preserve">101 Eating after Surgery</w:t>
+      </w:r>
+    </w:p>
+    <w:p>
+      <w:pPr>
+        <w:pStyle w:val="FirstParagraph"/>
+      </w:pPr>
+      <w:r>
+        <w:t xml:space="preserve">First Postoperative Visit: Start soft foods (Phase I diet)</w:t>
+      </w:r>
+    </w:p>
+    <w:p>
+      <w:pPr>
+        <w:pStyle w:val="BodyText"/>
+      </w:pPr>
+      <w:r>
+        <w:t xml:space="preserve">Weekly virtual visits with dietitian</w:t>
+      </w:r>
+    </w:p>
+    <w:p>
+      <w:pPr>
+        <w:pStyle w:val="BodyText"/>
+      </w:pPr>
+      <w:r>
+        <w:t xml:space="preserve">Jejunostomy removal generally at 8 weeks after surgery</w:t>
+      </w:r>
+    </w:p>
+    <w:bookmarkEnd w:id="157"/>
+    <w:bookmarkStart w:id="158" w:name="jejunostomy-removal"/>
+    <w:p>
+      <w:pPr>
+        <w:pStyle w:val="Heading2"/>
+      </w:pPr>
+      <w:r>
+        <w:t xml:space="preserve">102 Jejunostomy Removal</w:t>
       </w:r>
     </w:p>
     <w:p>
@@ -6758,7 +6858,7 @@
         <w:pStyle w:val="BodyText"/>
       </w:pPr>
       <w:r>
-        <w:t xml:space="preserve">Removal usually around 8 weeks after surgery</w:t>
+        <w:t xml:space="preserve">Removal usually around 8 weeks after surgery (may be longer if chemotherapy planned after surgery)</w:t>
       </w:r>
     </w:p>
     <w:p>
@@ -6766,17 +6866,17 @@
         <w:pStyle w:val="BodyText"/>
       </w:pPr>
       <w:r>
-        <w:t xml:space="preserve">May take 5 minutes and some local anesthetic to loosen up the tube for removal.</w:t>
-      </w:r>
-    </w:p>
-    <w:bookmarkEnd w:id="156"/>
-    <w:bookmarkStart w:id="157" w:name="nutritional-monitoring-after-surgery"/>
-    <w:p>
-      <w:pPr>
-        <w:pStyle w:val="Heading2"/>
-      </w:pPr>
-      <w:r>
-        <w:t xml:space="preserve">101 Nutritional Monitoring after Surgery</w:t>
+        <w:t xml:space="preserve">May take 30 minutes and some local anesthetic to loosen up the tube for removal.</w:t>
+      </w:r>
+    </w:p>
+    <w:bookmarkEnd w:id="158"/>
+    <w:bookmarkStart w:id="159" w:name="nutritional-monitoring-after-surgery"/>
+    <w:p>
+      <w:pPr>
+        <w:pStyle w:val="Heading2"/>
+      </w:pPr>
+      <w:r>
+        <w:t xml:space="preserve">103 Nutritional Monitoring after Surgery</w:t>
       </w:r>
     </w:p>
     <w:p>
@@ -6792,7 +6892,7 @@
         <w:pStyle w:val="Compact"/>
         <w:numPr>
           <w:ilvl w:val="0"/>
-          <w:numId w:val="1090"/>
+          <w:numId w:val="1091"/>
         </w:numPr>
       </w:pPr>
       <w:r>
@@ -6804,7 +6904,7 @@
         <w:pStyle w:val="Compact"/>
         <w:numPr>
           <w:ilvl w:val="0"/>
-          <w:numId w:val="1090"/>
+          <w:numId w:val="1091"/>
         </w:numPr>
       </w:pPr>
       <w:r>
@@ -6816,21 +6916,21 @@
         <w:pStyle w:val="Compact"/>
         <w:numPr>
           <w:ilvl w:val="0"/>
-          <w:numId w:val="1090"/>
+          <w:numId w:val="1091"/>
         </w:numPr>
       </w:pPr>
       <w:r>
         <w:t xml:space="preserve">Vitamin D</w:t>
       </w:r>
     </w:p>
-    <w:bookmarkEnd w:id="157"/>
-    <w:bookmarkStart w:id="158" w:name="nutritional-monitoring-after-surgery-1"/>
-    <w:p>
-      <w:pPr>
-        <w:pStyle w:val="Heading2"/>
-      </w:pPr>
-      <w:r>
-        <w:t xml:space="preserve">102 Nutritional Monitoring after Surgery</w:t>
+    <w:bookmarkEnd w:id="159"/>
+    <w:bookmarkStart w:id="160" w:name="nutritional-monitoring-after-surgery-1"/>
+    <w:p>
+      <w:pPr>
+        <w:pStyle w:val="Heading2"/>
+      </w:pPr>
+      <w:r>
+        <w:t xml:space="preserve">104 Nutritional Monitoring after Surgery</w:t>
       </w:r>
     </w:p>
     <w:p>
@@ -6846,7 +6946,7 @@
         <w:pStyle w:val="Compact"/>
         <w:numPr>
           <w:ilvl w:val="0"/>
-          <w:numId w:val="1091"/>
+          <w:numId w:val="1092"/>
         </w:numPr>
       </w:pPr>
       <w:r>
@@ -6858,7 +6958,7 @@
         <w:pStyle w:val="Compact"/>
         <w:numPr>
           <w:ilvl w:val="0"/>
-          <w:numId w:val="1091"/>
+          <w:numId w:val="1092"/>
         </w:numPr>
       </w:pPr>
       <w:r>
@@ -6870,21 +6970,21 @@
         <w:pStyle w:val="Compact"/>
         <w:numPr>
           <w:ilvl w:val="0"/>
-          <w:numId w:val="1091"/>
+          <w:numId w:val="1092"/>
         </w:numPr>
       </w:pPr>
       <w:r>
         <w:t xml:space="preserve">Vitamin D</w:t>
       </w:r>
     </w:p>
-    <w:bookmarkEnd w:id="158"/>
-    <w:bookmarkStart w:id="159" w:name="nutritional-replacements-after-surgery"/>
-    <w:p>
-      <w:pPr>
-        <w:pStyle w:val="Heading2"/>
-      </w:pPr>
-      <w:r>
-        <w:t xml:space="preserve">103 Nutritional Replacements after Surgery</w:t>
+    <w:bookmarkEnd w:id="160"/>
+    <w:bookmarkStart w:id="161" w:name="nutritional-replacements-after-surgery"/>
+    <w:p>
+      <w:pPr>
+        <w:pStyle w:val="Heading2"/>
+      </w:pPr>
+      <w:r>
+        <w:t xml:space="preserve">105 Nutritional Replacements after Surgery</w:t>
       </w:r>
     </w:p>
     <w:p>
@@ -6900,7 +7000,7 @@
         <w:pStyle w:val="Compact"/>
         <w:numPr>
           <w:ilvl w:val="0"/>
-          <w:numId w:val="1092"/>
+          <w:numId w:val="1093"/>
         </w:numPr>
       </w:pPr>
       <w:r>
@@ -6912,7 +7012,7 @@
         <w:pStyle w:val="Compact"/>
         <w:numPr>
           <w:ilvl w:val="0"/>
-          <w:numId w:val="1092"/>
+          <w:numId w:val="1093"/>
         </w:numPr>
       </w:pPr>
       <w:r>
@@ -6924,7 +7024,7 @@
         <w:pStyle w:val="Compact"/>
         <w:numPr>
           <w:ilvl w:val="0"/>
-          <w:numId w:val="1092"/>
+          <w:numId w:val="1093"/>
         </w:numPr>
       </w:pPr>
       <w:r>
@@ -6944,7 +7044,7 @@
         <w:pStyle w:val="Compact"/>
         <w:numPr>
           <w:ilvl w:val="0"/>
-          <w:numId w:val="1093"/>
+          <w:numId w:val="1094"/>
         </w:numPr>
       </w:pPr>
       <w:r>
@@ -6956,21 +7056,21 @@
         <w:pStyle w:val="Compact"/>
         <w:numPr>
           <w:ilvl w:val="0"/>
-          <w:numId w:val="1093"/>
+          <w:numId w:val="1094"/>
         </w:numPr>
       </w:pPr>
       <w:r>
         <w:t xml:space="preserve">Repeat testing in 3-6 months</w:t>
       </w:r>
     </w:p>
-    <w:bookmarkEnd w:id="159"/>
-    <w:bookmarkStart w:id="160" w:name="team-members---physicians"/>
-    <w:p>
-      <w:pPr>
-        <w:pStyle w:val="Heading2"/>
-      </w:pPr>
-      <w:r>
-        <w:t xml:space="preserve">104 Team Members - Physicians</w:t>
+    <w:bookmarkEnd w:id="161"/>
+    <w:bookmarkStart w:id="162" w:name="team-members---physicians"/>
+    <w:p>
+      <w:pPr>
+        <w:pStyle w:val="Heading2"/>
+      </w:pPr>
+      <w:r>
+        <w:t xml:space="preserve">106 Team Members - Physicians</w:t>
       </w:r>
     </w:p>
     <w:p>
@@ -7018,7 +7118,7 @@
         <w:pStyle w:val="Compact"/>
         <w:numPr>
           <w:ilvl w:val="0"/>
-          <w:numId w:val="1094"/>
+          <w:numId w:val="1095"/>
         </w:numPr>
       </w:pPr>
       <w:r>
@@ -7030,7 +7130,7 @@
         <w:pStyle w:val="Compact"/>
         <w:numPr>
           <w:ilvl w:val="0"/>
-          <w:numId w:val="1094"/>
+          <w:numId w:val="1095"/>
         </w:numPr>
       </w:pPr>
       <w:r>
@@ -7042,21 +7142,21 @@
         <w:pStyle w:val="Compact"/>
         <w:numPr>
           <w:ilvl w:val="0"/>
-          <w:numId w:val="1094"/>
+          <w:numId w:val="1095"/>
         </w:numPr>
       </w:pPr>
       <w:r>
         <w:t xml:space="preserve">Michael Roach MD</w:t>
       </w:r>
     </w:p>
-    <w:bookmarkEnd w:id="160"/>
-    <w:bookmarkStart w:id="161" w:name="team-members---support-staff"/>
-    <w:p>
-      <w:pPr>
-        <w:pStyle w:val="Heading2"/>
-      </w:pPr>
-      <w:r>
-        <w:t xml:space="preserve">105 Team Members - Support Staff</w:t>
+    <w:bookmarkEnd w:id="162"/>
+    <w:bookmarkStart w:id="163" w:name="team-members---support-staff"/>
+    <w:p>
+      <w:pPr>
+        <w:pStyle w:val="Heading2"/>
+      </w:pPr>
+      <w:r>
+        <w:t xml:space="preserve">107 Team Members - Support Staff</w:t>
       </w:r>
     </w:p>
     <w:p>
@@ -7088,7 +7188,7 @@
         <w:pStyle w:val="Compact"/>
         <w:numPr>
           <w:ilvl w:val="0"/>
-          <w:numId w:val="1095"/>
+          <w:numId w:val="1096"/>
         </w:numPr>
       </w:pPr>
       <w:r>
@@ -7100,7 +7200,7 @@
         <w:pStyle w:val="Compact"/>
         <w:numPr>
           <w:ilvl w:val="0"/>
-          <w:numId w:val="1095"/>
+          <w:numId w:val="1096"/>
         </w:numPr>
       </w:pPr>
       <w:r>
@@ -7123,7 +7223,7 @@
         <w:t xml:space="preserve">Care Coordinator - Karen Julian-Martinez</w:t>
       </w:r>
     </w:p>
-    <w:bookmarkEnd w:id="161"/>
+    <w:bookmarkEnd w:id="163"/>
     <w:sectPr>
       <w:footnotePr>
         <w:numRestart w:val="eachSect"/>
@@ -7623,6 +7723,9 @@
     <w:abstractNumId w:val="991"/>
   </w:num>
   <w:num w:numId="1095">
+    <w:abstractNumId w:val="991"/>
+  </w:num>
+  <w:num w:numId="1096">
     <w:abstractNumId w:val="991"/>
   </w:num>
 </w:numbering>

--- a/lci_eso_scca.docx
+++ b/lci_eso_scca.docx
@@ -3362,13 +3362,13 @@
       </w:r>
     </w:p>
     <w:bookmarkEnd w:id="76"/>
-    <w:bookmarkStart w:id="80" w:name="minimally-invasive-ivor-lewis"/>
-    <w:p>
-      <w:pPr>
-        <w:pStyle w:val="Heading2"/>
-      </w:pPr>
-      <w:r>
-        <w:t xml:space="preserve">57 Minimally-invasive Ivor Lewis</w:t>
+    <w:bookmarkStart w:id="80" w:name="X81382ef4ca7932abee32956f0984a2bf68ad151"/>
+    <w:p>
+      <w:pPr>
+        <w:pStyle w:val="Heading2"/>
+      </w:pPr>
+      <w:r>
+        <w:t xml:space="preserve">57 Minimally-invasive Ivor Lewis Esophagectomy</w:t>
       </w:r>
     </w:p>
     <w:p>
@@ -3472,46 +3472,83 @@
       </w:r>
     </w:p>
     <w:bookmarkEnd w:id="80"/>
-    <w:bookmarkStart w:id="84" w:name="open-ivor-lewis"/>
-    <w:p>
-      <w:pPr>
-        <w:pStyle w:val="Heading2"/>
-      </w:pPr>
-      <w:r>
-        <w:t xml:space="preserve">58 Open Ivor Lewis</w:t>
-      </w:r>
-    </w:p>
-    <w:p>
-      <w:pPr>
-        <w:pStyle w:val="FirstParagraph"/>
-      </w:pPr>
-      <w:r>
-        <w:t xml:space="preserve">Mininally-invasive approach feasible in 98% of cases</w:t>
-      </w:r>
-    </w:p>
-    <w:p>
-      <w:pPr>
-        <w:pStyle w:val="BodyText"/>
-      </w:pPr>
-      <w:r>
-        <w:t xml:space="preserve">In some cases, an open approach is still necessary (2%)</w:t>
-      </w:r>
-    </w:p>
-    <w:p>
-      <w:pPr>
-        <w:pStyle w:val="BodyText"/>
+    <w:bookmarkStart w:id="84" w:name="X75dbf077c0c9d51f7e6696f0ae5f82085c4ee39"/>
+    <w:p>
+      <w:pPr>
+        <w:pStyle w:val="Heading2"/>
+      </w:pPr>
+      <w:r>
+        <w:t xml:space="preserve">58 Minimally-invasive Ivor Lewis Esophagectomy</w:t>
+      </w:r>
+    </w:p>
+    <w:p>
+      <w:pPr>
+        <w:pStyle w:val="Compact"/>
+        <w:numPr>
+          <w:ilvl w:val="0"/>
+          <w:numId w:val="1043"/>
+        </w:numPr>
+      </w:pPr>
+      <w:r>
+        <w:t xml:space="preserve">Small incisions abdomen and chest</w:t>
+      </w:r>
+    </w:p>
+    <w:p>
+      <w:pPr>
+        <w:pStyle w:val="Compact"/>
+        <w:numPr>
+          <w:ilvl w:val="0"/>
+          <w:numId w:val="1043"/>
+        </w:numPr>
+      </w:pPr>
+      <w:r>
+        <w:t xml:space="preserve">Surgical telescope and instruments</w:t>
+      </w:r>
+    </w:p>
+    <w:p>
+      <w:pPr>
+        <w:pStyle w:val="Compact"/>
+        <w:numPr>
+          <w:ilvl w:val="0"/>
+          <w:numId w:val="1043"/>
+        </w:numPr>
+      </w:pPr>
+      <w:r>
+        <w:t xml:space="preserve">Smaller incisions</w:t>
+      </w:r>
+      <w:r>
+        <w:t xml:space="preserve"> </w:t>
+      </w:r>
+      <m:oMath>
+        <m:r>
+          <m:rPr>
+            <m:sty m:val="p"/>
+          </m:rPr>
+          <m:t>→</m:t>
+        </m:r>
+      </m:oMath>
+      <w:r>
+        <w:t xml:space="preserve"> </w:t>
+      </w:r>
+      <w:r>
+        <w:t xml:space="preserve">faster recovery and less discomfort</w:t>
+      </w:r>
+    </w:p>
+    <w:p>
+      <w:pPr>
+        <w:pStyle w:val="FirstParagraph"/>
       </w:pPr>
       <w:r>
         <w:drawing>
           <wp:inline>
-            <wp:extent cx="5334000" cy="5481674"/>
+            <wp:extent cx="2408607" cy="2475067"/>
             <wp:effectExtent b="0" l="0" r="0" t="0"/>
             <wp:docPr descr="" title="" id="82" name="Picture"/>
             <a:graphic>
               <a:graphicData uri="http://schemas.openxmlformats.org/drawingml/2006/picture">
                 <pic:pic>
                   <pic:nvPicPr>
-                    <pic:cNvPr descr="images/IvorLewisArtboard.png" id="83" name="Picture"/>
+                    <pic:cNvPr descr="images/RaMIE_incisions.png" id="83" name="Picture"/>
                     <pic:cNvPicPr>
                       <a:picLocks noChangeArrowheads="1" noChangeAspect="1"/>
                     </pic:cNvPicPr>
@@ -3525,7 +3562,7 @@
                   <pic:spPr bwMode="auto">
                     <a:xfrm>
                       <a:off x="0" y="0"/>
-                      <a:ext cx="5334000" cy="5481674"/>
+                      <a:ext cx="2408607" cy="2475067"/>
                     </a:xfrm>
                     <a:prstGeom prst="rect">
                       <a:avLst/>
@@ -3545,21 +3582,21 @@
       </w:r>
     </w:p>
     <w:bookmarkEnd w:id="84"/>
-    <w:bookmarkStart w:id="88" w:name="total-esophagectomy"/>
-    <w:p>
-      <w:pPr>
-        <w:pStyle w:val="Heading2"/>
-      </w:pPr>
-      <w:r>
-        <w:t xml:space="preserve">59 Total Esophagectomy</w:t>
-      </w:r>
-    </w:p>
-    <w:p>
-      <w:pPr>
-        <w:pStyle w:val="FirstParagraph"/>
-      </w:pPr>
-      <w:r>
-        <w:t xml:space="preserve">For patients with tumors in the upper esophagus, we need to remove more of the esophagus</w:t>
+    <w:bookmarkStart w:id="88" w:name="open-ivor-lewis"/>
+    <w:p>
+      <w:pPr>
+        <w:pStyle w:val="Heading2"/>
+      </w:pPr>
+      <w:r>
+        <w:t xml:space="preserve">59 Open Ivor Lewis</w:t>
+      </w:r>
+    </w:p>
+    <w:p>
+      <w:pPr>
+        <w:pStyle w:val="FirstParagraph"/>
+      </w:pPr>
+      <w:r>
+        <w:t xml:space="preserve">Mininally-invasive approach feasible in 98% of cases</w:t>
       </w:r>
     </w:p>
     <w:p>
@@ -3567,7 +3604,7 @@
         <w:pStyle w:val="BodyText"/>
       </w:pPr>
       <w:r>
-        <w:t xml:space="preserve">We need to remove the whole esophagus, including the portion in the neck</w:t>
+        <w:t xml:space="preserve">In some cases, an open approach is still necessary (2%)</w:t>
       </w:r>
     </w:p>
     <w:p>
@@ -3584,7 +3621,7 @@
               <a:graphicData uri="http://schemas.openxmlformats.org/drawingml/2006/picture">
                 <pic:pic>
                   <pic:nvPicPr>
-                    <pic:cNvPr descr="images/Eso_ProxTumorArtboard.png" id="87" name="Picture"/>
+                    <pic:cNvPr descr="images/IvorLewisArtboard.png" id="87" name="Picture"/>
                     <pic:cNvPicPr>
                       <a:picLocks noChangeArrowheads="1" noChangeAspect="1"/>
                     </pic:cNvPicPr>
@@ -3618,18 +3655,34 @@
       </w:r>
     </w:p>
     <w:bookmarkEnd w:id="88"/>
-    <w:bookmarkStart w:id="95" w:name="mckeown-esophagectomy"/>
-    <w:p>
-      <w:pPr>
-        <w:pStyle w:val="Heading2"/>
-      </w:pPr>
-      <w:r>
-        <w:t xml:space="preserve">60 McKeown Esophagectomy</w:t>
-      </w:r>
-    </w:p>
-    <w:p>
-      <w:pPr>
-        <w:pStyle w:val="FirstParagraph"/>
+    <w:bookmarkStart w:id="92" w:name="total-esophagectomy"/>
+    <w:p>
+      <w:pPr>
+        <w:pStyle w:val="Heading2"/>
+      </w:pPr>
+      <w:r>
+        <w:t xml:space="preserve">60 Total Esophagectomy</w:t>
+      </w:r>
+    </w:p>
+    <w:p>
+      <w:pPr>
+        <w:pStyle w:val="FirstParagraph"/>
+      </w:pPr>
+      <w:r>
+        <w:t xml:space="preserve">For patients with tumors in the upper esophagus, we need to remove more of the esophagus</w:t>
+      </w:r>
+    </w:p>
+    <w:p>
+      <w:pPr>
+        <w:pStyle w:val="BodyText"/>
+      </w:pPr>
+      <w:r>
+        <w:t xml:space="preserve">We need to remove the whole esophagus, including the portion in the neck</w:t>
+      </w:r>
+    </w:p>
+    <w:p>
+      <w:pPr>
+        <w:pStyle w:val="BodyText"/>
       </w:pPr>
       <w:r>
         <w:drawing>
@@ -3641,7 +3694,7 @@
               <a:graphicData uri="http://schemas.openxmlformats.org/drawingml/2006/picture">
                 <pic:pic>
                   <pic:nvPicPr>
-                    <pic:cNvPr descr="images/Eso_ResectionTotalArtboard.png" id="91" name="Picture"/>
+                    <pic:cNvPr descr="images/Eso_ProxTumorArtboard.png" id="91" name="Picture"/>
                     <pic:cNvPicPr>
                       <a:picLocks noChangeArrowheads="1" noChangeAspect="1"/>
                     </pic:cNvPicPr>
@@ -3673,34 +3726,38 @@
           </wp:inline>
         </w:drawing>
       </w:r>
-      <w:r>
-        <w:t xml:space="preserve"> </w:t>
-      </w:r>
-      <w:r>
-        <w:t xml:space="preserve">All of esophagus removed</w:t>
-      </w:r>
-    </w:p>
-    <w:p>
-      <w:pPr>
-        <w:pStyle w:val="BodyText"/>
+    </w:p>
+    <w:bookmarkEnd w:id="92"/>
+    <w:bookmarkStart w:id="99" w:name="mckeown-esophagectomy"/>
+    <w:p>
+      <w:pPr>
+        <w:pStyle w:val="Heading2"/>
+      </w:pPr>
+      <w:r>
+        <w:t xml:space="preserve">61 McKeown Esophagectomy</w:t>
+      </w:r>
+    </w:p>
+    <w:p>
+      <w:pPr>
+        <w:pStyle w:val="FirstParagraph"/>
       </w:pPr>
       <w:r>
         <w:drawing>
           <wp:inline>
             <wp:extent cx="5334000" cy="5481674"/>
             <wp:effectExtent b="0" l="0" r="0" t="0"/>
-            <wp:docPr descr="" title="" id="93" name="Picture"/>
+            <wp:docPr descr="" title="" id="94" name="Picture"/>
             <a:graphic>
               <a:graphicData uri="http://schemas.openxmlformats.org/drawingml/2006/picture">
                 <pic:pic>
                   <pic:nvPicPr>
-                    <pic:cNvPr descr="images/Eso_MIE_McKeownArtboard.png" id="94" name="Picture"/>
+                    <pic:cNvPr descr="images/Eso_ResectionTotalArtboard.png" id="95" name="Picture"/>
                     <pic:cNvPicPr>
                       <a:picLocks noChangeArrowheads="1" noChangeAspect="1"/>
                     </pic:cNvPicPr>
                   </pic:nvPicPr>
                   <pic:blipFill>
-                    <a:blip r:embed="rId92"/>
+                    <a:blip r:embed="rId93"/>
                     <a:stretch>
                       <a:fillRect/>
                     </a:stretch>
@@ -3730,75 +3787,7 @@
         <w:t xml:space="preserve"> </w:t>
       </w:r>
       <w:r>
-        <w:t xml:space="preserve">Connection made in the neck</w:t>
-      </w:r>
-    </w:p>
-    <w:bookmarkEnd w:id="95"/>
-    <w:bookmarkStart w:id="96" w:name="risks-of-esophagectomy"/>
-    <w:p>
-      <w:pPr>
-        <w:pStyle w:val="Heading2"/>
-      </w:pPr>
-      <w:r>
-        <w:t xml:space="preserve">61 Risks of Esophagectomy</w:t>
-      </w:r>
-    </w:p>
-    <w:p>
-      <w:pPr>
-        <w:pStyle w:val="FirstParagraph"/>
-      </w:pPr>
-      <w:r>
-        <w:t xml:space="preserve">Esophagectomy is a complex operation, with a real risk of complications.</w:t>
-      </w:r>
-    </w:p>
-    <w:p>
-      <w:pPr>
-        <w:pStyle w:val="BodyText"/>
-      </w:pPr>
-      <w:r>
-        <w:t xml:space="preserve">Two significant complications:</w:t>
-      </w:r>
-    </w:p>
-    <w:p>
-      <w:pPr>
-        <w:pStyle w:val="Compact"/>
-        <w:numPr>
-          <w:ilvl w:val="0"/>
-          <w:numId w:val="1043"/>
-        </w:numPr>
-      </w:pPr>
-      <w:r>
-        <w:t xml:space="preserve">Anastomotic leak</w:t>
-      </w:r>
-    </w:p>
-    <w:p>
-      <w:pPr>
-        <w:pStyle w:val="Compact"/>
-        <w:numPr>
-          <w:ilvl w:val="0"/>
-          <w:numId w:val="1043"/>
-        </w:numPr>
-      </w:pPr>
-      <w:r>
-        <w:t xml:space="preserve">Pneumonia</w:t>
-      </w:r>
-    </w:p>
-    <w:bookmarkEnd w:id="96"/>
-    <w:bookmarkStart w:id="99" w:name="anastomotic-leak"/>
-    <w:p>
-      <w:pPr>
-        <w:pStyle w:val="Heading2"/>
-      </w:pPr>
-      <w:r>
-        <w:t xml:space="preserve">62 Anastomotic Leak</w:t>
-      </w:r>
-    </w:p>
-    <w:p>
-      <w:pPr>
-        <w:pStyle w:val="FirstParagraph"/>
-      </w:pPr>
-      <w:r>
-        <w:t xml:space="preserve">The anastomosis is surgical connection between the esophagus and the stomach.</w:t>
+        <w:t xml:space="preserve">All of esophagus removed</w:t>
       </w:r>
     </w:p>
     <w:p>
@@ -3808,14 +3797,135 @@
       <w:r>
         <w:drawing>
           <wp:inline>
-            <wp:extent cx="5334000" cy="5478622"/>
+            <wp:extent cx="5334000" cy="5481674"/>
             <wp:effectExtent b="0" l="0" r="0" t="0"/>
             <wp:docPr descr="" title="" id="97" name="Picture"/>
             <a:graphic>
               <a:graphicData uri="http://schemas.openxmlformats.org/drawingml/2006/picture">
                 <pic:pic>
                   <pic:nvPicPr>
-                    <pic:cNvPr descr="images/Eso_IvorLewis_Anastomosis.png" id="98" name="Picture"/>
+                    <pic:cNvPr descr="images/Eso_MIE_McKeownArtboard.png" id="98" name="Picture"/>
+                    <pic:cNvPicPr>
+                      <a:picLocks noChangeArrowheads="1" noChangeAspect="1"/>
+                    </pic:cNvPicPr>
+                  </pic:nvPicPr>
+                  <pic:blipFill>
+                    <a:blip r:embed="rId96"/>
+                    <a:stretch>
+                      <a:fillRect/>
+                    </a:stretch>
+                  </pic:blipFill>
+                  <pic:spPr bwMode="auto">
+                    <a:xfrm>
+                      <a:off x="0" y="0"/>
+                      <a:ext cx="5334000" cy="5481674"/>
+                    </a:xfrm>
+                    <a:prstGeom prst="rect">
+                      <a:avLst/>
+                    </a:prstGeom>
+                    <a:noFill/>
+                    <a:ln w="9525">
+                      <a:noFill/>
+                      <a:headEnd/>
+                      <a:tailEnd/>
+                    </a:ln>
+                  </pic:spPr>
+                </pic:pic>
+              </a:graphicData>
+            </a:graphic>
+          </wp:inline>
+        </w:drawing>
+      </w:r>
+      <w:r>
+        <w:t xml:space="preserve"> </w:t>
+      </w:r>
+      <w:r>
+        <w:t xml:space="preserve">Connection made in the neck</w:t>
+      </w:r>
+    </w:p>
+    <w:bookmarkEnd w:id="99"/>
+    <w:bookmarkStart w:id="100" w:name="risks-of-esophagectomy"/>
+    <w:p>
+      <w:pPr>
+        <w:pStyle w:val="Heading2"/>
+      </w:pPr>
+      <w:r>
+        <w:t xml:space="preserve">62 Risks of Esophagectomy</w:t>
+      </w:r>
+    </w:p>
+    <w:p>
+      <w:pPr>
+        <w:pStyle w:val="FirstParagraph"/>
+      </w:pPr>
+      <w:r>
+        <w:t xml:space="preserve">Esophagectomy is a complex operation, with a real risk of complications.</w:t>
+      </w:r>
+    </w:p>
+    <w:p>
+      <w:pPr>
+        <w:pStyle w:val="BodyText"/>
+      </w:pPr>
+      <w:r>
+        <w:t xml:space="preserve">Two significant complications:</w:t>
+      </w:r>
+    </w:p>
+    <w:p>
+      <w:pPr>
+        <w:pStyle w:val="Compact"/>
+        <w:numPr>
+          <w:ilvl w:val="0"/>
+          <w:numId w:val="1044"/>
+        </w:numPr>
+      </w:pPr>
+      <w:r>
+        <w:t xml:space="preserve">Anastomotic leak</w:t>
+      </w:r>
+    </w:p>
+    <w:p>
+      <w:pPr>
+        <w:pStyle w:val="Compact"/>
+        <w:numPr>
+          <w:ilvl w:val="0"/>
+          <w:numId w:val="1044"/>
+        </w:numPr>
+      </w:pPr>
+      <w:r>
+        <w:t xml:space="preserve">Pneumonia</w:t>
+      </w:r>
+    </w:p>
+    <w:bookmarkEnd w:id="100"/>
+    <w:bookmarkStart w:id="103" w:name="anastomotic-leak"/>
+    <w:p>
+      <w:pPr>
+        <w:pStyle w:val="Heading2"/>
+      </w:pPr>
+      <w:r>
+        <w:t xml:space="preserve">63 Anastomotic Leak</w:t>
+      </w:r>
+    </w:p>
+    <w:p>
+      <w:pPr>
+        <w:pStyle w:val="FirstParagraph"/>
+      </w:pPr>
+      <w:r>
+        <w:t xml:space="preserve">The anastomosis is surgical connection between the esophagus and the stomach.</w:t>
+      </w:r>
+    </w:p>
+    <w:p>
+      <w:pPr>
+        <w:pStyle w:val="BodyText"/>
+      </w:pPr>
+      <w:r>
+        <w:drawing>
+          <wp:inline>
+            <wp:extent cx="5334000" cy="5478622"/>
+            <wp:effectExtent b="0" l="0" r="0" t="0"/>
+            <wp:docPr descr="" title="" id="101" name="Picture"/>
+            <a:graphic>
+              <a:graphicData uri="http://schemas.openxmlformats.org/drawingml/2006/picture">
+                <pic:pic>
+                  <pic:nvPicPr>
+                    <pic:cNvPr descr="images/Eso_IvorLewis_Anastomosis.png" id="102" name="Picture"/>
                     <pic:cNvPicPr>
                       <a:picLocks noChangeArrowheads="1" noChangeAspect="1"/>
                     </pic:cNvPicPr>
@@ -3848,14 +3958,14 @@
         </w:drawing>
       </w:r>
     </w:p>
-    <w:bookmarkEnd w:id="99"/>
-    <w:bookmarkStart w:id="103" w:name="anastomotic-leak-1"/>
-    <w:p>
-      <w:pPr>
-        <w:pStyle w:val="Heading2"/>
-      </w:pPr>
-      <w:r>
-        <w:t xml:space="preserve">63 Anastomotic Leak</w:t>
+    <w:bookmarkEnd w:id="103"/>
+    <w:bookmarkStart w:id="107" w:name="anastomotic-leak-1"/>
+    <w:p>
+      <w:pPr>
+        <w:pStyle w:val="Heading2"/>
+      </w:pPr>
+      <w:r>
+        <w:t xml:space="preserve">64 Anastomotic Leak</w:t>
       </w:r>
     </w:p>
     <w:p>
@@ -3871,7 +3981,7 @@
         <w:pStyle w:val="Compact"/>
         <w:numPr>
           <w:ilvl w:val="0"/>
-          <w:numId w:val="1044"/>
+          <w:numId w:val="1045"/>
         </w:numPr>
       </w:pPr>
       <w:r>
@@ -3883,7 +3993,7 @@
         <w:pStyle w:val="Compact"/>
         <w:numPr>
           <w:ilvl w:val="0"/>
-          <w:numId w:val="1044"/>
+          <w:numId w:val="1045"/>
         </w:numPr>
       </w:pPr>
       <w:r>
@@ -3895,7 +4005,7 @@
         <w:pStyle w:val="Compact"/>
         <w:numPr>
           <w:ilvl w:val="0"/>
-          <w:numId w:val="1044"/>
+          <w:numId w:val="1045"/>
         </w:numPr>
       </w:pPr>
       <w:r>
@@ -3911,18 +4021,18 @@
           <wp:inline>
             <wp:extent cx="5334000" cy="5478622"/>
             <wp:effectExtent b="0" l="0" r="0" t="0"/>
-            <wp:docPr descr="" title="" id="101" name="Picture"/>
+            <wp:docPr descr="" title="" id="105" name="Picture"/>
             <a:graphic>
               <a:graphicData uri="http://schemas.openxmlformats.org/drawingml/2006/picture">
                 <pic:pic>
                   <pic:nvPicPr>
-                    <pic:cNvPr descr="images/Eso_IvorLewis_Leak.png" id="102" name="Picture"/>
+                    <pic:cNvPr descr="images/Eso_IvorLewis_Leak.png" id="106" name="Picture"/>
                     <pic:cNvPicPr>
                       <a:picLocks noChangeArrowheads="1" noChangeAspect="1"/>
                     </pic:cNvPicPr>
                   </pic:nvPicPr>
                   <pic:blipFill>
-                    <a:blip r:embed="rId100"/>
+                    <a:blip r:embed="rId104"/>
                     <a:stretch>
                       <a:fillRect/>
                     </a:stretch>
@@ -3949,14 +4059,14 @@
         </w:drawing>
       </w:r>
     </w:p>
-    <w:bookmarkEnd w:id="103"/>
-    <w:bookmarkStart w:id="106" w:name="anastomotic-leak-2"/>
-    <w:p>
-      <w:pPr>
-        <w:pStyle w:val="Heading2"/>
-      </w:pPr>
-      <w:r>
-        <w:t xml:space="preserve">64 Anastomotic Leak</w:t>
+    <w:bookmarkEnd w:id="107"/>
+    <w:bookmarkStart w:id="110" w:name="anastomotic-leak-2"/>
+    <w:p>
+      <w:pPr>
+        <w:pStyle w:val="Heading2"/>
+      </w:pPr>
+      <w:r>
+        <w:t xml:space="preserve">65 Anastomotic Leak</w:t>
       </w:r>
     </w:p>
     <w:p>
@@ -3972,7 +4082,7 @@
         <w:pStyle w:val="Compact"/>
         <w:numPr>
           <w:ilvl w:val="0"/>
-          <w:numId w:val="1045"/>
+          <w:numId w:val="1046"/>
         </w:numPr>
       </w:pPr>
       <w:r>
@@ -3984,7 +4094,7 @@
         <w:pStyle w:val="Compact"/>
         <w:numPr>
           <w:ilvl w:val="0"/>
-          <w:numId w:val="1045"/>
+          <w:numId w:val="1046"/>
         </w:numPr>
       </w:pPr>
       <w:r>
@@ -3996,7 +4106,7 @@
         <w:pStyle w:val="Compact"/>
         <w:numPr>
           <w:ilvl w:val="0"/>
-          <w:numId w:val="1045"/>
+          <w:numId w:val="1046"/>
         </w:numPr>
       </w:pPr>
       <w:r>
@@ -4012,18 +4122,18 @@
           <wp:inline>
             <wp:extent cx="5334000" cy="5478622"/>
             <wp:effectExtent b="0" l="0" r="0" t="0"/>
-            <wp:docPr descr="" title="" id="104" name="Picture"/>
+            <wp:docPr descr="" title="" id="108" name="Picture"/>
             <a:graphic>
               <a:graphicData uri="http://schemas.openxmlformats.org/drawingml/2006/picture">
                 <pic:pic>
                   <pic:nvPicPr>
-                    <pic:cNvPr descr="images/Eso_IvorLewis_Leak.png" id="105" name="Picture"/>
+                    <pic:cNvPr descr="images/Eso_IvorLewis_Leak.png" id="109" name="Picture"/>
                     <pic:cNvPicPr>
                       <a:picLocks noChangeArrowheads="1" noChangeAspect="1"/>
                     </pic:cNvPicPr>
                   </pic:nvPicPr>
                   <pic:blipFill>
-                    <a:blip r:embed="rId100"/>
+                    <a:blip r:embed="rId104"/>
                     <a:stretch>
                       <a:fillRect/>
                     </a:stretch>
@@ -4050,14 +4160,14 @@
         </w:drawing>
       </w:r>
     </w:p>
-    <w:bookmarkEnd w:id="106"/>
-    <w:bookmarkStart w:id="109" w:name="anastomotic-leak-3"/>
-    <w:p>
-      <w:pPr>
-        <w:pStyle w:val="Heading2"/>
-      </w:pPr>
-      <w:r>
-        <w:t xml:space="preserve">65 Anastomotic Leak</w:t>
+    <w:bookmarkEnd w:id="110"/>
+    <w:bookmarkStart w:id="113" w:name="anastomotic-leak-3"/>
+    <w:p>
+      <w:pPr>
+        <w:pStyle w:val="Heading2"/>
+      </w:pPr>
+      <w:r>
+        <w:t xml:space="preserve">66 Anastomotic Leak</w:t>
       </w:r>
     </w:p>
     <w:p>
@@ -4073,7 +4183,7 @@
         <w:pStyle w:val="Compact"/>
         <w:numPr>
           <w:ilvl w:val="0"/>
-          <w:numId w:val="1046"/>
+          <w:numId w:val="1047"/>
         </w:numPr>
       </w:pPr>
       <w:r>
@@ -4085,7 +4195,7 @@
         <w:pStyle w:val="Compact"/>
         <w:numPr>
           <w:ilvl w:val="0"/>
-          <w:numId w:val="1046"/>
+          <w:numId w:val="1047"/>
         </w:numPr>
       </w:pPr>
       <w:r>
@@ -4097,7 +4207,7 @@
         <w:pStyle w:val="Compact"/>
         <w:numPr>
           <w:ilvl w:val="0"/>
-          <w:numId w:val="1046"/>
+          <w:numId w:val="1047"/>
         </w:numPr>
       </w:pPr>
       <w:r>
@@ -4113,18 +4223,18 @@
           <wp:inline>
             <wp:extent cx="5334000" cy="5478622"/>
             <wp:effectExtent b="0" l="0" r="0" t="0"/>
-            <wp:docPr descr="" title="" id="107" name="Picture"/>
+            <wp:docPr descr="" title="" id="111" name="Picture"/>
             <a:graphic>
               <a:graphicData uri="http://schemas.openxmlformats.org/drawingml/2006/picture">
                 <pic:pic>
                   <pic:nvPicPr>
-                    <pic:cNvPr descr="images/Eso_IvorLewis_Leak.png" id="108" name="Picture"/>
+                    <pic:cNvPr descr="images/Eso_IvorLewis_Leak.png" id="112" name="Picture"/>
                     <pic:cNvPicPr>
                       <a:picLocks noChangeArrowheads="1" noChangeAspect="1"/>
                     </pic:cNvPicPr>
                   </pic:nvPicPr>
                   <pic:blipFill>
-                    <a:blip r:embed="rId100"/>
+                    <a:blip r:embed="rId104"/>
                     <a:stretch>
                       <a:fillRect/>
                     </a:stretch>
@@ -4151,21 +4261,21 @@
         </w:drawing>
       </w:r>
     </w:p>
-    <w:bookmarkEnd w:id="109"/>
-    <w:bookmarkStart w:id="113" w:name="pneumonia"/>
-    <w:p>
-      <w:pPr>
-        <w:pStyle w:val="Heading2"/>
-      </w:pPr>
-      <w:r>
-        <w:t xml:space="preserve">66 Pneumonia</w:t>
-      </w:r>
-    </w:p>
-    <w:p>
-      <w:pPr>
-        <w:numPr>
-          <w:ilvl w:val="0"/>
-          <w:numId w:val="1047"/>
+    <w:bookmarkEnd w:id="113"/>
+    <w:bookmarkStart w:id="117" w:name="pneumonia"/>
+    <w:p>
+      <w:pPr>
+        <w:pStyle w:val="Heading2"/>
+      </w:pPr>
+      <w:r>
+        <w:t xml:space="preserve">67 Pneumonia</w:t>
+      </w:r>
+    </w:p>
+    <w:p>
+      <w:pPr>
+        <w:numPr>
+          <w:ilvl w:val="0"/>
+          <w:numId w:val="1048"/>
         </w:numPr>
       </w:pPr>
       <w:r>
@@ -4176,7 +4286,7 @@
       <w:pPr>
         <w:numPr>
           <w:ilvl w:val="0"/>
-          <w:numId w:val="1047"/>
+          <w:numId w:val="1048"/>
         </w:numPr>
       </w:pPr>
       <w:r>
@@ -4187,7 +4297,7 @@
       <w:pPr>
         <w:numPr>
           <w:ilvl w:val="0"/>
-          <w:numId w:val="1047"/>
+          <w:numId w:val="1048"/>
         </w:numPr>
       </w:pPr>
       <w:r>
@@ -4203,18 +4313,18 @@
           <wp:inline>
             <wp:extent cx="5334000" cy="5481674"/>
             <wp:effectExtent b="0" l="0" r="0" t="0"/>
-            <wp:docPr descr="" title="" id="111" name="Picture"/>
+            <wp:docPr descr="" title="" id="115" name="Picture"/>
             <a:graphic>
               <a:graphicData uri="http://schemas.openxmlformats.org/drawingml/2006/picture">
                 <pic:pic>
                   <pic:nvPicPr>
-                    <pic:cNvPr descr="images/Eso_LungsArtboard.png" id="112" name="Picture"/>
+                    <pic:cNvPr descr="images/Eso_LungsArtboard.png" id="116" name="Picture"/>
                     <pic:cNvPicPr>
                       <a:picLocks noChangeArrowheads="1" noChangeAspect="1"/>
                     </pic:cNvPicPr>
                   </pic:nvPicPr>
                   <pic:blipFill>
-                    <a:blip r:embed="rId110"/>
+                    <a:blip r:embed="rId114"/>
                     <a:stretch>
                       <a:fillRect/>
                     </a:stretch>
@@ -4241,14 +4351,14 @@
         </w:drawing>
       </w:r>
     </w:p>
-    <w:bookmarkEnd w:id="113"/>
-    <w:bookmarkStart w:id="114" w:name="preventing-pneumonia"/>
-    <w:p>
-      <w:pPr>
-        <w:pStyle w:val="Heading2"/>
-      </w:pPr>
-      <w:r>
-        <w:t xml:space="preserve">67 Preventing Pneumonia</w:t>
+    <w:bookmarkEnd w:id="117"/>
+    <w:bookmarkStart w:id="118" w:name="preventing-pneumonia"/>
+    <w:p>
+      <w:pPr>
+        <w:pStyle w:val="Heading2"/>
+      </w:pPr>
+      <w:r>
+        <w:t xml:space="preserve">68 Preventing Pneumonia</w:t>
       </w:r>
     </w:p>
     <w:p>
@@ -4264,7 +4374,7 @@
         <w:pStyle w:val="Compact"/>
         <w:numPr>
           <w:ilvl w:val="0"/>
-          <w:numId w:val="1048"/>
+          <w:numId w:val="1049"/>
         </w:numPr>
       </w:pPr>
       <w:r>
@@ -4276,7 +4386,7 @@
         <w:pStyle w:val="Compact"/>
         <w:numPr>
           <w:ilvl w:val="0"/>
-          <w:numId w:val="1048"/>
+          <w:numId w:val="1049"/>
         </w:numPr>
       </w:pPr>
       <w:r>
@@ -4288,7 +4398,7 @@
         <w:pStyle w:val="Compact"/>
         <w:numPr>
           <w:ilvl w:val="0"/>
-          <w:numId w:val="1048"/>
+          <w:numId w:val="1049"/>
         </w:numPr>
       </w:pPr>
       <w:r>
@@ -4308,7 +4418,7 @@
         <w:pStyle w:val="Compact"/>
         <w:numPr>
           <w:ilvl w:val="0"/>
-          <w:numId w:val="1049"/>
+          <w:numId w:val="1050"/>
         </w:numPr>
       </w:pPr>
       <w:r>
@@ -4320,21 +4430,21 @@
         <w:pStyle w:val="Compact"/>
         <w:numPr>
           <w:ilvl w:val="0"/>
-          <w:numId w:val="1049"/>
+          <w:numId w:val="1050"/>
         </w:numPr>
       </w:pPr>
       <w:r>
         <w:t xml:space="preserve">Walking in the halls as soon as possible</w:t>
       </w:r>
     </w:p>
-    <w:bookmarkEnd w:id="114"/>
-    <w:bookmarkStart w:id="121" w:name="minimally-invasive-esophagectomy"/>
-    <w:p>
-      <w:pPr>
-        <w:pStyle w:val="Heading2"/>
-      </w:pPr>
-      <w:r>
-        <w:t xml:space="preserve">68 Minimally-invasive Esophagectomy</w:t>
+    <w:bookmarkEnd w:id="118"/>
+    <w:bookmarkStart w:id="125" w:name="minimally-invasive-esophagectomy"/>
+    <w:p>
+      <w:pPr>
+        <w:pStyle w:val="Heading2"/>
+      </w:pPr>
+      <w:r>
+        <w:t xml:space="preserve">69 Minimally-invasive Esophagectomy</w:t>
       </w:r>
     </w:p>
     <w:p>
@@ -4346,18 +4456,18 @@
           <wp:inline>
             <wp:extent cx="5334000" cy="4000500"/>
             <wp:effectExtent b="0" l="0" r="0" t="0"/>
-            <wp:docPr descr="" title="" id="116" name="Picture"/>
+            <wp:docPr descr="" title="" id="120" name="Picture"/>
             <a:graphic>
               <a:graphicData uri="http://schemas.openxmlformats.org/drawingml/2006/picture">
                 <pic:pic>
                   <pic:nvPicPr>
-                    <pic:cNvPr descr="images/mie_abd.png" id="117" name="Picture"/>
+                    <pic:cNvPr descr="images/mie_abd.png" id="121" name="Picture"/>
                     <pic:cNvPicPr>
                       <a:picLocks noChangeArrowheads="1" noChangeAspect="1"/>
                     </pic:cNvPicPr>
                   </pic:nvPicPr>
                   <pic:blipFill>
-                    <a:blip r:embed="rId115"/>
+                    <a:blip r:embed="rId119"/>
                     <a:stretch>
                       <a:fillRect/>
                     </a:stretch>
@@ -4393,18 +4503,18 @@
           <wp:inline>
             <wp:extent cx="5334000" cy="4000500"/>
             <wp:effectExtent b="0" l="0" r="0" t="0"/>
-            <wp:docPr descr="" title="" id="119" name="Picture"/>
+            <wp:docPr descr="" title="" id="123" name="Picture"/>
             <a:graphic>
               <a:graphicData uri="http://schemas.openxmlformats.org/drawingml/2006/picture">
                 <pic:pic>
                   <pic:nvPicPr>
-                    <pic:cNvPr descr="images/mie_chest.png" id="120" name="Picture"/>
+                    <pic:cNvPr descr="images/mie_chest.png" id="124" name="Picture"/>
                     <pic:cNvPicPr>
                       <a:picLocks noChangeArrowheads="1" noChangeAspect="1"/>
                     </pic:cNvPicPr>
                   </pic:nvPicPr>
                   <pic:blipFill>
-                    <a:blip r:embed="rId118"/>
+                    <a:blip r:embed="rId122"/>
                     <a:stretch>
                       <a:fillRect/>
                     </a:stretch>
@@ -4431,14 +4541,14 @@
         </w:drawing>
       </w:r>
     </w:p>
-    <w:bookmarkEnd w:id="121"/>
-    <w:bookmarkStart w:id="122" w:name="risks-of-surgery"/>
-    <w:p>
-      <w:pPr>
-        <w:pStyle w:val="Heading2"/>
-      </w:pPr>
-      <w:r>
-        <w:t xml:space="preserve">69 Risks of Surgery</w:t>
+    <w:bookmarkEnd w:id="125"/>
+    <w:bookmarkStart w:id="126" w:name="risks-of-surgery"/>
+    <w:p>
+      <w:pPr>
+        <w:pStyle w:val="Heading2"/>
+      </w:pPr>
+      <w:r>
+        <w:t xml:space="preserve">70 Risks of Surgery</w:t>
       </w:r>
     </w:p>
     <w:p>
@@ -4454,7 +4564,7 @@
         <w:pStyle w:val="Compact"/>
         <w:numPr>
           <w:ilvl w:val="0"/>
-          <w:numId w:val="1050"/>
+          <w:numId w:val="1051"/>
         </w:numPr>
       </w:pPr>
       <w:r>
@@ -4466,7 +4576,7 @@
         <w:pStyle w:val="Compact"/>
         <w:numPr>
           <w:ilvl w:val="0"/>
-          <w:numId w:val="1050"/>
+          <w:numId w:val="1051"/>
         </w:numPr>
       </w:pPr>
       <w:r>
@@ -4478,7 +4588,7 @@
         <w:pStyle w:val="Compact"/>
         <w:numPr>
           <w:ilvl w:val="0"/>
-          <w:numId w:val="1050"/>
+          <w:numId w:val="1051"/>
         </w:numPr>
       </w:pPr>
       <w:r>
@@ -4490,7 +4600,7 @@
         <w:pStyle w:val="Compact"/>
         <w:numPr>
           <w:ilvl w:val="0"/>
-          <w:numId w:val="1050"/>
+          <w:numId w:val="1051"/>
         </w:numPr>
       </w:pPr>
       <w:r>
@@ -4502,21 +4612,21 @@
         <w:pStyle w:val="Compact"/>
         <w:numPr>
           <w:ilvl w:val="0"/>
-          <w:numId w:val="1050"/>
+          <w:numId w:val="1051"/>
         </w:numPr>
       </w:pPr>
       <w:r>
         <w:t xml:space="preserve">Pulmonary embolism (2%)</w:t>
       </w:r>
     </w:p>
-    <w:bookmarkEnd w:id="122"/>
-    <w:bookmarkStart w:id="123" w:name="risks-of-surgery-1"/>
-    <w:p>
-      <w:pPr>
-        <w:pStyle w:val="Heading2"/>
-      </w:pPr>
-      <w:r>
-        <w:t xml:space="preserve">70 Risks of Surgery</w:t>
+    <w:bookmarkEnd w:id="126"/>
+    <w:bookmarkStart w:id="127" w:name="risks-of-surgery-1"/>
+    <w:p>
+      <w:pPr>
+        <w:pStyle w:val="Heading2"/>
+      </w:pPr>
+      <w:r>
+        <w:t xml:space="preserve">71 Risks of Surgery</w:t>
       </w:r>
     </w:p>
     <w:p>
@@ -4532,7 +4642,7 @@
         <w:pStyle w:val="Compact"/>
         <w:numPr>
           <w:ilvl w:val="0"/>
-          <w:numId w:val="1051"/>
+          <w:numId w:val="1052"/>
         </w:numPr>
       </w:pPr>
       <w:r>
@@ -4544,7 +4654,7 @@
         <w:pStyle w:val="Compact"/>
         <w:numPr>
           <w:ilvl w:val="0"/>
-          <w:numId w:val="1051"/>
+          <w:numId w:val="1052"/>
         </w:numPr>
       </w:pPr>
       <w:r>
@@ -4556,7 +4666,7 @@
         <w:pStyle w:val="Compact"/>
         <w:numPr>
           <w:ilvl w:val="0"/>
-          <w:numId w:val="1051"/>
+          <w:numId w:val="1052"/>
         </w:numPr>
       </w:pPr>
       <w:r>
@@ -4568,7 +4678,7 @@
         <w:pStyle w:val="Compact"/>
         <w:numPr>
           <w:ilvl w:val="1"/>
-          <w:numId w:val="1052"/>
+          <w:numId w:val="1053"/>
         </w:numPr>
       </w:pPr>
       <w:r>
@@ -4580,7 +4690,7 @@
         <w:pStyle w:val="Compact"/>
         <w:numPr>
           <w:ilvl w:val="1"/>
-          <w:numId w:val="1052"/>
+          <w:numId w:val="1053"/>
         </w:numPr>
       </w:pPr>
       <w:r>
@@ -4592,21 +4702,21 @@
         <w:pStyle w:val="Compact"/>
         <w:numPr>
           <w:ilvl w:val="1"/>
-          <w:numId w:val="1052"/>
+          <w:numId w:val="1053"/>
         </w:numPr>
       </w:pPr>
       <w:r>
         <w:t xml:space="preserve">High risk = 30%</w:t>
       </w:r>
     </w:p>
-    <w:bookmarkEnd w:id="123"/>
-    <w:bookmarkStart w:id="124" w:name="risks-of-surgery-2"/>
-    <w:p>
-      <w:pPr>
-        <w:pStyle w:val="Heading2"/>
-      </w:pPr>
-      <w:r>
-        <w:t xml:space="preserve">71 Risks of Surgery</w:t>
+    <w:bookmarkEnd w:id="127"/>
+    <w:bookmarkStart w:id="128" w:name="risks-of-surgery-2"/>
+    <w:p>
+      <w:pPr>
+        <w:pStyle w:val="Heading2"/>
+      </w:pPr>
+      <w:r>
+        <w:t xml:space="preserve">72 Risks of Surgery</w:t>
       </w:r>
     </w:p>
     <w:p>
@@ -4741,22 +4851,22 @@
         </w:tc>
       </w:tr>
     </w:tbl>
-    <w:bookmarkEnd w:id="124"/>
-    <w:bookmarkStart w:id="125" w:name="epidural-catheter-for-pain-control"/>
-    <w:p>
-      <w:pPr>
-        <w:pStyle w:val="Heading2"/>
-      </w:pPr>
-      <w:r>
-        <w:t xml:space="preserve">72 Epidural Catheter for Pain Control</w:t>
-      </w:r>
-    </w:p>
-    <w:p>
-      <w:pPr>
-        <w:pStyle w:val="Compact"/>
-        <w:numPr>
-          <w:ilvl w:val="0"/>
-          <w:numId w:val="1053"/>
+    <w:bookmarkEnd w:id="128"/>
+    <w:bookmarkStart w:id="129" w:name="epidural-catheter-for-pain-control"/>
+    <w:p>
+      <w:pPr>
+        <w:pStyle w:val="Heading2"/>
+      </w:pPr>
+      <w:r>
+        <w:t xml:space="preserve">73 Epidural Catheter for Pain Control</w:t>
+      </w:r>
+    </w:p>
+    <w:p>
+      <w:pPr>
+        <w:pStyle w:val="Compact"/>
+        <w:numPr>
+          <w:ilvl w:val="0"/>
+          <w:numId w:val="1054"/>
         </w:numPr>
       </w:pPr>
       <w:r>
@@ -4768,7 +4878,7 @@
         <w:pStyle w:val="Compact"/>
         <w:numPr>
           <w:ilvl w:val="0"/>
-          <w:numId w:val="1053"/>
+          <w:numId w:val="1054"/>
         </w:numPr>
       </w:pPr>
       <w:r>
@@ -4780,7 +4890,7 @@
         <w:pStyle w:val="Compact"/>
         <w:numPr>
           <w:ilvl w:val="0"/>
-          <w:numId w:val="1053"/>
+          <w:numId w:val="1054"/>
         </w:numPr>
       </w:pPr>
       <w:r>
@@ -4792,7 +4902,7 @@
         <w:pStyle w:val="Compact"/>
         <w:numPr>
           <w:ilvl w:val="0"/>
-          <w:numId w:val="1053"/>
+          <w:numId w:val="1054"/>
         </w:numPr>
       </w:pPr>
       <w:r>
@@ -4804,29 +4914,167 @@
         <w:pStyle w:val="Compact"/>
         <w:numPr>
           <w:ilvl w:val="0"/>
-          <w:numId w:val="1053"/>
+          <w:numId w:val="1054"/>
         </w:numPr>
       </w:pPr>
       <w:r>
         <w:t xml:space="preserve">Foley catheter removed after epidural removed</w:t>
       </w:r>
     </w:p>
-    <w:bookmarkEnd w:id="125"/>
-    <w:bookmarkStart w:id="126" w:name="intensive-care-unit-icu-2-4-days"/>
-    <w:p>
-      <w:pPr>
-        <w:pStyle w:val="Heading2"/>
-      </w:pPr>
-      <w:r>
-        <w:t xml:space="preserve">73 Intensive Care Unit (ICU) (2-4 days)</w:t>
-      </w:r>
-    </w:p>
-    <w:p>
-      <w:pPr>
-        <w:pStyle w:val="Compact"/>
-        <w:numPr>
-          <w:ilvl w:val="0"/>
-          <w:numId w:val="1054"/>
+    <w:bookmarkEnd w:id="129"/>
+    <w:bookmarkStart w:id="133" w:name="jejunostomy-feeding-tube"/>
+    <w:p>
+      <w:pPr>
+        <w:pStyle w:val="Heading2"/>
+      </w:pPr>
+      <w:r>
+        <w:t xml:space="preserve">74 Jejunostomy Feeding Tube</w:t>
+      </w:r>
+    </w:p>
+    <w:p>
+      <w:pPr>
+        <w:pStyle w:val="FirstParagraph"/>
+      </w:pPr>
+      <w:r>
+        <w:t xml:space="preserve">To ensure adequate nutrition after surgery, a temporary feeding tube is placed to supplement nutrition by mouth.</w:t>
+      </w:r>
+    </w:p>
+    <w:p>
+      <w:pPr>
+        <w:pStyle w:val="BodyText"/>
+      </w:pPr>
+      <w:r>
+        <w:t xml:space="preserve">Jejunostomy tube bypasses the stomach and injects tube feeding formula directly in to the small intestine (jejunum)</w:t>
+      </w:r>
+    </w:p>
+    <w:p>
+      <w:pPr>
+        <w:pStyle w:val="BodyText"/>
+      </w:pPr>
+      <w:r>
+        <w:drawing>
+          <wp:inline>
+            <wp:extent cx="2408607" cy="2475067"/>
+            <wp:effectExtent b="0" l="0" r="0" t="0"/>
+            <wp:docPr descr="" title="" id="131" name="Picture"/>
+            <a:graphic>
+              <a:graphicData uri="http://schemas.openxmlformats.org/drawingml/2006/picture">
+                <pic:pic>
+                  <pic:nvPicPr>
+                    <pic:cNvPr descr="images/jejunostomy/esophagectomy_jejunostomy.png" id="132" name="Picture"/>
+                    <pic:cNvPicPr>
+                      <a:picLocks noChangeArrowheads="1" noChangeAspect="1"/>
+                    </pic:cNvPicPr>
+                  </pic:nvPicPr>
+                  <pic:blipFill>
+                    <a:blip r:embed="rId130"/>
+                    <a:stretch>
+                      <a:fillRect/>
+                    </a:stretch>
+                  </pic:blipFill>
+                  <pic:spPr bwMode="auto">
+                    <a:xfrm>
+                      <a:off x="0" y="0"/>
+                      <a:ext cx="2408607" cy="2475067"/>
+                    </a:xfrm>
+                    <a:prstGeom prst="rect">
+                      <a:avLst/>
+                    </a:prstGeom>
+                    <a:noFill/>
+                    <a:ln w="9525">
+                      <a:noFill/>
+                      <a:headEnd/>
+                      <a:tailEnd/>
+                    </a:ln>
+                  </pic:spPr>
+                </pic:pic>
+              </a:graphicData>
+            </a:graphic>
+          </wp:inline>
+        </w:drawing>
+      </w:r>
+    </w:p>
+    <w:bookmarkEnd w:id="133"/>
+    <w:bookmarkStart w:id="137" w:name="jejunostomy-feeding-tube-1"/>
+    <w:p>
+      <w:pPr>
+        <w:pStyle w:val="Heading2"/>
+      </w:pPr>
+      <w:r>
+        <w:t xml:space="preserve">75 Jejunostomy Feeding Tube</w:t>
+      </w:r>
+    </w:p>
+    <w:p>
+      <w:pPr>
+        <w:pStyle w:val="FirstParagraph"/>
+      </w:pPr>
+      <w:r>
+        <w:t xml:space="preserve">Feedings are administered through the jejunostomy at night by a pump</w:t>
+      </w:r>
+    </w:p>
+    <w:p>
+      <w:pPr>
+        <w:pStyle w:val="BodyText"/>
+      </w:pPr>
+      <w:r>
+        <w:drawing>
+          <wp:inline>
+            <wp:extent cx="2408607" cy="2475067"/>
+            <wp:effectExtent b="0" l="0" r="0" t="0"/>
+            <wp:docPr descr="" title="" id="135" name="Picture"/>
+            <a:graphic>
+              <a:graphicData uri="http://schemas.openxmlformats.org/drawingml/2006/picture">
+                <pic:pic>
+                  <pic:nvPicPr>
+                    <pic:cNvPr descr="images/jejunostomy/esophagectomy_jtube_pump.png" id="136" name="Picture"/>
+                    <pic:cNvPicPr>
+                      <a:picLocks noChangeArrowheads="1" noChangeAspect="1"/>
+                    </pic:cNvPicPr>
+                  </pic:nvPicPr>
+                  <pic:blipFill>
+                    <a:blip r:embed="rId134"/>
+                    <a:stretch>
+                      <a:fillRect/>
+                    </a:stretch>
+                  </pic:blipFill>
+                  <pic:spPr bwMode="auto">
+                    <a:xfrm>
+                      <a:off x="0" y="0"/>
+                      <a:ext cx="2408607" cy="2475067"/>
+                    </a:xfrm>
+                    <a:prstGeom prst="rect">
+                      <a:avLst/>
+                    </a:prstGeom>
+                    <a:noFill/>
+                    <a:ln w="9525">
+                      <a:noFill/>
+                      <a:headEnd/>
+                      <a:tailEnd/>
+                    </a:ln>
+                  </pic:spPr>
+                </pic:pic>
+              </a:graphicData>
+            </a:graphic>
+          </wp:inline>
+        </w:drawing>
+      </w:r>
+    </w:p>
+    <w:bookmarkEnd w:id="137"/>
+    <w:bookmarkStart w:id="138" w:name="intensive-care-unit-icu-2-4-days"/>
+    <w:p>
+      <w:pPr>
+        <w:pStyle w:val="Heading2"/>
+      </w:pPr>
+      <w:r>
+        <w:t xml:space="preserve">76 Intensive Care Unit (ICU) (2-4 days)</w:t>
+      </w:r>
+    </w:p>
+    <w:p>
+      <w:pPr>
+        <w:pStyle w:val="Compact"/>
+        <w:numPr>
+          <w:ilvl w:val="0"/>
+          <w:numId w:val="1055"/>
         </w:numPr>
       </w:pPr>
       <w:r>
@@ -4838,7 +5086,7 @@
         <w:pStyle w:val="Compact"/>
         <w:numPr>
           <w:ilvl w:val="0"/>
-          <w:numId w:val="1054"/>
+          <w:numId w:val="1055"/>
         </w:numPr>
       </w:pPr>
       <w:r>
@@ -4850,7 +5098,7 @@
         <w:pStyle w:val="Compact"/>
         <w:numPr>
           <w:ilvl w:val="0"/>
-          <w:numId w:val="1054"/>
+          <w:numId w:val="1055"/>
         </w:numPr>
       </w:pPr>
       <w:r>
@@ -4862,7 +5110,7 @@
         <w:pStyle w:val="Compact"/>
         <w:numPr>
           <w:ilvl w:val="0"/>
-          <w:numId w:val="1054"/>
+          <w:numId w:val="1055"/>
         </w:numPr>
       </w:pPr>
       <w:r>
@@ -4874,7 +5122,7 @@
         <w:pStyle w:val="Compact"/>
         <w:numPr>
           <w:ilvl w:val="0"/>
-          <w:numId w:val="1054"/>
+          <w:numId w:val="1055"/>
         </w:numPr>
       </w:pPr>
       <w:r>
@@ -4886,29 +5134,29 @@
         <w:pStyle w:val="Compact"/>
         <w:numPr>
           <w:ilvl w:val="0"/>
-          <w:numId w:val="1054"/>
+          <w:numId w:val="1055"/>
         </w:numPr>
       </w:pPr>
       <w:r>
         <w:t xml:space="preserve">Feeding jejunostomy (usually stays in 8 wks)</w:t>
       </w:r>
     </w:p>
-    <w:bookmarkEnd w:id="126"/>
-    <w:bookmarkStart w:id="127" w:name="intensive-care-unit-icu"/>
-    <w:p>
-      <w:pPr>
-        <w:pStyle w:val="Heading2"/>
-      </w:pPr>
-      <w:r>
-        <w:t xml:space="preserve">74 Intensive Care Unit (ICU)</w:t>
-      </w:r>
-    </w:p>
-    <w:p>
-      <w:pPr>
-        <w:pStyle w:val="Compact"/>
-        <w:numPr>
-          <w:ilvl w:val="0"/>
-          <w:numId w:val="1055"/>
+    <w:bookmarkEnd w:id="138"/>
+    <w:bookmarkStart w:id="139" w:name="intensive-care-unit-icu"/>
+    <w:p>
+      <w:pPr>
+        <w:pStyle w:val="Heading2"/>
+      </w:pPr>
+      <w:r>
+        <w:t xml:space="preserve">77 Intensive Care Unit (ICU)</w:t>
+      </w:r>
+    </w:p>
+    <w:p>
+      <w:pPr>
+        <w:pStyle w:val="Compact"/>
+        <w:numPr>
+          <w:ilvl w:val="0"/>
+          <w:numId w:val="1056"/>
         </w:numPr>
       </w:pPr>
       <w:r>
@@ -4920,7 +5168,7 @@
         <w:pStyle w:val="Compact"/>
         <w:numPr>
           <w:ilvl w:val="0"/>
-          <w:numId w:val="1055"/>
+          <w:numId w:val="1056"/>
         </w:numPr>
       </w:pPr>
       <w:r>
@@ -4932,7 +5180,7 @@
         <w:pStyle w:val="Compact"/>
         <w:numPr>
           <w:ilvl w:val="0"/>
-          <w:numId w:val="1055"/>
+          <w:numId w:val="1056"/>
         </w:numPr>
       </w:pPr>
       <w:r>
@@ -4944,7 +5192,7 @@
         <w:pStyle w:val="Compact"/>
         <w:numPr>
           <w:ilvl w:val="0"/>
-          <w:numId w:val="1055"/>
+          <w:numId w:val="1056"/>
         </w:numPr>
       </w:pPr>
       <w:r>
@@ -4956,29 +5204,29 @@
         <w:pStyle w:val="Compact"/>
         <w:numPr>
           <w:ilvl w:val="0"/>
-          <w:numId w:val="1055"/>
+          <w:numId w:val="1056"/>
         </w:numPr>
       </w:pPr>
       <w:r>
         <w:t xml:space="preserve">Feeding jejunostomy (stays in 8 weeks)</w:t>
       </w:r>
     </w:p>
-    <w:bookmarkEnd w:id="127"/>
-    <w:bookmarkStart w:id="128" w:name="ward---6tower"/>
-    <w:p>
-      <w:pPr>
-        <w:pStyle w:val="Heading2"/>
-      </w:pPr>
-      <w:r>
-        <w:t xml:space="preserve">75 Ward - 6Tower</w:t>
-      </w:r>
-    </w:p>
-    <w:p>
-      <w:pPr>
-        <w:pStyle w:val="Compact"/>
-        <w:numPr>
-          <w:ilvl w:val="0"/>
-          <w:numId w:val="1056"/>
+    <w:bookmarkEnd w:id="139"/>
+    <w:bookmarkStart w:id="140" w:name="ward---6tower"/>
+    <w:p>
+      <w:pPr>
+        <w:pStyle w:val="Heading2"/>
+      </w:pPr>
+      <w:r>
+        <w:t xml:space="preserve">78 Ward - 6Tower</w:t>
+      </w:r>
+    </w:p>
+    <w:p>
+      <w:pPr>
+        <w:pStyle w:val="Compact"/>
+        <w:numPr>
+          <w:ilvl w:val="0"/>
+          <w:numId w:val="1057"/>
         </w:numPr>
       </w:pPr>
       <w:r>
@@ -4990,7 +5238,7 @@
         <w:pStyle w:val="Compact"/>
         <w:numPr>
           <w:ilvl w:val="0"/>
-          <w:numId w:val="1056"/>
+          <w:numId w:val="1057"/>
         </w:numPr>
       </w:pPr>
       <w:r>
@@ -5002,7 +5250,7 @@
         <w:pStyle w:val="Compact"/>
         <w:numPr>
           <w:ilvl w:val="0"/>
-          <w:numId w:val="1056"/>
+          <w:numId w:val="1057"/>
         </w:numPr>
       </w:pPr>
       <w:r>
@@ -5014,7 +5262,7 @@
         <w:pStyle w:val="Compact"/>
         <w:numPr>
           <w:ilvl w:val="1"/>
-          <w:numId w:val="1057"/>
+          <w:numId w:val="1058"/>
         </w:numPr>
       </w:pPr>
       <w:r>
@@ -5026,7 +5274,7 @@
         <w:pStyle w:val="Compact"/>
         <w:numPr>
           <w:ilvl w:val="1"/>
-          <w:numId w:val="1057"/>
+          <w:numId w:val="1058"/>
         </w:numPr>
       </w:pPr>
       <w:r>
@@ -5038,21 +5286,21 @@
         <w:pStyle w:val="Compact"/>
         <w:numPr>
           <w:ilvl w:val="1"/>
-          <w:numId w:val="1057"/>
+          <w:numId w:val="1058"/>
         </w:numPr>
       </w:pPr>
       <w:r>
         <w:t xml:space="preserve">Prevents loss of muscle strength</w:t>
       </w:r>
     </w:p>
-    <w:bookmarkEnd w:id="128"/>
-    <w:bookmarkStart w:id="129" w:name="jejunostomy-feeds"/>
-    <w:p>
-      <w:pPr>
-        <w:pStyle w:val="Heading2"/>
-      </w:pPr>
-      <w:r>
-        <w:t xml:space="preserve">76 Jejunostomy Feeds</w:t>
+    <w:bookmarkEnd w:id="140"/>
+    <w:bookmarkStart w:id="141" w:name="jejunostomy-feeds"/>
+    <w:p>
+      <w:pPr>
+        <w:pStyle w:val="Heading2"/>
+      </w:pPr>
+      <w:r>
+        <w:t xml:space="preserve">79 Jejunostomy Feeds</w:t>
       </w:r>
     </w:p>
     <w:p>
@@ -5068,7 +5316,7 @@
         <w:pStyle w:val="Compact"/>
         <w:numPr>
           <w:ilvl w:val="0"/>
-          <w:numId w:val="1058"/>
+          <w:numId w:val="1059"/>
         </w:numPr>
       </w:pPr>
       <w:r>
@@ -5080,7 +5328,7 @@
         <w:pStyle w:val="Compact"/>
         <w:numPr>
           <w:ilvl w:val="0"/>
-          <w:numId w:val="1058"/>
+          <w:numId w:val="1059"/>
         </w:numPr>
       </w:pPr>
       <w:r>
@@ -5100,7 +5348,7 @@
         <w:pStyle w:val="Compact"/>
         <w:numPr>
           <w:ilvl w:val="0"/>
-          <w:numId w:val="1059"/>
+          <w:numId w:val="1060"/>
         </w:numPr>
       </w:pPr>
       <w:r>
@@ -5112,39 +5360,49 @@
         <w:pStyle w:val="Compact"/>
         <w:numPr>
           <w:ilvl w:val="0"/>
-          <w:numId w:val="1059"/>
+          <w:numId w:val="1060"/>
         </w:numPr>
       </w:pPr>
       <w:r>
         <w:t xml:space="preserve">Important to prevent dehydration</w:t>
       </w:r>
     </w:p>
-    <w:bookmarkEnd w:id="129"/>
-    <w:bookmarkStart w:id="130" w:name="jejunostomy-tube"/>
-    <w:p>
-      <w:pPr>
-        <w:pStyle w:val="Heading2"/>
-      </w:pPr>
-      <w:r>
-        <w:t xml:space="preserve">77 Jejunostomy Tube</w:t>
-      </w:r>
-    </w:p>
-    <w:bookmarkEnd w:id="130"/>
-    <w:bookmarkStart w:id="131" w:name="jejunostomy-typical-regimen"/>
-    <w:p>
-      <w:pPr>
-        <w:pStyle w:val="Heading2"/>
-      </w:pPr>
-      <w:r>
-        <w:t xml:space="preserve">78 Jejunostomy Typical Regimen</w:t>
-      </w:r>
-    </w:p>
-    <w:p>
-      <w:pPr>
-        <w:pStyle w:val="Compact"/>
-        <w:numPr>
-          <w:ilvl w:val="0"/>
-          <w:numId w:val="1060"/>
+    <w:bookmarkEnd w:id="141"/>
+    <w:bookmarkStart w:id="142" w:name="jejunostomy-tube"/>
+    <w:p>
+      <w:pPr>
+        <w:pStyle w:val="Heading2"/>
+      </w:pPr>
+      <w:r>
+        <w:t xml:space="preserve">80 Jejunostomy Tube</w:t>
+      </w:r>
+    </w:p>
+    <w:bookmarkEnd w:id="142"/>
+    <w:bookmarkStart w:id="143" w:name="jejunostomy-feeding-pump"/>
+    <w:p>
+      <w:pPr>
+        <w:pStyle w:val="Heading2"/>
+      </w:pPr>
+      <w:r>
+        <w:t xml:space="preserve">81 Jejunostomy Feeding Pump</w:t>
+      </w:r>
+    </w:p>
+    <w:bookmarkEnd w:id="143"/>
+    <w:bookmarkStart w:id="144" w:name="jejunostomy-typical-regimen"/>
+    <w:p>
+      <w:pPr>
+        <w:pStyle w:val="Heading2"/>
+      </w:pPr>
+      <w:r>
+        <w:t xml:space="preserve">82 Jejunostomy Typical Regimen</w:t>
+      </w:r>
+    </w:p>
+    <w:p>
+      <w:pPr>
+        <w:pStyle w:val="Compact"/>
+        <w:numPr>
+          <w:ilvl w:val="0"/>
+          <w:numId w:val="1061"/>
         </w:numPr>
       </w:pPr>
       <w:r>
@@ -5156,11 +5414,185 @@
         <w:pStyle w:val="Compact"/>
         <w:numPr>
           <w:ilvl w:val="1"/>
+          <w:numId w:val="1062"/>
+        </w:numPr>
+      </w:pPr>
+      <w:r>
+        <w:t xml:space="preserve">Men: 75mL/hour x 16 hours = 5 cartons</w:t>
+      </w:r>
+    </w:p>
+    <w:p>
+      <w:pPr>
+        <w:pStyle w:val="Compact"/>
+        <w:numPr>
+          <w:ilvl w:val="1"/>
+          <w:numId w:val="1062"/>
+        </w:numPr>
+      </w:pPr>
+      <w:r>
+        <w:t xml:space="preserve">Women: 60mL/hour x 16 hours = 4 cartons</w:t>
+      </w:r>
+    </w:p>
+    <w:p>
+      <w:pPr>
+        <w:pStyle w:val="Compact"/>
+        <w:numPr>
+          <w:ilvl w:val="0"/>
           <w:numId w:val="1061"/>
         </w:numPr>
       </w:pPr>
       <w:r>
-        <w:t xml:space="preserve">Men: 75mL/hour x 16 hours = 5 cartons</w:t>
+        <w:t xml:space="preserve">Water 240ml (8oz) via syringe 4x/day</w:t>
+      </w:r>
+    </w:p>
+    <w:p>
+      <w:pPr>
+        <w:pStyle w:val="FirstParagraph"/>
+      </w:pPr>
+      <w:r>
+        <w:t xml:space="preserve">Hospital nurses will teach use of the feeding tube</w:t>
+      </w:r>
+    </w:p>
+    <w:bookmarkEnd w:id="144"/>
+    <w:bookmarkStart w:id="145" w:name="jejunostomy-feeds-with-diabetes"/>
+    <w:p>
+      <w:pPr>
+        <w:pStyle w:val="Heading2"/>
+      </w:pPr>
+      <w:r>
+        <w:t xml:space="preserve">83 Jejunostomy Feeds with Diabetes</w:t>
+      </w:r>
+    </w:p>
+    <w:p>
+      <w:pPr>
+        <w:pStyle w:val="FirstParagraph"/>
+      </w:pPr>
+      <w:r>
+        <w:t xml:space="preserve">Jejunostomy feedings elevate blood sugars</w:t>
+      </w:r>
+    </w:p>
+    <w:p>
+      <w:pPr>
+        <w:pStyle w:val="Compact"/>
+        <w:numPr>
+          <w:ilvl w:val="0"/>
+          <w:numId w:val="1063"/>
+        </w:numPr>
+      </w:pPr>
+      <w:r>
+        <w:t xml:space="preserve">Insulin may be required along with feeds</w:t>
+      </w:r>
+    </w:p>
+    <w:p>
+      <w:pPr>
+        <w:pStyle w:val="FirstParagraph"/>
+      </w:pPr>
+      <w:r>
+        <w:t xml:space="preserve">Typical Pattern for tube feeds</w:t>
+      </w:r>
+    </w:p>
+    <w:p>
+      <w:pPr>
+        <w:pStyle w:val="Compact"/>
+        <w:numPr>
+          <w:ilvl w:val="0"/>
+          <w:numId w:val="1064"/>
+        </w:numPr>
+      </w:pPr>
+      <w:r>
+        <w:t xml:space="preserve">Feeds run via pump from 6pm to 10am</w:t>
+      </w:r>
+    </w:p>
+    <w:p>
+      <w:pPr>
+        <w:pStyle w:val="Compact"/>
+        <w:numPr>
+          <w:ilvl w:val="0"/>
+          <w:numId w:val="1064"/>
+        </w:numPr>
+      </w:pPr>
+      <w:r>
+        <w:t xml:space="preserve">Insulin at 6pm (70/30 insulin)</w:t>
+      </w:r>
+    </w:p>
+    <w:p>
+      <w:pPr>
+        <w:pStyle w:val="Compact"/>
+        <w:numPr>
+          <w:ilvl w:val="0"/>
+          <w:numId w:val="1064"/>
+        </w:numPr>
+      </w:pPr>
+      <w:r>
+        <w:t xml:space="preserve">Insulin at Midnight (70/30 insulin)</w:t>
+      </w:r>
+    </w:p>
+    <w:p>
+      <w:pPr>
+        <w:pStyle w:val="Compact"/>
+        <w:numPr>
+          <w:ilvl w:val="0"/>
+          <w:numId w:val="1064"/>
+        </w:numPr>
+      </w:pPr>
+      <w:r>
+        <w:t xml:space="preserve">No insulin if tube feedings are not run</w:t>
+      </w:r>
+    </w:p>
+    <w:bookmarkEnd w:id="145"/>
+    <w:bookmarkStart w:id="146" w:name="jejunostomy-video"/>
+    <w:p>
+      <w:pPr>
+        <w:pStyle w:val="Heading2"/>
+      </w:pPr>
+      <w:r>
+        <w:t xml:space="preserve">84 Jejunostomy Video</w:t>
+      </w:r>
+    </w:p>
+    <w:bookmarkEnd w:id="146"/>
+    <w:bookmarkStart w:id="147" w:name="activity-after-surgery"/>
+    <w:p>
+      <w:pPr>
+        <w:pStyle w:val="Heading2"/>
+      </w:pPr>
+      <w:r>
+        <w:t xml:space="preserve">85 Activity after Surgery</w:t>
+      </w:r>
+    </w:p>
+    <w:p>
+      <w:pPr>
+        <w:pStyle w:val="Compact"/>
+        <w:numPr>
+          <w:ilvl w:val="0"/>
+          <w:numId w:val="1065"/>
+        </w:numPr>
+      </w:pPr>
+      <w:r>
+        <w:t xml:space="preserve">Up in chair most of the day</w:t>
+      </w:r>
+    </w:p>
+    <w:p>
+      <w:pPr>
+        <w:pStyle w:val="Compact"/>
+        <w:numPr>
+          <w:ilvl w:val="0"/>
+          <w:numId w:val="1065"/>
+        </w:numPr>
+      </w:pPr>
+      <w:r>
+        <w:t xml:space="preserve">Walking with help from nurse/Physical Therapist</w:t>
+      </w:r>
+    </w:p>
+    <w:p>
+      <w:pPr>
+        <w:pStyle w:val="Compact"/>
+        <w:numPr>
+          <w:ilvl w:val="0"/>
+          <w:numId w:val="1065"/>
+        </w:numPr>
+      </w:pPr>
+      <w:r>
+        <w:t xml:space="preserve">Goals:</w:t>
       </w:r>
     </w:p>
     <w:p>
@@ -5168,173 +5600,11 @@
         <w:pStyle w:val="Compact"/>
         <w:numPr>
           <w:ilvl w:val="1"/>
-          <w:numId w:val="1061"/>
-        </w:numPr>
-      </w:pPr>
-      <w:r>
-        <w:t xml:space="preserve">Women: 60mL/hour x 16 hours = 4 cartons</w:t>
-      </w:r>
-    </w:p>
-    <w:p>
-      <w:pPr>
-        <w:pStyle w:val="Compact"/>
-        <w:numPr>
-          <w:ilvl w:val="0"/>
-          <w:numId w:val="1060"/>
-        </w:numPr>
-      </w:pPr>
-      <w:r>
-        <w:t xml:space="preserve">Water 240ml (8oz) via syringe 4x/day</w:t>
-      </w:r>
-    </w:p>
-    <w:p>
-      <w:pPr>
-        <w:pStyle w:val="FirstParagraph"/>
-      </w:pPr>
-      <w:r>
-        <w:t xml:space="preserve">Hospital nurses will teach use of the feeding tube</w:t>
-      </w:r>
-    </w:p>
-    <w:bookmarkEnd w:id="131"/>
-    <w:bookmarkStart w:id="132" w:name="jejunostomy-feeds-with-diabetes"/>
-    <w:p>
-      <w:pPr>
-        <w:pStyle w:val="Heading2"/>
-      </w:pPr>
-      <w:r>
-        <w:t xml:space="preserve">79 Jejunostomy Feeds with Diabetes</w:t>
-      </w:r>
-    </w:p>
-    <w:p>
-      <w:pPr>
-        <w:pStyle w:val="FirstParagraph"/>
-      </w:pPr>
-      <w:r>
-        <w:t xml:space="preserve">Jejunostomy feedings elevate blood sugars</w:t>
-      </w:r>
-    </w:p>
-    <w:p>
-      <w:pPr>
-        <w:pStyle w:val="Compact"/>
-        <w:numPr>
-          <w:ilvl w:val="0"/>
-          <w:numId w:val="1062"/>
-        </w:numPr>
-      </w:pPr>
-      <w:r>
-        <w:t xml:space="preserve">Insulin may be required along with feeds</w:t>
-      </w:r>
-    </w:p>
-    <w:p>
-      <w:pPr>
-        <w:pStyle w:val="FirstParagraph"/>
-      </w:pPr>
-      <w:r>
-        <w:t xml:space="preserve">Typical Pattern for tube feeds</w:t>
-      </w:r>
-    </w:p>
-    <w:p>
-      <w:pPr>
-        <w:pStyle w:val="Compact"/>
-        <w:numPr>
-          <w:ilvl w:val="0"/>
-          <w:numId w:val="1063"/>
-        </w:numPr>
-      </w:pPr>
-      <w:r>
-        <w:t xml:space="preserve">Feeds run via pump from 6pm to 10am</w:t>
-      </w:r>
-    </w:p>
-    <w:p>
-      <w:pPr>
-        <w:pStyle w:val="Compact"/>
-        <w:numPr>
-          <w:ilvl w:val="0"/>
-          <w:numId w:val="1063"/>
-        </w:numPr>
-      </w:pPr>
-      <w:r>
-        <w:t xml:space="preserve">Insulin at 6pm (70/30 insulin)</w:t>
-      </w:r>
-    </w:p>
-    <w:p>
-      <w:pPr>
-        <w:pStyle w:val="Compact"/>
-        <w:numPr>
-          <w:ilvl w:val="0"/>
-          <w:numId w:val="1063"/>
-        </w:numPr>
-      </w:pPr>
-      <w:r>
-        <w:t xml:space="preserve">Insulin at Midnight (70/30 insulin)</w:t>
-      </w:r>
-    </w:p>
-    <w:p>
-      <w:pPr>
-        <w:pStyle w:val="Compact"/>
-        <w:numPr>
-          <w:ilvl w:val="0"/>
-          <w:numId w:val="1063"/>
-        </w:numPr>
-      </w:pPr>
-      <w:r>
-        <w:t xml:space="preserve">No insulin if tube feedings are not run</w:t>
-      </w:r>
-    </w:p>
-    <w:bookmarkEnd w:id="132"/>
-    <w:bookmarkStart w:id="133" w:name="jejunostomy-video"/>
-    <w:p>
-      <w:pPr>
-        <w:pStyle w:val="Heading2"/>
-      </w:pPr>
-      <w:r>
-        <w:t xml:space="preserve">80 Jejunostomy Video</w:t>
-      </w:r>
-    </w:p>
-    <w:bookmarkEnd w:id="133"/>
-    <w:bookmarkStart w:id="134" w:name="activity-after-surgery"/>
-    <w:p>
-      <w:pPr>
-        <w:pStyle w:val="Heading2"/>
-      </w:pPr>
-      <w:r>
-        <w:t xml:space="preserve">81 Activity after Surgery</w:t>
-      </w:r>
-    </w:p>
-    <w:p>
-      <w:pPr>
-        <w:pStyle w:val="Compact"/>
-        <w:numPr>
-          <w:ilvl w:val="0"/>
-          <w:numId w:val="1064"/>
-        </w:numPr>
-      </w:pPr>
-      <w:r>
-        <w:t xml:space="preserve">Up in chair most of the day</w:t>
-      </w:r>
-    </w:p>
-    <w:p>
-      <w:pPr>
-        <w:pStyle w:val="Compact"/>
-        <w:numPr>
-          <w:ilvl w:val="0"/>
-          <w:numId w:val="1064"/>
-        </w:numPr>
-      </w:pPr>
-      <w:r>
-        <w:t xml:space="preserve">Walking with help from nurse/Physical Therapist</w:t>
-      </w:r>
-    </w:p>
-    <w:p>
-      <w:pPr>
-        <w:pStyle w:val="Compact"/>
-        <w:numPr>
-          <w:ilvl w:val="0"/>
-          <w:numId w:val="1064"/>
-        </w:numPr>
-      </w:pPr>
-      <w:r>
-        <w:t xml:space="preserve">Goals:</w:t>
+          <w:numId w:val="1066"/>
+        </w:numPr>
+      </w:pPr>
+      <w:r>
+        <w:t xml:space="preserve">Improve lung function</w:t>
       </w:r>
     </w:p>
     <w:p>
@@ -5342,33 +5612,21 @@
         <w:pStyle w:val="Compact"/>
         <w:numPr>
           <w:ilvl w:val="1"/>
-          <w:numId w:val="1065"/>
-        </w:numPr>
-      </w:pPr>
-      <w:r>
-        <w:t xml:space="preserve">Improve lung function</w:t>
-      </w:r>
-    </w:p>
-    <w:p>
-      <w:pPr>
-        <w:pStyle w:val="Compact"/>
-        <w:numPr>
-          <w:ilvl w:val="1"/>
-          <w:numId w:val="1065"/>
+          <w:numId w:val="1066"/>
         </w:numPr>
       </w:pPr>
       <w:r>
         <w:t xml:space="preserve">Prevent muscle loss</w:t>
       </w:r>
     </w:p>
-    <w:bookmarkEnd w:id="134"/>
-    <w:bookmarkStart w:id="135" w:name="nasogastric-ng-tube"/>
-    <w:p>
-      <w:pPr>
-        <w:pStyle w:val="Heading2"/>
-      </w:pPr>
-      <w:r>
-        <w:t xml:space="preserve">82 Nasogastric (NG) Tube</w:t>
+    <w:bookmarkEnd w:id="147"/>
+    <w:bookmarkStart w:id="148" w:name="nasogastric-ng-tube"/>
+    <w:p>
+      <w:pPr>
+        <w:pStyle w:val="Heading2"/>
+      </w:pPr>
+      <w:r>
+        <w:t xml:space="preserve">86 Nasogastric (NG) Tube</w:t>
       </w:r>
     </w:p>
     <w:p>
@@ -5384,7 +5642,7 @@
         <w:pStyle w:val="Compact"/>
         <w:numPr>
           <w:ilvl w:val="0"/>
-          <w:numId w:val="1066"/>
+          <w:numId w:val="1067"/>
         </w:numPr>
       </w:pPr>
       <w:r>
@@ -5396,7 +5654,7 @@
         <w:pStyle w:val="Compact"/>
         <w:numPr>
           <w:ilvl w:val="0"/>
-          <w:numId w:val="1066"/>
+          <w:numId w:val="1067"/>
         </w:numPr>
       </w:pPr>
       <w:r>
@@ -5416,7 +5674,7 @@
         <w:pStyle w:val="Compact"/>
         <w:numPr>
           <w:ilvl w:val="0"/>
-          <w:numId w:val="1067"/>
+          <w:numId w:val="1068"/>
         </w:numPr>
       </w:pPr>
       <w:r>
@@ -5445,21 +5703,21 @@
         <w:pStyle w:val="Compact"/>
         <w:numPr>
           <w:ilvl w:val="0"/>
-          <w:numId w:val="1067"/>
+          <w:numId w:val="1068"/>
         </w:numPr>
       </w:pPr>
       <w:r>
         <w:t xml:space="preserve">Otherwise, X-ray repeated 2-3 days later</w:t>
       </w:r>
     </w:p>
-    <w:bookmarkEnd w:id="135"/>
-    <w:bookmarkStart w:id="136" w:name="swallowing-evaluation"/>
-    <w:p>
-      <w:pPr>
-        <w:pStyle w:val="Heading2"/>
-      </w:pPr>
-      <w:r>
-        <w:t xml:space="preserve">83 Swallowing Evaluation</w:t>
+    <w:bookmarkEnd w:id="148"/>
+    <w:bookmarkStart w:id="149" w:name="swallowing-evaluation"/>
+    <w:p>
+      <w:pPr>
+        <w:pStyle w:val="Heading2"/>
+      </w:pPr>
+      <w:r>
+        <w:t xml:space="preserve">87 Swallowing Evaluation</w:t>
       </w:r>
     </w:p>
     <w:p>
@@ -5483,7 +5741,7 @@
         <w:pStyle w:val="Compact"/>
         <w:numPr>
           <w:ilvl w:val="0"/>
-          <w:numId w:val="1068"/>
+          <w:numId w:val="1069"/>
         </w:numPr>
       </w:pPr>
       <w:r>
@@ -5495,7 +5753,7 @@
         <w:pStyle w:val="Compact"/>
         <w:numPr>
           <w:ilvl w:val="0"/>
-          <w:numId w:val="1068"/>
+          <w:numId w:val="1069"/>
         </w:numPr>
       </w:pPr>
       <w:r>
@@ -5507,7 +5765,7 @@
         <w:pStyle w:val="Compact"/>
         <w:numPr>
           <w:ilvl w:val="0"/>
-          <w:numId w:val="1068"/>
+          <w:numId w:val="1069"/>
         </w:numPr>
       </w:pPr>
       <w:r>
@@ -5531,22 +5789,46 @@
         <w:t xml:space="preserve">liquids started by mouth</w:t>
       </w:r>
     </w:p>
-    <w:bookmarkEnd w:id="136"/>
-    <w:bookmarkStart w:id="137" w:name="jejunostomy-tube-1"/>
-    <w:p>
-      <w:pPr>
-        <w:pStyle w:val="Heading2"/>
-      </w:pPr>
-      <w:r>
-        <w:t xml:space="preserve">84 Jejunostomy tube</w:t>
-      </w:r>
-    </w:p>
-    <w:p>
-      <w:pPr>
-        <w:pStyle w:val="FirstParagraph"/>
-      </w:pPr>
-      <w:r>
-        <w:t xml:space="preserve">Jejunostomy tube bypasses the stomach and injects tube feeding formula directly in to the small intestine (jejunum)</w:t>
+    <w:bookmarkEnd w:id="149"/>
+    <w:bookmarkStart w:id="150" w:name="jejunostomy-feeding"/>
+    <w:p>
+      <w:pPr>
+        <w:pStyle w:val="Heading2"/>
+      </w:pPr>
+      <w:r>
+        <w:t xml:space="preserve">88 Jejunostomy feeding</w:t>
+      </w:r>
+    </w:p>
+    <w:p>
+      <w:pPr>
+        <w:pStyle w:val="Compact"/>
+        <w:numPr>
+          <w:ilvl w:val="0"/>
+          <w:numId w:val="1070"/>
+        </w:numPr>
+      </w:pPr>
+      <w:r>
+        <w:t xml:space="preserve">Start with continuous feeds (24 hours/day)</w:t>
+      </w:r>
+    </w:p>
+    <w:p>
+      <w:pPr>
+        <w:pStyle w:val="Compact"/>
+        <w:numPr>
+          <w:ilvl w:val="0"/>
+          <w:numId w:val="1070"/>
+        </w:numPr>
+      </w:pPr>
+      <w:r>
+        <w:t xml:space="preserve">Convert to nocturnal (night-time): 6pm to 10pm</w:t>
+      </w:r>
+    </w:p>
+    <w:p>
+      <w:pPr>
+        <w:pStyle w:val="FirstParagraph"/>
+      </w:pPr>
+      <w:r>
+        <w:t xml:space="preserve">The feeding bag holds only 4 cartons of feeds - May need to “top off’ bag after a few hours</w:t>
       </w:r>
     </w:p>
     <w:p>
@@ -5554,55 +5836,25 @@
         <w:pStyle w:val="BodyText"/>
       </w:pPr>
       <w:r>
-        <w:t xml:space="preserve">Pump administers the feedings slowly over hours</w:t>
-      </w:r>
-    </w:p>
-    <w:bookmarkEnd w:id="137"/>
-    <w:bookmarkStart w:id="138" w:name="jejunostomy-feeding"/>
-    <w:p>
-      <w:pPr>
-        <w:pStyle w:val="Heading2"/>
-      </w:pPr>
-      <w:r>
-        <w:t xml:space="preserve">85 Jejunostomy feeding</w:t>
-      </w:r>
-    </w:p>
-    <w:p>
-      <w:pPr>
-        <w:pStyle w:val="Compact"/>
-        <w:numPr>
-          <w:ilvl w:val="0"/>
-          <w:numId w:val="1069"/>
-        </w:numPr>
-      </w:pPr>
-      <w:r>
-        <w:t xml:space="preserve">Start with continuous feeds (24 hours/day)</w:t>
-      </w:r>
-    </w:p>
-    <w:p>
-      <w:pPr>
-        <w:pStyle w:val="Compact"/>
-        <w:numPr>
-          <w:ilvl w:val="0"/>
-          <w:numId w:val="1069"/>
-        </w:numPr>
-      </w:pPr>
-      <w:r>
-        <w:t xml:space="preserve">Convert to nocturnal (night-time): 6pm to 10pm</w:t>
-      </w:r>
-    </w:p>
-    <w:p>
-      <w:pPr>
-        <w:pStyle w:val="FirstParagraph"/>
-      </w:pPr>
-      <w:r>
-        <w:t xml:space="preserve">The feeding bag holds only 4 cartons of feeds</w:t>
-      </w:r>
-      <w:r>
-        <w:t xml:space="preserve"> </w:t>
-      </w:r>
-      <w:r>
-        <w:t xml:space="preserve">- May need to “top off’ bag after a few hours</w:t>
+        <w:t xml:space="preserve">Water through the tube - Important to prevent dehydration - 250mL (8 oz) 4 times per day</w:t>
+      </w:r>
+    </w:p>
+    <w:bookmarkEnd w:id="150"/>
+    <w:bookmarkStart w:id="151" w:name="oral-intake-at-home"/>
+    <w:p>
+      <w:pPr>
+        <w:pStyle w:val="Heading2"/>
+      </w:pPr>
+      <w:r>
+        <w:t xml:space="preserve">89 Oral Intake at Home</w:t>
+      </w:r>
+    </w:p>
+    <w:p>
+      <w:pPr>
+        <w:pStyle w:val="FirstParagraph"/>
+      </w:pPr>
+      <w:r>
+        <w:t xml:space="preserve">Most are taking protein shakes when they go home</w:t>
       </w:r>
     </w:p>
     <w:p>
@@ -5610,37 +5862,212 @@
         <w:pStyle w:val="BodyText"/>
       </w:pPr>
       <w:r>
-        <w:t xml:space="preserve">Water through the tube</w:t>
-      </w:r>
-      <w:r>
-        <w:t xml:space="preserve"> </w:t>
-      </w:r>
-      <w:r>
-        <w:t xml:space="preserve">- Important to prevent dehydration</w:t>
-      </w:r>
-      <w:r>
-        <w:t xml:space="preserve"> </w:t>
-      </w:r>
-      <w:r>
-        <w:t xml:space="preserve">- 250mL (8 oz) 4 times per day</w:t>
-      </w:r>
-    </w:p>
-    <w:bookmarkEnd w:id="138"/>
-    <w:bookmarkStart w:id="139" w:name="oral-intake-at-home"/>
-    <w:p>
-      <w:pPr>
-        <w:pStyle w:val="Heading2"/>
-      </w:pPr>
-      <w:r>
-        <w:t xml:space="preserve">86 Oral Intake at Home</w:t>
-      </w:r>
-    </w:p>
-    <w:p>
-      <w:pPr>
-        <w:pStyle w:val="FirstParagraph"/>
-      </w:pPr>
-      <w:r>
-        <w:t xml:space="preserve">Most are taking protein shakes when they go home</w:t>
+        <w:t xml:space="preserve">Protein shakes are started after tolerating water</w:t>
+      </w:r>
+      <w:r>
+        <w:br/>
+      </w:r>
+    </w:p>
+    <w:p>
+      <w:pPr>
+        <w:pStyle w:val="Compact"/>
+        <w:numPr>
+          <w:ilvl w:val="0"/>
+          <w:numId w:val="1071"/>
+        </w:numPr>
+      </w:pPr>
+      <w:r>
+        <w:t xml:space="preserve">2 oz per hour to start</w:t>
+      </w:r>
+    </w:p>
+    <w:p>
+      <w:pPr>
+        <w:pStyle w:val="Compact"/>
+        <w:numPr>
+          <w:ilvl w:val="0"/>
+          <w:numId w:val="1071"/>
+        </w:numPr>
+      </w:pPr>
+      <w:r>
+        <w:t xml:space="preserve">4 oz per hour if 2oz are tolerated well</w:t>
+      </w:r>
+    </w:p>
+    <w:bookmarkEnd w:id="151"/>
+    <w:bookmarkStart w:id="152" w:name="drains-and-tubes"/>
+    <w:p>
+      <w:pPr>
+        <w:pStyle w:val="Heading2"/>
+      </w:pPr>
+      <w:r>
+        <w:t xml:space="preserve">90 Drains and Tubes</w:t>
+      </w:r>
+    </w:p>
+    <w:p>
+      <w:pPr>
+        <w:pStyle w:val="FirstParagraph"/>
+      </w:pPr>
+      <w:r>
+        <w:t xml:space="preserve">Chest Tube (right side): Removed 4-6 days after surgery (depending upon output) Abdomiaal drains: Removed 4-7 days after surgery Discharge with 1 abdominal drain in 10% of cases Epidural catheter: Removed 4-5 days after surgery Bladder catheter: Removed after epicura catheter removed</w:t>
+      </w:r>
+    </w:p>
+    <w:bookmarkEnd w:id="152"/>
+    <w:bookmarkStart w:id="153" w:name="discharge"/>
+    <w:p>
+      <w:pPr>
+        <w:pStyle w:val="Heading2"/>
+      </w:pPr>
+      <w:r>
+        <w:t xml:space="preserve">91 Discharge</w:t>
+      </w:r>
+    </w:p>
+    <w:p>
+      <w:pPr>
+        <w:pStyle w:val="FirstParagraph"/>
+      </w:pPr>
+      <w:r>
+        <w:t xml:space="preserve">Goal: ready to leave day #7 after surgery</w:t>
+      </w:r>
+    </w:p>
+    <w:p>
+      <w:pPr>
+        <w:pStyle w:val="Compact"/>
+        <w:numPr>
+          <w:ilvl w:val="0"/>
+          <w:numId w:val="1072"/>
+        </w:numPr>
+      </w:pPr>
+      <w:r>
+        <w:t xml:space="preserve">Night-time tube feedings (6pm to 10am)</w:t>
+      </w:r>
+    </w:p>
+    <w:p>
+      <w:pPr>
+        <w:pStyle w:val="Compact"/>
+        <w:numPr>
+          <w:ilvl w:val="0"/>
+          <w:numId w:val="1072"/>
+        </w:numPr>
+      </w:pPr>
+      <w:r>
+        <w:t xml:space="preserve">Nutrition by mouth (90% of patients)</w:t>
+      </w:r>
+    </w:p>
+    <w:p>
+      <w:pPr>
+        <w:pStyle w:val="Compact"/>
+        <w:numPr>
+          <w:ilvl w:val="1"/>
+          <w:numId w:val="1073"/>
+        </w:numPr>
+      </w:pPr>
+      <w:r>
+        <w:t xml:space="preserve">Protein shakes or water 4oz every 2 hours</w:t>
+      </w:r>
+    </w:p>
+    <w:p>
+      <w:pPr>
+        <w:pStyle w:val="Compact"/>
+        <w:numPr>
+          <w:ilvl w:val="0"/>
+          <w:numId w:val="1072"/>
+        </w:numPr>
+      </w:pPr>
+      <w:r>
+        <w:t xml:space="preserve">Water through tube 8oz four times per day</w:t>
+      </w:r>
+    </w:p>
+    <w:p>
+      <w:pPr>
+        <w:pStyle w:val="Compact"/>
+        <w:numPr>
+          <w:ilvl w:val="0"/>
+          <w:numId w:val="1072"/>
+        </w:numPr>
+      </w:pPr>
+      <w:r>
+        <w:t xml:space="preserve">Home care nursing (feeding tube teaching)</w:t>
+      </w:r>
+    </w:p>
+    <w:p>
+      <w:pPr>
+        <w:pStyle w:val="Compact"/>
+        <w:numPr>
+          <w:ilvl w:val="0"/>
+          <w:numId w:val="1072"/>
+        </w:numPr>
+      </w:pPr>
+      <w:r>
+        <w:t xml:space="preserve">Home infusion (tube feeding supplies)</w:t>
+      </w:r>
+    </w:p>
+    <w:bookmarkEnd w:id="153"/>
+    <w:bookmarkStart w:id="154" w:name="nutrition-after-surgery"/>
+    <w:p>
+      <w:pPr>
+        <w:pStyle w:val="Heading2"/>
+      </w:pPr>
+      <w:r>
+        <w:t xml:space="preserve">92 Nutrition after Surgery</w:t>
+      </w:r>
+    </w:p>
+    <w:p>
+      <w:pPr>
+        <w:pStyle w:val="FirstParagraph"/>
+      </w:pPr>
+      <w:r>
+        <w:t xml:space="preserve">At discharge home:</w:t>
+      </w:r>
+    </w:p>
+    <w:p>
+      <w:pPr>
+        <w:pStyle w:val="Compact"/>
+        <w:numPr>
+          <w:ilvl w:val="0"/>
+          <w:numId w:val="1074"/>
+        </w:numPr>
+      </w:pPr>
+      <w:r>
+        <w:t xml:space="preserve">Protein shakes 4oz every 2 hrs</w:t>
+      </w:r>
+    </w:p>
+    <w:p>
+      <w:pPr>
+        <w:pStyle w:val="Compact"/>
+        <w:numPr>
+          <w:ilvl w:val="0"/>
+          <w:numId w:val="1074"/>
+        </w:numPr>
+      </w:pPr>
+      <w:r>
+        <w:t xml:space="preserve">Tube feeds 4-5 cans at night (6pm-10am)</w:t>
+      </w:r>
+    </w:p>
+    <w:p>
+      <w:pPr>
+        <w:pStyle w:val="FirstParagraph"/>
+      </w:pPr>
+      <w:r>
+        <w:t xml:space="preserve">10-12 Days: Increase protein shakes</w:t>
+      </w:r>
+    </w:p>
+    <w:p>
+      <w:pPr>
+        <w:pStyle w:val="Compact"/>
+        <w:numPr>
+          <w:ilvl w:val="0"/>
+          <w:numId w:val="1075"/>
+        </w:numPr>
+      </w:pPr>
+      <w:r>
+        <w:t xml:space="preserve">Tube feeds 3-4 cans at night</w:t>
+      </w:r>
+    </w:p>
+    <w:p>
+      <w:pPr>
+        <w:pStyle w:val="FirstParagraph"/>
+      </w:pPr>
+      <w:r>
+        <w:t xml:space="preserve">Three weeks: Post-esophagectomy Diet</w:t>
       </w:r>
     </w:p>
     <w:p>
@@ -5648,254 +6075,17 @@
         <w:pStyle w:val="BodyText"/>
       </w:pPr>
       <w:r>
-        <w:t xml:space="preserve">Protein shakes are started after tolerating water</w:t>
-      </w:r>
-      <w:r>
-        <w:br/>
-      </w:r>
-    </w:p>
-    <w:p>
-      <w:pPr>
-        <w:pStyle w:val="Compact"/>
-        <w:numPr>
-          <w:ilvl w:val="0"/>
-          <w:numId w:val="1070"/>
-        </w:numPr>
-      </w:pPr>
-      <w:r>
-        <w:t xml:space="preserve">2 oz per hour to start</w:t>
-      </w:r>
-    </w:p>
-    <w:p>
-      <w:pPr>
-        <w:pStyle w:val="Compact"/>
-        <w:numPr>
-          <w:ilvl w:val="0"/>
-          <w:numId w:val="1070"/>
-        </w:numPr>
-      </w:pPr>
-      <w:r>
-        <w:t xml:space="preserve">4 oz per hour if 2oz are tolerated well</w:t>
-      </w:r>
-    </w:p>
-    <w:bookmarkEnd w:id="139"/>
-    <w:bookmarkStart w:id="140" w:name="drains-and-tubes"/>
-    <w:p>
-      <w:pPr>
-        <w:pStyle w:val="Heading2"/>
-      </w:pPr>
-      <w:r>
-        <w:t xml:space="preserve">87 Drains and Tubes</w:t>
-      </w:r>
-    </w:p>
-    <w:p>
-      <w:pPr>
-        <w:pStyle w:val="FirstParagraph"/>
-      </w:pPr>
-      <w:r>
-        <w:t xml:space="preserve">Chest Tube (right side): Removed 4-6 days after surgery (depending upon output)</w:t>
-      </w:r>
-      <w:r>
-        <w:t xml:space="preserve"> </w:t>
-      </w:r>
-      <w:r>
-        <w:t xml:space="preserve">Abdomiaal drains: Removed 4-7 days after surgery</w:t>
-      </w:r>
-      <w:r>
-        <w:t xml:space="preserve"> </w:t>
-      </w:r>
-      <w:r>
-        <w:t xml:space="preserve">Discharge with 1 abdominal drain in 10% of cases</w:t>
-      </w:r>
-      <w:r>
-        <w:t xml:space="preserve"> </w:t>
-      </w:r>
-      <w:r>
-        <w:t xml:space="preserve">Epidural catheter: Removed 4-5 days after surgery</w:t>
-      </w:r>
-      <w:r>
-        <w:t xml:space="preserve"> </w:t>
-      </w:r>
-      <w:r>
-        <w:t xml:space="preserve">Bladder catheter: Removed after epicura catheter removed</w:t>
-      </w:r>
-    </w:p>
-    <w:bookmarkEnd w:id="140"/>
-    <w:bookmarkStart w:id="141" w:name="discharge"/>
-    <w:p>
-      <w:pPr>
-        <w:pStyle w:val="Heading2"/>
-      </w:pPr>
-      <w:r>
-        <w:t xml:space="preserve">88 Discharge</w:t>
-      </w:r>
-    </w:p>
-    <w:p>
-      <w:pPr>
-        <w:pStyle w:val="FirstParagraph"/>
-      </w:pPr>
-      <w:r>
-        <w:t xml:space="preserve">Goal: ready to leave day #7 after surgery</w:t>
-      </w:r>
-    </w:p>
-    <w:p>
-      <w:pPr>
-        <w:pStyle w:val="Compact"/>
-        <w:numPr>
-          <w:ilvl w:val="0"/>
-          <w:numId w:val="1071"/>
-        </w:numPr>
-      </w:pPr>
-      <w:r>
-        <w:t xml:space="preserve">Night-time tube feedings (6pm to 10am)</w:t>
-      </w:r>
-    </w:p>
-    <w:p>
-      <w:pPr>
-        <w:pStyle w:val="Compact"/>
-        <w:numPr>
-          <w:ilvl w:val="0"/>
-          <w:numId w:val="1071"/>
-        </w:numPr>
-      </w:pPr>
-      <w:r>
-        <w:t xml:space="preserve">Nutrition by mouth (90% of patients)</w:t>
-      </w:r>
-    </w:p>
-    <w:p>
-      <w:pPr>
-        <w:pStyle w:val="Compact"/>
-        <w:numPr>
-          <w:ilvl w:val="1"/>
-          <w:numId w:val="1072"/>
-        </w:numPr>
-      </w:pPr>
-      <w:r>
-        <w:t xml:space="preserve">Protein shakes or water 4oz every 2 hours</w:t>
-      </w:r>
-    </w:p>
-    <w:p>
-      <w:pPr>
-        <w:pStyle w:val="Compact"/>
-        <w:numPr>
-          <w:ilvl w:val="0"/>
-          <w:numId w:val="1071"/>
-        </w:numPr>
-      </w:pPr>
-      <w:r>
-        <w:t xml:space="preserve">Water through tube 8oz four times per day</w:t>
-      </w:r>
-    </w:p>
-    <w:p>
-      <w:pPr>
-        <w:pStyle w:val="Compact"/>
-        <w:numPr>
-          <w:ilvl w:val="0"/>
-          <w:numId w:val="1071"/>
-        </w:numPr>
-      </w:pPr>
-      <w:r>
-        <w:t xml:space="preserve">Home care nursing (feeding tube teaching)</w:t>
-      </w:r>
-    </w:p>
-    <w:p>
-      <w:pPr>
-        <w:pStyle w:val="Compact"/>
-        <w:numPr>
-          <w:ilvl w:val="0"/>
-          <w:numId w:val="1071"/>
-        </w:numPr>
-      </w:pPr>
-      <w:r>
-        <w:t xml:space="preserve">Home infusion (tube feeding supplies)</w:t>
-      </w:r>
-    </w:p>
-    <w:bookmarkEnd w:id="141"/>
-    <w:bookmarkStart w:id="142" w:name="nutrition-after-surgery"/>
-    <w:p>
-      <w:pPr>
-        <w:pStyle w:val="Heading2"/>
-      </w:pPr>
-      <w:r>
-        <w:t xml:space="preserve">89 Nutrition after Surgery</w:t>
-      </w:r>
-    </w:p>
-    <w:p>
-      <w:pPr>
-        <w:pStyle w:val="FirstParagraph"/>
-      </w:pPr>
-      <w:r>
-        <w:t xml:space="preserve">At discharge home:</w:t>
-      </w:r>
-    </w:p>
-    <w:p>
-      <w:pPr>
-        <w:pStyle w:val="Compact"/>
-        <w:numPr>
-          <w:ilvl w:val="0"/>
-          <w:numId w:val="1073"/>
-        </w:numPr>
-      </w:pPr>
-      <w:r>
-        <w:t xml:space="preserve">Protein shakes 4oz every 2 hrs</w:t>
-      </w:r>
-    </w:p>
-    <w:p>
-      <w:pPr>
-        <w:pStyle w:val="Compact"/>
-        <w:numPr>
-          <w:ilvl w:val="0"/>
-          <w:numId w:val="1073"/>
-        </w:numPr>
-      </w:pPr>
-      <w:r>
-        <w:t xml:space="preserve">Tube feeds 4-5 cans at night (6pm-10am)</w:t>
-      </w:r>
-    </w:p>
-    <w:p>
-      <w:pPr>
-        <w:pStyle w:val="FirstParagraph"/>
-      </w:pPr>
-      <w:r>
-        <w:t xml:space="preserve">10-12 Days: Increase protein shakes</w:t>
-      </w:r>
-    </w:p>
-    <w:p>
-      <w:pPr>
-        <w:pStyle w:val="Compact"/>
-        <w:numPr>
-          <w:ilvl w:val="0"/>
-          <w:numId w:val="1074"/>
-        </w:numPr>
-      </w:pPr>
-      <w:r>
-        <w:t xml:space="preserve">Tube feeds 3-4 cans at night</w:t>
-      </w:r>
-    </w:p>
-    <w:p>
-      <w:pPr>
-        <w:pStyle w:val="FirstParagraph"/>
-      </w:pPr>
-      <w:r>
-        <w:t xml:space="preserve">Three weeks: Post-esophagectomy Diet</w:t>
-      </w:r>
-    </w:p>
-    <w:p>
-      <w:pPr>
-        <w:pStyle w:val="BodyText"/>
-      </w:pPr>
-      <w:r>
         <w:t xml:space="preserve">8-12 weeks: Remove feeding tube (in office)</w:t>
       </w:r>
     </w:p>
-    <w:bookmarkEnd w:id="142"/>
-    <w:bookmarkStart w:id="143" w:name="X15701f9deabaab366e08b73bd1ea6f1240694c5"/>
-    <w:p>
-      <w:pPr>
-        <w:pStyle w:val="Heading2"/>
-      </w:pPr>
-      <w:r>
-        <w:t xml:space="preserve">90 Transition from Tube Feeds</w:t>
+    <w:bookmarkEnd w:id="154"/>
+    <w:bookmarkStart w:id="155" w:name="X15701f9deabaab366e08b73bd1ea6f1240694c5"/>
+    <w:p>
+      <w:pPr>
+        <w:pStyle w:val="Heading2"/>
+      </w:pPr>
+      <w:r>
+        <w:t xml:space="preserve">93 Transition from Tube Feeds</w:t>
       </w:r>
       <w:r>
         <w:t xml:space="preserve"> </w:t>
@@ -5928,7 +6118,7 @@
         <w:pStyle w:val="Compact"/>
         <w:numPr>
           <w:ilvl w:val="0"/>
-          <w:numId w:val="1075"/>
+          <w:numId w:val="1076"/>
         </w:numPr>
       </w:pPr>
       <w:r>
@@ -5940,7 +6130,7 @@
         <w:pStyle w:val="Compact"/>
         <w:numPr>
           <w:ilvl w:val="0"/>
-          <w:numId w:val="1075"/>
+          <w:numId w:val="1076"/>
         </w:numPr>
       </w:pPr>
       <w:r>
@@ -5952,19 +6142,19 @@
         <w:pStyle w:val="Compact"/>
         <w:numPr>
           <w:ilvl w:val="1"/>
+          <w:numId w:val="1077"/>
+        </w:numPr>
+      </w:pPr>
+      <w:r>
+        <w:t xml:space="preserve">75 grams protein = 5 cartons/night</w:t>
+      </w:r>
+    </w:p>
+    <w:p>
+      <w:pPr>
+        <w:pStyle w:val="Compact"/>
+        <w:numPr>
+          <w:ilvl w:val="0"/>
           <w:numId w:val="1076"/>
-        </w:numPr>
-      </w:pPr>
-      <w:r>
-        <w:t xml:space="preserve">75 grams protein = 5 cartons/night</w:t>
-      </w:r>
-    </w:p>
-    <w:p>
-      <w:pPr>
-        <w:pStyle w:val="Compact"/>
-        <w:numPr>
-          <w:ilvl w:val="0"/>
-          <w:numId w:val="1075"/>
         </w:numPr>
       </w:pPr>
       <w:r>
@@ -6001,29 +6191,29 @@
         <w:pStyle w:val="Compact"/>
         <w:numPr>
           <w:ilvl w:val="0"/>
-          <w:numId w:val="1077"/>
+          <w:numId w:val="1078"/>
         </w:numPr>
       </w:pPr>
       <w:r>
         <w:t xml:space="preserve">Three meals + 2-3 high-protein snacks</w:t>
       </w:r>
     </w:p>
-    <w:bookmarkEnd w:id="143"/>
-    <w:bookmarkStart w:id="144" w:name="post-esophagectomy-diet"/>
-    <w:p>
-      <w:pPr>
-        <w:pStyle w:val="Heading2"/>
-      </w:pPr>
-      <w:r>
-        <w:t xml:space="preserve">91 Post-esophagectomy Diet</w:t>
-      </w:r>
-    </w:p>
-    <w:p>
-      <w:pPr>
-        <w:pStyle w:val="Compact"/>
-        <w:numPr>
-          <w:ilvl w:val="0"/>
-          <w:numId w:val="1078"/>
+    <w:bookmarkEnd w:id="155"/>
+    <w:bookmarkStart w:id="156" w:name="post-esophagectomy-diet"/>
+    <w:p>
+      <w:pPr>
+        <w:pStyle w:val="Heading2"/>
+      </w:pPr>
+      <w:r>
+        <w:t xml:space="preserve">94 Post-esophagectomy Diet</w:t>
+      </w:r>
+    </w:p>
+    <w:p>
+      <w:pPr>
+        <w:pStyle w:val="Compact"/>
+        <w:numPr>
+          <w:ilvl w:val="0"/>
+          <w:numId w:val="1079"/>
         </w:numPr>
       </w:pPr>
       <w:r>
@@ -6035,7 +6225,7 @@
         <w:pStyle w:val="Compact"/>
         <w:numPr>
           <w:ilvl w:val="0"/>
-          <w:numId w:val="1078"/>
+          <w:numId w:val="1079"/>
         </w:numPr>
       </w:pPr>
       <w:r>
@@ -6047,7 +6237,7 @@
         <w:pStyle w:val="Compact"/>
         <w:numPr>
           <w:ilvl w:val="0"/>
-          <w:numId w:val="1078"/>
+          <w:numId w:val="1079"/>
         </w:numPr>
       </w:pPr>
       <w:r>
@@ -6059,7 +6249,7 @@
         <w:pStyle w:val="Compact"/>
         <w:numPr>
           <w:ilvl w:val="0"/>
-          <w:numId w:val="1078"/>
+          <w:numId w:val="1079"/>
         </w:numPr>
       </w:pPr>
       <w:r>
@@ -6071,7 +6261,7 @@
         <w:pStyle w:val="Compact"/>
         <w:numPr>
           <w:ilvl w:val="0"/>
-          <w:numId w:val="1078"/>
+          <w:numId w:val="1079"/>
         </w:numPr>
       </w:pPr>
       <w:r>
@@ -6083,7 +6273,7 @@
         <w:pStyle w:val="Compact"/>
         <w:numPr>
           <w:ilvl w:val="1"/>
-          <w:numId w:val="1079"/>
+          <w:numId w:val="1080"/>
         </w:numPr>
       </w:pPr>
       <w:r>
@@ -6095,7 +6285,7 @@
         <w:pStyle w:val="Compact"/>
         <w:numPr>
           <w:ilvl w:val="1"/>
-          <w:numId w:val="1079"/>
+          <w:numId w:val="1080"/>
         </w:numPr>
       </w:pPr>
       <w:r>
@@ -6107,21 +6297,21 @@
         <w:pStyle w:val="Compact"/>
         <w:numPr>
           <w:ilvl w:val="1"/>
-          <w:numId w:val="1079"/>
+          <w:numId w:val="1080"/>
         </w:numPr>
       </w:pPr>
       <w:r>
         <w:t xml:space="preserve">Avoid eating within 2 hours of bedtime</w:t>
       </w:r>
     </w:p>
-    <w:bookmarkEnd w:id="144"/>
-    <w:bookmarkStart w:id="145" w:name="medicines-at-home---pain"/>
-    <w:p>
-      <w:pPr>
-        <w:pStyle w:val="Heading2"/>
-      </w:pPr>
-      <w:r>
-        <w:t xml:space="preserve">92 Medicines at Home - Pain</w:t>
+    <w:bookmarkEnd w:id="156"/>
+    <w:bookmarkStart w:id="157" w:name="medicines-at-home---pain"/>
+    <w:p>
+      <w:pPr>
+        <w:pStyle w:val="Heading2"/>
+      </w:pPr>
+      <w:r>
+        <w:t xml:space="preserve">95 Medicines at Home - Pain</w:t>
       </w:r>
     </w:p>
     <w:p>
@@ -6153,7 +6343,7 @@
         <w:pStyle w:val="Compact"/>
         <w:numPr>
           <w:ilvl w:val="0"/>
-          <w:numId w:val="1080"/>
+          <w:numId w:val="1081"/>
         </w:numPr>
       </w:pPr>
       <w:r>
@@ -6165,7 +6355,7 @@
         <w:pStyle w:val="Compact"/>
         <w:numPr>
           <w:ilvl w:val="0"/>
-          <w:numId w:val="1080"/>
+          <w:numId w:val="1081"/>
         </w:numPr>
       </w:pPr>
       <w:r>
@@ -6177,7 +6367,7 @@
         <w:pStyle w:val="Compact"/>
         <w:numPr>
           <w:ilvl w:val="0"/>
-          <w:numId w:val="1080"/>
+          <w:numId w:val="1081"/>
         </w:numPr>
       </w:pPr>
       <w:r>
@@ -6189,21 +6379,21 @@
         <w:pStyle w:val="Compact"/>
         <w:numPr>
           <w:ilvl w:val="0"/>
-          <w:numId w:val="1080"/>
+          <w:numId w:val="1081"/>
         </w:numPr>
       </w:pPr>
       <w:r>
         <w:t xml:space="preserve">NO DRIVING WHILE ON OXYCODONE</w:t>
       </w:r>
     </w:p>
-    <w:bookmarkEnd w:id="145"/>
-    <w:bookmarkStart w:id="146" w:name="non-steroidals-anti-inflammatory-nsaid"/>
-    <w:p>
-      <w:pPr>
-        <w:pStyle w:val="Heading2"/>
-      </w:pPr>
-      <w:r>
-        <w:t xml:space="preserve">93 Non-steroidals Anti Inflammatory (NSAID)</w:t>
+    <w:bookmarkEnd w:id="157"/>
+    <w:bookmarkStart w:id="158" w:name="non-steroidals-anti-inflammatory-nsaid"/>
+    <w:p>
+      <w:pPr>
+        <w:pStyle w:val="Heading2"/>
+      </w:pPr>
+      <w:r>
+        <w:t xml:space="preserve">96 Non-steroidals Anti Inflammatory (NSAID)</w:t>
       </w:r>
     </w:p>
     <w:p>
@@ -6219,7 +6409,7 @@
         <w:pStyle w:val="Compact"/>
         <w:numPr>
           <w:ilvl w:val="0"/>
-          <w:numId w:val="1081"/>
+          <w:numId w:val="1082"/>
         </w:numPr>
       </w:pPr>
       <w:r>
@@ -6239,21 +6429,21 @@
         <w:pStyle w:val="Compact"/>
         <w:numPr>
           <w:ilvl w:val="0"/>
-          <w:numId w:val="1082"/>
+          <w:numId w:val="1083"/>
         </w:numPr>
       </w:pPr>
       <w:r>
         <w:t xml:space="preserve">(Can cause permanent scarring at the surgery site)</w:t>
       </w:r>
     </w:p>
-    <w:bookmarkEnd w:id="146"/>
-    <w:bookmarkStart w:id="147" w:name="acid-blockers-proton-pump-inhibitors"/>
-    <w:p>
-      <w:pPr>
-        <w:pStyle w:val="Heading2"/>
-      </w:pPr>
-      <w:r>
-        <w:t xml:space="preserve">94 Acid Blockers = Proton Pump Inhibitors</w:t>
+    <w:bookmarkEnd w:id="158"/>
+    <w:bookmarkStart w:id="159" w:name="acid-blockers-proton-pump-inhibitors"/>
+    <w:p>
+      <w:pPr>
+        <w:pStyle w:val="Heading2"/>
+      </w:pPr>
+      <w:r>
+        <w:t xml:space="preserve">97 Acid Blockers = Proton Pump Inhibitors</w:t>
       </w:r>
     </w:p>
     <w:p>
@@ -6269,7 +6459,7 @@
         <w:pStyle w:val="Compact"/>
         <w:numPr>
           <w:ilvl w:val="0"/>
-          <w:numId w:val="1083"/>
+          <w:numId w:val="1084"/>
         </w:numPr>
       </w:pPr>
       <w:r>
@@ -6281,7 +6471,7 @@
         <w:pStyle w:val="Compact"/>
         <w:numPr>
           <w:ilvl w:val="0"/>
-          <w:numId w:val="1083"/>
+          <w:numId w:val="1084"/>
         </w:numPr>
       </w:pPr>
       <w:r>
@@ -6293,21 +6483,21 @@
         <w:pStyle w:val="Compact"/>
         <w:numPr>
           <w:ilvl w:val="0"/>
-          <w:numId w:val="1083"/>
+          <w:numId w:val="1084"/>
         </w:numPr>
       </w:pPr>
       <w:r>
         <w:t xml:space="preserve">To administer through feeding tube, open capsule and resuspend beads in 60mL (2oz) of water</w:t>
       </w:r>
     </w:p>
-    <w:bookmarkEnd w:id="147"/>
-    <w:bookmarkStart w:id="148" w:name="medicines-at-home"/>
-    <w:p>
-      <w:pPr>
-        <w:pStyle w:val="Heading2"/>
-      </w:pPr>
-      <w:r>
-        <w:t xml:space="preserve">95 Medicines at Home</w:t>
+    <w:bookmarkEnd w:id="159"/>
+    <w:bookmarkStart w:id="160" w:name="medicines-at-home"/>
+    <w:p>
+      <w:pPr>
+        <w:pStyle w:val="Heading2"/>
+      </w:pPr>
+      <w:r>
+        <w:t xml:space="preserve">98 Medicines at Home</w:t>
       </w:r>
     </w:p>
     <w:p>
@@ -6323,7 +6513,7 @@
         <w:pStyle w:val="Compact"/>
         <w:numPr>
           <w:ilvl w:val="0"/>
-          <w:numId w:val="1084"/>
+          <w:numId w:val="1085"/>
         </w:numPr>
       </w:pPr>
       <w:r>
@@ -6335,7 +6525,7 @@
         <w:pStyle w:val="Compact"/>
         <w:numPr>
           <w:ilvl w:val="0"/>
-          <w:numId w:val="1084"/>
+          <w:numId w:val="1085"/>
         </w:numPr>
       </w:pPr>
       <w:r>
@@ -6355,7 +6545,7 @@
         <w:pStyle w:val="Compact"/>
         <w:numPr>
           <w:ilvl w:val="0"/>
-          <w:numId w:val="1085"/>
+          <w:numId w:val="1086"/>
         </w:numPr>
       </w:pPr>
       <w:r>
@@ -6367,7 +6557,7 @@
         <w:pStyle w:val="Compact"/>
         <w:numPr>
           <w:ilvl w:val="0"/>
-          <w:numId w:val="1085"/>
+          <w:numId w:val="1086"/>
         </w:numPr>
       </w:pPr>
       <w:r>
@@ -6379,29 +6569,29 @@
         <w:pStyle w:val="Compact"/>
         <w:numPr>
           <w:ilvl w:val="0"/>
-          <w:numId w:val="1085"/>
+          <w:numId w:val="1086"/>
         </w:numPr>
       </w:pPr>
       <w:r>
         <w:t xml:space="preserve">Will stop within first three months of surgery</w:t>
       </w:r>
     </w:p>
-    <w:bookmarkEnd w:id="148"/>
-    <w:bookmarkStart w:id="149" w:name="metoprolol-beta-blockers"/>
-    <w:p>
-      <w:pPr>
-        <w:pStyle w:val="Heading2"/>
-      </w:pPr>
-      <w:r>
-        <w:t xml:space="preserve">96 Metoprolol = Beta Blockers</w:t>
-      </w:r>
-    </w:p>
-    <w:p>
-      <w:pPr>
-        <w:pStyle w:val="Compact"/>
-        <w:numPr>
-          <w:ilvl w:val="0"/>
-          <w:numId w:val="1086"/>
+    <w:bookmarkEnd w:id="160"/>
+    <w:bookmarkStart w:id="161" w:name="metoprolol-beta-blockers"/>
+    <w:p>
+      <w:pPr>
+        <w:pStyle w:val="Heading2"/>
+      </w:pPr>
+      <w:r>
+        <w:t xml:space="preserve">99 Metoprolol = Beta Blockers</w:t>
+      </w:r>
+    </w:p>
+    <w:p>
+      <w:pPr>
+        <w:pStyle w:val="Compact"/>
+        <w:numPr>
+          <w:ilvl w:val="0"/>
+          <w:numId w:val="1087"/>
         </w:numPr>
       </w:pPr>
       <w:r>
@@ -6416,7 +6606,7 @@
         <w:pStyle w:val="Compact"/>
         <w:numPr>
           <w:ilvl w:val="0"/>
-          <w:numId w:val="1086"/>
+          <w:numId w:val="1087"/>
         </w:numPr>
       </w:pPr>
       <w:r>
@@ -6428,7 +6618,7 @@
         <w:pStyle w:val="Compact"/>
         <w:numPr>
           <w:ilvl w:val="0"/>
-          <w:numId w:val="1086"/>
+          <w:numId w:val="1087"/>
         </w:numPr>
       </w:pPr>
       <w:r>
@@ -6457,7 +6647,7 @@
         <w:pStyle w:val="Compact"/>
         <w:numPr>
           <w:ilvl w:val="0"/>
-          <w:numId w:val="1086"/>
+          <w:numId w:val="1087"/>
         </w:numPr>
       </w:pPr>
       <w:r>
@@ -6481,14 +6671,14 @@
         <w:t xml:space="preserve">return to prior dose and drug after surgery</w:t>
       </w:r>
     </w:p>
-    <w:bookmarkEnd w:id="149"/>
-    <w:bookmarkStart w:id="153" w:name="sleeping-at-home"/>
-    <w:p>
-      <w:pPr>
-        <w:pStyle w:val="Heading2"/>
-      </w:pPr>
-      <w:r>
-        <w:t xml:space="preserve">97 Sleeping at Home</w:t>
+    <w:bookmarkEnd w:id="161"/>
+    <w:bookmarkStart w:id="165" w:name="sleeping-at-home"/>
+    <w:p>
+      <w:pPr>
+        <w:pStyle w:val="Heading2"/>
+      </w:pPr>
+      <w:r>
+        <w:t xml:space="preserve">100 Sleeping at Home</w:t>
       </w:r>
     </w:p>
     <w:p>
@@ -6524,18 +6714,18 @@
           <wp:inline>
             <wp:extent cx="5334000" cy="5334000"/>
             <wp:effectExtent b="0" l="0" r="0" t="0"/>
-            <wp:docPr descr="" title="" id="151" name="Picture"/>
+            <wp:docPr descr="" title="" id="163" name="Picture"/>
             <a:graphic>
               <a:graphicData uri="http://schemas.openxmlformats.org/drawingml/2006/picture">
                 <pic:pic>
                   <pic:nvPicPr>
-                    <pic:cNvPr descr="images/wedge_pillow_comm.jpg" id="152" name="Picture"/>
+                    <pic:cNvPr descr="images/wedge_pillow_comm.jpg" id="164" name="Picture"/>
                     <pic:cNvPicPr>
                       <a:picLocks noChangeArrowheads="1" noChangeAspect="1"/>
                     </pic:cNvPicPr>
                   </pic:nvPicPr>
                   <pic:blipFill>
-                    <a:blip r:embed="rId150"/>
+                    <a:blip r:embed="rId162"/>
                     <a:stretch>
                       <a:fillRect/>
                     </a:stretch>
@@ -6562,14 +6752,14 @@
         </w:drawing>
       </w:r>
     </w:p>
-    <w:bookmarkEnd w:id="153"/>
-    <w:bookmarkStart w:id="154" w:name="X35611bb316b2613f9071605f3026a0a23a88bbf"/>
-    <w:p>
-      <w:pPr>
-        <w:pStyle w:val="Heading2"/>
-      </w:pPr>
-      <w:r>
-        <w:t xml:space="preserve">98 Follow Up Clinic Visit 7-10 days after Discharge</w:t>
+    <w:bookmarkEnd w:id="165"/>
+    <w:bookmarkStart w:id="166" w:name="X35611bb316b2613f9071605f3026a0a23a88bbf"/>
+    <w:p>
+      <w:pPr>
+        <w:pStyle w:val="Heading2"/>
+      </w:pPr>
+      <w:r>
+        <w:t xml:space="preserve">101 Follow Up Clinic Visit 7-10 days after Discharge</w:t>
       </w:r>
     </w:p>
     <w:p>
@@ -6585,7 +6775,7 @@
         <w:pStyle w:val="Compact"/>
         <w:numPr>
           <w:ilvl w:val="0"/>
-          <w:numId w:val="1087"/>
+          <w:numId w:val="1088"/>
         </w:numPr>
       </w:pPr>
       <w:r>
@@ -6597,7 +6787,7 @@
         <w:pStyle w:val="Compact"/>
         <w:numPr>
           <w:ilvl w:val="0"/>
-          <w:numId w:val="1087"/>
+          <w:numId w:val="1088"/>
         </w:numPr>
       </w:pPr>
       <w:r>
@@ -6609,7 +6799,7 @@
         <w:pStyle w:val="Compact"/>
         <w:numPr>
           <w:ilvl w:val="0"/>
-          <w:numId w:val="1087"/>
+          <w:numId w:val="1088"/>
         </w:numPr>
       </w:pPr>
       <w:r>
@@ -6629,7 +6819,7 @@
         <w:pStyle w:val="Compact"/>
         <w:numPr>
           <w:ilvl w:val="0"/>
-          <w:numId w:val="1088"/>
+          <w:numId w:val="1089"/>
         </w:numPr>
       </w:pPr>
       <w:r>
@@ -6641,49 +6831,37 @@
         <w:pStyle w:val="Compact"/>
         <w:numPr>
           <w:ilvl w:val="0"/>
-          <w:numId w:val="1088"/>
+          <w:numId w:val="1089"/>
         </w:numPr>
       </w:pPr>
       <w:r>
         <w:t xml:space="preserve">Advance diet by mouth</w:t>
       </w:r>
     </w:p>
-    <w:bookmarkEnd w:id="154"/>
-    <w:bookmarkStart w:id="155" w:name="adjust-medicines-after-surgery"/>
-    <w:p>
-      <w:pPr>
-        <w:pStyle w:val="Heading2"/>
-      </w:pPr>
-      <w:r>
-        <w:t xml:space="preserve">99 Adjust Medicines after Surgery</w:t>
-      </w:r>
-    </w:p>
-    <w:p>
-      <w:pPr>
-        <w:pStyle w:val="FirstParagraph"/>
-      </w:pPr>
-      <w:r>
-        <w:t xml:space="preserve">Reglan: Discontinue 6 weeks after surgery</w:t>
-      </w:r>
-      <w:r>
-        <w:t xml:space="preserve"> </w:t>
-      </w:r>
-      <w:r>
-        <w:t xml:space="preserve">Remeron: Discontinue 12 weeks after surgery</w:t>
-      </w:r>
-      <w:r>
-        <w:t xml:space="preserve"> </w:t>
-      </w:r>
-      <w:r>
-        <w:t xml:space="preserve">Pain Medicines:</w:t>
-      </w:r>
-    </w:p>
-    <w:p>
-      <w:pPr>
-        <w:pStyle w:val="Compact"/>
-        <w:numPr>
-          <w:ilvl w:val="0"/>
-          <w:numId w:val="1089"/>
+    <w:bookmarkEnd w:id="166"/>
+    <w:bookmarkStart w:id="167" w:name="adjust-medicines-after-surgery"/>
+    <w:p>
+      <w:pPr>
+        <w:pStyle w:val="Heading2"/>
+      </w:pPr>
+      <w:r>
+        <w:t xml:space="preserve">102 Adjust Medicines after Surgery</w:t>
+      </w:r>
+    </w:p>
+    <w:p>
+      <w:pPr>
+        <w:pStyle w:val="FirstParagraph"/>
+      </w:pPr>
+      <w:r>
+        <w:t xml:space="preserve">Reglan: Discontinue 6 weeks after surgery Remeron: Discontinue 12 weeks after surgery Pain Medicines:</w:t>
+      </w:r>
+    </w:p>
+    <w:p>
+      <w:pPr>
+        <w:pStyle w:val="Compact"/>
+        <w:numPr>
+          <w:ilvl w:val="0"/>
+          <w:numId w:val="1090"/>
         </w:numPr>
       </w:pPr>
       <w:r>
@@ -6695,7 +6873,7 @@
         <w:pStyle w:val="Compact"/>
         <w:numPr>
           <w:ilvl w:val="0"/>
-          <w:numId w:val="1089"/>
+          <w:numId w:val="1090"/>
         </w:numPr>
       </w:pPr>
       <w:r>
@@ -6735,14 +6913,14 @@
         <w:t xml:space="preserve">discontinue</w:t>
       </w:r>
     </w:p>
-    <w:bookmarkEnd w:id="155"/>
-    <w:bookmarkStart w:id="156" w:name="second-follow-up-visit"/>
-    <w:p>
-      <w:pPr>
-        <w:pStyle w:val="Heading2"/>
-      </w:pPr>
-      <w:r>
-        <w:t xml:space="preserve">100 Second Follow Up Visit</w:t>
+    <w:bookmarkEnd w:id="167"/>
+    <w:bookmarkStart w:id="168" w:name="second-follow-up-visit"/>
+    <w:p>
+      <w:pPr>
+        <w:pStyle w:val="Heading2"/>
+      </w:pPr>
+      <w:r>
+        <w:t xml:space="preserve">103 Second Follow Up Visit</w:t>
       </w:r>
     </w:p>
     <w:p>
@@ -6758,7 +6936,7 @@
         <w:pStyle w:val="Compact"/>
         <w:numPr>
           <w:ilvl w:val="0"/>
-          <w:numId w:val="1090"/>
+          <w:numId w:val="1091"/>
         </w:numPr>
       </w:pPr>
       <w:r>
@@ -6770,7 +6948,7 @@
         <w:pStyle w:val="Compact"/>
         <w:numPr>
           <w:ilvl w:val="0"/>
-          <w:numId w:val="1090"/>
+          <w:numId w:val="1091"/>
         </w:numPr>
       </w:pPr>
       <w:r>
@@ -6782,7 +6960,7 @@
         <w:pStyle w:val="Compact"/>
         <w:numPr>
           <w:ilvl w:val="0"/>
-          <w:numId w:val="1090"/>
+          <w:numId w:val="1091"/>
         </w:numPr>
       </w:pPr>
       <w:r>
@@ -6794,21 +6972,21 @@
         <w:pStyle w:val="Compact"/>
         <w:numPr>
           <w:ilvl w:val="0"/>
-          <w:numId w:val="1090"/>
+          <w:numId w:val="1091"/>
         </w:numPr>
       </w:pPr>
       <w:r>
         <w:t xml:space="preserve">Evaluate readiness for chemotherapy after surgery (usually 6 weeks)</w:t>
       </w:r>
     </w:p>
-    <w:bookmarkEnd w:id="156"/>
-    <w:bookmarkStart w:id="157" w:name="eating-after-surgery"/>
-    <w:p>
-      <w:pPr>
-        <w:pStyle w:val="Heading2"/>
-      </w:pPr>
-      <w:r>
-        <w:t xml:space="preserve">101 Eating after Surgery</w:t>
+    <w:bookmarkEnd w:id="168"/>
+    <w:bookmarkStart w:id="169" w:name="eating-after-surgery"/>
+    <w:p>
+      <w:pPr>
+        <w:pStyle w:val="Heading2"/>
+      </w:pPr>
+      <w:r>
+        <w:t xml:space="preserve">104 Eating after Surgery</w:t>
       </w:r>
     </w:p>
     <w:p>
@@ -6835,14 +7013,14 @@
         <w:t xml:space="preserve">Jejunostomy removal generally at 8 weeks after surgery</w:t>
       </w:r>
     </w:p>
-    <w:bookmarkEnd w:id="157"/>
-    <w:bookmarkStart w:id="158" w:name="jejunostomy-removal"/>
-    <w:p>
-      <w:pPr>
-        <w:pStyle w:val="Heading2"/>
-      </w:pPr>
-      <w:r>
-        <w:t xml:space="preserve">102 Jejunostomy Removal</w:t>
+    <w:bookmarkEnd w:id="169"/>
+    <w:bookmarkStart w:id="170" w:name="jejunostomy-removal"/>
+    <w:p>
+      <w:pPr>
+        <w:pStyle w:val="Heading2"/>
+      </w:pPr>
+      <w:r>
+        <w:t xml:space="preserve">105 Jejunostomy Removal</w:t>
       </w:r>
     </w:p>
     <w:p>
@@ -6869,14 +7047,14 @@
         <w:t xml:space="preserve">May take 30 minutes and some local anesthetic to loosen up the tube for removal.</w:t>
       </w:r>
     </w:p>
-    <w:bookmarkEnd w:id="158"/>
-    <w:bookmarkStart w:id="159" w:name="nutritional-monitoring-after-surgery"/>
-    <w:p>
-      <w:pPr>
-        <w:pStyle w:val="Heading2"/>
-      </w:pPr>
-      <w:r>
-        <w:t xml:space="preserve">103 Nutritional Monitoring after Surgery</w:t>
+    <w:bookmarkEnd w:id="170"/>
+    <w:bookmarkStart w:id="171" w:name="nutritional-monitoring-after-surgery"/>
+    <w:p>
+      <w:pPr>
+        <w:pStyle w:val="Heading2"/>
+      </w:pPr>
+      <w:r>
+        <w:t xml:space="preserve">106 Nutritional Monitoring after Surgery</w:t>
       </w:r>
     </w:p>
     <w:p>
@@ -6892,7 +7070,7 @@
         <w:pStyle w:val="Compact"/>
         <w:numPr>
           <w:ilvl w:val="0"/>
-          <w:numId w:val="1091"/>
+          <w:numId w:val="1092"/>
         </w:numPr>
       </w:pPr>
       <w:r>
@@ -6904,7 +7082,7 @@
         <w:pStyle w:val="Compact"/>
         <w:numPr>
           <w:ilvl w:val="0"/>
-          <w:numId w:val="1091"/>
+          <w:numId w:val="1092"/>
         </w:numPr>
       </w:pPr>
       <w:r>
@@ -6916,21 +7094,21 @@
         <w:pStyle w:val="Compact"/>
         <w:numPr>
           <w:ilvl w:val="0"/>
-          <w:numId w:val="1091"/>
+          <w:numId w:val="1092"/>
         </w:numPr>
       </w:pPr>
       <w:r>
         <w:t xml:space="preserve">Vitamin D</w:t>
       </w:r>
     </w:p>
-    <w:bookmarkEnd w:id="159"/>
-    <w:bookmarkStart w:id="160" w:name="nutritional-monitoring-after-surgery-1"/>
-    <w:p>
-      <w:pPr>
-        <w:pStyle w:val="Heading2"/>
-      </w:pPr>
-      <w:r>
-        <w:t xml:space="preserve">104 Nutritional Monitoring after Surgery</w:t>
+    <w:bookmarkEnd w:id="171"/>
+    <w:bookmarkStart w:id="172" w:name="nutritional-monitoring-after-surgery-1"/>
+    <w:p>
+      <w:pPr>
+        <w:pStyle w:val="Heading2"/>
+      </w:pPr>
+      <w:r>
+        <w:t xml:space="preserve">107 Nutritional Monitoring after Surgery</w:t>
       </w:r>
     </w:p>
     <w:p>
@@ -6946,7 +7124,7 @@
         <w:pStyle w:val="Compact"/>
         <w:numPr>
           <w:ilvl w:val="0"/>
-          <w:numId w:val="1092"/>
+          <w:numId w:val="1093"/>
         </w:numPr>
       </w:pPr>
       <w:r>
@@ -6958,7 +7136,7 @@
         <w:pStyle w:val="Compact"/>
         <w:numPr>
           <w:ilvl w:val="0"/>
-          <w:numId w:val="1092"/>
+          <w:numId w:val="1093"/>
         </w:numPr>
       </w:pPr>
       <w:r>
@@ -6970,21 +7148,21 @@
         <w:pStyle w:val="Compact"/>
         <w:numPr>
           <w:ilvl w:val="0"/>
-          <w:numId w:val="1092"/>
+          <w:numId w:val="1093"/>
         </w:numPr>
       </w:pPr>
       <w:r>
         <w:t xml:space="preserve">Vitamin D</w:t>
       </w:r>
     </w:p>
-    <w:bookmarkEnd w:id="160"/>
-    <w:bookmarkStart w:id="161" w:name="nutritional-replacements-after-surgery"/>
-    <w:p>
-      <w:pPr>
-        <w:pStyle w:val="Heading2"/>
-      </w:pPr>
-      <w:r>
-        <w:t xml:space="preserve">105 Nutritional Replacements after Surgery</w:t>
+    <w:bookmarkEnd w:id="172"/>
+    <w:bookmarkStart w:id="173" w:name="nutritional-replacements-after-surgery"/>
+    <w:p>
+      <w:pPr>
+        <w:pStyle w:val="Heading2"/>
+      </w:pPr>
+      <w:r>
+        <w:t xml:space="preserve">108 Nutritional Replacements after Surgery</w:t>
       </w:r>
     </w:p>
     <w:p>
@@ -7000,7 +7178,7 @@
         <w:pStyle w:val="Compact"/>
         <w:numPr>
           <w:ilvl w:val="0"/>
-          <w:numId w:val="1093"/>
+          <w:numId w:val="1094"/>
         </w:numPr>
       </w:pPr>
       <w:r>
@@ -7012,7 +7190,7 @@
         <w:pStyle w:val="Compact"/>
         <w:numPr>
           <w:ilvl w:val="0"/>
-          <w:numId w:val="1093"/>
+          <w:numId w:val="1094"/>
         </w:numPr>
       </w:pPr>
       <w:r>
@@ -7024,7 +7202,7 @@
         <w:pStyle w:val="Compact"/>
         <w:numPr>
           <w:ilvl w:val="0"/>
-          <w:numId w:val="1093"/>
+          <w:numId w:val="1094"/>
         </w:numPr>
       </w:pPr>
       <w:r>
@@ -7044,7 +7222,7 @@
         <w:pStyle w:val="Compact"/>
         <w:numPr>
           <w:ilvl w:val="0"/>
-          <w:numId w:val="1094"/>
+          <w:numId w:val="1095"/>
         </w:numPr>
       </w:pPr>
       <w:r>
@@ -7056,21 +7234,21 @@
         <w:pStyle w:val="Compact"/>
         <w:numPr>
           <w:ilvl w:val="0"/>
-          <w:numId w:val="1094"/>
+          <w:numId w:val="1095"/>
         </w:numPr>
       </w:pPr>
       <w:r>
         <w:t xml:space="preserve">Repeat testing in 3-6 months</w:t>
       </w:r>
     </w:p>
-    <w:bookmarkEnd w:id="161"/>
-    <w:bookmarkStart w:id="162" w:name="team-members---physicians"/>
-    <w:p>
-      <w:pPr>
-        <w:pStyle w:val="Heading2"/>
-      </w:pPr>
-      <w:r>
-        <w:t xml:space="preserve">106 Team Members - Physicians</w:t>
+    <w:bookmarkEnd w:id="173"/>
+    <w:bookmarkStart w:id="174" w:name="team-members---physicians"/>
+    <w:p>
+      <w:pPr>
+        <w:pStyle w:val="Heading2"/>
+      </w:pPr>
+      <w:r>
+        <w:t xml:space="preserve">109 Team Members - Physicians</w:t>
       </w:r>
     </w:p>
     <w:p>
@@ -7118,7 +7296,7 @@
         <w:pStyle w:val="Compact"/>
         <w:numPr>
           <w:ilvl w:val="0"/>
-          <w:numId w:val="1095"/>
+          <w:numId w:val="1096"/>
         </w:numPr>
       </w:pPr>
       <w:r>
@@ -7130,7 +7308,7 @@
         <w:pStyle w:val="Compact"/>
         <w:numPr>
           <w:ilvl w:val="0"/>
-          <w:numId w:val="1095"/>
+          <w:numId w:val="1096"/>
         </w:numPr>
       </w:pPr>
       <w:r>
@@ -7142,21 +7320,21 @@
         <w:pStyle w:val="Compact"/>
         <w:numPr>
           <w:ilvl w:val="0"/>
-          <w:numId w:val="1095"/>
+          <w:numId w:val="1096"/>
         </w:numPr>
       </w:pPr>
       <w:r>
         <w:t xml:space="preserve">Michael Roach MD</w:t>
       </w:r>
     </w:p>
-    <w:bookmarkEnd w:id="162"/>
-    <w:bookmarkStart w:id="163" w:name="team-members---support-staff"/>
-    <w:p>
-      <w:pPr>
-        <w:pStyle w:val="Heading2"/>
-      </w:pPr>
-      <w:r>
-        <w:t xml:space="preserve">107 Team Members - Support Staff</w:t>
+    <w:bookmarkEnd w:id="174"/>
+    <w:bookmarkStart w:id="175" w:name="team-members---support-staff"/>
+    <w:p>
+      <w:pPr>
+        <w:pStyle w:val="Heading2"/>
+      </w:pPr>
+      <w:r>
+        <w:t xml:space="preserve">110 Team Members - Support Staff</w:t>
       </w:r>
     </w:p>
     <w:p>
@@ -7188,7 +7366,7 @@
         <w:pStyle w:val="Compact"/>
         <w:numPr>
           <w:ilvl w:val="0"/>
-          <w:numId w:val="1096"/>
+          <w:numId w:val="1097"/>
         </w:numPr>
       </w:pPr>
       <w:r>
@@ -7200,7 +7378,7 @@
         <w:pStyle w:val="Compact"/>
         <w:numPr>
           <w:ilvl w:val="0"/>
-          <w:numId w:val="1096"/>
+          <w:numId w:val="1097"/>
         </w:numPr>
       </w:pPr>
       <w:r>
@@ -7223,7 +7401,7 @@
         <w:t xml:space="preserve">Care Coordinator - Karen Julian-Martinez</w:t>
       </w:r>
     </w:p>
-    <w:bookmarkEnd w:id="163"/>
+    <w:bookmarkEnd w:id="175"/>
     <w:sectPr>
       <w:footnotePr>
         <w:numRestart w:val="eachSect"/>
@@ -7726,6 +7904,9 @@
     <w:abstractNumId w:val="991"/>
   </w:num>
   <w:num w:numId="1096">
+    <w:abstractNumId w:val="991"/>
+  </w:num>
+  <w:num w:numId="1097">
     <w:abstractNumId w:val="991"/>
   </w:num>
 </w:numbering>

--- a/lci_eso_scca.docx
+++ b/lci_eso_scca.docx
@@ -2736,7 +2736,7 @@
         </w:numPr>
       </w:pPr>
       <w:r>
-        <w:t xml:space="preserve">Superficial Tumors (T1) not completely removed by endoscopy</w:t>
+        <w:t xml:space="preserve">Superficial Tumors (T1) not removed by endoscopy</w:t>
       </w:r>
     </w:p>
     <w:p>
@@ -2773,6 +2773,16 @@
       </w:pPr>
       <w:r>
         <w:t xml:space="preserve">Aim for surgery within 6 weeks of consultation</w:t>
+      </w:r>
+    </w:p>
+    <w:bookmarkEnd w:id="58"/>
+    <w:bookmarkStart w:id="59" w:name="X192177c047b85ea6fcf8c3307810f7536d0626e"/>
+    <w:p>
+      <w:pPr>
+        <w:pStyle w:val="Heading2"/>
+      </w:pPr>
+      <w:r>
+        <w:t xml:space="preserve">51 Esophagectomy for Cancers of the Esophagus or GE Junction</w:t>
       </w:r>
     </w:p>
     <w:p>
@@ -2797,19 +2807,7 @@
         <w:t xml:space="preserve"> </w:t>
       </w:r>
       <w:r>
-        <w:t xml:space="preserve">Surgery</w:t>
-      </w:r>
-    </w:p>
-    <w:p>
-      <w:pPr>
-        <w:pStyle w:val="Compact"/>
-        <w:numPr>
-          <w:ilvl w:val="0"/>
-          <w:numId w:val="1035"/>
-        </w:numPr>
-      </w:pPr>
-      <w:r>
-        <w:t xml:space="preserve">Locally Advanced (T3 Nx M0)</w:t>
+        <w:t xml:space="preserve">Surgery (T3 Nx M0)</w:t>
       </w:r>
     </w:p>
     <w:p>
@@ -2896,22 +2894,22 @@
         <w:t xml:space="preserve">Chemotherapy: 4-8 weeks</w:t>
       </w:r>
     </w:p>
-    <w:bookmarkEnd w:id="58"/>
-    <w:bookmarkStart w:id="59" w:name="preoperative-visits"/>
-    <w:p>
-      <w:pPr>
-        <w:pStyle w:val="Heading2"/>
-      </w:pPr>
-      <w:r>
-        <w:t xml:space="preserve">51 Preoperative Visits</w:t>
-      </w:r>
-    </w:p>
-    <w:p>
-      <w:pPr>
-        <w:pStyle w:val="FirstParagraph"/>
-      </w:pPr>
-      <w:r>
-        <w:t xml:space="preserve">Medical Oncology - Monitor chemotherapy and side effects</w:t>
+    <w:bookmarkEnd w:id="59"/>
+    <w:bookmarkStart w:id="60" w:name="preoperative-visits"/>
+    <w:p>
+      <w:pPr>
+        <w:pStyle w:val="Heading2"/>
+      </w:pPr>
+      <w:r>
+        <w:t xml:space="preserve">52 Preoperative Visits</w:t>
+      </w:r>
+    </w:p>
+    <w:p>
+      <w:pPr>
+        <w:pStyle w:val="FirstParagraph"/>
+      </w:pPr>
+      <w:r>
+        <w:t xml:space="preserve">Medical Oncology - Monitor chemotherapy</w:t>
       </w:r>
     </w:p>
     <w:p>
@@ -2919,7 +2917,7 @@
         <w:pStyle w:val="BodyText"/>
       </w:pPr>
       <w:r>
-        <w:t xml:space="preserve">Radiation Oncology - Monitor radiation and side effects</w:t>
+        <w:t xml:space="preserve">Radiation Oncology - Monitor radiation</w:t>
       </w:r>
     </w:p>
     <w:p>
@@ -2975,61 +2973,7 @@
         </w:numPr>
       </w:pPr>
       <w:r>
-        <w:t xml:space="preserve">In-person preop visit with Kate Duncan and Liz Koch</w:t>
-      </w:r>
-    </w:p>
-    <w:bookmarkEnd w:id="59"/>
-    <w:bookmarkStart w:id="60" w:name="surgery-for-esophageal-cancer"/>
-    <w:p>
-      <w:pPr>
-        <w:pStyle w:val="Heading2"/>
-      </w:pPr>
-      <w:r>
-        <w:t xml:space="preserve">52 Surgery for Esophageal Cancer</w:t>
-      </w:r>
-    </w:p>
-    <w:p>
-      <w:pPr>
-        <w:pStyle w:val="FirstParagraph"/>
-      </w:pPr>
-      <w:r>
-        <w:t xml:space="preserve">Surgery for esophageal cancer is performed for:</w:t>
-      </w:r>
-    </w:p>
-    <w:p>
-      <w:pPr>
-        <w:pStyle w:val="Compact"/>
-        <w:numPr>
-          <w:ilvl w:val="0"/>
-          <w:numId w:val="1039"/>
-        </w:numPr>
-      </w:pPr>
-      <w:r>
-        <w:t xml:space="preserve">Superficial Tumors (T1) not removed by endoscopy</w:t>
-      </w:r>
-    </w:p>
-    <w:p>
-      <w:pPr>
-        <w:pStyle w:val="Compact"/>
-        <w:numPr>
-          <w:ilvl w:val="0"/>
-          <w:numId w:val="1039"/>
-        </w:numPr>
-      </w:pPr>
-      <w:r>
-        <w:t xml:space="preserve">Localized Tumors (T2 N0 M0)</w:t>
-      </w:r>
-    </w:p>
-    <w:p>
-      <w:pPr>
-        <w:pStyle w:val="Compact"/>
-        <w:numPr>
-          <w:ilvl w:val="0"/>
-          <w:numId w:val="1039"/>
-        </w:numPr>
-      </w:pPr>
-      <w:r>
-        <w:t xml:space="preserve">Locally Advanced (T3 M0) after preop therapy</w:t>
+        <w:t xml:space="preserve">Preop visit with Kate Duncan and Liz Koch</w:t>
       </w:r>
     </w:p>
     <w:bookmarkEnd w:id="60"/>
@@ -3047,7 +2991,7 @@
         <w:pStyle w:val="Compact"/>
         <w:numPr>
           <w:ilvl w:val="0"/>
-          <w:numId w:val="1040"/>
+          <w:numId w:val="1039"/>
         </w:numPr>
       </w:pPr>
       <w:r>
@@ -3059,7 +3003,7 @@
         <w:pStyle w:val="Compact"/>
         <w:numPr>
           <w:ilvl w:val="0"/>
-          <w:numId w:val="1040"/>
+          <w:numId w:val="1039"/>
         </w:numPr>
       </w:pPr>
       <w:r>
@@ -3071,7 +3015,7 @@
         <w:pStyle w:val="Compact"/>
         <w:numPr>
           <w:ilvl w:val="0"/>
-          <w:numId w:val="1040"/>
+          <w:numId w:val="1039"/>
         </w:numPr>
       </w:pPr>
       <w:r>
@@ -3140,7 +3084,7 @@
         <w:pStyle w:val="Compact"/>
         <w:numPr>
           <w:ilvl w:val="0"/>
-          <w:numId w:val="1041"/>
+          <w:numId w:val="1040"/>
         </w:numPr>
       </w:pPr>
       <w:r>
@@ -3152,7 +3096,7 @@
         <w:pStyle w:val="Compact"/>
         <w:numPr>
           <w:ilvl w:val="0"/>
-          <w:numId w:val="1041"/>
+          <w:numId w:val="1040"/>
         </w:numPr>
       </w:pPr>
       <w:r>
@@ -3164,7 +3108,7 @@
         <w:pStyle w:val="Compact"/>
         <w:numPr>
           <w:ilvl w:val="0"/>
-          <w:numId w:val="1041"/>
+          <w:numId w:val="1040"/>
         </w:numPr>
       </w:pPr>
       <w:r>
@@ -3362,66 +3306,13 @@
       </w:r>
     </w:p>
     <w:bookmarkEnd w:id="76"/>
-    <w:bookmarkStart w:id="80" w:name="X81382ef4ca7932abee32956f0984a2bf68ad151"/>
-    <w:p>
-      <w:pPr>
-        <w:pStyle w:val="Heading2"/>
-      </w:pPr>
-      <w:r>
-        <w:t xml:space="preserve">57 Minimally-invasive Ivor Lewis Esophagectomy</w:t>
-      </w:r>
-    </w:p>
-    <w:p>
-      <w:pPr>
-        <w:pStyle w:val="Compact"/>
-        <w:numPr>
-          <w:ilvl w:val="0"/>
-          <w:numId w:val="1042"/>
-        </w:numPr>
-      </w:pPr>
-      <w:r>
-        <w:t xml:space="preserve">Small incisions abdomen and chest</w:t>
-      </w:r>
-    </w:p>
-    <w:p>
-      <w:pPr>
-        <w:pStyle w:val="Compact"/>
-        <w:numPr>
-          <w:ilvl w:val="0"/>
-          <w:numId w:val="1042"/>
-        </w:numPr>
-      </w:pPr>
-      <w:r>
-        <w:t xml:space="preserve">Surgical telescope and instruments</w:t>
-      </w:r>
-    </w:p>
-    <w:p>
-      <w:pPr>
-        <w:pStyle w:val="Compact"/>
-        <w:numPr>
-          <w:ilvl w:val="0"/>
-          <w:numId w:val="1042"/>
-        </w:numPr>
-      </w:pPr>
-      <w:r>
-        <w:t xml:space="preserve">Smaller incisions</w:t>
-      </w:r>
-      <w:r>
-        <w:t xml:space="preserve"> </w:t>
-      </w:r>
-      <m:oMath>
-        <m:r>
-          <m:rPr>
-            <m:sty m:val="p"/>
-          </m:rPr>
-          <m:t>→</m:t>
-        </m:r>
-      </m:oMath>
-      <w:r>
-        <w:t xml:space="preserve"> </w:t>
-      </w:r>
-      <w:r>
-        <w:t xml:space="preserve">faster recovery and less discomfort</w:t>
+    <w:bookmarkStart w:id="85" w:name="ivor-lewis-esophagectomy-1"/>
+    <w:p>
+      <w:pPr>
+        <w:pStyle w:val="Heading2"/>
+      </w:pPr>
+      <w:r>
+        <w:t xml:space="preserve">57 Ivor Lewis esophagectomy</w:t>
       </w:r>
     </w:p>
     <w:p>
@@ -3433,18 +3324,18 @@
           <wp:inline>
             <wp:extent cx="5334000" cy="5481674"/>
             <wp:effectExtent b="0" l="0" r="0" t="0"/>
-            <wp:docPr descr="" title="" id="78" name="Picture"/>
+            <wp:docPr descr="" title="" id="77" name="Picture"/>
             <a:graphic>
               <a:graphicData uri="http://schemas.openxmlformats.org/drawingml/2006/picture">
                 <pic:pic>
                   <pic:nvPicPr>
-                    <pic:cNvPr descr="images/MIE_IvorLewisArtboard.png" id="79" name="Picture"/>
+                    <pic:cNvPr descr="images/Eso_Resection1_ai.png" id="78" name="Picture"/>
                     <pic:cNvPicPr>
                       <a:picLocks noChangeArrowheads="1" noChangeAspect="1"/>
                     </pic:cNvPicPr>
                   </pic:nvPicPr>
                   <pic:blipFill>
-                    <a:blip r:embed="rId77"/>
+                    <a:blip r:embed="rId61"/>
                     <a:stretch>
                       <a:fillRect/>
                     </a:stretch>
@@ -3471,8 +3362,165 @@
         </w:drawing>
       </w:r>
     </w:p>
-    <w:bookmarkEnd w:id="80"/>
-    <w:bookmarkStart w:id="84" w:name="X75dbf077c0c9d51f7e6696f0ae5f82085c4ee39"/>
+    <w:p>
+      <w:pPr>
+        <w:pStyle w:val="BodyText"/>
+      </w:pPr>
+      <w:r>
+        <w:drawing>
+          <wp:inline>
+            <wp:extent cx="5334000" cy="5481674"/>
+            <wp:effectExtent b="0" l="0" r="0" t="0"/>
+            <wp:docPr descr="" title="" id="79" name="Picture"/>
+            <a:graphic>
+              <a:graphicData uri="http://schemas.openxmlformats.org/drawingml/2006/picture">
+                <pic:pic>
+                  <pic:nvPicPr>
+                    <pic:cNvPr descr="images/Eso_Resection2_ai.png" id="80" name="Picture"/>
+                    <pic:cNvPicPr>
+                      <a:picLocks noChangeArrowheads="1" noChangeAspect="1"/>
+                    </pic:cNvPicPr>
+                  </pic:nvPicPr>
+                  <pic:blipFill>
+                    <a:blip r:embed="rId65"/>
+                    <a:stretch>
+                      <a:fillRect/>
+                    </a:stretch>
+                  </pic:blipFill>
+                  <pic:spPr bwMode="auto">
+                    <a:xfrm>
+                      <a:off x="0" y="0"/>
+                      <a:ext cx="5334000" cy="5481674"/>
+                    </a:xfrm>
+                    <a:prstGeom prst="rect">
+                      <a:avLst/>
+                    </a:prstGeom>
+                    <a:noFill/>
+                    <a:ln w="9525">
+                      <a:noFill/>
+                      <a:headEnd/>
+                      <a:tailEnd/>
+                    </a:ln>
+                  </pic:spPr>
+                </pic:pic>
+              </a:graphicData>
+            </a:graphic>
+          </wp:inline>
+        </w:drawing>
+      </w:r>
+    </w:p>
+    <w:p>
+      <w:pPr>
+        <w:pStyle w:val="BodyText"/>
+      </w:pPr>
+      <w:r>
+        <w:drawing>
+          <wp:inline>
+            <wp:extent cx="5334000" cy="5481674"/>
+            <wp:effectExtent b="0" l="0" r="0" t="0"/>
+            <wp:docPr descr="" title="" id="81" name="Picture"/>
+            <a:graphic>
+              <a:graphicData uri="http://schemas.openxmlformats.org/drawingml/2006/picture">
+                <pic:pic>
+                  <pic:nvPicPr>
+                    <pic:cNvPr descr="images/Eso_Resection3_ai.png" id="82" name="Picture"/>
+                    <pic:cNvPicPr>
+                      <a:picLocks noChangeArrowheads="1" noChangeAspect="1"/>
+                    </pic:cNvPicPr>
+                  </pic:nvPicPr>
+                  <pic:blipFill>
+                    <a:blip r:embed="rId69"/>
+                    <a:stretch>
+                      <a:fillRect/>
+                    </a:stretch>
+                  </pic:blipFill>
+                  <pic:spPr bwMode="auto">
+                    <a:xfrm>
+                      <a:off x="0" y="0"/>
+                      <a:ext cx="5334000" cy="5481674"/>
+                    </a:xfrm>
+                    <a:prstGeom prst="rect">
+                      <a:avLst/>
+                    </a:prstGeom>
+                    <a:noFill/>
+                    <a:ln w="9525">
+                      <a:noFill/>
+                      <a:headEnd/>
+                      <a:tailEnd/>
+                    </a:ln>
+                  </pic:spPr>
+                </pic:pic>
+              </a:graphicData>
+            </a:graphic>
+          </wp:inline>
+        </w:drawing>
+      </w:r>
+    </w:p>
+    <w:p>
+      <w:pPr>
+        <w:pStyle w:val="BodyText"/>
+      </w:pPr>
+      <w:r>
+        <w:t xml:space="preserve">:::::</w:t>
+      </w:r>
+    </w:p>
+    <w:p>
+      <w:pPr>
+        <w:pStyle w:val="BodyText"/>
+      </w:pPr>
+      <w:r>
+        <w:drawing>
+          <wp:inline>
+            <wp:extent cx="5334000" cy="5478622"/>
+            <wp:effectExtent b="0" l="0" r="0" t="0"/>
+            <wp:docPr descr="" title="" id="83" name="Picture"/>
+            <a:graphic>
+              <a:graphicData uri="http://schemas.openxmlformats.org/drawingml/2006/picture">
+                <pic:pic>
+                  <pic:nvPicPr>
+                    <pic:cNvPr descr="images/Eso_IvorLewis_Anastomosis.png" id="84" name="Picture"/>
+                    <pic:cNvPicPr>
+                      <a:picLocks noChangeArrowheads="1" noChangeAspect="1"/>
+                    </pic:cNvPicPr>
+                  </pic:nvPicPr>
+                  <pic:blipFill>
+                    <a:blip r:embed="rId73"/>
+                    <a:stretch>
+                      <a:fillRect/>
+                    </a:stretch>
+                  </pic:blipFill>
+                  <pic:spPr bwMode="auto">
+                    <a:xfrm>
+                      <a:off x="0" y="0"/>
+                      <a:ext cx="5334000" cy="5478622"/>
+                    </a:xfrm>
+                    <a:prstGeom prst="rect">
+                      <a:avLst/>
+                    </a:prstGeom>
+                    <a:noFill/>
+                    <a:ln w="9525">
+                      <a:noFill/>
+                      <a:headEnd/>
+                      <a:tailEnd/>
+                    </a:ln>
+                  </pic:spPr>
+                </pic:pic>
+              </a:graphicData>
+            </a:graphic>
+          </wp:inline>
+        </w:drawing>
+      </w:r>
+    </w:p>
+    <w:p>
+      <w:pPr>
+        <w:pStyle w:val="BodyText"/>
+      </w:pPr>
+      <w:r>
+        <w:t xml:space="preserve">:::::</w:t>
+      </w:r>
+    </w:p>
+    <w:bookmarkEnd w:id="85"/>
+    <w:bookmarkStart w:id="98" w:name="X81382ef4ca7932abee32956f0984a2bf68ad151"/>
     <w:p>
       <w:pPr>
         <w:pStyle w:val="Heading2"/>
@@ -3486,7 +3534,7 @@
         <w:pStyle w:val="Compact"/>
         <w:numPr>
           <w:ilvl w:val="0"/>
-          <w:numId w:val="1043"/>
+          <w:numId w:val="1041"/>
         </w:numPr>
       </w:pPr>
       <w:r>
@@ -3498,7 +3546,7 @@
         <w:pStyle w:val="Compact"/>
         <w:numPr>
           <w:ilvl w:val="0"/>
-          <w:numId w:val="1043"/>
+          <w:numId w:val="1041"/>
         </w:numPr>
       </w:pPr>
       <w:r>
@@ -3510,7 +3558,7 @@
         <w:pStyle w:val="Compact"/>
         <w:numPr>
           <w:ilvl w:val="0"/>
-          <w:numId w:val="1043"/>
+          <w:numId w:val="1041"/>
         </w:numPr>
       </w:pPr>
       <w:r>
@@ -3543,18 +3591,18 @@
           <wp:inline>
             <wp:extent cx="2408607" cy="2475067"/>
             <wp:effectExtent b="0" l="0" r="0" t="0"/>
-            <wp:docPr descr="" title="" id="82" name="Picture"/>
+            <wp:docPr descr="" title="" id="87" name="Picture"/>
             <a:graphic>
               <a:graphicData uri="http://schemas.openxmlformats.org/drawingml/2006/picture">
                 <pic:pic>
                   <pic:nvPicPr>
-                    <pic:cNvPr descr="images/RaMIE_incisions.png" id="83" name="Picture"/>
+                    <pic:cNvPr descr="images/RaMIE_incisions.png" id="88" name="Picture"/>
                     <pic:cNvPicPr>
                       <a:picLocks noChangeArrowheads="1" noChangeAspect="1"/>
                     </pic:cNvPicPr>
                   </pic:nvPicPr>
                   <pic:blipFill>
-                    <a:blip r:embed="rId81"/>
+                    <a:blip r:embed="rId86"/>
                     <a:stretch>
                       <a:fillRect/>
                     </a:stretch>
@@ -3581,105 +3629,6 @@
         </w:drawing>
       </w:r>
     </w:p>
-    <w:bookmarkEnd w:id="84"/>
-    <w:bookmarkStart w:id="88" w:name="open-ivor-lewis"/>
-    <w:p>
-      <w:pPr>
-        <w:pStyle w:val="Heading2"/>
-      </w:pPr>
-      <w:r>
-        <w:t xml:space="preserve">59 Open Ivor Lewis</w:t>
-      </w:r>
-    </w:p>
-    <w:p>
-      <w:pPr>
-        <w:pStyle w:val="FirstParagraph"/>
-      </w:pPr>
-      <w:r>
-        <w:t xml:space="preserve">Mininally-invasive approach feasible in 98% of cases</w:t>
-      </w:r>
-    </w:p>
-    <w:p>
-      <w:pPr>
-        <w:pStyle w:val="BodyText"/>
-      </w:pPr>
-      <w:r>
-        <w:t xml:space="preserve">In some cases, an open approach is still necessary (2%)</w:t>
-      </w:r>
-    </w:p>
-    <w:p>
-      <w:pPr>
-        <w:pStyle w:val="BodyText"/>
-      </w:pPr>
-      <w:r>
-        <w:drawing>
-          <wp:inline>
-            <wp:extent cx="5334000" cy="5481674"/>
-            <wp:effectExtent b="0" l="0" r="0" t="0"/>
-            <wp:docPr descr="" title="" id="86" name="Picture"/>
-            <a:graphic>
-              <a:graphicData uri="http://schemas.openxmlformats.org/drawingml/2006/picture">
-                <pic:pic>
-                  <pic:nvPicPr>
-                    <pic:cNvPr descr="images/IvorLewisArtboard.png" id="87" name="Picture"/>
-                    <pic:cNvPicPr>
-                      <a:picLocks noChangeArrowheads="1" noChangeAspect="1"/>
-                    </pic:cNvPicPr>
-                  </pic:nvPicPr>
-                  <pic:blipFill>
-                    <a:blip r:embed="rId85"/>
-                    <a:stretch>
-                      <a:fillRect/>
-                    </a:stretch>
-                  </pic:blipFill>
-                  <pic:spPr bwMode="auto">
-                    <a:xfrm>
-                      <a:off x="0" y="0"/>
-                      <a:ext cx="5334000" cy="5481674"/>
-                    </a:xfrm>
-                    <a:prstGeom prst="rect">
-                      <a:avLst/>
-                    </a:prstGeom>
-                    <a:noFill/>
-                    <a:ln w="9525">
-                      <a:noFill/>
-                      <a:headEnd/>
-                      <a:tailEnd/>
-                    </a:ln>
-                  </pic:spPr>
-                </pic:pic>
-              </a:graphicData>
-            </a:graphic>
-          </wp:inline>
-        </w:drawing>
-      </w:r>
-    </w:p>
-    <w:bookmarkEnd w:id="88"/>
-    <w:bookmarkStart w:id="92" w:name="total-esophagectomy"/>
-    <w:p>
-      <w:pPr>
-        <w:pStyle w:val="Heading2"/>
-      </w:pPr>
-      <w:r>
-        <w:t xml:space="preserve">60 Total Esophagectomy</w:t>
-      </w:r>
-    </w:p>
-    <w:p>
-      <w:pPr>
-        <w:pStyle w:val="FirstParagraph"/>
-      </w:pPr>
-      <w:r>
-        <w:t xml:space="preserve">For patients with tumors in the upper esophagus, we need to remove more of the esophagus</w:t>
-      </w:r>
-    </w:p>
-    <w:p>
-      <w:pPr>
-        <w:pStyle w:val="BodyText"/>
-      </w:pPr>
-      <w:r>
-        <w:t xml:space="preserve">We need to remove the whole esophagus, including the portion in the neck</w:t>
-      </w:r>
-    </w:p>
     <w:p>
       <w:pPr>
         <w:pStyle w:val="BodyText"/>
@@ -3694,7 +3643,7 @@
               <a:graphicData uri="http://schemas.openxmlformats.org/drawingml/2006/picture">
                 <pic:pic>
                   <pic:nvPicPr>
-                    <pic:cNvPr descr="images/Eso_ProxTumorArtboard.png" id="91" name="Picture"/>
+                    <pic:cNvPr descr="images/MIE_IvorLewisArtboard.png" id="91" name="Picture"/>
                     <pic:cNvPicPr>
                       <a:picLocks noChangeArrowheads="1" noChangeAspect="1"/>
                     </pic:cNvPicPr>
@@ -3727,37 +3676,147 @@
         </w:drawing>
       </w:r>
     </w:p>
-    <w:bookmarkEnd w:id="92"/>
-    <w:bookmarkStart w:id="99" w:name="mckeown-esophagectomy"/>
-    <w:p>
-      <w:pPr>
-        <w:pStyle w:val="Heading2"/>
-      </w:pPr>
-      <w:r>
-        <w:t xml:space="preserve">61 McKeown Esophagectomy</w:t>
-      </w:r>
-    </w:p>
-    <w:p>
-      <w:pPr>
-        <w:pStyle w:val="FirstParagraph"/>
+    <w:p>
+      <w:pPr>
+        <w:pStyle w:val="BodyText"/>
       </w:pPr>
       <w:r>
         <w:drawing>
           <wp:inline>
-            <wp:extent cx="5334000" cy="5481674"/>
+            <wp:extent cx="5334000" cy="4000500"/>
             <wp:effectExtent b="0" l="0" r="0" t="0"/>
-            <wp:docPr descr="" title="" id="94" name="Picture"/>
+            <wp:docPr descr="" title="" id="93" name="Picture"/>
             <a:graphic>
               <a:graphicData uri="http://schemas.openxmlformats.org/drawingml/2006/picture">
                 <pic:pic>
                   <pic:nvPicPr>
-                    <pic:cNvPr descr="images/Eso_ResectionTotalArtboard.png" id="95" name="Picture"/>
+                    <pic:cNvPr descr="images/mie_abd.png" id="94" name="Picture"/>
                     <pic:cNvPicPr>
                       <a:picLocks noChangeArrowheads="1" noChangeAspect="1"/>
                     </pic:cNvPicPr>
                   </pic:nvPicPr>
                   <pic:blipFill>
-                    <a:blip r:embed="rId93"/>
+                    <a:blip r:embed="rId92"/>
+                    <a:stretch>
+                      <a:fillRect/>
+                    </a:stretch>
+                  </pic:blipFill>
+                  <pic:spPr bwMode="auto">
+                    <a:xfrm>
+                      <a:off x="0" y="0"/>
+                      <a:ext cx="5334000" cy="4000500"/>
+                    </a:xfrm>
+                    <a:prstGeom prst="rect">
+                      <a:avLst/>
+                    </a:prstGeom>
+                    <a:noFill/>
+                    <a:ln w="9525">
+                      <a:noFill/>
+                      <a:headEnd/>
+                      <a:tailEnd/>
+                    </a:ln>
+                  </pic:spPr>
+                </pic:pic>
+              </a:graphicData>
+            </a:graphic>
+          </wp:inline>
+        </w:drawing>
+      </w:r>
+    </w:p>
+    <w:p>
+      <w:pPr>
+        <w:pStyle w:val="BodyText"/>
+      </w:pPr>
+      <w:r>
+        <w:drawing>
+          <wp:inline>
+            <wp:extent cx="5334000" cy="4000500"/>
+            <wp:effectExtent b="0" l="0" r="0" t="0"/>
+            <wp:docPr descr="" title="" id="96" name="Picture"/>
+            <a:graphic>
+              <a:graphicData uri="http://schemas.openxmlformats.org/drawingml/2006/picture">
+                <pic:pic>
+                  <pic:nvPicPr>
+                    <pic:cNvPr descr="images/mie_chest.png" id="97" name="Picture"/>
+                    <pic:cNvPicPr>
+                      <a:picLocks noChangeArrowheads="1" noChangeAspect="1"/>
+                    </pic:cNvPicPr>
+                  </pic:nvPicPr>
+                  <pic:blipFill>
+                    <a:blip r:embed="rId95"/>
+                    <a:stretch>
+                      <a:fillRect/>
+                    </a:stretch>
+                  </pic:blipFill>
+                  <pic:spPr bwMode="auto">
+                    <a:xfrm>
+                      <a:off x="0" y="0"/>
+                      <a:ext cx="5334000" cy="4000500"/>
+                    </a:xfrm>
+                    <a:prstGeom prst="rect">
+                      <a:avLst/>
+                    </a:prstGeom>
+                    <a:noFill/>
+                    <a:ln w="9525">
+                      <a:noFill/>
+                      <a:headEnd/>
+                      <a:tailEnd/>
+                    </a:ln>
+                  </pic:spPr>
+                </pic:pic>
+              </a:graphicData>
+            </a:graphic>
+          </wp:inline>
+        </w:drawing>
+      </w:r>
+    </w:p>
+    <w:bookmarkEnd w:id="98"/>
+    <w:bookmarkStart w:id="102" w:name="open-ivor-lewis"/>
+    <w:p>
+      <w:pPr>
+        <w:pStyle w:val="Heading2"/>
+      </w:pPr>
+      <w:r>
+        <w:t xml:space="preserve">59 Open Ivor Lewis</w:t>
+      </w:r>
+    </w:p>
+    <w:p>
+      <w:pPr>
+        <w:pStyle w:val="FirstParagraph"/>
+      </w:pPr>
+      <w:r>
+        <w:t xml:space="preserve">Mininally-invasive approach feasible in 98% of cases</w:t>
+      </w:r>
+    </w:p>
+    <w:p>
+      <w:pPr>
+        <w:pStyle w:val="BodyText"/>
+      </w:pPr>
+      <w:r>
+        <w:t xml:space="preserve">In some cases, an open approach is still necessary (2%)</w:t>
+      </w:r>
+    </w:p>
+    <w:p>
+      <w:pPr>
+        <w:pStyle w:val="BodyText"/>
+      </w:pPr>
+      <w:r>
+        <w:drawing>
+          <wp:inline>
+            <wp:extent cx="5334000" cy="5481674"/>
+            <wp:effectExtent b="0" l="0" r="0" t="0"/>
+            <wp:docPr descr="" title="" id="100" name="Picture"/>
+            <a:graphic>
+              <a:graphicData uri="http://schemas.openxmlformats.org/drawingml/2006/picture">
+                <pic:pic>
+                  <pic:nvPicPr>
+                    <pic:cNvPr descr="images/IvorLewisArtboard.png" id="101" name="Picture"/>
+                    <pic:cNvPicPr>
+                      <a:picLocks noChangeArrowheads="1" noChangeAspect="1"/>
+                    </pic:cNvPicPr>
+                  </pic:nvPicPr>
+                  <pic:blipFill>
+                    <a:blip r:embed="rId99"/>
                     <a:stretch>
                       <a:fillRect/>
                     </a:stretch>
@@ -3783,11 +3842,31 @@
           </wp:inline>
         </w:drawing>
       </w:r>
-      <w:r>
-        <w:t xml:space="preserve"> </w:t>
-      </w:r>
-      <w:r>
-        <w:t xml:space="preserve">All of esophagus removed</w:t>
+    </w:p>
+    <w:bookmarkEnd w:id="102"/>
+    <w:bookmarkStart w:id="106" w:name="total-esophagectomy"/>
+    <w:p>
+      <w:pPr>
+        <w:pStyle w:val="Heading2"/>
+      </w:pPr>
+      <w:r>
+        <w:t xml:space="preserve">60 Total Esophagectomy</w:t>
+      </w:r>
+    </w:p>
+    <w:p>
+      <w:pPr>
+        <w:pStyle w:val="FirstParagraph"/>
+      </w:pPr>
+      <w:r>
+        <w:t xml:space="preserve">For patients with tumors in the upper esophagus, we need to remove more of the esophagus</w:t>
+      </w:r>
+    </w:p>
+    <w:p>
+      <w:pPr>
+        <w:pStyle w:val="BodyText"/>
+      </w:pPr>
+      <w:r>
+        <w:t xml:space="preserve">We need to remove the whole esophagus, including the portion in the neck</w:t>
       </w:r>
     </w:p>
     <w:p>
@@ -3799,18 +3878,18 @@
           <wp:inline>
             <wp:extent cx="5334000" cy="5481674"/>
             <wp:effectExtent b="0" l="0" r="0" t="0"/>
-            <wp:docPr descr="" title="" id="97" name="Picture"/>
+            <wp:docPr descr="" title="" id="104" name="Picture"/>
             <a:graphic>
               <a:graphicData uri="http://schemas.openxmlformats.org/drawingml/2006/picture">
                 <pic:pic>
                   <pic:nvPicPr>
-                    <pic:cNvPr descr="images/Eso_MIE_McKeownArtboard.png" id="98" name="Picture"/>
+                    <pic:cNvPr descr="images/Eso_ProxTumorArtboard.png" id="105" name="Picture"/>
                     <pic:cNvPicPr>
                       <a:picLocks noChangeArrowheads="1" noChangeAspect="1"/>
                     </pic:cNvPicPr>
                   </pic:nvPicPr>
                   <pic:blipFill>
-                    <a:blip r:embed="rId96"/>
+                    <a:blip r:embed="rId103"/>
                     <a:stretch>
                       <a:fillRect/>
                     </a:stretch>
@@ -3836,15 +3915,125 @@
           </wp:inline>
         </w:drawing>
       </w:r>
+    </w:p>
+    <w:bookmarkEnd w:id="106"/>
+    <w:bookmarkStart w:id="113" w:name="mckeown-esophagectomy"/>
+    <w:p>
+      <w:pPr>
+        <w:pStyle w:val="Heading2"/>
+      </w:pPr>
+      <w:r>
+        <w:t xml:space="preserve">61 McKeown Esophagectomy</w:t>
+      </w:r>
+    </w:p>
+    <w:p>
+      <w:pPr>
+        <w:pStyle w:val="FirstParagraph"/>
+      </w:pPr>
+      <w:r>
+        <w:drawing>
+          <wp:inline>
+            <wp:extent cx="5334000" cy="5481674"/>
+            <wp:effectExtent b="0" l="0" r="0" t="0"/>
+            <wp:docPr descr="" title="" id="108" name="Picture"/>
+            <a:graphic>
+              <a:graphicData uri="http://schemas.openxmlformats.org/drawingml/2006/picture">
+                <pic:pic>
+                  <pic:nvPicPr>
+                    <pic:cNvPr descr="images/Eso_ResectionTotalArtboard.png" id="109" name="Picture"/>
+                    <pic:cNvPicPr>
+                      <a:picLocks noChangeArrowheads="1" noChangeAspect="1"/>
+                    </pic:cNvPicPr>
+                  </pic:nvPicPr>
+                  <pic:blipFill>
+                    <a:blip r:embed="rId107"/>
+                    <a:stretch>
+                      <a:fillRect/>
+                    </a:stretch>
+                  </pic:blipFill>
+                  <pic:spPr bwMode="auto">
+                    <a:xfrm>
+                      <a:off x="0" y="0"/>
+                      <a:ext cx="5334000" cy="5481674"/>
+                    </a:xfrm>
+                    <a:prstGeom prst="rect">
+                      <a:avLst/>
+                    </a:prstGeom>
+                    <a:noFill/>
+                    <a:ln w="9525">
+                      <a:noFill/>
+                      <a:headEnd/>
+                      <a:tailEnd/>
+                    </a:ln>
+                  </pic:spPr>
+                </pic:pic>
+              </a:graphicData>
+            </a:graphic>
+          </wp:inline>
+        </w:drawing>
+      </w:r>
       <w:r>
         <w:t xml:space="preserve"> </w:t>
       </w:r>
       <w:r>
+        <w:t xml:space="preserve">All of esophagus removed</w:t>
+      </w:r>
+    </w:p>
+    <w:p>
+      <w:pPr>
+        <w:pStyle w:val="BodyText"/>
+      </w:pPr>
+      <w:r>
+        <w:drawing>
+          <wp:inline>
+            <wp:extent cx="5334000" cy="5481674"/>
+            <wp:effectExtent b="0" l="0" r="0" t="0"/>
+            <wp:docPr descr="" title="" id="111" name="Picture"/>
+            <a:graphic>
+              <a:graphicData uri="http://schemas.openxmlformats.org/drawingml/2006/picture">
+                <pic:pic>
+                  <pic:nvPicPr>
+                    <pic:cNvPr descr="images/Eso_MIE_McKeownArtboard.png" id="112" name="Picture"/>
+                    <pic:cNvPicPr>
+                      <a:picLocks noChangeArrowheads="1" noChangeAspect="1"/>
+                    </pic:cNvPicPr>
+                  </pic:nvPicPr>
+                  <pic:blipFill>
+                    <a:blip r:embed="rId110"/>
+                    <a:stretch>
+                      <a:fillRect/>
+                    </a:stretch>
+                  </pic:blipFill>
+                  <pic:spPr bwMode="auto">
+                    <a:xfrm>
+                      <a:off x="0" y="0"/>
+                      <a:ext cx="5334000" cy="5481674"/>
+                    </a:xfrm>
+                    <a:prstGeom prst="rect">
+                      <a:avLst/>
+                    </a:prstGeom>
+                    <a:noFill/>
+                    <a:ln w="9525">
+                      <a:noFill/>
+                      <a:headEnd/>
+                      <a:tailEnd/>
+                    </a:ln>
+                  </pic:spPr>
+                </pic:pic>
+              </a:graphicData>
+            </a:graphic>
+          </wp:inline>
+        </w:drawing>
+      </w:r>
+      <w:r>
+        <w:t xml:space="preserve"> </w:t>
+      </w:r>
+      <w:r>
         <w:t xml:space="preserve">Connection made in the neck</w:t>
       </w:r>
     </w:p>
-    <w:bookmarkEnd w:id="99"/>
-    <w:bookmarkStart w:id="100" w:name="risks-of-esophagectomy"/>
+    <w:bookmarkEnd w:id="113"/>
+    <w:bookmarkStart w:id="114" w:name="risks-of-esophagectomy"/>
     <w:p>
       <w:pPr>
         <w:pStyle w:val="Heading2"/>
@@ -3874,7 +4063,7 @@
         <w:pStyle w:val="Compact"/>
         <w:numPr>
           <w:ilvl w:val="0"/>
-          <w:numId w:val="1044"/>
+          <w:numId w:val="1042"/>
         </w:numPr>
       </w:pPr>
       <w:r>
@@ -3886,15 +4075,15 @@
         <w:pStyle w:val="Compact"/>
         <w:numPr>
           <w:ilvl w:val="0"/>
-          <w:numId w:val="1044"/>
+          <w:numId w:val="1042"/>
         </w:numPr>
       </w:pPr>
       <w:r>
         <w:t xml:space="preserve">Pneumonia</w:t>
       </w:r>
     </w:p>
-    <w:bookmarkEnd w:id="100"/>
-    <w:bookmarkStart w:id="103" w:name="anastomotic-leak"/>
+    <w:bookmarkEnd w:id="114"/>
+    <w:bookmarkStart w:id="117" w:name="anastomotic-leak"/>
     <w:p>
       <w:pPr>
         <w:pStyle w:val="Heading2"/>
@@ -3920,12 +4109,12 @@
           <wp:inline>
             <wp:extent cx="5334000" cy="5478622"/>
             <wp:effectExtent b="0" l="0" r="0" t="0"/>
-            <wp:docPr descr="" title="" id="101" name="Picture"/>
+            <wp:docPr descr="" title="" id="115" name="Picture"/>
             <a:graphic>
               <a:graphicData uri="http://schemas.openxmlformats.org/drawingml/2006/picture">
                 <pic:pic>
                   <pic:nvPicPr>
-                    <pic:cNvPr descr="images/Eso_IvorLewis_Anastomosis.png" id="102" name="Picture"/>
+                    <pic:cNvPr descr="images/Eso_IvorLewis_Anastomosis.png" id="116" name="Picture"/>
                     <pic:cNvPicPr>
                       <a:picLocks noChangeArrowheads="1" noChangeAspect="1"/>
                     </pic:cNvPicPr>
@@ -3958,8 +4147,8 @@
         </w:drawing>
       </w:r>
     </w:p>
-    <w:bookmarkEnd w:id="103"/>
-    <w:bookmarkStart w:id="107" w:name="anastomotic-leak-1"/>
+    <w:bookmarkEnd w:id="117"/>
+    <w:bookmarkStart w:id="121" w:name="anastomotic-leak-1"/>
     <w:p>
       <w:pPr>
         <w:pStyle w:val="Heading2"/>
@@ -3981,7 +4170,7 @@
         <w:pStyle w:val="Compact"/>
         <w:numPr>
           <w:ilvl w:val="0"/>
-          <w:numId w:val="1045"/>
+          <w:numId w:val="1043"/>
         </w:numPr>
       </w:pPr>
       <w:r>
@@ -3993,7 +4182,7 @@
         <w:pStyle w:val="Compact"/>
         <w:numPr>
           <w:ilvl w:val="0"/>
-          <w:numId w:val="1045"/>
+          <w:numId w:val="1043"/>
         </w:numPr>
       </w:pPr>
       <w:r>
@@ -4005,7 +4194,7 @@
         <w:pStyle w:val="Compact"/>
         <w:numPr>
           <w:ilvl w:val="0"/>
-          <w:numId w:val="1045"/>
+          <w:numId w:val="1043"/>
         </w:numPr>
       </w:pPr>
       <w:r>
@@ -4021,18 +4210,18 @@
           <wp:inline>
             <wp:extent cx="5334000" cy="5478622"/>
             <wp:effectExtent b="0" l="0" r="0" t="0"/>
-            <wp:docPr descr="" title="" id="105" name="Picture"/>
+            <wp:docPr descr="" title="" id="119" name="Picture"/>
             <a:graphic>
               <a:graphicData uri="http://schemas.openxmlformats.org/drawingml/2006/picture">
                 <pic:pic>
                   <pic:nvPicPr>
-                    <pic:cNvPr descr="images/Eso_IvorLewis_Leak.png" id="106" name="Picture"/>
+                    <pic:cNvPr descr="images/Eso_IvorLewis_Leak.png" id="120" name="Picture"/>
                     <pic:cNvPicPr>
                       <a:picLocks noChangeArrowheads="1" noChangeAspect="1"/>
                     </pic:cNvPicPr>
                   </pic:nvPicPr>
                   <pic:blipFill>
-                    <a:blip r:embed="rId104"/>
+                    <a:blip r:embed="rId118"/>
                     <a:stretch>
                       <a:fillRect/>
                     </a:stretch>
@@ -4059,8 +4248,8 @@
         </w:drawing>
       </w:r>
     </w:p>
-    <w:bookmarkEnd w:id="107"/>
-    <w:bookmarkStart w:id="110" w:name="anastomotic-leak-2"/>
+    <w:bookmarkEnd w:id="121"/>
+    <w:bookmarkStart w:id="124" w:name="anastomotic-leak-2"/>
     <w:p>
       <w:pPr>
         <w:pStyle w:val="Heading2"/>
@@ -4082,7 +4271,7 @@
         <w:pStyle w:val="Compact"/>
         <w:numPr>
           <w:ilvl w:val="0"/>
-          <w:numId w:val="1046"/>
+          <w:numId w:val="1044"/>
         </w:numPr>
       </w:pPr>
       <w:r>
@@ -4094,7 +4283,7 @@
         <w:pStyle w:val="Compact"/>
         <w:numPr>
           <w:ilvl w:val="0"/>
-          <w:numId w:val="1046"/>
+          <w:numId w:val="1044"/>
         </w:numPr>
       </w:pPr>
       <w:r>
@@ -4106,7 +4295,7 @@
         <w:pStyle w:val="Compact"/>
         <w:numPr>
           <w:ilvl w:val="0"/>
-          <w:numId w:val="1046"/>
+          <w:numId w:val="1044"/>
         </w:numPr>
       </w:pPr>
       <w:r>
@@ -4122,18 +4311,18 @@
           <wp:inline>
             <wp:extent cx="5334000" cy="5478622"/>
             <wp:effectExtent b="0" l="0" r="0" t="0"/>
-            <wp:docPr descr="" title="" id="108" name="Picture"/>
+            <wp:docPr descr="" title="" id="122" name="Picture"/>
             <a:graphic>
               <a:graphicData uri="http://schemas.openxmlformats.org/drawingml/2006/picture">
                 <pic:pic>
                   <pic:nvPicPr>
-                    <pic:cNvPr descr="images/Eso_IvorLewis_Leak.png" id="109" name="Picture"/>
+                    <pic:cNvPr descr="images/Eso_IvorLewis_Leak.png" id="123" name="Picture"/>
                     <pic:cNvPicPr>
                       <a:picLocks noChangeArrowheads="1" noChangeAspect="1"/>
                     </pic:cNvPicPr>
                   </pic:nvPicPr>
                   <pic:blipFill>
-                    <a:blip r:embed="rId104"/>
+                    <a:blip r:embed="rId118"/>
                     <a:stretch>
                       <a:fillRect/>
                     </a:stretch>
@@ -4160,8 +4349,8 @@
         </w:drawing>
       </w:r>
     </w:p>
-    <w:bookmarkEnd w:id="110"/>
-    <w:bookmarkStart w:id="113" w:name="anastomotic-leak-3"/>
+    <w:bookmarkEnd w:id="124"/>
+    <w:bookmarkStart w:id="127" w:name="anastomotic-leak-3"/>
     <w:p>
       <w:pPr>
         <w:pStyle w:val="Heading2"/>
@@ -4183,7 +4372,7 @@
         <w:pStyle w:val="Compact"/>
         <w:numPr>
           <w:ilvl w:val="0"/>
-          <w:numId w:val="1047"/>
+          <w:numId w:val="1045"/>
         </w:numPr>
       </w:pPr>
       <w:r>
@@ -4195,7 +4384,7 @@
         <w:pStyle w:val="Compact"/>
         <w:numPr>
           <w:ilvl w:val="0"/>
-          <w:numId w:val="1047"/>
+          <w:numId w:val="1045"/>
         </w:numPr>
       </w:pPr>
       <w:r>
@@ -4207,7 +4396,7 @@
         <w:pStyle w:val="Compact"/>
         <w:numPr>
           <w:ilvl w:val="0"/>
-          <w:numId w:val="1047"/>
+          <w:numId w:val="1045"/>
         </w:numPr>
       </w:pPr>
       <w:r>
@@ -4223,18 +4412,18 @@
           <wp:inline>
             <wp:extent cx="5334000" cy="5478622"/>
             <wp:effectExtent b="0" l="0" r="0" t="0"/>
-            <wp:docPr descr="" title="" id="111" name="Picture"/>
+            <wp:docPr descr="" title="" id="125" name="Picture"/>
             <a:graphic>
               <a:graphicData uri="http://schemas.openxmlformats.org/drawingml/2006/picture">
                 <pic:pic>
                   <pic:nvPicPr>
-                    <pic:cNvPr descr="images/Eso_IvorLewis_Leak.png" id="112" name="Picture"/>
+                    <pic:cNvPr descr="images/Eso_IvorLewis_Leak.png" id="126" name="Picture"/>
                     <pic:cNvPicPr>
                       <a:picLocks noChangeArrowheads="1" noChangeAspect="1"/>
                     </pic:cNvPicPr>
                   </pic:nvPicPr>
                   <pic:blipFill>
-                    <a:blip r:embed="rId104"/>
+                    <a:blip r:embed="rId118"/>
                     <a:stretch>
                       <a:fillRect/>
                     </a:stretch>
@@ -4261,8 +4450,8 @@
         </w:drawing>
       </w:r>
     </w:p>
-    <w:bookmarkEnd w:id="113"/>
-    <w:bookmarkStart w:id="117" w:name="pneumonia"/>
+    <w:bookmarkEnd w:id="127"/>
+    <w:bookmarkStart w:id="131" w:name="pneumonia"/>
     <w:p>
       <w:pPr>
         <w:pStyle w:val="Heading2"/>
@@ -4275,7 +4464,7 @@
       <w:pPr>
         <w:numPr>
           <w:ilvl w:val="0"/>
-          <w:numId w:val="1048"/>
+          <w:numId w:val="1046"/>
         </w:numPr>
       </w:pPr>
       <w:r>
@@ -4286,7 +4475,7 @@
       <w:pPr>
         <w:numPr>
           <w:ilvl w:val="0"/>
-          <w:numId w:val="1048"/>
+          <w:numId w:val="1046"/>
         </w:numPr>
       </w:pPr>
       <w:r>
@@ -4297,7 +4486,7 @@
       <w:pPr>
         <w:numPr>
           <w:ilvl w:val="0"/>
-          <w:numId w:val="1048"/>
+          <w:numId w:val="1046"/>
         </w:numPr>
       </w:pPr>
       <w:r>
@@ -4313,18 +4502,18 @@
           <wp:inline>
             <wp:extent cx="5334000" cy="5481674"/>
             <wp:effectExtent b="0" l="0" r="0" t="0"/>
-            <wp:docPr descr="" title="" id="115" name="Picture"/>
+            <wp:docPr descr="" title="" id="129" name="Picture"/>
             <a:graphic>
               <a:graphicData uri="http://schemas.openxmlformats.org/drawingml/2006/picture">
                 <pic:pic>
                   <pic:nvPicPr>
-                    <pic:cNvPr descr="images/Eso_LungsArtboard.png" id="116" name="Picture"/>
+                    <pic:cNvPr descr="images/Eso_LungsArtboard.png" id="130" name="Picture"/>
                     <pic:cNvPicPr>
                       <a:picLocks noChangeArrowheads="1" noChangeAspect="1"/>
                     </pic:cNvPicPr>
                   </pic:nvPicPr>
                   <pic:blipFill>
-                    <a:blip r:embed="rId114"/>
+                    <a:blip r:embed="rId128"/>
                     <a:stretch>
                       <a:fillRect/>
                     </a:stretch>
@@ -4351,8 +4540,8 @@
         </w:drawing>
       </w:r>
     </w:p>
-    <w:bookmarkEnd w:id="117"/>
-    <w:bookmarkStart w:id="118" w:name="preventing-pneumonia"/>
+    <w:bookmarkEnd w:id="131"/>
+    <w:bookmarkStart w:id="132" w:name="preventing-pneumonia"/>
     <w:p>
       <w:pPr>
         <w:pStyle w:val="Heading2"/>
@@ -4374,11 +4563,97 @@
         <w:pStyle w:val="Compact"/>
         <w:numPr>
           <w:ilvl w:val="0"/>
+          <w:numId w:val="1047"/>
+        </w:numPr>
+      </w:pPr>
+      <w:r>
+        <w:t xml:space="preserve">Deep breathing</w:t>
+      </w:r>
+    </w:p>
+    <w:p>
+      <w:pPr>
+        <w:pStyle w:val="Compact"/>
+        <w:numPr>
+          <w:ilvl w:val="0"/>
+          <w:numId w:val="1047"/>
+        </w:numPr>
+      </w:pPr>
+      <w:r>
+        <w:t xml:space="preserve">Coughing</w:t>
+      </w:r>
+    </w:p>
+    <w:p>
+      <w:pPr>
+        <w:pStyle w:val="Compact"/>
+        <w:numPr>
+          <w:ilvl w:val="0"/>
+          <w:numId w:val="1047"/>
+        </w:numPr>
+      </w:pPr>
+      <w:r>
+        <w:t xml:space="preserve">Walking</w:t>
+      </w:r>
+    </w:p>
+    <w:p>
+      <w:pPr>
+        <w:pStyle w:val="FirstParagraph"/>
+      </w:pPr>
+      <w:r>
+        <w:t xml:space="preserve">After surgery, this means:</w:t>
+      </w:r>
+    </w:p>
+    <w:p>
+      <w:pPr>
+        <w:pStyle w:val="Compact"/>
+        <w:numPr>
+          <w:ilvl w:val="0"/>
+          <w:numId w:val="1048"/>
+        </w:numPr>
+      </w:pPr>
+      <w:r>
+        <w:t xml:space="preserve">Sitting in a chair most of the day</w:t>
+      </w:r>
+    </w:p>
+    <w:p>
+      <w:pPr>
+        <w:pStyle w:val="Compact"/>
+        <w:numPr>
+          <w:ilvl w:val="0"/>
+          <w:numId w:val="1048"/>
+        </w:numPr>
+      </w:pPr>
+      <w:r>
+        <w:t xml:space="preserve">Walking in the halls as soon as possible</w:t>
+      </w:r>
+    </w:p>
+    <w:bookmarkEnd w:id="132"/>
+    <w:bookmarkStart w:id="133" w:name="risks-of-surgery"/>
+    <w:p>
+      <w:pPr>
+        <w:pStyle w:val="Heading2"/>
+      </w:pPr>
+      <w:r>
+        <w:t xml:space="preserve">69 Risks of Surgery</w:t>
+      </w:r>
+    </w:p>
+    <w:p>
+      <w:pPr>
+        <w:pStyle w:val="FirstParagraph"/>
+      </w:pPr>
+      <w:r>
+        <w:t xml:space="preserve">Risks related to anesthesia</w:t>
+      </w:r>
+    </w:p>
+    <w:p>
+      <w:pPr>
+        <w:pStyle w:val="Compact"/>
+        <w:numPr>
+          <w:ilvl w:val="0"/>
           <w:numId w:val="1049"/>
         </w:numPr>
       </w:pPr>
       <w:r>
-        <w:t xml:space="preserve">Deep breathing</w:t>
+        <w:t xml:space="preserve">Heart attack (5%)</w:t>
       </w:r>
     </w:p>
     <w:p>
@@ -4390,7 +4665,7 @@
         </w:numPr>
       </w:pPr>
       <w:r>
-        <w:t xml:space="preserve">Coughing</w:t>
+        <w:t xml:space="preserve">Irregular heart rhythm (15%)</w:t>
       </w:r>
     </w:p>
     <w:p>
@@ -4402,15 +4677,49 @@
         </w:numPr>
       </w:pPr>
       <w:r>
-        <w:t xml:space="preserve">Walking</w:t>
-      </w:r>
-    </w:p>
-    <w:p>
-      <w:pPr>
-        <w:pStyle w:val="FirstParagraph"/>
-      </w:pPr>
-      <w:r>
-        <w:t xml:space="preserve">After surgery, this means:</w:t>
+        <w:t xml:space="preserve">Pneumonia (10%)</w:t>
+      </w:r>
+    </w:p>
+    <w:p>
+      <w:pPr>
+        <w:pStyle w:val="Compact"/>
+        <w:numPr>
+          <w:ilvl w:val="0"/>
+          <w:numId w:val="1049"/>
+        </w:numPr>
+      </w:pPr>
+      <w:r>
+        <w:t xml:space="preserve">Blood clots in legs (&lt;5%)</w:t>
+      </w:r>
+    </w:p>
+    <w:p>
+      <w:pPr>
+        <w:pStyle w:val="Compact"/>
+        <w:numPr>
+          <w:ilvl w:val="0"/>
+          <w:numId w:val="1049"/>
+        </w:numPr>
+      </w:pPr>
+      <w:r>
+        <w:t xml:space="preserve">Pulmonary embolism (2%)</w:t>
+      </w:r>
+    </w:p>
+    <w:bookmarkEnd w:id="133"/>
+    <w:bookmarkStart w:id="134" w:name="risks-of-surgery-1"/>
+    <w:p>
+      <w:pPr>
+        <w:pStyle w:val="Heading2"/>
+      </w:pPr>
+      <w:r>
+        <w:t xml:space="preserve">70 Risks of Surgery</w:t>
+      </w:r>
+    </w:p>
+    <w:p>
+      <w:pPr>
+        <w:pStyle w:val="FirstParagraph"/>
+      </w:pPr>
+      <w:r>
+        <w:t xml:space="preserve">Risks related to Surgery</w:t>
       </w:r>
     </w:p>
     <w:p>
@@ -4422,7 +4731,7 @@
         </w:numPr>
       </w:pPr>
       <w:r>
-        <w:t xml:space="preserve">Sitting in a chair most of the day</w:t>
+        <w:t xml:space="preserve">Anastomotic leak (5%)</w:t>
       </w:r>
     </w:p>
     <w:p>
@@ -4434,289 +4743,65 @@
         </w:numPr>
       </w:pPr>
       <w:r>
-        <w:t xml:space="preserve">Walking in the halls as soon as possible</w:t>
-      </w:r>
-    </w:p>
-    <w:bookmarkEnd w:id="118"/>
-    <w:bookmarkStart w:id="125" w:name="minimally-invasive-esophagectomy"/>
-    <w:p>
-      <w:pPr>
-        <w:pStyle w:val="Heading2"/>
-      </w:pPr>
-      <w:r>
-        <w:t xml:space="preserve">69 Minimally-invasive Esophagectomy</w:t>
-      </w:r>
-    </w:p>
-    <w:p>
-      <w:pPr>
-        <w:pStyle w:val="FirstParagraph"/>
-      </w:pPr>
-      <w:r>
-        <w:drawing>
-          <wp:inline>
-            <wp:extent cx="5334000" cy="4000500"/>
-            <wp:effectExtent b="0" l="0" r="0" t="0"/>
-            <wp:docPr descr="" title="" id="120" name="Picture"/>
-            <a:graphic>
-              <a:graphicData uri="http://schemas.openxmlformats.org/drawingml/2006/picture">
-                <pic:pic>
-                  <pic:nvPicPr>
-                    <pic:cNvPr descr="images/mie_abd.png" id="121" name="Picture"/>
-                    <pic:cNvPicPr>
-                      <a:picLocks noChangeArrowheads="1" noChangeAspect="1"/>
-                    </pic:cNvPicPr>
-                  </pic:nvPicPr>
-                  <pic:blipFill>
-                    <a:blip r:embed="rId119"/>
-                    <a:stretch>
-                      <a:fillRect/>
-                    </a:stretch>
-                  </pic:blipFill>
-                  <pic:spPr bwMode="auto">
-                    <a:xfrm>
-                      <a:off x="0" y="0"/>
-                      <a:ext cx="5334000" cy="4000500"/>
-                    </a:xfrm>
-                    <a:prstGeom prst="rect">
-                      <a:avLst/>
-                    </a:prstGeom>
-                    <a:noFill/>
-                    <a:ln w="9525">
-                      <a:noFill/>
-                      <a:headEnd/>
-                      <a:tailEnd/>
-                    </a:ln>
-                  </pic:spPr>
-                </pic:pic>
-              </a:graphicData>
-            </a:graphic>
-          </wp:inline>
-        </w:drawing>
-      </w:r>
-    </w:p>
-    <w:p>
-      <w:pPr>
-        <w:pStyle w:val="BodyText"/>
-      </w:pPr>
-      <w:r>
-        <w:drawing>
-          <wp:inline>
-            <wp:extent cx="5334000" cy="4000500"/>
-            <wp:effectExtent b="0" l="0" r="0" t="0"/>
-            <wp:docPr descr="" title="" id="123" name="Picture"/>
-            <a:graphic>
-              <a:graphicData uri="http://schemas.openxmlformats.org/drawingml/2006/picture">
-                <pic:pic>
-                  <pic:nvPicPr>
-                    <pic:cNvPr descr="images/mie_chest.png" id="124" name="Picture"/>
-                    <pic:cNvPicPr>
-                      <a:picLocks noChangeArrowheads="1" noChangeAspect="1"/>
-                    </pic:cNvPicPr>
-                  </pic:nvPicPr>
-                  <pic:blipFill>
-                    <a:blip r:embed="rId122"/>
-                    <a:stretch>
-                      <a:fillRect/>
-                    </a:stretch>
-                  </pic:blipFill>
-                  <pic:spPr bwMode="auto">
-                    <a:xfrm>
-                      <a:off x="0" y="0"/>
-                      <a:ext cx="5334000" cy="4000500"/>
-                    </a:xfrm>
-                    <a:prstGeom prst="rect">
-                      <a:avLst/>
-                    </a:prstGeom>
-                    <a:noFill/>
-                    <a:ln w="9525">
-                      <a:noFill/>
-                      <a:headEnd/>
-                      <a:tailEnd/>
-                    </a:ln>
-                  </pic:spPr>
-                </pic:pic>
-              </a:graphicData>
-            </a:graphic>
-          </wp:inline>
-        </w:drawing>
-      </w:r>
-    </w:p>
-    <w:bookmarkEnd w:id="125"/>
-    <w:bookmarkStart w:id="126" w:name="risks-of-surgery"/>
-    <w:p>
-      <w:pPr>
-        <w:pStyle w:val="Heading2"/>
-      </w:pPr>
-      <w:r>
-        <w:t xml:space="preserve">70 Risks of Surgery</w:t>
-      </w:r>
-    </w:p>
-    <w:p>
-      <w:pPr>
-        <w:pStyle w:val="FirstParagraph"/>
-      </w:pPr>
-      <w:r>
-        <w:t xml:space="preserve">Risks related to anesthesia</w:t>
-      </w:r>
-    </w:p>
-    <w:p>
-      <w:pPr>
-        <w:pStyle w:val="Compact"/>
-        <w:numPr>
-          <w:ilvl w:val="0"/>
+        <w:t xml:space="preserve">Stricture at anastomosis (15%)</w:t>
+      </w:r>
+    </w:p>
+    <w:p>
+      <w:pPr>
+        <w:pStyle w:val="Compact"/>
+        <w:numPr>
+          <w:ilvl w:val="0"/>
+          <w:numId w:val="1050"/>
+        </w:numPr>
+      </w:pPr>
+      <w:r>
+        <w:t xml:space="preserve">Death within 90 days of surgery</w:t>
+      </w:r>
+    </w:p>
+    <w:p>
+      <w:pPr>
+        <w:pStyle w:val="Compact"/>
+        <w:numPr>
+          <w:ilvl w:val="1"/>
           <w:numId w:val="1051"/>
         </w:numPr>
       </w:pPr>
       <w:r>
-        <w:t xml:space="preserve">Heart attack (5%)</w:t>
-      </w:r>
-    </w:p>
-    <w:p>
-      <w:pPr>
-        <w:pStyle w:val="Compact"/>
-        <w:numPr>
-          <w:ilvl w:val="0"/>
+        <w:t xml:space="preserve">Low risk patients = 2%</w:t>
+      </w:r>
+    </w:p>
+    <w:p>
+      <w:pPr>
+        <w:pStyle w:val="Compact"/>
+        <w:numPr>
+          <w:ilvl w:val="1"/>
           <w:numId w:val="1051"/>
         </w:numPr>
       </w:pPr>
       <w:r>
-        <w:t xml:space="preserve">Irregular heart rhythm (15%)</w:t>
-      </w:r>
-    </w:p>
-    <w:p>
-      <w:pPr>
-        <w:pStyle w:val="Compact"/>
-        <w:numPr>
-          <w:ilvl w:val="0"/>
+        <w:t xml:space="preserve">Intermediate risk = 10%</w:t>
+      </w:r>
+    </w:p>
+    <w:p>
+      <w:pPr>
+        <w:pStyle w:val="Compact"/>
+        <w:numPr>
+          <w:ilvl w:val="1"/>
           <w:numId w:val="1051"/>
         </w:numPr>
       </w:pPr>
       <w:r>
-        <w:t xml:space="preserve">Pneumonia (10%)</w:t>
-      </w:r>
-    </w:p>
-    <w:p>
-      <w:pPr>
-        <w:pStyle w:val="Compact"/>
-        <w:numPr>
-          <w:ilvl w:val="0"/>
-          <w:numId w:val="1051"/>
-        </w:numPr>
-      </w:pPr>
-      <w:r>
-        <w:t xml:space="preserve">Blood clots in legs (&lt;5%)</w:t>
-      </w:r>
-    </w:p>
-    <w:p>
-      <w:pPr>
-        <w:pStyle w:val="Compact"/>
-        <w:numPr>
-          <w:ilvl w:val="0"/>
-          <w:numId w:val="1051"/>
-        </w:numPr>
-      </w:pPr>
-      <w:r>
-        <w:t xml:space="preserve">Pulmonary embolism (2%)</w:t>
-      </w:r>
-    </w:p>
-    <w:bookmarkEnd w:id="126"/>
-    <w:bookmarkStart w:id="127" w:name="risks-of-surgery-1"/>
+        <w:t xml:space="preserve">High risk = 30%</w:t>
+      </w:r>
+    </w:p>
+    <w:bookmarkEnd w:id="134"/>
+    <w:bookmarkStart w:id="135" w:name="risks-of-surgery-2"/>
     <w:p>
       <w:pPr>
         <w:pStyle w:val="Heading2"/>
       </w:pPr>
       <w:r>
         <w:t xml:space="preserve">71 Risks of Surgery</w:t>
-      </w:r>
-    </w:p>
-    <w:p>
-      <w:pPr>
-        <w:pStyle w:val="FirstParagraph"/>
-      </w:pPr>
-      <w:r>
-        <w:t xml:space="preserve">Risks related to Surgery</w:t>
-      </w:r>
-    </w:p>
-    <w:p>
-      <w:pPr>
-        <w:pStyle w:val="Compact"/>
-        <w:numPr>
-          <w:ilvl w:val="0"/>
-          <w:numId w:val="1052"/>
-        </w:numPr>
-      </w:pPr>
-      <w:r>
-        <w:t xml:space="preserve">Anastomotic leak (5%)</w:t>
-      </w:r>
-    </w:p>
-    <w:p>
-      <w:pPr>
-        <w:pStyle w:val="Compact"/>
-        <w:numPr>
-          <w:ilvl w:val="0"/>
-          <w:numId w:val="1052"/>
-        </w:numPr>
-      </w:pPr>
-      <w:r>
-        <w:t xml:space="preserve">Stricture at anastomosis (15%)</w:t>
-      </w:r>
-    </w:p>
-    <w:p>
-      <w:pPr>
-        <w:pStyle w:val="Compact"/>
-        <w:numPr>
-          <w:ilvl w:val="0"/>
-          <w:numId w:val="1052"/>
-        </w:numPr>
-      </w:pPr>
-      <w:r>
-        <w:t xml:space="preserve">Death within 90 days of surgery</w:t>
-      </w:r>
-    </w:p>
-    <w:p>
-      <w:pPr>
-        <w:pStyle w:val="Compact"/>
-        <w:numPr>
-          <w:ilvl w:val="1"/>
-          <w:numId w:val="1053"/>
-        </w:numPr>
-      </w:pPr>
-      <w:r>
-        <w:t xml:space="preserve">Low risk patients = 2%</w:t>
-      </w:r>
-    </w:p>
-    <w:p>
-      <w:pPr>
-        <w:pStyle w:val="Compact"/>
-        <w:numPr>
-          <w:ilvl w:val="1"/>
-          <w:numId w:val="1053"/>
-        </w:numPr>
-      </w:pPr>
-      <w:r>
-        <w:t xml:space="preserve">Intermediate risk = 10%</w:t>
-      </w:r>
-    </w:p>
-    <w:p>
-      <w:pPr>
-        <w:pStyle w:val="Compact"/>
-        <w:numPr>
-          <w:ilvl w:val="1"/>
-          <w:numId w:val="1053"/>
-        </w:numPr>
-      </w:pPr>
-      <w:r>
-        <w:t xml:space="preserve">High risk = 30%</w:t>
-      </w:r>
-    </w:p>
-    <w:bookmarkEnd w:id="127"/>
-    <w:bookmarkStart w:id="128" w:name="risks-of-surgery-2"/>
-    <w:p>
-      <w:pPr>
-        <w:pStyle w:val="Heading2"/>
-      </w:pPr>
-      <w:r>
-        <w:t xml:space="preserve">72 Risks of Surgery</w:t>
       </w:r>
     </w:p>
     <w:p>
@@ -4851,22 +4936,22 @@
         </w:tc>
       </w:tr>
     </w:tbl>
-    <w:bookmarkEnd w:id="128"/>
-    <w:bookmarkStart w:id="129" w:name="epidural-catheter-for-pain-control"/>
-    <w:p>
-      <w:pPr>
-        <w:pStyle w:val="Heading2"/>
-      </w:pPr>
-      <w:r>
-        <w:t xml:space="preserve">73 Epidural Catheter for Pain Control</w:t>
-      </w:r>
-    </w:p>
-    <w:p>
-      <w:pPr>
-        <w:pStyle w:val="Compact"/>
-        <w:numPr>
-          <w:ilvl w:val="0"/>
-          <w:numId w:val="1054"/>
+    <w:bookmarkEnd w:id="135"/>
+    <w:bookmarkStart w:id="136" w:name="epidural-catheter-for-pain-control"/>
+    <w:p>
+      <w:pPr>
+        <w:pStyle w:val="Heading2"/>
+      </w:pPr>
+      <w:r>
+        <w:t xml:space="preserve">72 Epidural Catheter for Pain Control</w:t>
+      </w:r>
+    </w:p>
+    <w:p>
+      <w:pPr>
+        <w:pStyle w:val="Compact"/>
+        <w:numPr>
+          <w:ilvl w:val="0"/>
+          <w:numId w:val="1052"/>
         </w:numPr>
       </w:pPr>
       <w:r>
@@ -4878,7 +4963,7 @@
         <w:pStyle w:val="Compact"/>
         <w:numPr>
           <w:ilvl w:val="0"/>
-          <w:numId w:val="1054"/>
+          <w:numId w:val="1052"/>
         </w:numPr>
       </w:pPr>
       <w:r>
@@ -4890,7 +4975,7 @@
         <w:pStyle w:val="Compact"/>
         <w:numPr>
           <w:ilvl w:val="0"/>
-          <w:numId w:val="1054"/>
+          <w:numId w:val="1052"/>
         </w:numPr>
       </w:pPr>
       <w:r>
@@ -4902,7 +4987,7 @@
         <w:pStyle w:val="Compact"/>
         <w:numPr>
           <w:ilvl w:val="0"/>
-          <w:numId w:val="1054"/>
+          <w:numId w:val="1052"/>
         </w:numPr>
       </w:pPr>
       <w:r>
@@ -4914,29 +4999,29 @@
         <w:pStyle w:val="Compact"/>
         <w:numPr>
           <w:ilvl w:val="0"/>
-          <w:numId w:val="1054"/>
+          <w:numId w:val="1052"/>
         </w:numPr>
       </w:pPr>
       <w:r>
         <w:t xml:space="preserve">Foley catheter removed after epidural removed</w:t>
       </w:r>
     </w:p>
-    <w:bookmarkEnd w:id="129"/>
-    <w:bookmarkStart w:id="133" w:name="jejunostomy-feeding-tube"/>
-    <w:p>
-      <w:pPr>
-        <w:pStyle w:val="Heading2"/>
-      </w:pPr>
-      <w:r>
-        <w:t xml:space="preserve">74 Jejunostomy Feeding Tube</w:t>
-      </w:r>
-    </w:p>
-    <w:p>
-      <w:pPr>
-        <w:pStyle w:val="FirstParagraph"/>
-      </w:pPr>
-      <w:r>
-        <w:t xml:space="preserve">To ensure adequate nutrition after surgery, a temporary feeding tube is placed to supplement nutrition by mouth.</w:t>
+    <w:bookmarkEnd w:id="136"/>
+    <w:bookmarkStart w:id="140" w:name="jejunostomy-feeding-tube"/>
+    <w:p>
+      <w:pPr>
+        <w:pStyle w:val="Heading2"/>
+      </w:pPr>
+      <w:r>
+        <w:t xml:space="preserve">73 Jejunostomy Feeding Tube</w:t>
+      </w:r>
+    </w:p>
+    <w:p>
+      <w:pPr>
+        <w:pStyle w:val="FirstParagraph"/>
+      </w:pPr>
+      <w:r>
+        <w:t xml:space="preserve">A temporary feeding tube is placed to supplement nutrition by mouth.</w:t>
       </w:r>
     </w:p>
     <w:p>
@@ -4944,7 +5029,7 @@
         <w:pStyle w:val="BodyText"/>
       </w:pPr>
       <w:r>
-        <w:t xml:space="preserve">Jejunostomy tube bypasses the stomach and injects tube feeding formula directly in to the small intestine (jejunum)</w:t>
+        <w:t xml:space="preserve">This will stay in place for about 8 weeks after surgery</w:t>
       </w:r>
     </w:p>
     <w:p>
@@ -4956,18 +5041,18 @@
           <wp:inline>
             <wp:extent cx="2408607" cy="2475067"/>
             <wp:effectExtent b="0" l="0" r="0" t="0"/>
-            <wp:docPr descr="" title="" id="131" name="Picture"/>
+            <wp:docPr descr="" title="" id="138" name="Picture"/>
             <a:graphic>
               <a:graphicData uri="http://schemas.openxmlformats.org/drawingml/2006/picture">
                 <pic:pic>
                   <pic:nvPicPr>
-                    <pic:cNvPr descr="images/jejunostomy/esophagectomy_jejunostomy.png" id="132" name="Picture"/>
+                    <pic:cNvPr descr="images/jejunostomy/esophagectomy_jejunostomy.png" id="139" name="Picture"/>
                     <pic:cNvPicPr>
                       <a:picLocks noChangeArrowheads="1" noChangeAspect="1"/>
                     </pic:cNvPicPr>
                   </pic:nvPicPr>
                   <pic:blipFill>
-                    <a:blip r:embed="rId130"/>
+                    <a:blip r:embed="rId137"/>
                     <a:stretch>
                       <a:fillRect/>
                     </a:stretch>
@@ -4994,14 +5079,236 @@
         </w:drawing>
       </w:r>
     </w:p>
-    <w:bookmarkEnd w:id="133"/>
-    <w:bookmarkStart w:id="137" w:name="jejunostomy-feeding-tube-1"/>
-    <w:p>
-      <w:pPr>
-        <w:pStyle w:val="Heading2"/>
-      </w:pPr>
-      <w:r>
-        <w:t xml:space="preserve">75 Jejunostomy Feeding Tube</w:t>
+    <w:bookmarkEnd w:id="140"/>
+    <w:bookmarkStart w:id="141" w:name="intensive-care-unit-icu-2-4-days"/>
+    <w:p>
+      <w:pPr>
+        <w:pStyle w:val="Heading2"/>
+      </w:pPr>
+      <w:r>
+        <w:t xml:space="preserve">74 Intensive Care Unit (ICU) (2-4 days)</w:t>
+      </w:r>
+    </w:p>
+    <w:p>
+      <w:pPr>
+        <w:pStyle w:val="Compact"/>
+        <w:numPr>
+          <w:ilvl w:val="0"/>
+          <w:numId w:val="1053"/>
+        </w:numPr>
+      </w:pPr>
+      <w:r>
+        <w:t xml:space="preserve">Surgical ICU on 11th floor</w:t>
+      </w:r>
+    </w:p>
+    <w:p>
+      <w:pPr>
+        <w:pStyle w:val="Compact"/>
+        <w:numPr>
+          <w:ilvl w:val="0"/>
+          <w:numId w:val="1053"/>
+        </w:numPr>
+      </w:pPr>
+      <w:r>
+        <w:t xml:space="preserve">NG tube in nose to drain stomach and esophagus</w:t>
+      </w:r>
+    </w:p>
+    <w:p>
+      <w:pPr>
+        <w:pStyle w:val="Compact"/>
+        <w:numPr>
+          <w:ilvl w:val="0"/>
+          <w:numId w:val="1053"/>
+        </w:numPr>
+      </w:pPr>
+      <w:r>
+        <w:t xml:space="preserve">Catheter in bladder</w:t>
+      </w:r>
+    </w:p>
+    <w:p>
+      <w:pPr>
+        <w:pStyle w:val="Compact"/>
+        <w:numPr>
+          <w:ilvl w:val="0"/>
+          <w:numId w:val="1053"/>
+        </w:numPr>
+      </w:pPr>
+      <w:r>
+        <w:t xml:space="preserve">Chest tube right chest</w:t>
+      </w:r>
+    </w:p>
+    <w:p>
+      <w:pPr>
+        <w:pStyle w:val="Compact"/>
+        <w:numPr>
+          <w:ilvl w:val="0"/>
+          <w:numId w:val="1053"/>
+        </w:numPr>
+      </w:pPr>
+      <w:r>
+        <w:t xml:space="preserve">Abdominal drains (usually 2)</w:t>
+      </w:r>
+    </w:p>
+    <w:p>
+      <w:pPr>
+        <w:pStyle w:val="Compact"/>
+        <w:numPr>
+          <w:ilvl w:val="0"/>
+          <w:numId w:val="1053"/>
+        </w:numPr>
+      </w:pPr>
+      <w:r>
+        <w:t xml:space="preserve">Feeding jejunostomy (usually stays in 8 wks)</w:t>
+      </w:r>
+    </w:p>
+    <w:bookmarkEnd w:id="141"/>
+    <w:bookmarkStart w:id="142" w:name="intensive-care-unit-icu"/>
+    <w:p>
+      <w:pPr>
+        <w:pStyle w:val="Heading2"/>
+      </w:pPr>
+      <w:r>
+        <w:t xml:space="preserve">75 Intensive Care Unit (ICU)</w:t>
+      </w:r>
+    </w:p>
+    <w:p>
+      <w:pPr>
+        <w:pStyle w:val="Compact"/>
+        <w:numPr>
+          <w:ilvl w:val="0"/>
+          <w:numId w:val="1054"/>
+        </w:numPr>
+      </w:pPr>
+      <w:r>
+        <w:t xml:space="preserve">Bladder catheter removed → check that bladder empties properly</w:t>
+      </w:r>
+    </w:p>
+    <w:p>
+      <w:pPr>
+        <w:pStyle w:val="Compact"/>
+        <w:numPr>
+          <w:ilvl w:val="0"/>
+          <w:numId w:val="1054"/>
+        </w:numPr>
+      </w:pPr>
+      <w:r>
+        <w:t xml:space="preserve">Chest tube removed (day 2-4) → follow-up x-ray</w:t>
+      </w:r>
+    </w:p>
+    <w:p>
+      <w:pPr>
+        <w:pStyle w:val="Compact"/>
+        <w:numPr>
+          <w:ilvl w:val="0"/>
+          <w:numId w:val="1054"/>
+        </w:numPr>
+      </w:pPr>
+      <w:r>
+        <w:t xml:space="preserve">Fluid emptied from drains every few hours</w:t>
+      </w:r>
+    </w:p>
+    <w:p>
+      <w:pPr>
+        <w:pStyle w:val="Compact"/>
+        <w:numPr>
+          <w:ilvl w:val="0"/>
+          <w:numId w:val="1054"/>
+        </w:numPr>
+      </w:pPr>
+      <w:r>
+        <w:t xml:space="preserve">Start tube feedings by feeding</w:t>
+      </w:r>
+    </w:p>
+    <w:p>
+      <w:pPr>
+        <w:pStyle w:val="Compact"/>
+        <w:numPr>
+          <w:ilvl w:val="0"/>
+          <w:numId w:val="1054"/>
+        </w:numPr>
+      </w:pPr>
+      <w:r>
+        <w:t xml:space="preserve">Feeding jejunostomy (stays in 8 weeks)</w:t>
+      </w:r>
+    </w:p>
+    <w:bookmarkEnd w:id="142"/>
+    <w:bookmarkStart w:id="143" w:name="ward---6tower"/>
+    <w:p>
+      <w:pPr>
+        <w:pStyle w:val="Heading2"/>
+      </w:pPr>
+      <w:r>
+        <w:t xml:space="preserve">76 Ward - 6Tower</w:t>
+      </w:r>
+    </w:p>
+    <w:p>
+      <w:pPr>
+        <w:pStyle w:val="Compact"/>
+        <w:numPr>
+          <w:ilvl w:val="0"/>
+          <w:numId w:val="1055"/>
+        </w:numPr>
+      </w:pPr>
+      <w:r>
+        <w:t xml:space="preserve">Up in a chair most of the day</w:t>
+      </w:r>
+    </w:p>
+    <w:p>
+      <w:pPr>
+        <w:pStyle w:val="Compact"/>
+        <w:numPr>
+          <w:ilvl w:val="0"/>
+          <w:numId w:val="1055"/>
+        </w:numPr>
+      </w:pPr>
+      <w:r>
+        <w:t xml:space="preserve">Walking in the halls</w:t>
+      </w:r>
+    </w:p>
+    <w:p>
+      <w:pPr>
+        <w:pStyle w:val="Compact"/>
+        <w:numPr>
+          <w:ilvl w:val="1"/>
+          <w:numId w:val="1056"/>
+        </w:numPr>
+      </w:pPr>
+      <w:r>
+        <w:t xml:space="preserve">Start with assistance</w:t>
+      </w:r>
+    </w:p>
+    <w:p>
+      <w:pPr>
+        <w:pStyle w:val="Compact"/>
+        <w:numPr>
+          <w:ilvl w:val="1"/>
+          <w:numId w:val="1056"/>
+        </w:numPr>
+      </w:pPr>
+      <w:r>
+        <w:t xml:space="preserve">Improves lung function</w:t>
+      </w:r>
+    </w:p>
+    <w:p>
+      <w:pPr>
+        <w:pStyle w:val="Compact"/>
+        <w:numPr>
+          <w:ilvl w:val="1"/>
+          <w:numId w:val="1056"/>
+        </w:numPr>
+      </w:pPr>
+      <w:r>
+        <w:t xml:space="preserve">Prevents loss of muscle strength</w:t>
+      </w:r>
+    </w:p>
+    <w:bookmarkEnd w:id="143"/>
+    <w:bookmarkStart w:id="147" w:name="jejunostomy-feeding-tube-1"/>
+    <w:p>
+      <w:pPr>
+        <w:pStyle w:val="Heading2"/>
+      </w:pPr>
+      <w:r>
+        <w:t xml:space="preserve">77 Jejunostomy Feeding Tube</w:t>
       </w:r>
     </w:p>
     <w:p>
@@ -5021,18 +5328,18 @@
           <wp:inline>
             <wp:extent cx="2408607" cy="2475067"/>
             <wp:effectExtent b="0" l="0" r="0" t="0"/>
-            <wp:docPr descr="" title="" id="135" name="Picture"/>
+            <wp:docPr descr="" title="" id="145" name="Picture"/>
             <a:graphic>
               <a:graphicData uri="http://schemas.openxmlformats.org/drawingml/2006/picture">
                 <pic:pic>
                   <pic:nvPicPr>
-                    <pic:cNvPr descr="images/jejunostomy/esophagectomy_jtube_pump.png" id="136" name="Picture"/>
+                    <pic:cNvPr descr="images/jejunostomy/esophagectomy_jtube_pump.png" id="146" name="Picture"/>
                     <pic:cNvPicPr>
                       <a:picLocks noChangeArrowheads="1" noChangeAspect="1"/>
                     </pic:cNvPicPr>
                   </pic:nvPicPr>
                   <pic:blipFill>
-                    <a:blip r:embed="rId134"/>
+                    <a:blip r:embed="rId144"/>
                     <a:stretch>
                       <a:fillRect/>
                     </a:stretch>
@@ -5059,166 +5366,14 @@
         </w:drawing>
       </w:r>
     </w:p>
-    <w:bookmarkEnd w:id="137"/>
-    <w:bookmarkStart w:id="138" w:name="intensive-care-unit-icu-2-4-days"/>
-    <w:p>
-      <w:pPr>
-        <w:pStyle w:val="Heading2"/>
-      </w:pPr>
-      <w:r>
-        <w:t xml:space="preserve">76 Intensive Care Unit (ICU) (2-4 days)</w:t>
-      </w:r>
-    </w:p>
-    <w:p>
-      <w:pPr>
-        <w:pStyle w:val="Compact"/>
-        <w:numPr>
-          <w:ilvl w:val="0"/>
-          <w:numId w:val="1055"/>
-        </w:numPr>
-      </w:pPr>
-      <w:r>
-        <w:t xml:space="preserve">Surgical ICU on 11th floor</w:t>
-      </w:r>
-    </w:p>
-    <w:p>
-      <w:pPr>
-        <w:pStyle w:val="Compact"/>
-        <w:numPr>
-          <w:ilvl w:val="0"/>
-          <w:numId w:val="1055"/>
-        </w:numPr>
-      </w:pPr>
-      <w:r>
-        <w:t xml:space="preserve">NG tube in nose to drain stomach and esophagus</w:t>
-      </w:r>
-    </w:p>
-    <w:p>
-      <w:pPr>
-        <w:pStyle w:val="Compact"/>
-        <w:numPr>
-          <w:ilvl w:val="0"/>
-          <w:numId w:val="1055"/>
-        </w:numPr>
-      </w:pPr>
-      <w:r>
-        <w:t xml:space="preserve">Catheter in bladder</w:t>
-      </w:r>
-    </w:p>
-    <w:p>
-      <w:pPr>
-        <w:pStyle w:val="Compact"/>
-        <w:numPr>
-          <w:ilvl w:val="0"/>
-          <w:numId w:val="1055"/>
-        </w:numPr>
-      </w:pPr>
-      <w:r>
-        <w:t xml:space="preserve">Chest tube right chest</w:t>
-      </w:r>
-    </w:p>
-    <w:p>
-      <w:pPr>
-        <w:pStyle w:val="Compact"/>
-        <w:numPr>
-          <w:ilvl w:val="0"/>
-          <w:numId w:val="1055"/>
-        </w:numPr>
-      </w:pPr>
-      <w:r>
-        <w:t xml:space="preserve">Abdominal drains (usually 2)</w:t>
-      </w:r>
-    </w:p>
-    <w:p>
-      <w:pPr>
-        <w:pStyle w:val="Compact"/>
-        <w:numPr>
-          <w:ilvl w:val="0"/>
-          <w:numId w:val="1055"/>
-        </w:numPr>
-      </w:pPr>
-      <w:r>
-        <w:t xml:space="preserve">Feeding jejunostomy (usually stays in 8 wks)</w:t>
-      </w:r>
-    </w:p>
-    <w:bookmarkEnd w:id="138"/>
-    <w:bookmarkStart w:id="139" w:name="intensive-care-unit-icu"/>
-    <w:p>
-      <w:pPr>
-        <w:pStyle w:val="Heading2"/>
-      </w:pPr>
-      <w:r>
-        <w:t xml:space="preserve">77 Intensive Care Unit (ICU)</w:t>
-      </w:r>
-    </w:p>
-    <w:p>
-      <w:pPr>
-        <w:pStyle w:val="Compact"/>
-        <w:numPr>
-          <w:ilvl w:val="0"/>
-          <w:numId w:val="1056"/>
-        </w:numPr>
-      </w:pPr>
-      <w:r>
-        <w:t xml:space="preserve">Bladder catheter removed → check that bladder empties properly</w:t>
-      </w:r>
-    </w:p>
-    <w:p>
-      <w:pPr>
-        <w:pStyle w:val="Compact"/>
-        <w:numPr>
-          <w:ilvl w:val="0"/>
-          <w:numId w:val="1056"/>
-        </w:numPr>
-      </w:pPr>
-      <w:r>
-        <w:t xml:space="preserve">Chest tube removed (day 2-4) → follow-up x-ray</w:t>
-      </w:r>
-    </w:p>
-    <w:p>
-      <w:pPr>
-        <w:pStyle w:val="Compact"/>
-        <w:numPr>
-          <w:ilvl w:val="0"/>
-          <w:numId w:val="1056"/>
-        </w:numPr>
-      </w:pPr>
-      <w:r>
-        <w:t xml:space="preserve">Fluid emptied from drains every few hours</w:t>
-      </w:r>
-    </w:p>
-    <w:p>
-      <w:pPr>
-        <w:pStyle w:val="Compact"/>
-        <w:numPr>
-          <w:ilvl w:val="0"/>
-          <w:numId w:val="1056"/>
-        </w:numPr>
-      </w:pPr>
-      <w:r>
-        <w:t xml:space="preserve">Start tube feedings by feeding</w:t>
-      </w:r>
-    </w:p>
-    <w:p>
-      <w:pPr>
-        <w:pStyle w:val="Compact"/>
-        <w:numPr>
-          <w:ilvl w:val="0"/>
-          <w:numId w:val="1056"/>
-        </w:numPr>
-      </w:pPr>
-      <w:r>
-        <w:t xml:space="preserve">Feeding jejunostomy (stays in 8 weeks)</w:t>
-      </w:r>
-    </w:p>
-    <w:bookmarkEnd w:id="139"/>
-    <w:bookmarkStart w:id="140" w:name="ward---6tower"/>
-    <w:p>
-      <w:pPr>
-        <w:pStyle w:val="Heading2"/>
-      </w:pPr>
-      <w:r>
-        <w:t xml:space="preserve">78 Ward - 6Tower</w:t>
+    <w:bookmarkEnd w:id="147"/>
+    <w:bookmarkStart w:id="148" w:name="jejunostomy-feeding"/>
+    <w:p>
+      <w:pPr>
+        <w:pStyle w:val="Heading2"/>
+      </w:pPr>
+      <w:r>
+        <w:t xml:space="preserve">78 Jejunostomy Feeding</w:t>
       </w:r>
     </w:p>
     <w:p>
@@ -5230,7 +5385,7 @@
         </w:numPr>
       </w:pPr>
       <w:r>
-        <w:t xml:space="preserve">Jejunostomy feeds started</w:t>
+        <w:t xml:space="preserve">Start with continuous feeds (24 hours/day)</w:t>
       </w:r>
     </w:p>
     <w:p>
@@ -5242,19 +5397,89 @@
         </w:numPr>
       </w:pPr>
       <w:r>
-        <w:t xml:space="preserve">Up in a chair most of the day</w:t>
-      </w:r>
-    </w:p>
-    <w:p>
-      <w:pPr>
-        <w:pStyle w:val="Compact"/>
-        <w:numPr>
-          <w:ilvl w:val="0"/>
-          <w:numId w:val="1057"/>
-        </w:numPr>
-      </w:pPr>
-      <w:r>
-        <w:t xml:space="preserve">Walking in the halls</w:t>
+        <w:t xml:space="preserve">Convert to nocturnal (night-time): 6pm to 10pm</w:t>
+      </w:r>
+    </w:p>
+    <w:p>
+      <w:pPr>
+        <w:pStyle w:val="FirstParagraph"/>
+      </w:pPr>
+      <w:r>
+        <w:t xml:space="preserve">The feeding bag holds only 4 cartons of feeds - May need to “top off’ bag after a few hours</w:t>
+      </w:r>
+    </w:p>
+    <w:p>
+      <w:pPr>
+        <w:pStyle w:val="BodyText"/>
+      </w:pPr>
+      <w:r>
+        <w:t xml:space="preserve">Water through the tube</w:t>
+      </w:r>
+    </w:p>
+    <w:p>
+      <w:pPr>
+        <w:pStyle w:val="Compact"/>
+        <w:numPr>
+          <w:ilvl w:val="0"/>
+          <w:numId w:val="1058"/>
+        </w:numPr>
+      </w:pPr>
+      <w:r>
+        <w:t xml:space="preserve">Important to prevent dehydration</w:t>
+      </w:r>
+    </w:p>
+    <w:p>
+      <w:pPr>
+        <w:pStyle w:val="Compact"/>
+        <w:numPr>
+          <w:ilvl w:val="0"/>
+          <w:numId w:val="1058"/>
+        </w:numPr>
+      </w:pPr>
+      <w:r>
+        <w:t xml:space="preserve">240mL (8 oz) 4 times per day</w:t>
+      </w:r>
+    </w:p>
+    <w:bookmarkEnd w:id="148"/>
+    <w:bookmarkStart w:id="149" w:name="jejunostomy-tube"/>
+    <w:p>
+      <w:pPr>
+        <w:pStyle w:val="Heading2"/>
+      </w:pPr>
+      <w:r>
+        <w:t xml:space="preserve">79 Jejunostomy Tube</w:t>
+      </w:r>
+    </w:p>
+    <w:bookmarkEnd w:id="149"/>
+    <w:bookmarkStart w:id="150" w:name="jejunostomy-feeding-pump"/>
+    <w:p>
+      <w:pPr>
+        <w:pStyle w:val="Heading2"/>
+      </w:pPr>
+      <w:r>
+        <w:t xml:space="preserve">80 Jejunostomy Feeding Pump</w:t>
+      </w:r>
+    </w:p>
+    <w:bookmarkEnd w:id="150"/>
+    <w:bookmarkStart w:id="151" w:name="jejunostomy-typical-regimen"/>
+    <w:p>
+      <w:pPr>
+        <w:pStyle w:val="Heading2"/>
+      </w:pPr>
+      <w:r>
+        <w:t xml:space="preserve">81 Jejunostomy Typical Regimen</w:t>
+      </w:r>
+    </w:p>
+    <w:p>
+      <w:pPr>
+        <w:pStyle w:val="Compact"/>
+        <w:numPr>
+          <w:ilvl w:val="0"/>
+          <w:numId w:val="1059"/>
+        </w:numPr>
+      </w:pPr>
+      <w:r>
+        <w:t xml:space="preserve">Jejunostomy tube feeds for 16 hours (6pm-10am)</w:t>
       </w:r>
     </w:p>
     <w:p>
@@ -5262,11 +5487,11 @@
         <w:pStyle w:val="Compact"/>
         <w:numPr>
           <w:ilvl w:val="1"/>
-          <w:numId w:val="1058"/>
-        </w:numPr>
-      </w:pPr>
-      <w:r>
-        <w:t xml:space="preserve">Start with assistance</w:t>
+          <w:numId w:val="1060"/>
+        </w:numPr>
+      </w:pPr>
+      <w:r>
+        <w:t xml:space="preserve">Men: 75mL/hour x 16 hours = 5 cartons</w:t>
       </w:r>
     </w:p>
     <w:p>
@@ -5274,11 +5499,173 @@
         <w:pStyle w:val="Compact"/>
         <w:numPr>
           <w:ilvl w:val="1"/>
-          <w:numId w:val="1058"/>
-        </w:numPr>
-      </w:pPr>
-      <w:r>
-        <w:t xml:space="preserve">Improves lung function</w:t>
+          <w:numId w:val="1060"/>
+        </w:numPr>
+      </w:pPr>
+      <w:r>
+        <w:t xml:space="preserve">Women: 60mL/hour x 16 hours = 4 cartons</w:t>
+      </w:r>
+    </w:p>
+    <w:p>
+      <w:pPr>
+        <w:pStyle w:val="Compact"/>
+        <w:numPr>
+          <w:ilvl w:val="0"/>
+          <w:numId w:val="1059"/>
+        </w:numPr>
+      </w:pPr>
+      <w:r>
+        <w:t xml:space="preserve">Water 240ml (8oz) via syringe 4x/day</w:t>
+      </w:r>
+    </w:p>
+    <w:p>
+      <w:pPr>
+        <w:pStyle w:val="FirstParagraph"/>
+      </w:pPr>
+      <w:r>
+        <w:t xml:space="preserve">Hospital nurses will teach use of the feeding tube</w:t>
+      </w:r>
+    </w:p>
+    <w:bookmarkEnd w:id="151"/>
+    <w:bookmarkStart w:id="152" w:name="jejunostomy-feeds-with-diabetes"/>
+    <w:p>
+      <w:pPr>
+        <w:pStyle w:val="Heading2"/>
+      </w:pPr>
+      <w:r>
+        <w:t xml:space="preserve">82 Jejunostomy Feeds with Diabetes</w:t>
+      </w:r>
+    </w:p>
+    <w:p>
+      <w:pPr>
+        <w:pStyle w:val="FirstParagraph"/>
+      </w:pPr>
+      <w:r>
+        <w:t xml:space="preserve">Jejunostomy feedings elevate blood sugars</w:t>
+      </w:r>
+    </w:p>
+    <w:p>
+      <w:pPr>
+        <w:pStyle w:val="Compact"/>
+        <w:numPr>
+          <w:ilvl w:val="0"/>
+          <w:numId w:val="1061"/>
+        </w:numPr>
+      </w:pPr>
+      <w:r>
+        <w:t xml:space="preserve">Insulin may be required along with feeds</w:t>
+      </w:r>
+    </w:p>
+    <w:p>
+      <w:pPr>
+        <w:pStyle w:val="FirstParagraph"/>
+      </w:pPr>
+      <w:r>
+        <w:t xml:space="preserve">Typical Pattern for tube feeds</w:t>
+      </w:r>
+    </w:p>
+    <w:p>
+      <w:pPr>
+        <w:pStyle w:val="Compact"/>
+        <w:numPr>
+          <w:ilvl w:val="0"/>
+          <w:numId w:val="1062"/>
+        </w:numPr>
+      </w:pPr>
+      <w:r>
+        <w:t xml:space="preserve">Feeds run via pump from 6pm to 10am</w:t>
+      </w:r>
+    </w:p>
+    <w:p>
+      <w:pPr>
+        <w:pStyle w:val="Compact"/>
+        <w:numPr>
+          <w:ilvl w:val="0"/>
+          <w:numId w:val="1062"/>
+        </w:numPr>
+      </w:pPr>
+      <w:r>
+        <w:t xml:space="preserve">Insulin at 6pm (70/30 insulin)</w:t>
+      </w:r>
+    </w:p>
+    <w:p>
+      <w:pPr>
+        <w:pStyle w:val="Compact"/>
+        <w:numPr>
+          <w:ilvl w:val="0"/>
+          <w:numId w:val="1062"/>
+        </w:numPr>
+      </w:pPr>
+      <w:r>
+        <w:t xml:space="preserve">Insulin at Midnight (70/30 insulin)</w:t>
+      </w:r>
+    </w:p>
+    <w:p>
+      <w:pPr>
+        <w:pStyle w:val="Compact"/>
+        <w:numPr>
+          <w:ilvl w:val="0"/>
+          <w:numId w:val="1062"/>
+        </w:numPr>
+      </w:pPr>
+      <w:r>
+        <w:t xml:space="preserve">No insulin if tube feedings are not run</w:t>
+      </w:r>
+    </w:p>
+    <w:bookmarkEnd w:id="152"/>
+    <w:bookmarkStart w:id="153" w:name="jejunostomy-video"/>
+    <w:p>
+      <w:pPr>
+        <w:pStyle w:val="Heading2"/>
+      </w:pPr>
+      <w:r>
+        <w:t xml:space="preserve">83 Jejunostomy Video</w:t>
+      </w:r>
+    </w:p>
+    <w:bookmarkEnd w:id="153"/>
+    <w:bookmarkStart w:id="154" w:name="activity-after-surgery"/>
+    <w:p>
+      <w:pPr>
+        <w:pStyle w:val="Heading2"/>
+      </w:pPr>
+      <w:r>
+        <w:t xml:space="preserve">84 Activity after Surgery</w:t>
+      </w:r>
+    </w:p>
+    <w:p>
+      <w:pPr>
+        <w:pStyle w:val="Compact"/>
+        <w:numPr>
+          <w:ilvl w:val="0"/>
+          <w:numId w:val="1063"/>
+        </w:numPr>
+      </w:pPr>
+      <w:r>
+        <w:t xml:space="preserve">Up in chair most of the day</w:t>
+      </w:r>
+    </w:p>
+    <w:p>
+      <w:pPr>
+        <w:pStyle w:val="Compact"/>
+        <w:numPr>
+          <w:ilvl w:val="0"/>
+          <w:numId w:val="1063"/>
+        </w:numPr>
+      </w:pPr>
+      <w:r>
+        <w:t xml:space="preserve">Walking with help from nurse/Physical Therapist</w:t>
+      </w:r>
+    </w:p>
+    <w:p>
+      <w:pPr>
+        <w:pStyle w:val="Compact"/>
+        <w:numPr>
+          <w:ilvl w:val="0"/>
+          <w:numId w:val="1063"/>
+        </w:numPr>
+      </w:pPr>
+      <w:r>
+        <w:t xml:space="preserve">Goals:</w:t>
       </w:r>
     </w:p>
     <w:p>
@@ -5286,127 +5673,11 @@
         <w:pStyle w:val="Compact"/>
         <w:numPr>
           <w:ilvl w:val="1"/>
-          <w:numId w:val="1058"/>
-        </w:numPr>
-      </w:pPr>
-      <w:r>
-        <w:t xml:space="preserve">Prevents loss of muscle strength</w:t>
-      </w:r>
-    </w:p>
-    <w:bookmarkEnd w:id="140"/>
-    <w:bookmarkStart w:id="141" w:name="jejunostomy-feeds"/>
-    <w:p>
-      <w:pPr>
-        <w:pStyle w:val="Heading2"/>
-      </w:pPr>
-      <w:r>
-        <w:t xml:space="preserve">79 Jejunostomy Feeds</w:t>
-      </w:r>
-    </w:p>
-    <w:p>
-      <w:pPr>
-        <w:pStyle w:val="FirstParagraph"/>
-      </w:pPr>
-      <w:r>
-        <w:t xml:space="preserve">Jejunostomy tube feeds</w:t>
-      </w:r>
-    </w:p>
-    <w:p>
-      <w:pPr>
-        <w:pStyle w:val="Compact"/>
-        <w:numPr>
-          <w:ilvl w:val="0"/>
-          <w:numId w:val="1059"/>
-        </w:numPr>
-      </w:pPr>
-      <w:r>
-        <w:t xml:space="preserve">Start continuous (24 hours)</w:t>
-      </w:r>
-    </w:p>
-    <w:p>
-      <w:pPr>
-        <w:pStyle w:val="Compact"/>
-        <w:numPr>
-          <w:ilvl w:val="0"/>
-          <w:numId w:val="1059"/>
-        </w:numPr>
-      </w:pPr>
-      <w:r>
-        <w:t xml:space="preserve">Convert to night-time only (16 hours)</w:t>
-      </w:r>
-    </w:p>
-    <w:p>
-      <w:pPr>
-        <w:pStyle w:val="FirstParagraph"/>
-      </w:pPr>
-      <w:r>
-        <w:t xml:space="preserve">Water administered through feeding tube</w:t>
-      </w:r>
-    </w:p>
-    <w:p>
-      <w:pPr>
-        <w:pStyle w:val="Compact"/>
-        <w:numPr>
-          <w:ilvl w:val="0"/>
-          <w:numId w:val="1060"/>
-        </w:numPr>
-      </w:pPr>
-      <w:r>
-        <w:t xml:space="preserve">Usually 8oz 4 times/day</w:t>
-      </w:r>
-    </w:p>
-    <w:p>
-      <w:pPr>
-        <w:pStyle w:val="Compact"/>
-        <w:numPr>
-          <w:ilvl w:val="0"/>
-          <w:numId w:val="1060"/>
-        </w:numPr>
-      </w:pPr>
-      <w:r>
-        <w:t xml:space="preserve">Important to prevent dehydration</w:t>
-      </w:r>
-    </w:p>
-    <w:bookmarkEnd w:id="141"/>
-    <w:bookmarkStart w:id="142" w:name="jejunostomy-tube"/>
-    <w:p>
-      <w:pPr>
-        <w:pStyle w:val="Heading2"/>
-      </w:pPr>
-      <w:r>
-        <w:t xml:space="preserve">80 Jejunostomy Tube</w:t>
-      </w:r>
-    </w:p>
-    <w:bookmarkEnd w:id="142"/>
-    <w:bookmarkStart w:id="143" w:name="jejunostomy-feeding-pump"/>
-    <w:p>
-      <w:pPr>
-        <w:pStyle w:val="Heading2"/>
-      </w:pPr>
-      <w:r>
-        <w:t xml:space="preserve">81 Jejunostomy Feeding Pump</w:t>
-      </w:r>
-    </w:p>
-    <w:bookmarkEnd w:id="143"/>
-    <w:bookmarkStart w:id="144" w:name="jejunostomy-typical-regimen"/>
-    <w:p>
-      <w:pPr>
-        <w:pStyle w:val="Heading2"/>
-      </w:pPr>
-      <w:r>
-        <w:t xml:space="preserve">82 Jejunostomy Typical Regimen</w:t>
-      </w:r>
-    </w:p>
-    <w:p>
-      <w:pPr>
-        <w:pStyle w:val="Compact"/>
-        <w:numPr>
-          <w:ilvl w:val="0"/>
-          <w:numId w:val="1061"/>
-        </w:numPr>
-      </w:pPr>
-      <w:r>
-        <w:t xml:space="preserve">Jejunostomy tube feeds for 16 hours (6pm-10am)</w:t>
+          <w:numId w:val="1064"/>
+        </w:numPr>
+      </w:pPr>
+      <w:r>
+        <w:t xml:space="preserve">Improve lung function</w:t>
       </w:r>
     </w:p>
     <w:p>
@@ -5414,149 +5685,29 @@
         <w:pStyle w:val="Compact"/>
         <w:numPr>
           <w:ilvl w:val="1"/>
-          <w:numId w:val="1062"/>
-        </w:numPr>
-      </w:pPr>
-      <w:r>
-        <w:t xml:space="preserve">Men: 75mL/hour x 16 hours = 5 cartons</w:t>
-      </w:r>
-    </w:p>
-    <w:p>
-      <w:pPr>
-        <w:pStyle w:val="Compact"/>
-        <w:numPr>
-          <w:ilvl w:val="1"/>
-          <w:numId w:val="1062"/>
-        </w:numPr>
-      </w:pPr>
-      <w:r>
-        <w:t xml:space="preserve">Women: 60mL/hour x 16 hours = 4 cartons</w:t>
-      </w:r>
-    </w:p>
-    <w:p>
-      <w:pPr>
-        <w:pStyle w:val="Compact"/>
-        <w:numPr>
-          <w:ilvl w:val="0"/>
-          <w:numId w:val="1061"/>
-        </w:numPr>
-      </w:pPr>
-      <w:r>
-        <w:t xml:space="preserve">Water 240ml (8oz) via syringe 4x/day</w:t>
-      </w:r>
-    </w:p>
-    <w:p>
-      <w:pPr>
-        <w:pStyle w:val="FirstParagraph"/>
-      </w:pPr>
-      <w:r>
-        <w:t xml:space="preserve">Hospital nurses will teach use of the feeding tube</w:t>
-      </w:r>
-    </w:p>
-    <w:bookmarkEnd w:id="144"/>
-    <w:bookmarkStart w:id="145" w:name="jejunostomy-feeds-with-diabetes"/>
-    <w:p>
-      <w:pPr>
-        <w:pStyle w:val="Heading2"/>
-      </w:pPr>
-      <w:r>
-        <w:t xml:space="preserve">83 Jejunostomy Feeds with Diabetes</w:t>
-      </w:r>
-    </w:p>
-    <w:p>
-      <w:pPr>
-        <w:pStyle w:val="FirstParagraph"/>
-      </w:pPr>
-      <w:r>
-        <w:t xml:space="preserve">Jejunostomy feedings elevate blood sugars</w:t>
-      </w:r>
-    </w:p>
-    <w:p>
-      <w:pPr>
-        <w:pStyle w:val="Compact"/>
-        <w:numPr>
-          <w:ilvl w:val="0"/>
-          <w:numId w:val="1063"/>
-        </w:numPr>
-      </w:pPr>
-      <w:r>
-        <w:t xml:space="preserve">Insulin may be required along with feeds</w:t>
-      </w:r>
-    </w:p>
-    <w:p>
-      <w:pPr>
-        <w:pStyle w:val="FirstParagraph"/>
-      </w:pPr>
-      <w:r>
-        <w:t xml:space="preserve">Typical Pattern for tube feeds</w:t>
-      </w:r>
-    </w:p>
-    <w:p>
-      <w:pPr>
-        <w:pStyle w:val="Compact"/>
-        <w:numPr>
-          <w:ilvl w:val="0"/>
           <w:numId w:val="1064"/>
         </w:numPr>
       </w:pPr>
       <w:r>
-        <w:t xml:space="preserve">Feeds run via pump from 6pm to 10am</w:t>
-      </w:r>
-    </w:p>
-    <w:p>
-      <w:pPr>
-        <w:pStyle w:val="Compact"/>
-        <w:numPr>
-          <w:ilvl w:val="0"/>
-          <w:numId w:val="1064"/>
-        </w:numPr>
-      </w:pPr>
-      <w:r>
-        <w:t xml:space="preserve">Insulin at 6pm (70/30 insulin)</w:t>
-      </w:r>
-    </w:p>
-    <w:p>
-      <w:pPr>
-        <w:pStyle w:val="Compact"/>
-        <w:numPr>
-          <w:ilvl w:val="0"/>
-          <w:numId w:val="1064"/>
-        </w:numPr>
-      </w:pPr>
-      <w:r>
-        <w:t xml:space="preserve">Insulin at Midnight (70/30 insulin)</w:t>
-      </w:r>
-    </w:p>
-    <w:p>
-      <w:pPr>
-        <w:pStyle w:val="Compact"/>
-        <w:numPr>
-          <w:ilvl w:val="0"/>
-          <w:numId w:val="1064"/>
-        </w:numPr>
-      </w:pPr>
-      <w:r>
-        <w:t xml:space="preserve">No insulin if tube feedings are not run</w:t>
-      </w:r>
-    </w:p>
-    <w:bookmarkEnd w:id="145"/>
-    <w:bookmarkStart w:id="146" w:name="jejunostomy-video"/>
-    <w:p>
-      <w:pPr>
-        <w:pStyle w:val="Heading2"/>
-      </w:pPr>
-      <w:r>
-        <w:t xml:space="preserve">84 Jejunostomy Video</w:t>
-      </w:r>
-    </w:p>
-    <w:bookmarkEnd w:id="146"/>
-    <w:bookmarkStart w:id="147" w:name="activity-after-surgery"/>
-    <w:p>
-      <w:pPr>
-        <w:pStyle w:val="Heading2"/>
-      </w:pPr>
-      <w:r>
-        <w:t xml:space="preserve">85 Activity after Surgery</w:t>
+        <w:t xml:space="preserve">Prevent muscle loss</w:t>
+      </w:r>
+    </w:p>
+    <w:bookmarkEnd w:id="154"/>
+    <w:bookmarkStart w:id="155" w:name="nasogastric-ng-tube"/>
+    <w:p>
+      <w:pPr>
+        <w:pStyle w:val="Heading2"/>
+      </w:pPr>
+      <w:r>
+        <w:t xml:space="preserve">85 Nasogastric (NG) Tube</w:t>
+      </w:r>
+    </w:p>
+    <w:p>
+      <w:pPr>
+        <w:pStyle w:val="FirstParagraph"/>
+      </w:pPr>
+      <w:r>
+        <w:t xml:space="preserve">Tube passed through nose into stomach</w:t>
       </w:r>
     </w:p>
     <w:p>
@@ -5568,7 +5719,7 @@
         </w:numPr>
       </w:pPr>
       <w:r>
-        <w:t xml:space="preserve">Up in chair most of the day</w:t>
+        <w:t xml:space="preserve">Drains fluid from stomach</w:t>
       </w:r>
     </w:p>
     <w:p>
@@ -5580,101 +5731,23 @@
         </w:numPr>
       </w:pPr>
       <w:r>
-        <w:t xml:space="preserve">Walking with help from nurse/Physical Therapist</w:t>
-      </w:r>
-    </w:p>
-    <w:p>
-      <w:pPr>
-        <w:pStyle w:val="Compact"/>
-        <w:numPr>
-          <w:ilvl w:val="0"/>
-          <w:numId w:val="1065"/>
-        </w:numPr>
-      </w:pPr>
-      <w:r>
-        <w:t xml:space="preserve">Goals:</w:t>
-      </w:r>
-    </w:p>
-    <w:p>
-      <w:pPr>
-        <w:pStyle w:val="Compact"/>
-        <w:numPr>
-          <w:ilvl w:val="1"/>
+        <w:t xml:space="preserve">Prevents vomiting</w:t>
+      </w:r>
+    </w:p>
+    <w:p>
+      <w:pPr>
+        <w:pStyle w:val="FirstParagraph"/>
+      </w:pPr>
+      <w:r>
+        <w:t xml:space="preserve">Upper GI X-ray on 2nd or 3rd day after surgery</w:t>
+      </w:r>
+    </w:p>
+    <w:p>
+      <w:pPr>
+        <w:pStyle w:val="Compact"/>
+        <w:numPr>
+          <w:ilvl w:val="0"/>
           <w:numId w:val="1066"/>
-        </w:numPr>
-      </w:pPr>
-      <w:r>
-        <w:t xml:space="preserve">Improve lung function</w:t>
-      </w:r>
-    </w:p>
-    <w:p>
-      <w:pPr>
-        <w:pStyle w:val="Compact"/>
-        <w:numPr>
-          <w:ilvl w:val="1"/>
-          <w:numId w:val="1066"/>
-        </w:numPr>
-      </w:pPr>
-      <w:r>
-        <w:t xml:space="preserve">Prevent muscle loss</w:t>
-      </w:r>
-    </w:p>
-    <w:bookmarkEnd w:id="147"/>
-    <w:bookmarkStart w:id="148" w:name="nasogastric-ng-tube"/>
-    <w:p>
-      <w:pPr>
-        <w:pStyle w:val="Heading2"/>
-      </w:pPr>
-      <w:r>
-        <w:t xml:space="preserve">86 Nasogastric (NG) Tube</w:t>
-      </w:r>
-    </w:p>
-    <w:p>
-      <w:pPr>
-        <w:pStyle w:val="FirstParagraph"/>
-      </w:pPr>
-      <w:r>
-        <w:t xml:space="preserve">Tube passed through nose into stomach</w:t>
-      </w:r>
-    </w:p>
-    <w:p>
-      <w:pPr>
-        <w:pStyle w:val="Compact"/>
-        <w:numPr>
-          <w:ilvl w:val="0"/>
-          <w:numId w:val="1067"/>
-        </w:numPr>
-      </w:pPr>
-      <w:r>
-        <w:t xml:space="preserve">Drains fluid from stomach</w:t>
-      </w:r>
-    </w:p>
-    <w:p>
-      <w:pPr>
-        <w:pStyle w:val="Compact"/>
-        <w:numPr>
-          <w:ilvl w:val="0"/>
-          <w:numId w:val="1067"/>
-        </w:numPr>
-      </w:pPr>
-      <w:r>
-        <w:t xml:space="preserve">Prevents vomiting</w:t>
-      </w:r>
-    </w:p>
-    <w:p>
-      <w:pPr>
-        <w:pStyle w:val="FirstParagraph"/>
-      </w:pPr>
-      <w:r>
-        <w:t xml:space="preserve">Upper GI X-ray on 2nd or 3rd day after surgery</w:t>
-      </w:r>
-    </w:p>
-    <w:p>
-      <w:pPr>
-        <w:pStyle w:val="Compact"/>
-        <w:numPr>
-          <w:ilvl w:val="0"/>
-          <w:numId w:val="1068"/>
         </w:numPr>
       </w:pPr>
       <w:r>
@@ -5703,21 +5776,21 @@
         <w:pStyle w:val="Compact"/>
         <w:numPr>
           <w:ilvl w:val="0"/>
-          <w:numId w:val="1068"/>
+          <w:numId w:val="1066"/>
         </w:numPr>
       </w:pPr>
       <w:r>
         <w:t xml:space="preserve">Otherwise, X-ray repeated 2-3 days later</w:t>
       </w:r>
     </w:p>
-    <w:bookmarkEnd w:id="148"/>
-    <w:bookmarkStart w:id="149" w:name="swallowing-evaluation"/>
-    <w:p>
-      <w:pPr>
-        <w:pStyle w:val="Heading2"/>
-      </w:pPr>
-      <w:r>
-        <w:t xml:space="preserve">87 Swallowing Evaluation</w:t>
+    <w:bookmarkEnd w:id="155"/>
+    <w:bookmarkStart w:id="156" w:name="swallowing-evaluation"/>
+    <w:p>
+      <w:pPr>
+        <w:pStyle w:val="Heading2"/>
+      </w:pPr>
+      <w:r>
+        <w:t xml:space="preserve">86 Swallowing Evaluation</w:t>
       </w:r>
     </w:p>
     <w:p>
@@ -5741,7 +5814,7 @@
         <w:pStyle w:val="Compact"/>
         <w:numPr>
           <w:ilvl w:val="0"/>
-          <w:numId w:val="1069"/>
+          <w:numId w:val="1067"/>
         </w:numPr>
       </w:pPr>
       <w:r>
@@ -5753,7 +5826,7 @@
         <w:pStyle w:val="Compact"/>
         <w:numPr>
           <w:ilvl w:val="0"/>
-          <w:numId w:val="1069"/>
+          <w:numId w:val="1067"/>
         </w:numPr>
       </w:pPr>
       <w:r>
@@ -5765,7 +5838,7 @@
         <w:pStyle w:val="Compact"/>
         <w:numPr>
           <w:ilvl w:val="0"/>
-          <w:numId w:val="1069"/>
+          <w:numId w:val="1067"/>
         </w:numPr>
       </w:pPr>
       <w:r>
@@ -5789,14 +5862,125 @@
         <w:t xml:space="preserve">liquids started by mouth</w:t>
       </w:r>
     </w:p>
-    <w:bookmarkEnd w:id="149"/>
-    <w:bookmarkStart w:id="150" w:name="jejunostomy-feeding"/>
-    <w:p>
-      <w:pPr>
-        <w:pStyle w:val="Heading2"/>
-      </w:pPr>
-      <w:r>
-        <w:t xml:space="preserve">88 Jejunostomy feeding</w:t>
+    <w:bookmarkEnd w:id="156"/>
+    <w:bookmarkStart w:id="157" w:name="oral-intake-at-home"/>
+    <w:p>
+      <w:pPr>
+        <w:pStyle w:val="Heading2"/>
+      </w:pPr>
+      <w:r>
+        <w:t xml:space="preserve">87 Oral Intake at Home</w:t>
+      </w:r>
+    </w:p>
+    <w:p>
+      <w:pPr>
+        <w:pStyle w:val="FirstParagraph"/>
+      </w:pPr>
+      <w:r>
+        <w:t xml:space="preserve">Most are taking protein shakes when they go home</w:t>
+      </w:r>
+    </w:p>
+    <w:p>
+      <w:pPr>
+        <w:pStyle w:val="BodyText"/>
+      </w:pPr>
+      <w:r>
+        <w:t xml:space="preserve">Protein shakes are started after tolerating water</w:t>
+      </w:r>
+      <w:r>
+        <w:br/>
+      </w:r>
+    </w:p>
+    <w:p>
+      <w:pPr>
+        <w:pStyle w:val="Compact"/>
+        <w:numPr>
+          <w:ilvl w:val="0"/>
+          <w:numId w:val="1068"/>
+        </w:numPr>
+      </w:pPr>
+      <w:r>
+        <w:t xml:space="preserve">2 oz per hour to start</w:t>
+      </w:r>
+    </w:p>
+    <w:p>
+      <w:pPr>
+        <w:pStyle w:val="Compact"/>
+        <w:numPr>
+          <w:ilvl w:val="0"/>
+          <w:numId w:val="1068"/>
+        </w:numPr>
+      </w:pPr>
+      <w:r>
+        <w:t xml:space="preserve">4 oz per hour if 2oz are tolerated well</w:t>
+      </w:r>
+    </w:p>
+    <w:bookmarkEnd w:id="157"/>
+    <w:bookmarkStart w:id="158" w:name="drains-and-tubes"/>
+    <w:p>
+      <w:pPr>
+        <w:pStyle w:val="Heading2"/>
+      </w:pPr>
+      <w:r>
+        <w:t xml:space="preserve">88 Drains and Tubes</w:t>
+      </w:r>
+    </w:p>
+    <w:p>
+      <w:pPr>
+        <w:pStyle w:val="FirstParagraph"/>
+      </w:pPr>
+      <w:r>
+        <w:t xml:space="preserve">Chest Tube (right side): Removed 4-6 days after surgery (depending upon output)</w:t>
+      </w:r>
+      <w:r>
+        <w:t xml:space="preserve"> </w:t>
+      </w:r>
+      <w:r>
+        <w:t xml:space="preserve">Abdominal drains: Removed 4-7 days after surgery</w:t>
+      </w:r>
+    </w:p>
+    <w:p>
+      <w:pPr>
+        <w:pStyle w:val="Compact"/>
+        <w:numPr>
+          <w:ilvl w:val="0"/>
+          <w:numId w:val="1069"/>
+        </w:numPr>
+      </w:pPr>
+      <w:r>
+        <w:t xml:space="preserve">Discharge with 1 abdominal drain in 10% of cases</w:t>
+      </w:r>
+    </w:p>
+    <w:p>
+      <w:pPr>
+        <w:pStyle w:val="FirstParagraph"/>
+      </w:pPr>
+      <w:r>
+        <w:t xml:space="preserve">Epidural catheter: Removed 4-5 days after surgery</w:t>
+      </w:r>
+      <w:r>
+        <w:t xml:space="preserve"> </w:t>
+      </w:r>
+      <w:r>
+        <w:t xml:space="preserve">Bladder catheter: Removed after epidural catheter removed</w:t>
+      </w:r>
+    </w:p>
+    <w:bookmarkEnd w:id="158"/>
+    <w:bookmarkStart w:id="159" w:name="discharge"/>
+    <w:p>
+      <w:pPr>
+        <w:pStyle w:val="Heading2"/>
+      </w:pPr>
+      <w:r>
+        <w:t xml:space="preserve">89 Discharge</w:t>
+      </w:r>
+    </w:p>
+    <w:p>
+      <w:pPr>
+        <w:pStyle w:val="FirstParagraph"/>
+      </w:pPr>
+      <w:r>
+        <w:t xml:space="preserve">Goal: ready to leave day #7 after surgery</w:t>
       </w:r>
     </w:p>
     <w:p>
@@ -5808,7 +5992,7 @@
         </w:numPr>
       </w:pPr>
       <w:r>
-        <w:t xml:space="preserve">Start with continuous feeds (24 hours/day)</w:t>
+        <w:t xml:space="preserve">Night-time tube feedings (6pm to 10am)</w:t>
       </w:r>
     </w:p>
     <w:p>
@@ -5820,15 +6004,125 @@
         </w:numPr>
       </w:pPr>
       <w:r>
-        <w:t xml:space="preserve">Convert to nocturnal (night-time): 6pm to 10pm</w:t>
-      </w:r>
-    </w:p>
-    <w:p>
-      <w:pPr>
-        <w:pStyle w:val="FirstParagraph"/>
-      </w:pPr>
-      <w:r>
-        <w:t xml:space="preserve">The feeding bag holds only 4 cartons of feeds - May need to “top off’ bag after a few hours</w:t>
+        <w:t xml:space="preserve">Nutrition by mouth (90% of patients)</w:t>
+      </w:r>
+    </w:p>
+    <w:p>
+      <w:pPr>
+        <w:pStyle w:val="Compact"/>
+        <w:numPr>
+          <w:ilvl w:val="1"/>
+          <w:numId w:val="1071"/>
+        </w:numPr>
+      </w:pPr>
+      <w:r>
+        <w:t xml:space="preserve">Protein shakes or water 4oz every 2 hours</w:t>
+      </w:r>
+    </w:p>
+    <w:p>
+      <w:pPr>
+        <w:pStyle w:val="Compact"/>
+        <w:numPr>
+          <w:ilvl w:val="0"/>
+          <w:numId w:val="1070"/>
+        </w:numPr>
+      </w:pPr>
+      <w:r>
+        <w:t xml:space="preserve">Water through tube 8oz four times per day</w:t>
+      </w:r>
+    </w:p>
+    <w:p>
+      <w:pPr>
+        <w:pStyle w:val="Compact"/>
+        <w:numPr>
+          <w:ilvl w:val="0"/>
+          <w:numId w:val="1070"/>
+        </w:numPr>
+      </w:pPr>
+      <w:r>
+        <w:t xml:space="preserve">Home care nursing (feeding tube teaching)</w:t>
+      </w:r>
+    </w:p>
+    <w:p>
+      <w:pPr>
+        <w:pStyle w:val="Compact"/>
+        <w:numPr>
+          <w:ilvl w:val="0"/>
+          <w:numId w:val="1070"/>
+        </w:numPr>
+      </w:pPr>
+      <w:r>
+        <w:t xml:space="preserve">Home infusion (tube feeding supplies)</w:t>
+      </w:r>
+    </w:p>
+    <w:bookmarkEnd w:id="159"/>
+    <w:bookmarkStart w:id="160" w:name="nutrition-after-surgery"/>
+    <w:p>
+      <w:pPr>
+        <w:pStyle w:val="Heading2"/>
+      </w:pPr>
+      <w:r>
+        <w:t xml:space="preserve">90 Nutrition after Surgery</w:t>
+      </w:r>
+    </w:p>
+    <w:p>
+      <w:pPr>
+        <w:pStyle w:val="FirstParagraph"/>
+      </w:pPr>
+      <w:r>
+        <w:t xml:space="preserve">At discharge home:</w:t>
+      </w:r>
+    </w:p>
+    <w:p>
+      <w:pPr>
+        <w:pStyle w:val="Compact"/>
+        <w:numPr>
+          <w:ilvl w:val="0"/>
+          <w:numId w:val="1072"/>
+        </w:numPr>
+      </w:pPr>
+      <w:r>
+        <w:t xml:space="preserve">Protein shakes 4oz every 2 hrs</w:t>
+      </w:r>
+    </w:p>
+    <w:p>
+      <w:pPr>
+        <w:pStyle w:val="Compact"/>
+        <w:numPr>
+          <w:ilvl w:val="0"/>
+          <w:numId w:val="1072"/>
+        </w:numPr>
+      </w:pPr>
+      <w:r>
+        <w:t xml:space="preserve">Tube feeds 4-5 cans at night (6pm-10am)</w:t>
+      </w:r>
+    </w:p>
+    <w:p>
+      <w:pPr>
+        <w:pStyle w:val="FirstParagraph"/>
+      </w:pPr>
+      <w:r>
+        <w:t xml:space="preserve">10-12 Days: Increase protein shakes</w:t>
+      </w:r>
+    </w:p>
+    <w:p>
+      <w:pPr>
+        <w:pStyle w:val="Compact"/>
+        <w:numPr>
+          <w:ilvl w:val="0"/>
+          <w:numId w:val="1073"/>
+        </w:numPr>
+      </w:pPr>
+      <w:r>
+        <w:t xml:space="preserve">Tube feeds 3-4 cans at night</w:t>
+      </w:r>
+    </w:p>
+    <w:p>
+      <w:pPr>
+        <w:pStyle w:val="FirstParagraph"/>
+      </w:pPr>
+      <w:r>
+        <w:t xml:space="preserve">Three weeks: Post-esophagectomy Diet</w:t>
       </w:r>
     </w:p>
     <w:p>
@@ -5836,256 +6130,17 @@
         <w:pStyle w:val="BodyText"/>
       </w:pPr>
       <w:r>
-        <w:t xml:space="preserve">Water through the tube - Important to prevent dehydration - 250mL (8 oz) 4 times per day</w:t>
-      </w:r>
-    </w:p>
-    <w:bookmarkEnd w:id="150"/>
-    <w:bookmarkStart w:id="151" w:name="oral-intake-at-home"/>
-    <w:p>
-      <w:pPr>
-        <w:pStyle w:val="Heading2"/>
-      </w:pPr>
-      <w:r>
-        <w:t xml:space="preserve">89 Oral Intake at Home</w:t>
-      </w:r>
-    </w:p>
-    <w:p>
-      <w:pPr>
-        <w:pStyle w:val="FirstParagraph"/>
-      </w:pPr>
-      <w:r>
-        <w:t xml:space="preserve">Most are taking protein shakes when they go home</w:t>
-      </w:r>
-    </w:p>
-    <w:p>
-      <w:pPr>
-        <w:pStyle w:val="BodyText"/>
-      </w:pPr>
-      <w:r>
-        <w:t xml:space="preserve">Protein shakes are started after tolerating water</w:t>
-      </w:r>
-      <w:r>
-        <w:br/>
-      </w:r>
-    </w:p>
-    <w:p>
-      <w:pPr>
-        <w:pStyle w:val="Compact"/>
-        <w:numPr>
-          <w:ilvl w:val="0"/>
-          <w:numId w:val="1071"/>
-        </w:numPr>
-      </w:pPr>
-      <w:r>
-        <w:t xml:space="preserve">2 oz per hour to start</w:t>
-      </w:r>
-    </w:p>
-    <w:p>
-      <w:pPr>
-        <w:pStyle w:val="Compact"/>
-        <w:numPr>
-          <w:ilvl w:val="0"/>
-          <w:numId w:val="1071"/>
-        </w:numPr>
-      </w:pPr>
-      <w:r>
-        <w:t xml:space="preserve">4 oz per hour if 2oz are tolerated well</w:t>
-      </w:r>
-    </w:p>
-    <w:bookmarkEnd w:id="151"/>
-    <w:bookmarkStart w:id="152" w:name="drains-and-tubes"/>
-    <w:p>
-      <w:pPr>
-        <w:pStyle w:val="Heading2"/>
-      </w:pPr>
-      <w:r>
-        <w:t xml:space="preserve">90 Drains and Tubes</w:t>
-      </w:r>
-    </w:p>
-    <w:p>
-      <w:pPr>
-        <w:pStyle w:val="FirstParagraph"/>
-      </w:pPr>
-      <w:r>
-        <w:t xml:space="preserve">Chest Tube (right side): Removed 4-6 days after surgery (depending upon output) Abdomiaal drains: Removed 4-7 days after surgery Discharge with 1 abdominal drain in 10% of cases Epidural catheter: Removed 4-5 days after surgery Bladder catheter: Removed after epicura catheter removed</w:t>
-      </w:r>
-    </w:p>
-    <w:bookmarkEnd w:id="152"/>
-    <w:bookmarkStart w:id="153" w:name="discharge"/>
-    <w:p>
-      <w:pPr>
-        <w:pStyle w:val="Heading2"/>
-      </w:pPr>
-      <w:r>
-        <w:t xml:space="preserve">91 Discharge</w:t>
-      </w:r>
-    </w:p>
-    <w:p>
-      <w:pPr>
-        <w:pStyle w:val="FirstParagraph"/>
-      </w:pPr>
-      <w:r>
-        <w:t xml:space="preserve">Goal: ready to leave day #7 after surgery</w:t>
-      </w:r>
-    </w:p>
-    <w:p>
-      <w:pPr>
-        <w:pStyle w:val="Compact"/>
-        <w:numPr>
-          <w:ilvl w:val="0"/>
-          <w:numId w:val="1072"/>
-        </w:numPr>
-      </w:pPr>
-      <w:r>
-        <w:t xml:space="preserve">Night-time tube feedings (6pm to 10am)</w:t>
-      </w:r>
-    </w:p>
-    <w:p>
-      <w:pPr>
-        <w:pStyle w:val="Compact"/>
-        <w:numPr>
-          <w:ilvl w:val="0"/>
-          <w:numId w:val="1072"/>
-        </w:numPr>
-      </w:pPr>
-      <w:r>
-        <w:t xml:space="preserve">Nutrition by mouth (90% of patients)</w:t>
-      </w:r>
-    </w:p>
-    <w:p>
-      <w:pPr>
-        <w:pStyle w:val="Compact"/>
-        <w:numPr>
-          <w:ilvl w:val="1"/>
-          <w:numId w:val="1073"/>
-        </w:numPr>
-      </w:pPr>
-      <w:r>
-        <w:t xml:space="preserve">Protein shakes or water 4oz every 2 hours</w:t>
-      </w:r>
-    </w:p>
-    <w:p>
-      <w:pPr>
-        <w:pStyle w:val="Compact"/>
-        <w:numPr>
-          <w:ilvl w:val="0"/>
-          <w:numId w:val="1072"/>
-        </w:numPr>
-      </w:pPr>
-      <w:r>
-        <w:t xml:space="preserve">Water through tube 8oz four times per day</w:t>
-      </w:r>
-    </w:p>
-    <w:p>
-      <w:pPr>
-        <w:pStyle w:val="Compact"/>
-        <w:numPr>
-          <w:ilvl w:val="0"/>
-          <w:numId w:val="1072"/>
-        </w:numPr>
-      </w:pPr>
-      <w:r>
-        <w:t xml:space="preserve">Home care nursing (feeding tube teaching)</w:t>
-      </w:r>
-    </w:p>
-    <w:p>
-      <w:pPr>
-        <w:pStyle w:val="Compact"/>
-        <w:numPr>
-          <w:ilvl w:val="0"/>
-          <w:numId w:val="1072"/>
-        </w:numPr>
-      </w:pPr>
-      <w:r>
-        <w:t xml:space="preserve">Home infusion (tube feeding supplies)</w:t>
-      </w:r>
-    </w:p>
-    <w:bookmarkEnd w:id="153"/>
-    <w:bookmarkStart w:id="154" w:name="nutrition-after-surgery"/>
-    <w:p>
-      <w:pPr>
-        <w:pStyle w:val="Heading2"/>
-      </w:pPr>
-      <w:r>
-        <w:t xml:space="preserve">92 Nutrition after Surgery</w:t>
-      </w:r>
-    </w:p>
-    <w:p>
-      <w:pPr>
-        <w:pStyle w:val="FirstParagraph"/>
-      </w:pPr>
-      <w:r>
-        <w:t xml:space="preserve">At discharge home:</w:t>
-      </w:r>
-    </w:p>
-    <w:p>
-      <w:pPr>
-        <w:pStyle w:val="Compact"/>
-        <w:numPr>
-          <w:ilvl w:val="0"/>
-          <w:numId w:val="1074"/>
-        </w:numPr>
-      </w:pPr>
-      <w:r>
-        <w:t xml:space="preserve">Protein shakes 4oz every 2 hrs</w:t>
-      </w:r>
-    </w:p>
-    <w:p>
-      <w:pPr>
-        <w:pStyle w:val="Compact"/>
-        <w:numPr>
-          <w:ilvl w:val="0"/>
-          <w:numId w:val="1074"/>
-        </w:numPr>
-      </w:pPr>
-      <w:r>
-        <w:t xml:space="preserve">Tube feeds 4-5 cans at night (6pm-10am)</w:t>
-      </w:r>
-    </w:p>
-    <w:p>
-      <w:pPr>
-        <w:pStyle w:val="FirstParagraph"/>
-      </w:pPr>
-      <w:r>
-        <w:t xml:space="preserve">10-12 Days: Increase protein shakes</w:t>
-      </w:r>
-    </w:p>
-    <w:p>
-      <w:pPr>
-        <w:pStyle w:val="Compact"/>
-        <w:numPr>
-          <w:ilvl w:val="0"/>
-          <w:numId w:val="1075"/>
-        </w:numPr>
-      </w:pPr>
-      <w:r>
-        <w:t xml:space="preserve">Tube feeds 3-4 cans at night</w:t>
-      </w:r>
-    </w:p>
-    <w:p>
-      <w:pPr>
-        <w:pStyle w:val="FirstParagraph"/>
-      </w:pPr>
-      <w:r>
-        <w:t xml:space="preserve">Three weeks: Post-esophagectomy Diet</w:t>
-      </w:r>
-    </w:p>
-    <w:p>
-      <w:pPr>
-        <w:pStyle w:val="BodyText"/>
-      </w:pPr>
-      <w:r>
         <w:t xml:space="preserve">8-12 weeks: Remove feeding tube (in office)</w:t>
       </w:r>
     </w:p>
-    <w:bookmarkEnd w:id="154"/>
-    <w:bookmarkStart w:id="155" w:name="X15701f9deabaab366e08b73bd1ea6f1240694c5"/>
-    <w:p>
-      <w:pPr>
-        <w:pStyle w:val="Heading2"/>
-      </w:pPr>
-      <w:r>
-        <w:t xml:space="preserve">93 Transition from Tube Feeds</w:t>
+    <w:bookmarkEnd w:id="160"/>
+    <w:bookmarkStart w:id="161" w:name="X15701f9deabaab366e08b73bd1ea6f1240694c5"/>
+    <w:p>
+      <w:pPr>
+        <w:pStyle w:val="Heading2"/>
+      </w:pPr>
+      <w:r>
+        <w:t xml:space="preserve">91 Transition from Tube Feeds</w:t>
       </w:r>
       <w:r>
         <w:t xml:space="preserve"> </w:t>
@@ -6118,7 +6173,7 @@
         <w:pStyle w:val="Compact"/>
         <w:numPr>
           <w:ilvl w:val="0"/>
-          <w:numId w:val="1076"/>
+          <w:numId w:val="1074"/>
         </w:numPr>
       </w:pPr>
       <w:r>
@@ -6130,7 +6185,7 @@
         <w:pStyle w:val="Compact"/>
         <w:numPr>
           <w:ilvl w:val="0"/>
-          <w:numId w:val="1076"/>
+          <w:numId w:val="1074"/>
         </w:numPr>
       </w:pPr>
       <w:r>
@@ -6142,7 +6197,7 @@
         <w:pStyle w:val="Compact"/>
         <w:numPr>
           <w:ilvl w:val="1"/>
-          <w:numId w:val="1077"/>
+          <w:numId w:val="1075"/>
         </w:numPr>
       </w:pPr>
       <w:r>
@@ -6154,7 +6209,7 @@
         <w:pStyle w:val="Compact"/>
         <w:numPr>
           <w:ilvl w:val="0"/>
-          <w:numId w:val="1076"/>
+          <w:numId w:val="1074"/>
         </w:numPr>
       </w:pPr>
       <w:r>
@@ -6191,21 +6246,151 @@
         <w:pStyle w:val="Compact"/>
         <w:numPr>
           <w:ilvl w:val="0"/>
+          <w:numId w:val="1076"/>
+        </w:numPr>
+      </w:pPr>
+      <w:r>
+        <w:t xml:space="preserve">Three meals + 2-3 high-protein snacks</w:t>
+      </w:r>
+    </w:p>
+    <w:bookmarkEnd w:id="161"/>
+    <w:bookmarkStart w:id="162" w:name="post-esophagectomy-diet"/>
+    <w:p>
+      <w:pPr>
+        <w:pStyle w:val="Heading2"/>
+      </w:pPr>
+      <w:r>
+        <w:t xml:space="preserve">92 Post-esophagectomy Diet</w:t>
+      </w:r>
+    </w:p>
+    <w:p>
+      <w:pPr>
+        <w:pStyle w:val="Compact"/>
+        <w:numPr>
+          <w:ilvl w:val="0"/>
+          <w:numId w:val="1077"/>
+        </w:numPr>
+      </w:pPr>
+      <w:r>
+        <w:t xml:space="preserve">Soft Consistency</w:t>
+      </w:r>
+    </w:p>
+    <w:p>
+      <w:pPr>
+        <w:pStyle w:val="Compact"/>
+        <w:numPr>
+          <w:ilvl w:val="0"/>
+          <w:numId w:val="1077"/>
+        </w:numPr>
+      </w:pPr>
+      <w:r>
+        <w:t xml:space="preserve">High Protein</w:t>
+      </w:r>
+    </w:p>
+    <w:p>
+      <w:pPr>
+        <w:pStyle w:val="Compact"/>
+        <w:numPr>
+          <w:ilvl w:val="0"/>
+          <w:numId w:val="1077"/>
+        </w:numPr>
+      </w:pPr>
+      <w:r>
+        <w:t xml:space="preserve">Avoid sugary liquids (can cause ‘dumping’)</w:t>
+      </w:r>
+    </w:p>
+    <w:p>
+      <w:pPr>
+        <w:pStyle w:val="Compact"/>
+        <w:numPr>
+          <w:ilvl w:val="0"/>
+          <w:numId w:val="1077"/>
+        </w:numPr>
+      </w:pPr>
+      <w:r>
+        <w:t xml:space="preserve">Avoid raw vegetables (and salads)</w:t>
+      </w:r>
+    </w:p>
+    <w:p>
+      <w:pPr>
+        <w:pStyle w:val="Compact"/>
+        <w:numPr>
+          <w:ilvl w:val="0"/>
+          <w:numId w:val="1077"/>
+        </w:numPr>
+      </w:pPr>
+      <w:r>
+        <w:t xml:space="preserve">Eating</w:t>
+      </w:r>
+    </w:p>
+    <w:p>
+      <w:pPr>
+        <w:pStyle w:val="Compact"/>
+        <w:numPr>
+          <w:ilvl w:val="1"/>
           <w:numId w:val="1078"/>
         </w:numPr>
       </w:pPr>
       <w:r>
-        <w:t xml:space="preserve">Three meals + 2-3 high-protein snacks</w:t>
-      </w:r>
-    </w:p>
-    <w:bookmarkEnd w:id="155"/>
-    <w:bookmarkStart w:id="156" w:name="post-esophagectomy-diet"/>
-    <w:p>
-      <w:pPr>
-        <w:pStyle w:val="Heading2"/>
-      </w:pPr>
-      <w:r>
-        <w:t xml:space="preserve">94 Post-esophagectomy Diet</w:t>
+        <w:t xml:space="preserve">Small, frequent meals</w:t>
+      </w:r>
+    </w:p>
+    <w:p>
+      <w:pPr>
+        <w:pStyle w:val="Compact"/>
+        <w:numPr>
+          <w:ilvl w:val="1"/>
+          <w:numId w:val="1078"/>
+        </w:numPr>
+      </w:pPr>
+      <w:r>
+        <w:t xml:space="preserve">Sit up for 30-45 minutes after eating</w:t>
+      </w:r>
+    </w:p>
+    <w:p>
+      <w:pPr>
+        <w:pStyle w:val="Compact"/>
+        <w:numPr>
+          <w:ilvl w:val="1"/>
+          <w:numId w:val="1078"/>
+        </w:numPr>
+      </w:pPr>
+      <w:r>
+        <w:t xml:space="preserve">Avoid eating within 2 hours of bedtime</w:t>
+      </w:r>
+    </w:p>
+    <w:bookmarkEnd w:id="162"/>
+    <w:bookmarkStart w:id="163" w:name="medicines-at-home---pain"/>
+    <w:p>
+      <w:pPr>
+        <w:pStyle w:val="Heading2"/>
+      </w:pPr>
+      <w:r>
+        <w:t xml:space="preserve">93 Medicines at Home - Pain</w:t>
+      </w:r>
+    </w:p>
+    <w:p>
+      <w:pPr>
+        <w:pStyle w:val="FirstParagraph"/>
+      </w:pPr>
+      <w:r>
+        <w:t xml:space="preserve">Acetaminophen (Tylenol) 1000mg 4x/day</w:t>
+      </w:r>
+    </w:p>
+    <w:p>
+      <w:pPr>
+        <w:pStyle w:val="BodyText"/>
+      </w:pPr>
+      <w:r>
+        <w:t xml:space="preserve">Gabapentin 300mg 3 times/day</w:t>
+      </w:r>
+    </w:p>
+    <w:p>
+      <w:pPr>
+        <w:pStyle w:val="BodyText"/>
+      </w:pPr>
+      <w:r>
+        <w:t xml:space="preserve">Oxycodone</w:t>
       </w:r>
     </w:p>
     <w:p>
@@ -6217,7 +6402,7 @@
         </w:numPr>
       </w:pPr>
       <w:r>
-        <w:t xml:space="preserve">Soft Consistency</w:t>
+        <w:t xml:space="preserve">As needed in addition to Tylenol/gabapentin</w:t>
       </w:r>
     </w:p>
     <w:p>
@@ -6229,7 +6414,7 @@
         </w:numPr>
       </w:pPr>
       <w:r>
-        <w:t xml:space="preserve">High Protein</w:t>
+        <w:t xml:space="preserve">Will begin reducing dose at first postop visit</w:t>
       </w:r>
     </w:p>
     <w:p>
@@ -6241,7 +6426,7 @@
         </w:numPr>
       </w:pPr>
       <w:r>
-        <w:t xml:space="preserve">Avoid sugary liquids (can cause ‘dumping’)</w:t>
+        <w:t xml:space="preserve">Can usually discontinue by 4 weeks</w:t>
       </w:r>
     </w:p>
     <w:p>
@@ -6253,89 +6438,45 @@
         </w:numPr>
       </w:pPr>
       <w:r>
-        <w:t xml:space="preserve">Avoid raw vegetables (and salads)</w:t>
-      </w:r>
-    </w:p>
-    <w:p>
-      <w:pPr>
-        <w:pStyle w:val="Compact"/>
-        <w:numPr>
-          <w:ilvl w:val="0"/>
-          <w:numId w:val="1079"/>
-        </w:numPr>
-      </w:pPr>
-      <w:r>
-        <w:t xml:space="preserve">Eating</w:t>
-      </w:r>
-    </w:p>
-    <w:p>
-      <w:pPr>
-        <w:pStyle w:val="Compact"/>
-        <w:numPr>
-          <w:ilvl w:val="1"/>
+        <w:t xml:space="preserve">NO DRIVING WHILE ON OXYCODONE</w:t>
+      </w:r>
+    </w:p>
+    <w:bookmarkEnd w:id="163"/>
+    <w:bookmarkStart w:id="164" w:name="non-steroidals-anti-inflammatory-nsaid"/>
+    <w:p>
+      <w:pPr>
+        <w:pStyle w:val="Heading2"/>
+      </w:pPr>
+      <w:r>
+        <w:t xml:space="preserve">94 Non-steroidals Anti Inflammatory (NSAID)</w:t>
+      </w:r>
+    </w:p>
+    <w:p>
+      <w:pPr>
+        <w:pStyle w:val="FirstParagraph"/>
+      </w:pPr>
+      <w:r>
+        <w:t xml:space="preserve">Non-steroidal anti-inflammatories (Celebrex)</w:t>
+      </w:r>
+    </w:p>
+    <w:p>
+      <w:pPr>
+        <w:pStyle w:val="Compact"/>
+        <w:numPr>
+          <w:ilvl w:val="0"/>
           <w:numId w:val="1080"/>
         </w:numPr>
       </w:pPr>
       <w:r>
-        <w:t xml:space="preserve">Small, frequent meals</w:t>
-      </w:r>
-    </w:p>
-    <w:p>
-      <w:pPr>
-        <w:pStyle w:val="Compact"/>
-        <w:numPr>
-          <w:ilvl w:val="1"/>
-          <w:numId w:val="1080"/>
-        </w:numPr>
-      </w:pPr>
-      <w:r>
-        <w:t xml:space="preserve">Sit up for 30-45 minutes after eating</w:t>
-      </w:r>
-    </w:p>
-    <w:p>
-      <w:pPr>
-        <w:pStyle w:val="Compact"/>
-        <w:numPr>
-          <w:ilvl w:val="1"/>
-          <w:numId w:val="1080"/>
-        </w:numPr>
-      </w:pPr>
-      <w:r>
-        <w:t xml:space="preserve">Avoid eating within 2 hours of bedtime</w:t>
-      </w:r>
-    </w:p>
-    <w:bookmarkEnd w:id="156"/>
-    <w:bookmarkStart w:id="157" w:name="medicines-at-home---pain"/>
-    <w:p>
-      <w:pPr>
-        <w:pStyle w:val="Heading2"/>
-      </w:pPr>
-      <w:r>
-        <w:t xml:space="preserve">95 Medicines at Home - Pain</w:t>
-      </w:r>
-    </w:p>
-    <w:p>
-      <w:pPr>
-        <w:pStyle w:val="FirstParagraph"/>
-      </w:pPr>
-      <w:r>
-        <w:t xml:space="preserve">Acetaminophen (Tylenol) 1000mg 4x/day</w:t>
-      </w:r>
-    </w:p>
-    <w:p>
-      <w:pPr>
-        <w:pStyle w:val="BodyText"/>
-      </w:pPr>
-      <w:r>
-        <w:t xml:space="preserve">Gabapentin 300mg 3 times/day</w:t>
-      </w:r>
-    </w:p>
-    <w:p>
-      <w:pPr>
-        <w:pStyle w:val="BodyText"/>
-      </w:pPr>
-      <w:r>
-        <w:t xml:space="preserve">Oxycodone</w:t>
+        <w:t xml:space="preserve">200 mg every 12 hours starting at 2 weeks</w:t>
+      </w:r>
+    </w:p>
+    <w:p>
+      <w:pPr>
+        <w:pStyle w:val="FirstParagraph"/>
+      </w:pPr>
+      <w:r>
+        <w:t xml:space="preserve">NO GOODY POWDERS OR BCs</w:t>
       </w:r>
     </w:p>
     <w:p>
@@ -6347,61 +6488,25 @@
         </w:numPr>
       </w:pPr>
       <w:r>
-        <w:t xml:space="preserve">As needed in addition to Tylenol/gabapentin</w:t>
-      </w:r>
-    </w:p>
-    <w:p>
-      <w:pPr>
-        <w:pStyle w:val="Compact"/>
-        <w:numPr>
-          <w:ilvl w:val="0"/>
-          <w:numId w:val="1081"/>
-        </w:numPr>
-      </w:pPr>
-      <w:r>
-        <w:t xml:space="preserve">Will begin reducing dose at first postop visit</w:t>
-      </w:r>
-    </w:p>
-    <w:p>
-      <w:pPr>
-        <w:pStyle w:val="Compact"/>
-        <w:numPr>
-          <w:ilvl w:val="0"/>
-          <w:numId w:val="1081"/>
-        </w:numPr>
-      </w:pPr>
-      <w:r>
-        <w:t xml:space="preserve">Can usually discontinue by 4 weeks</w:t>
-      </w:r>
-    </w:p>
-    <w:p>
-      <w:pPr>
-        <w:pStyle w:val="Compact"/>
-        <w:numPr>
-          <w:ilvl w:val="0"/>
-          <w:numId w:val="1081"/>
-        </w:numPr>
-      </w:pPr>
-      <w:r>
-        <w:t xml:space="preserve">NO DRIVING WHILE ON OXYCODONE</w:t>
-      </w:r>
-    </w:p>
-    <w:bookmarkEnd w:id="157"/>
-    <w:bookmarkStart w:id="158" w:name="non-steroidals-anti-inflammatory-nsaid"/>
-    <w:p>
-      <w:pPr>
-        <w:pStyle w:val="Heading2"/>
-      </w:pPr>
-      <w:r>
-        <w:t xml:space="preserve">96 Non-steroidals Anti Inflammatory (NSAID)</w:t>
-      </w:r>
-    </w:p>
-    <w:p>
-      <w:pPr>
-        <w:pStyle w:val="FirstParagraph"/>
-      </w:pPr>
-      <w:r>
-        <w:t xml:space="preserve">Non-steroidal anti-inflammatories (Celebrex)</w:t>
+        <w:t xml:space="preserve">(Can cause permanent scarring at the surgery site)</w:t>
+      </w:r>
+    </w:p>
+    <w:bookmarkEnd w:id="164"/>
+    <w:bookmarkStart w:id="165" w:name="acid-blockers-proton-pump-inhibitors"/>
+    <w:p>
+      <w:pPr>
+        <w:pStyle w:val="Heading2"/>
+      </w:pPr>
+      <w:r>
+        <w:t xml:space="preserve">95 Acid Blockers = Proton Pump Inhibitors</w:t>
+      </w:r>
+    </w:p>
+    <w:p>
+      <w:pPr>
+        <w:pStyle w:val="FirstParagraph"/>
+      </w:pPr>
+      <w:r>
+        <w:t xml:space="preserve">Examples include ompeprazole and pantoprazole</w:t>
       </w:r>
     </w:p>
     <w:p>
@@ -6413,15 +6518,49 @@
         </w:numPr>
       </w:pPr>
       <w:r>
-        <w:t xml:space="preserve">200 mg every 12 hours starting at 2 weeks</w:t>
-      </w:r>
-    </w:p>
-    <w:p>
-      <w:pPr>
-        <w:pStyle w:val="FirstParagraph"/>
-      </w:pPr>
-      <w:r>
-        <w:t xml:space="preserve">NO GOODY POWDERS OR BCs</w:t>
+        <w:t xml:space="preserve">Will stay on for at 1-2 years to prevent acid reflux</w:t>
+      </w:r>
+    </w:p>
+    <w:p>
+      <w:pPr>
+        <w:pStyle w:val="Compact"/>
+        <w:numPr>
+          <w:ilvl w:val="0"/>
+          <w:numId w:val="1082"/>
+        </w:numPr>
+      </w:pPr>
+      <w:r>
+        <w:t xml:space="preserve">Important in preventing scarring at anastomosis (new connection between esophagus and stomach)</w:t>
+      </w:r>
+    </w:p>
+    <w:p>
+      <w:pPr>
+        <w:pStyle w:val="Compact"/>
+        <w:numPr>
+          <w:ilvl w:val="0"/>
+          <w:numId w:val="1082"/>
+        </w:numPr>
+      </w:pPr>
+      <w:r>
+        <w:t xml:space="preserve">To administer through feeding tube, open capsule and resuspend beads in 60mL (2oz) of water</w:t>
+      </w:r>
+    </w:p>
+    <w:bookmarkEnd w:id="165"/>
+    <w:bookmarkStart w:id="166" w:name="medicines-at-home"/>
+    <w:p>
+      <w:pPr>
+        <w:pStyle w:val="Heading2"/>
+      </w:pPr>
+      <w:r>
+        <w:t xml:space="preserve">96 Medicines at Home</w:t>
+      </w:r>
+    </w:p>
+    <w:p>
+      <w:pPr>
+        <w:pStyle w:val="FirstParagraph"/>
+      </w:pPr>
+      <w:r>
+        <w:t xml:space="preserve">Reglan – Helps stomach empty</w:t>
       </w:r>
     </w:p>
     <w:p>
@@ -6433,25 +6572,27 @@
         </w:numPr>
       </w:pPr>
       <w:r>
-        <w:t xml:space="preserve">(Can cause permanent scarring at the surgery site)</w:t>
-      </w:r>
-    </w:p>
-    <w:bookmarkEnd w:id="158"/>
-    <w:bookmarkStart w:id="159" w:name="acid-blockers-proton-pump-inhibitors"/>
-    <w:p>
-      <w:pPr>
-        <w:pStyle w:val="Heading2"/>
-      </w:pPr>
-      <w:r>
-        <w:t xml:space="preserve">97 Acid Blockers = Proton Pump Inhibitors</w:t>
-      </w:r>
-    </w:p>
-    <w:p>
-      <w:pPr>
-        <w:pStyle w:val="FirstParagraph"/>
-      </w:pPr>
-      <w:r>
-        <w:t xml:space="preserve">Examples include ompeprazole and pantoprazole</w:t>
+        <w:t xml:space="preserve">Will plan to stop after six weeks</w:t>
+      </w:r>
+    </w:p>
+    <w:p>
+      <w:pPr>
+        <w:pStyle w:val="Compact"/>
+        <w:numPr>
+          <w:ilvl w:val="0"/>
+          <w:numId w:val="1083"/>
+        </w:numPr>
+      </w:pPr>
+      <w:r>
+        <w:t xml:space="preserve">0.1% risk of tardive dyskinesia (nervous tic)</w:t>
+      </w:r>
+    </w:p>
+    <w:p>
+      <w:pPr>
+        <w:pStyle w:val="FirstParagraph"/>
+      </w:pPr>
+      <w:r>
+        <w:t xml:space="preserve">Remeron – Helps improve appetite</w:t>
       </w:r>
     </w:p>
     <w:p>
@@ -6463,7 +6604,7 @@
         </w:numPr>
       </w:pPr>
       <w:r>
-        <w:t xml:space="preserve">Will stay on for at 1-2 years to prevent acid reflux</w:t>
+        <w:t xml:space="preserve">Can cause vivid dreams</w:t>
       </w:r>
     </w:p>
     <w:p>
@@ -6475,7 +6616,7 @@
         </w:numPr>
       </w:pPr>
       <w:r>
-        <w:t xml:space="preserve">Important in preventing scarring at anastomosis (new connection between esophagus and stomach)</w:t>
+        <w:t xml:space="preserve">Used for several weeks after surgery</w:t>
       </w:r>
     </w:p>
     <w:p>
@@ -6487,25 +6628,17 @@
         </w:numPr>
       </w:pPr>
       <w:r>
-        <w:t xml:space="preserve">To administer through feeding tube, open capsule and resuspend beads in 60mL (2oz) of water</w:t>
-      </w:r>
-    </w:p>
-    <w:bookmarkEnd w:id="159"/>
-    <w:bookmarkStart w:id="160" w:name="medicines-at-home"/>
-    <w:p>
-      <w:pPr>
-        <w:pStyle w:val="Heading2"/>
-      </w:pPr>
-      <w:r>
-        <w:t xml:space="preserve">98 Medicines at Home</w:t>
-      </w:r>
-    </w:p>
-    <w:p>
-      <w:pPr>
-        <w:pStyle w:val="FirstParagraph"/>
-      </w:pPr>
-      <w:r>
-        <w:t xml:space="preserve">Reglan – Helps stomach empty</w:t>
+        <w:t xml:space="preserve">Will stop within first three months of surgery</w:t>
+      </w:r>
+    </w:p>
+    <w:bookmarkEnd w:id="166"/>
+    <w:bookmarkStart w:id="167" w:name="metoprolol-beta-blockers"/>
+    <w:p>
+      <w:pPr>
+        <w:pStyle w:val="Heading2"/>
+      </w:pPr>
+      <w:r>
+        <w:t xml:space="preserve">97 Metoprolol = Beta Blockers</w:t>
       </w:r>
     </w:p>
     <w:p>
@@ -6517,7 +6650,10 @@
         </w:numPr>
       </w:pPr>
       <w:r>
-        <w:t xml:space="preserve">Will plan to stop after six weeks</w:t>
+        <w:t xml:space="preserve">Slows heart rate and lowers blood pressure</w:t>
+      </w:r>
+      <w:r>
+        <w:br/>
       </w:r>
     </w:p>
     <w:p>
@@ -6529,87 +6665,6 @@
         </w:numPr>
       </w:pPr>
       <w:r>
-        <w:t xml:space="preserve">0.1% risk of tardive dyskinesia (nervous tic)</w:t>
-      </w:r>
-    </w:p>
-    <w:p>
-      <w:pPr>
-        <w:pStyle w:val="FirstParagraph"/>
-      </w:pPr>
-      <w:r>
-        <w:t xml:space="preserve">Remeron – Helps improve appetite</w:t>
-      </w:r>
-    </w:p>
-    <w:p>
-      <w:pPr>
-        <w:pStyle w:val="Compact"/>
-        <w:numPr>
-          <w:ilvl w:val="0"/>
-          <w:numId w:val="1086"/>
-        </w:numPr>
-      </w:pPr>
-      <w:r>
-        <w:t xml:space="preserve">Can cause vivid dreams</w:t>
-      </w:r>
-    </w:p>
-    <w:p>
-      <w:pPr>
-        <w:pStyle w:val="Compact"/>
-        <w:numPr>
-          <w:ilvl w:val="0"/>
-          <w:numId w:val="1086"/>
-        </w:numPr>
-      </w:pPr>
-      <w:r>
-        <w:t xml:space="preserve">Used for several weeks after surgery</w:t>
-      </w:r>
-    </w:p>
-    <w:p>
-      <w:pPr>
-        <w:pStyle w:val="Compact"/>
-        <w:numPr>
-          <w:ilvl w:val="0"/>
-          <w:numId w:val="1086"/>
-        </w:numPr>
-      </w:pPr>
-      <w:r>
-        <w:t xml:space="preserve">Will stop within first three months of surgery</w:t>
-      </w:r>
-    </w:p>
-    <w:bookmarkEnd w:id="160"/>
-    <w:bookmarkStart w:id="161" w:name="metoprolol-beta-blockers"/>
-    <w:p>
-      <w:pPr>
-        <w:pStyle w:val="Heading2"/>
-      </w:pPr>
-      <w:r>
-        <w:t xml:space="preserve">99 Metoprolol = Beta Blockers</w:t>
-      </w:r>
-    </w:p>
-    <w:p>
-      <w:pPr>
-        <w:pStyle w:val="Compact"/>
-        <w:numPr>
-          <w:ilvl w:val="0"/>
-          <w:numId w:val="1087"/>
-        </w:numPr>
-      </w:pPr>
-      <w:r>
-        <w:t xml:space="preserve">Slows heart rate and lowers blood pressure</w:t>
-      </w:r>
-      <w:r>
-        <w:br/>
-      </w:r>
-    </w:p>
-    <w:p>
-      <w:pPr>
-        <w:pStyle w:val="Compact"/>
-        <w:numPr>
-          <w:ilvl w:val="0"/>
-          <w:numId w:val="1087"/>
-        </w:numPr>
-      </w:pPr>
-      <w:r>
         <w:t xml:space="preserve">Used to prevent rapid heart rate</w:t>
       </w:r>
     </w:p>
@@ -6618,7 +6673,7 @@
         <w:pStyle w:val="Compact"/>
         <w:numPr>
           <w:ilvl w:val="0"/>
-          <w:numId w:val="1087"/>
+          <w:numId w:val="1085"/>
         </w:numPr>
       </w:pPr>
       <w:r>
@@ -6647,7 +6702,7 @@
         <w:pStyle w:val="Compact"/>
         <w:numPr>
           <w:ilvl w:val="0"/>
-          <w:numId w:val="1087"/>
+          <w:numId w:val="1085"/>
         </w:numPr>
       </w:pPr>
       <w:r>
@@ -6671,14 +6726,14 @@
         <w:t xml:space="preserve">return to prior dose and drug after surgery</w:t>
       </w:r>
     </w:p>
-    <w:bookmarkEnd w:id="161"/>
-    <w:bookmarkStart w:id="165" w:name="sleeping-at-home"/>
-    <w:p>
-      <w:pPr>
-        <w:pStyle w:val="Heading2"/>
-      </w:pPr>
-      <w:r>
-        <w:t xml:space="preserve">100 Sleeping at Home</w:t>
+    <w:bookmarkEnd w:id="167"/>
+    <w:bookmarkStart w:id="171" w:name="sleeping-at-home"/>
+    <w:p>
+      <w:pPr>
+        <w:pStyle w:val="Heading2"/>
+      </w:pPr>
+      <w:r>
+        <w:t xml:space="preserve">98 Sleeping at Home</w:t>
       </w:r>
     </w:p>
     <w:p>
@@ -6714,18 +6769,18 @@
           <wp:inline>
             <wp:extent cx="5334000" cy="5334000"/>
             <wp:effectExtent b="0" l="0" r="0" t="0"/>
-            <wp:docPr descr="" title="" id="163" name="Picture"/>
+            <wp:docPr descr="" title="" id="169" name="Picture"/>
             <a:graphic>
               <a:graphicData uri="http://schemas.openxmlformats.org/drawingml/2006/picture">
                 <pic:pic>
                   <pic:nvPicPr>
-                    <pic:cNvPr descr="images/wedge_pillow_comm.jpg" id="164" name="Picture"/>
+                    <pic:cNvPr descr="images/wedge_pillow_comm.jpg" id="170" name="Picture"/>
                     <pic:cNvPicPr>
                       <a:picLocks noChangeArrowheads="1" noChangeAspect="1"/>
                     </pic:cNvPicPr>
                   </pic:nvPicPr>
                   <pic:blipFill>
-                    <a:blip r:embed="rId162"/>
+                    <a:blip r:embed="rId168"/>
                     <a:stretch>
                       <a:fillRect/>
                     </a:stretch>
@@ -6752,14 +6807,14 @@
         </w:drawing>
       </w:r>
     </w:p>
-    <w:bookmarkEnd w:id="165"/>
-    <w:bookmarkStart w:id="166" w:name="X35611bb316b2613f9071605f3026a0a23a88bbf"/>
-    <w:p>
-      <w:pPr>
-        <w:pStyle w:val="Heading2"/>
-      </w:pPr>
-      <w:r>
-        <w:t xml:space="preserve">101 Follow Up Clinic Visit 7-10 days after Discharge</w:t>
+    <w:bookmarkEnd w:id="171"/>
+    <w:bookmarkStart w:id="172" w:name="X3bf0db9b0129ddd8c55960b594e40205f34d62e"/>
+    <w:p>
+      <w:pPr>
+        <w:pStyle w:val="Heading2"/>
+      </w:pPr>
+      <w:r>
+        <w:t xml:space="preserve">99 Follow Up Visit 7-10 days after Discharge</w:t>
       </w:r>
     </w:p>
     <w:p>
@@ -6775,11 +6830,97 @@
         <w:pStyle w:val="Compact"/>
         <w:numPr>
           <w:ilvl w:val="0"/>
+          <w:numId w:val="1086"/>
+        </w:numPr>
+      </w:pPr>
+      <w:r>
+        <w:t xml:space="preserve">Check surgical site</w:t>
+      </w:r>
+    </w:p>
+    <w:p>
+      <w:pPr>
+        <w:pStyle w:val="Compact"/>
+        <w:numPr>
+          <w:ilvl w:val="0"/>
+          <w:numId w:val="1086"/>
+        </w:numPr>
+      </w:pPr>
+      <w:r>
+        <w:t xml:space="preserve">Remove staples (if needed)</w:t>
+      </w:r>
+    </w:p>
+    <w:p>
+      <w:pPr>
+        <w:pStyle w:val="Compact"/>
+        <w:numPr>
+          <w:ilvl w:val="0"/>
+          <w:numId w:val="1086"/>
+        </w:numPr>
+      </w:pPr>
+      <w:r>
+        <w:t xml:space="preserve">Remove abdominal drains (if needed)</w:t>
+      </w:r>
+    </w:p>
+    <w:p>
+      <w:pPr>
+        <w:pStyle w:val="FirstParagraph"/>
+      </w:pPr>
+      <w:r>
+        <w:t xml:space="preserve">Meet with dietitian:</w:t>
+      </w:r>
+    </w:p>
+    <w:p>
+      <w:pPr>
+        <w:pStyle w:val="Compact"/>
+        <w:numPr>
+          <w:ilvl w:val="0"/>
+          <w:numId w:val="1087"/>
+        </w:numPr>
+      </w:pPr>
+      <w:r>
+        <w:t xml:space="preserve">Reduce tube feeds</w:t>
+      </w:r>
+    </w:p>
+    <w:p>
+      <w:pPr>
+        <w:pStyle w:val="Compact"/>
+        <w:numPr>
+          <w:ilvl w:val="0"/>
+          <w:numId w:val="1087"/>
+        </w:numPr>
+      </w:pPr>
+      <w:r>
+        <w:t xml:space="preserve">Advance diet by mouth</w:t>
+      </w:r>
+    </w:p>
+    <w:bookmarkEnd w:id="172"/>
+    <w:bookmarkStart w:id="173" w:name="adjust-medicines-after-surgery"/>
+    <w:p>
+      <w:pPr>
+        <w:pStyle w:val="Heading2"/>
+      </w:pPr>
+      <w:r>
+        <w:t xml:space="preserve">100 Adjust Medicines after Surgery</w:t>
+      </w:r>
+    </w:p>
+    <w:p>
+      <w:pPr>
+        <w:pStyle w:val="FirstParagraph"/>
+      </w:pPr>
+      <w:r>
+        <w:t xml:space="preserve">Reglan: Discontinue 6 weeks after surgery Remeron: Discontinue 12 weeks after surgery Pain Medicines:</w:t>
+      </w:r>
+    </w:p>
+    <w:p>
+      <w:pPr>
+        <w:pStyle w:val="Compact"/>
+        <w:numPr>
+          <w:ilvl w:val="0"/>
           <w:numId w:val="1088"/>
         </w:numPr>
       </w:pPr>
       <w:r>
-        <w:t xml:space="preserve">Check surgical site</w:t>
+        <w:t xml:space="preserve">Wean oxycodone within 6 weeks of surgery</w:t>
       </w:r>
     </w:p>
     <w:p>
@@ -6788,92 +6929,6 @@
         <w:numPr>
           <w:ilvl w:val="0"/>
           <w:numId w:val="1088"/>
-        </w:numPr>
-      </w:pPr>
-      <w:r>
-        <w:t xml:space="preserve">Remove staples (if needed)</w:t>
-      </w:r>
-    </w:p>
-    <w:p>
-      <w:pPr>
-        <w:pStyle w:val="Compact"/>
-        <w:numPr>
-          <w:ilvl w:val="0"/>
-          <w:numId w:val="1088"/>
-        </w:numPr>
-      </w:pPr>
-      <w:r>
-        <w:t xml:space="preserve">Remove abdominal drains (if needed)</w:t>
-      </w:r>
-    </w:p>
-    <w:p>
-      <w:pPr>
-        <w:pStyle w:val="FirstParagraph"/>
-      </w:pPr>
-      <w:r>
-        <w:t xml:space="preserve">Meet with dietitian:</w:t>
-      </w:r>
-    </w:p>
-    <w:p>
-      <w:pPr>
-        <w:pStyle w:val="Compact"/>
-        <w:numPr>
-          <w:ilvl w:val="0"/>
-          <w:numId w:val="1089"/>
-        </w:numPr>
-      </w:pPr>
-      <w:r>
-        <w:t xml:space="preserve">Reduce tube feeds</w:t>
-      </w:r>
-    </w:p>
-    <w:p>
-      <w:pPr>
-        <w:pStyle w:val="Compact"/>
-        <w:numPr>
-          <w:ilvl w:val="0"/>
-          <w:numId w:val="1089"/>
-        </w:numPr>
-      </w:pPr>
-      <w:r>
-        <w:t xml:space="preserve">Advance diet by mouth</w:t>
-      </w:r>
-    </w:p>
-    <w:bookmarkEnd w:id="166"/>
-    <w:bookmarkStart w:id="167" w:name="adjust-medicines-after-surgery"/>
-    <w:p>
-      <w:pPr>
-        <w:pStyle w:val="Heading2"/>
-      </w:pPr>
-      <w:r>
-        <w:t xml:space="preserve">102 Adjust Medicines after Surgery</w:t>
-      </w:r>
-    </w:p>
-    <w:p>
-      <w:pPr>
-        <w:pStyle w:val="FirstParagraph"/>
-      </w:pPr>
-      <w:r>
-        <w:t xml:space="preserve">Reglan: Discontinue 6 weeks after surgery Remeron: Discontinue 12 weeks after surgery Pain Medicines:</w:t>
-      </w:r>
-    </w:p>
-    <w:p>
-      <w:pPr>
-        <w:pStyle w:val="Compact"/>
-        <w:numPr>
-          <w:ilvl w:val="0"/>
-          <w:numId w:val="1090"/>
-        </w:numPr>
-      </w:pPr>
-      <w:r>
-        <w:t xml:space="preserve">Wean oxycodone within 6 weeks of surgery</w:t>
-      </w:r>
-    </w:p>
-    <w:p>
-      <w:pPr>
-        <w:pStyle w:val="Compact"/>
-        <w:numPr>
-          <w:ilvl w:val="0"/>
-          <w:numId w:val="1090"/>
         </w:numPr>
       </w:pPr>
       <w:r>
@@ -6913,14 +6968,14 @@
         <w:t xml:space="preserve">discontinue</w:t>
       </w:r>
     </w:p>
-    <w:bookmarkEnd w:id="167"/>
-    <w:bookmarkStart w:id="168" w:name="second-follow-up-visit"/>
-    <w:p>
-      <w:pPr>
-        <w:pStyle w:val="Heading2"/>
-      </w:pPr>
-      <w:r>
-        <w:t xml:space="preserve">103 Second Follow Up Visit</w:t>
+    <w:bookmarkEnd w:id="173"/>
+    <w:bookmarkStart w:id="174" w:name="second-follow-up-visit"/>
+    <w:p>
+      <w:pPr>
+        <w:pStyle w:val="Heading2"/>
+      </w:pPr>
+      <w:r>
+        <w:t xml:space="preserve">101 Second Follow Up Visit</w:t>
       </w:r>
     </w:p>
     <w:p>
@@ -6936,11 +6991,199 @@
         <w:pStyle w:val="Compact"/>
         <w:numPr>
           <w:ilvl w:val="0"/>
+          <w:numId w:val="1089"/>
+        </w:numPr>
+      </w:pPr>
+      <w:r>
+        <w:t xml:space="preserve">Discuss diet</w:t>
+      </w:r>
+    </w:p>
+    <w:p>
+      <w:pPr>
+        <w:pStyle w:val="Compact"/>
+        <w:numPr>
+          <w:ilvl w:val="0"/>
+          <w:numId w:val="1089"/>
+        </w:numPr>
+      </w:pPr>
+      <w:r>
+        <w:t xml:space="preserve">Discuss medicines</w:t>
+      </w:r>
+    </w:p>
+    <w:p>
+      <w:pPr>
+        <w:pStyle w:val="Compact"/>
+        <w:numPr>
+          <w:ilvl w:val="0"/>
+          <w:numId w:val="1089"/>
+        </w:numPr>
+      </w:pPr>
+      <w:r>
+        <w:t xml:space="preserve">Plan for jejunostomy removal</w:t>
+      </w:r>
+    </w:p>
+    <w:p>
+      <w:pPr>
+        <w:pStyle w:val="Compact"/>
+        <w:numPr>
+          <w:ilvl w:val="0"/>
+          <w:numId w:val="1089"/>
+        </w:numPr>
+      </w:pPr>
+      <w:r>
+        <w:t xml:space="preserve">Evaluate readiness for chemotherapy after surgery (usually 6 weeks)</w:t>
+      </w:r>
+    </w:p>
+    <w:bookmarkEnd w:id="174"/>
+    <w:bookmarkStart w:id="175" w:name="eating-after-surgery"/>
+    <w:p>
+      <w:pPr>
+        <w:pStyle w:val="Heading2"/>
+      </w:pPr>
+      <w:r>
+        <w:t xml:space="preserve">102 Eating after Surgery</w:t>
+      </w:r>
+    </w:p>
+    <w:p>
+      <w:pPr>
+        <w:pStyle w:val="FirstParagraph"/>
+      </w:pPr>
+      <w:r>
+        <w:t xml:space="preserve">First Postoperative Visit: Start soft foods (Phase I)</w:t>
+      </w:r>
+    </w:p>
+    <w:p>
+      <w:pPr>
+        <w:pStyle w:val="BodyText"/>
+      </w:pPr>
+      <w:r>
+        <w:t xml:space="preserve">Weekly virtual visits with dietitian</w:t>
+      </w:r>
+    </w:p>
+    <w:p>
+      <w:pPr>
+        <w:pStyle w:val="BodyText"/>
+      </w:pPr>
+      <w:r>
+        <w:t xml:space="preserve">Jejunostomy removal ~ 8 weeks after surgery</w:t>
+      </w:r>
+    </w:p>
+    <w:bookmarkEnd w:id="175"/>
+    <w:bookmarkStart w:id="176" w:name="jejunostomy-removal"/>
+    <w:p>
+      <w:pPr>
+        <w:pStyle w:val="Heading2"/>
+      </w:pPr>
+      <w:r>
+        <w:t xml:space="preserve">103 Jejunostomy Removal</w:t>
+      </w:r>
+    </w:p>
+    <w:p>
+      <w:pPr>
+        <w:pStyle w:val="FirstParagraph"/>
+      </w:pPr>
+      <w:r>
+        <w:t xml:space="preserve">Jejunostomy tube is removed in the office once you can take in enough nutrients by mouth</w:t>
+      </w:r>
+    </w:p>
+    <w:p>
+      <w:pPr>
+        <w:pStyle w:val="BodyText"/>
+      </w:pPr>
+      <w:r>
+        <w:t xml:space="preserve">Removal usually around 8 weeks after surgery (may be longer if chemotherapy planned after surgery)</w:t>
+      </w:r>
+    </w:p>
+    <w:p>
+      <w:pPr>
+        <w:pStyle w:val="BodyText"/>
+      </w:pPr>
+      <w:r>
+        <w:t xml:space="preserve">May take 30 minutes and some local anesthetic to loosen up the tube for removal.</w:t>
+      </w:r>
+    </w:p>
+    <w:bookmarkEnd w:id="176"/>
+    <w:bookmarkStart w:id="177" w:name="nutritional-monitoring-after-surgery"/>
+    <w:p>
+      <w:pPr>
+        <w:pStyle w:val="Heading2"/>
+      </w:pPr>
+      <w:r>
+        <w:t xml:space="preserve">104 Nutritional Monitoring after Surgery</w:t>
+      </w:r>
+    </w:p>
+    <w:p>
+      <w:pPr>
+        <w:pStyle w:val="FirstParagraph"/>
+      </w:pPr>
+      <w:r>
+        <w:t xml:space="preserve">You may have difficulty absorbing some nutrients:</w:t>
+      </w:r>
+    </w:p>
+    <w:p>
+      <w:pPr>
+        <w:pStyle w:val="Compact"/>
+        <w:numPr>
+          <w:ilvl w:val="0"/>
+          <w:numId w:val="1090"/>
+        </w:numPr>
+      </w:pPr>
+      <w:r>
+        <w:t xml:space="preserve">Iron</w:t>
+      </w:r>
+    </w:p>
+    <w:p>
+      <w:pPr>
+        <w:pStyle w:val="Compact"/>
+        <w:numPr>
+          <w:ilvl w:val="0"/>
+          <w:numId w:val="1090"/>
+        </w:numPr>
+      </w:pPr>
+      <w:r>
+        <w:t xml:space="preserve">Vitamin B12</w:t>
+      </w:r>
+    </w:p>
+    <w:p>
+      <w:pPr>
+        <w:pStyle w:val="Compact"/>
+        <w:numPr>
+          <w:ilvl w:val="0"/>
+          <w:numId w:val="1090"/>
+        </w:numPr>
+      </w:pPr>
+      <w:r>
+        <w:t xml:space="preserve">Vitamin D</w:t>
+      </w:r>
+    </w:p>
+    <w:bookmarkEnd w:id="177"/>
+    <w:bookmarkStart w:id="178" w:name="nutritional-monitoring-after-surgery-1"/>
+    <w:p>
+      <w:pPr>
+        <w:pStyle w:val="Heading2"/>
+      </w:pPr>
+      <w:r>
+        <w:t xml:space="preserve">105 Nutritional Monitoring after Surgery</w:t>
+      </w:r>
+    </w:p>
+    <w:p>
+      <w:pPr>
+        <w:pStyle w:val="FirstParagraph"/>
+      </w:pPr>
+      <w:r>
+        <w:t xml:space="preserve">About 3 months after the jejunostomy tube is removed, we will check blood levels:</w:t>
+      </w:r>
+    </w:p>
+    <w:p>
+      <w:pPr>
+        <w:pStyle w:val="Compact"/>
+        <w:numPr>
+          <w:ilvl w:val="0"/>
           <w:numId w:val="1091"/>
         </w:numPr>
       </w:pPr>
       <w:r>
-        <w:t xml:space="preserve">Discuss diet</w:t>
+        <w:t xml:space="preserve">Iron (ferritin)</w:t>
       </w:r>
     </w:p>
     <w:p>
@@ -6952,7 +7195,7 @@
         </w:numPr>
       </w:pPr>
       <w:r>
-        <w:t xml:space="preserve">Discuss medicines</w:t>
+        <w:t xml:space="preserve">Vitamin B12</w:t>
       </w:r>
     </w:p>
     <w:p>
@@ -6964,105 +7207,25 @@
         </w:numPr>
       </w:pPr>
       <w:r>
-        <w:t xml:space="preserve">Plan for jejunostomy removal</w:t>
-      </w:r>
-    </w:p>
-    <w:p>
-      <w:pPr>
-        <w:pStyle w:val="Compact"/>
-        <w:numPr>
-          <w:ilvl w:val="0"/>
-          <w:numId w:val="1091"/>
-        </w:numPr>
-      </w:pPr>
-      <w:r>
-        <w:t xml:space="preserve">Evaluate readiness for chemotherapy after surgery (usually 6 weeks)</w:t>
-      </w:r>
-    </w:p>
-    <w:bookmarkEnd w:id="168"/>
-    <w:bookmarkStart w:id="169" w:name="eating-after-surgery"/>
-    <w:p>
-      <w:pPr>
-        <w:pStyle w:val="Heading2"/>
-      </w:pPr>
-      <w:r>
-        <w:t xml:space="preserve">104 Eating after Surgery</w:t>
-      </w:r>
-    </w:p>
-    <w:p>
-      <w:pPr>
-        <w:pStyle w:val="FirstParagraph"/>
-      </w:pPr>
-      <w:r>
-        <w:t xml:space="preserve">First Postoperative Visit: Start soft foods (Phase I diet)</w:t>
-      </w:r>
-    </w:p>
-    <w:p>
-      <w:pPr>
-        <w:pStyle w:val="BodyText"/>
-      </w:pPr>
-      <w:r>
-        <w:t xml:space="preserve">Weekly virtual visits with dietitian</w:t>
-      </w:r>
-    </w:p>
-    <w:p>
-      <w:pPr>
-        <w:pStyle w:val="BodyText"/>
-      </w:pPr>
-      <w:r>
-        <w:t xml:space="preserve">Jejunostomy removal generally at 8 weeks after surgery</w:t>
-      </w:r>
-    </w:p>
-    <w:bookmarkEnd w:id="169"/>
-    <w:bookmarkStart w:id="170" w:name="jejunostomy-removal"/>
-    <w:p>
-      <w:pPr>
-        <w:pStyle w:val="Heading2"/>
-      </w:pPr>
-      <w:r>
-        <w:t xml:space="preserve">105 Jejunostomy Removal</w:t>
-      </w:r>
-    </w:p>
-    <w:p>
-      <w:pPr>
-        <w:pStyle w:val="FirstParagraph"/>
-      </w:pPr>
-      <w:r>
-        <w:t xml:space="preserve">Jejunostomy tube is removed in the office once you can take in enough nutrients by mouth</w:t>
-      </w:r>
-    </w:p>
-    <w:p>
-      <w:pPr>
-        <w:pStyle w:val="BodyText"/>
-      </w:pPr>
-      <w:r>
-        <w:t xml:space="preserve">Removal usually around 8 weeks after surgery (may be longer if chemotherapy planned after surgery)</w:t>
-      </w:r>
-    </w:p>
-    <w:p>
-      <w:pPr>
-        <w:pStyle w:val="BodyText"/>
-      </w:pPr>
-      <w:r>
-        <w:t xml:space="preserve">May take 30 minutes and some local anesthetic to loosen up the tube for removal.</w:t>
-      </w:r>
-    </w:p>
-    <w:bookmarkEnd w:id="170"/>
-    <w:bookmarkStart w:id="171" w:name="nutritional-monitoring-after-surgery"/>
-    <w:p>
-      <w:pPr>
-        <w:pStyle w:val="Heading2"/>
-      </w:pPr>
-      <w:r>
-        <w:t xml:space="preserve">106 Nutritional Monitoring after Surgery</w:t>
-      </w:r>
-    </w:p>
-    <w:p>
-      <w:pPr>
-        <w:pStyle w:val="FirstParagraph"/>
-      </w:pPr>
-      <w:r>
-        <w:t xml:space="preserve">You may have difficulty absorbing some nutrients:</w:t>
+        <w:t xml:space="preserve">Vitamin D</w:t>
+      </w:r>
+    </w:p>
+    <w:bookmarkEnd w:id="178"/>
+    <w:bookmarkStart w:id="179" w:name="nutritional-replacements-after-surgery"/>
+    <w:p>
+      <w:pPr>
+        <w:pStyle w:val="Heading2"/>
+      </w:pPr>
+      <w:r>
+        <w:t xml:space="preserve">106 Nutritional Replacements after Surgery</w:t>
+      </w:r>
+    </w:p>
+    <w:p>
+      <w:pPr>
+        <w:pStyle w:val="FirstParagraph"/>
+      </w:pPr>
+      <w:r>
+        <w:t xml:space="preserve">Vitamin or iron replacements can be ordered by:</w:t>
       </w:r>
     </w:p>
     <w:p>
@@ -7074,7 +7237,7 @@
         </w:numPr>
       </w:pPr>
       <w:r>
-        <w:t xml:space="preserve">Iron</w:t>
+        <w:t xml:space="preserve">Primary Care Provider (PCP)</w:t>
       </w:r>
     </w:p>
     <w:p>
@@ -7086,7 +7249,7 @@
         </w:numPr>
       </w:pPr>
       <w:r>
-        <w:t xml:space="preserve">Vitamin B12</w:t>
+        <w:t xml:space="preserve">Medical Oncologist</w:t>
       </w:r>
     </w:p>
     <w:p>
@@ -7098,25 +7261,15 @@
         </w:numPr>
       </w:pPr>
       <w:r>
-        <w:t xml:space="preserve">Vitamin D</w:t>
-      </w:r>
-    </w:p>
-    <w:bookmarkEnd w:id="171"/>
-    <w:bookmarkStart w:id="172" w:name="nutritional-monitoring-after-surgery-1"/>
-    <w:p>
-      <w:pPr>
-        <w:pStyle w:val="Heading2"/>
-      </w:pPr>
-      <w:r>
-        <w:t xml:space="preserve">107 Nutritional Monitoring after Surgery</w:t>
-      </w:r>
-    </w:p>
-    <w:p>
-      <w:pPr>
-        <w:pStyle w:val="FirstParagraph"/>
-      </w:pPr>
-      <w:r>
-        <w:t xml:space="preserve">About 3 months after the jejunostomy tube is removed, we will check blood levels:</w:t>
+        <w:t xml:space="preserve">Surgeon</w:t>
+      </w:r>
+    </w:p>
+    <w:p>
+      <w:pPr>
+        <w:pStyle w:val="FirstParagraph"/>
+      </w:pPr>
+      <w:r>
+        <w:t xml:space="preserve">If levels are low</w:t>
       </w:r>
     </w:p>
     <w:p>
@@ -7128,7 +7281,7 @@
         </w:numPr>
       </w:pPr>
       <w:r>
-        <w:t xml:space="preserve">Iron (ferritin)</w:t>
+        <w:t xml:space="preserve">Replacement</w:t>
       </w:r>
     </w:p>
     <w:p>
@@ -7140,268 +7293,10 @@
         </w:numPr>
       </w:pPr>
       <w:r>
-        <w:t xml:space="preserve">Vitamin B12</w:t>
-      </w:r>
-    </w:p>
-    <w:p>
-      <w:pPr>
-        <w:pStyle w:val="Compact"/>
-        <w:numPr>
-          <w:ilvl w:val="0"/>
-          <w:numId w:val="1093"/>
-        </w:numPr>
-      </w:pPr>
-      <w:r>
-        <w:t xml:space="preserve">Vitamin D</w:t>
-      </w:r>
-    </w:p>
-    <w:bookmarkEnd w:id="172"/>
-    <w:bookmarkStart w:id="173" w:name="nutritional-replacements-after-surgery"/>
-    <w:p>
-      <w:pPr>
-        <w:pStyle w:val="Heading2"/>
-      </w:pPr>
-      <w:r>
-        <w:t xml:space="preserve">108 Nutritional Replacements after Surgery</w:t>
-      </w:r>
-    </w:p>
-    <w:p>
-      <w:pPr>
-        <w:pStyle w:val="FirstParagraph"/>
-      </w:pPr>
-      <w:r>
-        <w:t xml:space="preserve">Vitamin or iron replacements can be ordered by:</w:t>
-      </w:r>
-    </w:p>
-    <w:p>
-      <w:pPr>
-        <w:pStyle w:val="Compact"/>
-        <w:numPr>
-          <w:ilvl w:val="0"/>
-          <w:numId w:val="1094"/>
-        </w:numPr>
-      </w:pPr>
-      <w:r>
-        <w:t xml:space="preserve">Primary Care Provider (PCP)</w:t>
-      </w:r>
-    </w:p>
-    <w:p>
-      <w:pPr>
-        <w:pStyle w:val="Compact"/>
-        <w:numPr>
-          <w:ilvl w:val="0"/>
-          <w:numId w:val="1094"/>
-        </w:numPr>
-      </w:pPr>
-      <w:r>
-        <w:t xml:space="preserve">Medical Oncologist</w:t>
-      </w:r>
-    </w:p>
-    <w:p>
-      <w:pPr>
-        <w:pStyle w:val="Compact"/>
-        <w:numPr>
-          <w:ilvl w:val="0"/>
-          <w:numId w:val="1094"/>
-        </w:numPr>
-      </w:pPr>
-      <w:r>
-        <w:t xml:space="preserve">Surgeon</w:t>
-      </w:r>
-    </w:p>
-    <w:p>
-      <w:pPr>
-        <w:pStyle w:val="FirstParagraph"/>
-      </w:pPr>
-      <w:r>
-        <w:t xml:space="preserve">If levels are low</w:t>
-      </w:r>
-    </w:p>
-    <w:p>
-      <w:pPr>
-        <w:pStyle w:val="Compact"/>
-        <w:numPr>
-          <w:ilvl w:val="0"/>
-          <w:numId w:val="1095"/>
-        </w:numPr>
-      </w:pPr>
-      <w:r>
-        <w:t xml:space="preserve">Replacement</w:t>
-      </w:r>
-    </w:p>
-    <w:p>
-      <w:pPr>
-        <w:pStyle w:val="Compact"/>
-        <w:numPr>
-          <w:ilvl w:val="0"/>
-          <w:numId w:val="1095"/>
-        </w:numPr>
-      </w:pPr>
-      <w:r>
         <w:t xml:space="preserve">Repeat testing in 3-6 months</w:t>
       </w:r>
     </w:p>
-    <w:bookmarkEnd w:id="173"/>
-    <w:bookmarkStart w:id="174" w:name="team-members---physicians"/>
-    <w:p>
-      <w:pPr>
-        <w:pStyle w:val="Heading2"/>
-      </w:pPr>
-      <w:r>
-        <w:t xml:space="preserve">109 Team Members - Physicians</w:t>
-      </w:r>
-    </w:p>
-    <w:p>
-      <w:pPr>
-        <w:pStyle w:val="FirstParagraph"/>
-      </w:pPr>
-      <w:r>
-        <w:t xml:space="preserve">Primary Care Provider</w:t>
-      </w:r>
-    </w:p>
-    <w:p>
-      <w:pPr>
-        <w:pStyle w:val="BodyText"/>
-      </w:pPr>
-      <w:r>
-        <w:t xml:space="preserve">Gastroenterologist</w:t>
-      </w:r>
-    </w:p>
-    <w:p>
-      <w:pPr>
-        <w:pStyle w:val="BodyText"/>
-      </w:pPr>
-      <w:r>
-        <w:t xml:space="preserve">Medical Oncologist (chemotherapy)</w:t>
-      </w:r>
-    </w:p>
-    <w:p>
-      <w:pPr>
-        <w:pStyle w:val="BodyText"/>
-      </w:pPr>
-      <w:r>
-        <w:t xml:space="preserve">Radiation Oncologist (radiation)</w:t>
-      </w:r>
-    </w:p>
-    <w:p>
-      <w:pPr>
-        <w:pStyle w:val="BodyText"/>
-      </w:pPr>
-      <w:r>
-        <w:t xml:space="preserve">Surgeons</w:t>
-      </w:r>
-    </w:p>
-    <w:p>
-      <w:pPr>
-        <w:pStyle w:val="Compact"/>
-        <w:numPr>
-          <w:ilvl w:val="0"/>
-          <w:numId w:val="1096"/>
-        </w:numPr>
-      </w:pPr>
-      <w:r>
-        <w:t xml:space="preserve">Jonathan Salo MD</w:t>
-      </w:r>
-    </w:p>
-    <w:p>
-      <w:pPr>
-        <w:pStyle w:val="Compact"/>
-        <w:numPr>
-          <w:ilvl w:val="0"/>
-          <w:numId w:val="1096"/>
-        </w:numPr>
-      </w:pPr>
-      <w:r>
-        <w:t xml:space="preserve">Kelli Salter MD</w:t>
-      </w:r>
-    </w:p>
-    <w:p>
-      <w:pPr>
-        <w:pStyle w:val="Compact"/>
-        <w:numPr>
-          <w:ilvl w:val="0"/>
-          <w:numId w:val="1096"/>
-        </w:numPr>
-      </w:pPr>
-      <w:r>
-        <w:t xml:space="preserve">Michael Roach MD</w:t>
-      </w:r>
-    </w:p>
-    <w:bookmarkEnd w:id="174"/>
-    <w:bookmarkStart w:id="175" w:name="team-members---support-staff"/>
-    <w:p>
-      <w:pPr>
-        <w:pStyle w:val="Heading2"/>
-      </w:pPr>
-      <w:r>
-        <w:t xml:space="preserve">110 Team Members - Support Staff</w:t>
-      </w:r>
-    </w:p>
-    <w:p>
-      <w:pPr>
-        <w:pStyle w:val="FirstParagraph"/>
-      </w:pPr>
-      <w:r>
-        <w:t xml:space="preserve">Physician Assistant - Kate Duncan PA-C</w:t>
-      </w:r>
-    </w:p>
-    <w:p>
-      <w:pPr>
-        <w:pStyle w:val="BodyText"/>
-      </w:pPr>
-      <w:r>
-        <w:t xml:space="preserve">Dietitian - Liz Koch</w:t>
-      </w:r>
-    </w:p>
-    <w:p>
-      <w:pPr>
-        <w:pStyle w:val="BodyText"/>
-      </w:pPr>
-      <w:r>
-        <w:t xml:space="preserve">Nurses</w:t>
-      </w:r>
-    </w:p>
-    <w:p>
-      <w:pPr>
-        <w:pStyle w:val="Compact"/>
-        <w:numPr>
-          <w:ilvl w:val="0"/>
-          <w:numId w:val="1097"/>
-        </w:numPr>
-      </w:pPr>
-      <w:r>
-        <w:t xml:space="preserve">Matthew Carpenter RN</w:t>
-      </w:r>
-    </w:p>
-    <w:p>
-      <w:pPr>
-        <w:pStyle w:val="Compact"/>
-        <w:numPr>
-          <w:ilvl w:val="0"/>
-          <w:numId w:val="1097"/>
-        </w:numPr>
-      </w:pPr>
-      <w:r>
-        <w:t xml:space="preserve">Brandon Galloway LPN</w:t>
-      </w:r>
-    </w:p>
-    <w:p>
-      <w:pPr>
-        <w:pStyle w:val="FirstParagraph"/>
-      </w:pPr>
-      <w:r>
-        <w:t xml:space="preserve">Navigators: Laura Swift RN &amp; Lorna Espinal RN</w:t>
-      </w:r>
-    </w:p>
-    <w:p>
-      <w:pPr>
-        <w:pStyle w:val="BodyText"/>
-      </w:pPr>
-      <w:r>
-        <w:t xml:space="preserve">Care Coordinator - Karen Julian-Martinez</w:t>
-      </w:r>
-    </w:p>
-    <w:bookmarkEnd w:id="175"/>
+    <w:bookmarkEnd w:id="179"/>
     <w:sectPr>
       <w:footnotePr>
         <w:numRestart w:val="eachSect"/>
@@ -7895,18 +7790,6 @@
     <w:abstractNumId w:val="991"/>
   </w:num>
   <w:num w:numId="1093">
-    <w:abstractNumId w:val="991"/>
-  </w:num>
-  <w:num w:numId="1094">
-    <w:abstractNumId w:val="991"/>
-  </w:num>
-  <w:num w:numId="1095">
-    <w:abstractNumId w:val="991"/>
-  </w:num>
-  <w:num w:numId="1096">
-    <w:abstractNumId w:val="991"/>
-  </w:num>
-  <w:num w:numId="1097">
     <w:abstractNumId w:val="991"/>
   </w:num>
 </w:numbering>
